--- a/public/plantilla_vacaciones.docx
+++ b/public/plantilla_vacaciones.docx
@@ -1,22 +1,35 @@
 
 <file path=word/document.xml><?xml version="1.0" encoding="utf-8"?>
-<w:document xmlns:mc="http://schemas.openxmlformats.org/markup-compatibility/2006" xmlns:o="urn:schemas-microsoft-com:office:office" xmlns:r="http://schemas.openxmlformats.org/officeDocument/2006/relationships" xmlns:m="http://schemas.openxmlformats.org/officeDocument/2006/math" xmlns:v="urn:schemas-microsoft-com:vml" xmlns:wp="http://schemas.openxmlformats.org/drawingml/2006/wordprocessingDrawing" xmlns:w10="urn:schemas-microsoft-com:office:word" xmlns:w="http://schemas.openxmlformats.org/wordprocessingml/2006/main" xmlns:wne="http://schemas.microsoft.com/office/word/2006/wordml" xmlns:sl="http://schemas.openxmlformats.org/schemaLibrary/2006/main" xmlns:a="http://schemas.openxmlformats.org/drawingml/2006/main" xmlns:pic="http://schemas.openxmlformats.org/drawingml/2006/picture" xmlns:c="http://schemas.openxmlformats.org/drawingml/2006/chart" xmlns:lc="http://schemas.openxmlformats.org/drawingml/2006/lockedCanvas" xmlns:dgm="http://schemas.openxmlformats.org/drawingml/2006/diagram" xmlns:wps="http://schemas.microsoft.com/office/word/2010/wordprocessingShape" xmlns:wpg="http://schemas.microsoft.com/office/word/2010/wordprocessingGroup" xmlns:w14="http://schemas.microsoft.com/office/word/2010/wordml" xmlns:w15="http://schemas.microsoft.com/office/word/2012/wordml" xmlns:w16="http://schemas.microsoft.com/office/word/2018/wordml" xmlns:w16cex="http://schemas.microsoft.com/office/word/2018/wordml/cex" xmlns:w16cid="http://schemas.microsoft.com/office/word/2016/wordml/cid" xmlns="http://schemas.microsoft.com/office/tasks/2019/documenttasks" xmlns:cr="http://schemas.microsoft.com/office/comments/2020/reactions">
+<w:document xmlns:wp14="http://schemas.microsoft.com/office/word/2010/wordprocessingDrawing" xmlns:mc="http://schemas.openxmlformats.org/markup-compatibility/2006" xmlns:o="urn:schemas-microsoft-com:office:office" xmlns:r="http://schemas.openxmlformats.org/officeDocument/2006/relationships" xmlns:m="http://schemas.openxmlformats.org/officeDocument/2006/math" xmlns:v="urn:schemas-microsoft-com:vml" xmlns:wp="http://schemas.openxmlformats.org/drawingml/2006/wordprocessingDrawing" xmlns:w10="urn:schemas-microsoft-com:office:word" xmlns:w="http://schemas.openxmlformats.org/wordprocessingml/2006/main" xmlns:wne="http://schemas.microsoft.com/office/word/2006/wordml" xmlns:sl="http://schemas.openxmlformats.org/schemaLibrary/2006/main" xmlns:a="http://schemas.openxmlformats.org/drawingml/2006/main" xmlns:pic="http://schemas.openxmlformats.org/drawingml/2006/picture" xmlns:c="http://schemas.openxmlformats.org/drawingml/2006/chart" xmlns:lc="http://schemas.openxmlformats.org/drawingml/2006/lockedCanvas" xmlns:dgm="http://schemas.openxmlformats.org/drawingml/2006/diagram" xmlns:wps="http://schemas.microsoft.com/office/word/2010/wordprocessingShape" xmlns:wpg="http://schemas.microsoft.com/office/word/2010/wordprocessingGroup" xmlns:w14="http://schemas.microsoft.com/office/word/2010/wordml" xmlns:w15="http://schemas.microsoft.com/office/word/2012/wordml" xmlns:w16="http://schemas.microsoft.com/office/word/2018/wordml" xmlns:w16cex="http://schemas.microsoft.com/office/word/2018/wordml/cex" xmlns:w16cid="http://schemas.microsoft.com/office/word/2016/wordml/cid" xmlns="http://schemas.microsoft.com/office/tasks/2019/documenttasks" xmlns:cr="http://schemas.microsoft.com/office/comments/2020/reactions" mc:Ignorable="wp14">
   <w:body>
-    <w:p>
+    <w:p xmlns:wp14="http://schemas.microsoft.com/office/word/2010/wordml" wp14:textId="77777777">
       <w:pPr>
         <w:spacing w:after="0" w:line="240" w:lineRule="auto"/>
         <w:jc w:val="both"/>
         <w:rPr>
-          <w:rFonts w:ascii="Arial" w:cs="Arial" w:eastAsia="Arial" w:hAnsi="Arial"/>
+          <w:rFonts w:ascii="Arial" w:hAnsi="Arial" w:eastAsia="Arial" w:cs="Arial"/>
           <w:sz w:val="16"/>
           <w:szCs w:val="16"/>
           <w:u w:val="single"/>
           <w:vertAlign w:val="baseline"/>
+          <w:lang w:val="es-ES"/>
         </w:rPr>
       </w:pPr>
       <w:r>
         <w:rPr>
-          <w:rFonts w:ascii="Arial" w:cs="Arial" w:eastAsia="Arial" w:hAnsi="Arial"/>
+          <w:rFonts w:ascii="Arial" w:hAnsi="Arial" w:eastAsia="Arial" w:cs="Arial"/>
+          <w:b w:val="1"/>
+          <w:bCs w:val="1"/>
+          <w:sz w:val="20"/>
+          <w:szCs w:val="20"/>
+          <w:vertAlign w:val="baseline"/>
+          <w:lang w:val="es-ES"/>
+        </w:rPr>
+        <w:t xml:space="preserve">Nombre y Apellidos:</w:t>
+      </w:r>
+      <w:r>
+        <w:rPr>
+          <w:rFonts w:ascii="Arial" w:hAnsi="Arial" w:eastAsia="Arial" w:cs="Arial"/>
           <w:b w:val="1"/>
           <w:bCs w:val="1"/>
           <w:sz w:val="20"/>
@@ -24,38 +37,48 @@
           <w:vertAlign w:val="baseline"/>
           <w:rtl w:val="0"/>
         </w:rPr>
-        <w:t xml:space="preserve">Nombre y Apellidos:</w:t>
-        <w:tab/>
         <w:tab/>
       </w:r>
       <w:r>
         <w:rPr>
-          <w:rFonts w:ascii="Arial" w:cs="Arial" w:eastAsia="Arial" w:hAnsi="Arial"/>
+          <w:rFonts w:ascii="Arial" w:hAnsi="Arial" w:eastAsia="Arial" w:cs="Arial"/>
+          <w:b w:val="1"/>
+          <w:bCs w:val="1"/>
+          <w:sz w:val="20"/>
+          <w:szCs w:val="20"/>
+          <w:vertAlign w:val="baseline"/>
+          <w:rtl w:val="0"/>
+        </w:rPr>
+        <w:tab/>
+      </w:r>
+      <w:r>
+        <w:rPr>
+          <w:rFonts w:ascii="Arial" w:hAnsi="Arial" w:eastAsia="Arial" w:cs="Arial"/>
           <w:sz w:val="16"/>
           <w:szCs w:val="16"/>
           <w:u w:val="single"/>
-          <w:rtl w:val="0"/>
+          <w:lang w:val="es-ES"/>
         </w:rPr>
         <w:t xml:space="preserve">{</w:t>
       </w:r>
       <w:r>
         <w:rPr>
-          <w:rFonts w:ascii="Courier New" w:cs="Courier New" w:eastAsia="Courier New" w:hAnsi="Courier New"/>
+          <w:rFonts w:ascii="Courier New" w:hAnsi="Courier New" w:eastAsia="Courier New" w:cs="Courier New"/>
           <w:color w:val="ef596f"/>
           <w:sz w:val="18"/>
           <w:szCs w:val="18"/>
           <w:u w:val="single"/>
-          <w:rtl w:val="0"/>
+          <w:lang w:val="es-ES"/>
         </w:rPr>
         <w:t xml:space="preserve">nombre</w:t>
       </w:r>
       <w:r>
         <w:rPr>
-          <w:rFonts w:ascii="Arial" w:cs="Arial" w:eastAsia="Arial" w:hAnsi="Arial"/>
+          <w:rFonts w:ascii="Arial" w:hAnsi="Arial" w:eastAsia="Arial" w:cs="Arial"/>
           <w:sz w:val="16"/>
           <w:szCs w:val="16"/>
           <w:u w:val="single"/>
-          <w:rtl w:val="0"/>
+          <w:lang w:val="es-ES"/>
         </w:rPr>
         <w:t xml:space="preserve">}</w:t>
       </w:r>
@@ -65,22 +88,35 @@
         </w:rPr>
       </w:r>
     </w:p>
-    <w:p>
+    <w:p xmlns:wp14="http://schemas.microsoft.com/office/word/2010/wordml" wp14:textId="77777777">
       <w:pPr>
         <w:spacing w:after="0" w:line="240" w:lineRule="auto"/>
         <w:jc w:val="both"/>
         <w:rPr>
-          <w:rFonts w:ascii="Arial" w:cs="Arial" w:eastAsia="Arial" w:hAnsi="Arial"/>
+          <w:rFonts w:ascii="Arial" w:hAnsi="Arial" w:eastAsia="Arial" w:cs="Arial"/>
           <w:b w:val="0"/>
           <w:bCs w:val="0"/>
           <w:sz w:val="20"/>
           <w:szCs w:val="20"/>
           <w:vertAlign w:val="baseline"/>
+          <w:lang w:val="es-ES"/>
         </w:rPr>
       </w:pPr>
       <w:r>
         <w:rPr>
-          <w:rFonts w:ascii="Arial" w:cs="Arial" w:eastAsia="Arial" w:hAnsi="Arial"/>
+          <w:rFonts w:ascii="Arial" w:hAnsi="Arial" w:eastAsia="Arial" w:cs="Arial"/>
+          <w:b w:val="1"/>
+          <w:bCs w:val="1"/>
+          <w:sz w:val="20"/>
+          <w:szCs w:val="20"/>
+          <w:vertAlign w:val="baseline"/>
+          <w:lang w:val="es-ES"/>
+        </w:rPr>
+        <w:t xml:space="preserve">Area/Gerencia u Oficina:</w:t>
+      </w:r>
+      <w:r>
+        <w:rPr>
+          <w:rFonts w:ascii="Arial" w:hAnsi="Arial" w:eastAsia="Arial" w:cs="Arial"/>
           <w:b w:val="1"/>
           <w:bCs w:val="1"/>
           <w:sz w:val="20"/>
@@ -88,16 +124,15 @@
           <w:vertAlign w:val="baseline"/>
           <w:rtl w:val="0"/>
         </w:rPr>
-        <w:t xml:space="preserve">Area/Gerencia u Oficina:</w:t>
         <w:tab/>
       </w:r>
       <w:r>
         <w:rPr>
-          <w:rFonts w:ascii="Arial" w:cs="Arial" w:eastAsia="Arial" w:hAnsi="Arial"/>
+          <w:rFonts w:ascii="Arial" w:hAnsi="Arial" w:eastAsia="Arial" w:cs="Arial"/>
           <w:sz w:val="16"/>
           <w:szCs w:val="16"/>
           <w:u w:val="single"/>
-          <w:rtl w:val="0"/>
+          <w:lang w:val="es-ES"/>
         </w:rPr>
         <w:t xml:space="preserve">{cargo}</w:t>
       </w:r>
@@ -107,17 +142,31 @@
         </w:rPr>
       </w:r>
     </w:p>
-    <w:p>
+    <w:p xmlns:wp14="http://schemas.microsoft.com/office/word/2010/wordml" wp14:textId="413AD0D0">
       <w:pPr>
+        <w:pStyle w:val="Normal"/>
         <w:jc w:val="both"/>
         <w:rPr>
           <w:sz w:val="20"/>
           <w:szCs w:val="20"/>
+          <w:lang w:val="es-ES"/>
         </w:rPr>
       </w:pPr>
       <w:r>
         <w:rPr>
-          <w:rFonts w:ascii="Arial" w:cs="Arial" w:eastAsia="Arial" w:hAnsi="Arial"/>
+          <w:rFonts w:ascii="Arial" w:hAnsi="Arial" w:eastAsia="Arial" w:cs="Arial"/>
+          <w:b w:val="1"/>
+          <w:bCs w:val="1"/>
+          <w:sz w:val="20"/>
+          <w:szCs w:val="20"/>
+          <w:vertAlign w:val="baseline"/>
+          <w:lang w:val="es-ES"/>
+        </w:rPr>
+        <w:t xml:space="preserve">Fecha de Ingreso:</w:t>
+      </w:r>
+      <w:r>
+        <w:rPr>
+          <w:rFonts w:ascii="Arial" w:hAnsi="Arial" w:eastAsia="Arial" w:cs="Arial"/>
           <w:b w:val="1"/>
           <w:bCs w:val="1"/>
           <w:sz w:val="20"/>
@@ -125,27 +174,92 @@
           <w:vertAlign w:val="baseline"/>
           <w:rtl w:val="0"/>
         </w:rPr>
-        <w:t xml:space="preserve">Fecha de Ingreso:</w:t>
         <w:tab/>
+      </w:r>
+      <w:r>
+        <w:rPr>
+          <w:rFonts w:ascii="Arial" w:hAnsi="Arial" w:eastAsia="Arial" w:cs="Arial"/>
+          <w:b w:val="1"/>
+          <w:bCs w:val="1"/>
+          <w:sz w:val="20"/>
+          <w:szCs w:val="20"/>
+          <w:vertAlign w:val="baseline"/>
+          <w:rtl w:val="0"/>
+        </w:rPr>
         <w:tab/>
       </w:r>
       <w:r>
         <w:rPr>
           <w:sz w:val="20"/>
           <w:szCs w:val="20"/>
-          <w:rtl w:val="0"/>
+          <w:lang w:val="es-ES"/>
         </w:rPr>
         <w:t xml:space="preserve">{</w:t>
       </w:r>
       <w:r>
         <w:rPr>
-          <w:rFonts w:ascii="Courier New" w:cs="Courier New" w:eastAsia="Courier New" w:hAnsi="Courier New"/>
+          <w:rFonts w:ascii="Courier New" w:hAnsi="Courier New" w:eastAsia="Courier New" w:cs="Courier New"/>
           <w:color w:val="ef596f"/>
           <w:sz w:val="18"/>
           <w:szCs w:val="18"/>
-          <w:rtl w:val="0"/>
+          <w:lang w:val="es-ES"/>
         </w:rPr>
-        <w:t xml:space="preserve">fecha_ingreso}</w:t>
+        <w:t xml:space="preserve">fecha_ingreso</w:t>
+      </w:r>
+      <w:r>
+        <w:rPr>
+          <w:rFonts w:ascii="Courier New" w:hAnsi="Courier New" w:eastAsia="Courier New" w:cs="Courier New"/>
+          <w:color w:val="ef596f"/>
+          <w:sz w:val="18"/>
+          <w:szCs w:val="18"/>
+          <w:lang w:val="es-ES"/>
+        </w:rPr>
+        <w:t xml:space="preserve">}</w:t>
+      </w:r>
+      <w:r>
+        <w:rPr>
+          <w:rFonts w:ascii="Courier New" w:hAnsi="Courier New" w:eastAsia="Courier New" w:cs="Courier New"/>
+          <w:color w:val="ef596f"/>
+          <w:sz w:val="18"/>
+          <w:szCs w:val="18"/>
+          <w:lang w:val="es-ES"/>
+        </w:rPr>
+        <w:t xml:space="preserve">                                 </w:t>
+      </w:r>
+      <w:r>
+        <w:br/>
+      </w:r>
+      <w:r>
+        <w:rPr>
+          <w:rFonts w:ascii="Arial" w:hAnsi="Arial" w:eastAsia="Arial" w:cs="Arial"/>
+          <w:b w:val="1"/>
+          <w:bCs w:val="1"/>
+          <w:sz w:val="20"/>
+          <w:szCs w:val="20"/>
+          <w:vertAlign w:val="baseline"/>
+          <w:lang w:val="es-ES"/>
+        </w:rPr>
+        <w:t>Fecha de Solicitud:</w:t>
+      </w:r>
+      <w:r>
+        <w:rPr>
+          <w:rFonts w:ascii="Courier New" w:hAnsi="Courier New" w:eastAsia="Courier New" w:cs="Courier New"/>
+          <w:color w:val="EF596F"/>
+          <w:sz w:val="18"/>
+          <w:szCs w:val="18"/>
+          <w:lang w:val="es-ES"/>
+        </w:rPr>
+        <w:t xml:space="preserve">     </w:t>
+      </w:r>
+      <w:r>
+        <w:rPr>
+          <w:rFonts w:ascii="Courier New" w:hAnsi="Courier New" w:eastAsia="Courier New" w:cs="Courier New"/>
+          <w:color w:val="EF596F"/>
+          <w:sz w:val="18"/>
+          <w:szCs w:val="18"/>
+          <w:lang w:val="es-ES"/>
+        </w:rPr>
+        <w:t xml:space="preserve">    {fecha_solicitud}</w:t>
       </w:r>
       <w:r>
         <w:rPr>
@@ -156,19 +270,22 @@
     <w:tbl>
       <w:tblPr>
         <w:tblStyle w:val="Table1"/>
-        <w:tblW w:w="10380.0" w:type="dxa"/>
+        <w:tblW w:w="10380" w:type="dxa"/>
         <w:jc w:val="left"/>
         <w:tblInd w:w="-10.0" w:type="dxa"/>
         <w:tblBorders>
-          <w:top w:color="000000" w:space="0" w:sz="8" w:val="single"/>
-          <w:left w:color="000000" w:space="0" w:sz="8" w:val="single"/>
-          <w:bottom w:color="000000" w:space="0" w:sz="8" w:val="single"/>
-          <w:right w:color="000000" w:space="0" w:sz="8" w:val="single"/>
-          <w:insideH w:color="000000" w:space="0" w:sz="8" w:val="single"/>
-          <w:insideV w:color="000000" w:space="0" w:sz="8" w:val="single"/>
+          <w:top w:val="single" w:color="000000" w:sz="8" w:space="0"/>
+          <w:left w:val="single" w:color="000000" w:sz="8" w:space="0"/>
+          <w:bottom w:val="single" w:color="000000" w:sz="8" w:space="0"/>
+          <w:right w:val="single" w:color="000000" w:sz="8" w:space="0"/>
+          <w:insideH w:val="single" w:color="000000" w:sz="8" w:space="0"/>
+          <w:insideV w:val="single" w:color="000000" w:sz="8" w:space="0"/>
         </w:tblBorders>
         <w:tblLayout w:type="fixed"/>
         <w:tblLook w:val="0000"/>
+        <w:tblPrChange w:author="" w:id="148882250">
+          <w:tblPr/>
+        </w:tblPrChange>
       </w:tblPr>
       <w:tblGrid>
         <w:gridCol w:w="1242"/>
@@ -176,17 +293,8 @@
         <w:gridCol w:w="1575"/>
         <w:gridCol w:w="4214"/>
         <w:gridCol w:w="1508"/>
-        <w:tblGridChange w:id="0">
-          <w:tblGrid>
-            <w:gridCol w:w="1242"/>
-            <w:gridCol w:w="1841"/>
-            <w:gridCol w:w="1575"/>
-            <w:gridCol w:w="4214"/>
-            <w:gridCol w:w="1508"/>
-          </w:tblGrid>
-        </w:tblGridChange>
       </w:tblGrid>
-      <w:tr>
+      <w:tr xmlns:wp14="http://schemas.microsoft.com/office/word/2010/wordml" wp14:textId="77777777">
         <w:trPr>
           <w:cantSplit w:val="1"/>
           <w:trHeight w:val="325" w:hRule="atLeast"/>
@@ -195,14 +303,15 @@
         <w:tc>
           <w:tcPr>
             <w:gridSpan w:val="3"/>
-            <w:shd w:fill="c0c0c0" w:val="clear"/>
-          </w:tcPr>
-          <w:p>
-            <w:pPr>
-              <w:spacing w:after="0" w:line="240" w:lineRule="auto"/>
-              <w:jc w:val="center"/>
-              <w:rPr>
-                <w:rFonts w:ascii="Arial" w:cs="Arial" w:eastAsia="Arial" w:hAnsi="Arial"/>
+            <w:shd w:val="clear" w:color="auto" w:fill="C0C0C0"/>
+            <w:tcMar/>
+          </w:tcPr>
+          <w:p wp14:textId="77777777">
+            <w:pPr>
+              <w:spacing w:after="0" w:line="240" w:lineRule="auto"/>
+              <w:jc w:val="center"/>
+              <w:rPr>
+                <w:rFonts w:ascii="Arial" w:hAnsi="Arial" w:eastAsia="Arial" w:cs="Arial"/>
                 <w:b w:val="0"/>
                 <w:bCs w:val="0"/>
                 <w:sz w:val="20"/>
@@ -212,7 +321,7 @@
             </w:pPr>
             <w:r>
               <w:rPr>
-                <w:rFonts w:ascii="Arial" w:cs="Arial" w:eastAsia="Arial" w:hAnsi="Arial"/>
+                <w:rFonts w:ascii="Arial" w:hAnsi="Arial" w:eastAsia="Arial" w:cs="Arial"/>
                 <w:b w:val="1"/>
                 <w:bCs w:val="1"/>
                 <w:sz w:val="20"/>
@@ -233,15 +342,16 @@
           <w:tcPr>
             <w:gridSpan w:val="2"/>
             <w:vMerge w:val="restart"/>
-            <w:shd w:fill="c0c0c0" w:val="clear"/>
+            <w:shd w:val="clear" w:color="auto" w:fill="C0C0C0"/>
+            <w:tcMar/>
             <w:vAlign w:val="center"/>
           </w:tcPr>
-          <w:p>
-            <w:pPr>
-              <w:spacing w:after="0" w:line="240" w:lineRule="auto"/>
-              <w:jc w:val="center"/>
-              <w:rPr>
-                <w:rFonts w:ascii="Arial" w:cs="Arial" w:eastAsia="Arial" w:hAnsi="Arial"/>
+          <w:p wp14:textId="77777777">
+            <w:pPr>
+              <w:spacing w:after="0" w:line="240" w:lineRule="auto"/>
+              <w:jc w:val="center"/>
+              <w:rPr>
+                <w:rFonts w:ascii="Arial" w:hAnsi="Arial" w:eastAsia="Arial" w:cs="Arial"/>
                 <w:b w:val="0"/>
                 <w:bCs w:val="0"/>
                 <w:sz w:val="20"/>
@@ -251,7 +361,7 @@
             </w:pPr>
             <w:r>
               <w:rPr>
-                <w:rFonts w:ascii="Arial" w:cs="Arial" w:eastAsia="Arial" w:hAnsi="Arial"/>
+                <w:rFonts w:ascii="Arial" w:hAnsi="Arial" w:eastAsia="Arial" w:cs="Arial"/>
                 <w:b w:val="1"/>
                 <w:bCs w:val="1"/>
                 <w:sz w:val="20"/>
@@ -269,7 +379,7 @@
           </w:p>
         </w:tc>
       </w:tr>
-      <w:tr>
+      <w:tr xmlns:wp14="http://schemas.microsoft.com/office/word/2010/wordml" wp14:textId="77777777">
         <w:trPr>
           <w:cantSplit w:val="1"/>
           <w:trHeight w:val="325" w:hRule="atLeast"/>
@@ -277,15 +387,16 @@
         </w:trPr>
         <w:tc>
           <w:tcPr>
-            <w:shd w:fill="c0c0c0" w:val="clear"/>
+            <w:shd w:val="clear" w:color="auto" w:fill="C0C0C0"/>
+            <w:tcMar/>
             <w:vAlign w:val="center"/>
           </w:tcPr>
-          <w:p>
-            <w:pPr>
-              <w:spacing w:after="0" w:line="240" w:lineRule="auto"/>
-              <w:jc w:val="center"/>
-              <w:rPr>
-                <w:rFonts w:ascii="Arial" w:cs="Arial" w:eastAsia="Arial" w:hAnsi="Arial"/>
+          <w:p wp14:textId="77777777">
+            <w:pPr>
+              <w:spacing w:after="0" w:line="240" w:lineRule="auto"/>
+              <w:jc w:val="center"/>
+              <w:rPr>
+                <w:rFonts w:ascii="Arial" w:hAnsi="Arial" w:eastAsia="Arial" w:cs="Arial"/>
                 <w:b w:val="0"/>
                 <w:bCs w:val="0"/>
                 <w:sz w:val="20"/>
@@ -295,7 +406,7 @@
             </w:pPr>
             <w:r>
               <w:rPr>
-                <w:rFonts w:ascii="Arial" w:cs="Arial" w:eastAsia="Arial" w:hAnsi="Arial"/>
+                <w:rFonts w:ascii="Arial" w:hAnsi="Arial" w:eastAsia="Arial" w:cs="Arial"/>
                 <w:b w:val="1"/>
                 <w:bCs w:val="1"/>
                 <w:sz w:val="20"/>
@@ -314,15 +425,16 @@
         </w:tc>
         <w:tc>
           <w:tcPr>
-            <w:shd w:fill="c0c0c0" w:val="clear"/>
+            <w:shd w:val="clear" w:color="auto" w:fill="C0C0C0"/>
+            <w:tcMar/>
             <w:vAlign w:val="center"/>
           </w:tcPr>
-          <w:p>
-            <w:pPr>
-              <w:spacing w:after="0" w:line="240" w:lineRule="auto"/>
-              <w:jc w:val="center"/>
-              <w:rPr>
-                <w:rFonts w:ascii="Arial" w:cs="Arial" w:eastAsia="Arial" w:hAnsi="Arial"/>
+          <w:p wp14:textId="77777777">
+            <w:pPr>
+              <w:spacing w:after="0" w:line="240" w:lineRule="auto"/>
+              <w:jc w:val="center"/>
+              <w:rPr>
+                <w:rFonts w:ascii="Arial" w:hAnsi="Arial" w:eastAsia="Arial" w:cs="Arial"/>
                 <w:b w:val="0"/>
                 <w:bCs w:val="0"/>
                 <w:sz w:val="20"/>
@@ -332,7 +444,7 @@
             </w:pPr>
             <w:r>
               <w:rPr>
-                <w:rFonts w:ascii="Arial" w:cs="Arial" w:eastAsia="Arial" w:hAnsi="Arial"/>
+                <w:rFonts w:ascii="Arial" w:hAnsi="Arial" w:eastAsia="Arial" w:cs="Arial"/>
                 <w:b w:val="1"/>
                 <w:bCs w:val="1"/>
                 <w:sz w:val="20"/>
@@ -351,15 +463,16 @@
         </w:tc>
         <w:tc>
           <w:tcPr>
-            <w:shd w:fill="c0c0c0" w:val="clear"/>
+            <w:shd w:val="clear" w:color="auto" w:fill="C0C0C0"/>
+            <w:tcMar/>
             <w:vAlign w:val="center"/>
           </w:tcPr>
-          <w:p>
-            <w:pPr>
-              <w:spacing w:after="0" w:line="240" w:lineRule="auto"/>
-              <w:jc w:val="center"/>
-              <w:rPr>
-                <w:rFonts w:ascii="Arial" w:cs="Arial" w:eastAsia="Arial" w:hAnsi="Arial"/>
+          <w:p wp14:textId="77777777">
+            <w:pPr>
+              <w:spacing w:after="0" w:line="240" w:lineRule="auto"/>
+              <w:jc w:val="center"/>
+              <w:rPr>
+                <w:rFonts w:ascii="Arial" w:hAnsi="Arial" w:eastAsia="Arial" w:cs="Arial"/>
                 <w:b w:val="0"/>
                 <w:bCs w:val="0"/>
                 <w:sz w:val="20"/>
@@ -369,7 +482,7 @@
             </w:pPr>
             <w:r>
               <w:rPr>
-                <w:rFonts w:ascii="Arial" w:cs="Arial" w:eastAsia="Arial" w:hAnsi="Arial"/>
+                <w:rFonts w:ascii="Arial" w:hAnsi="Arial" w:eastAsia="Arial" w:cs="Arial"/>
                 <w:b w:val="1"/>
                 <w:bCs w:val="1"/>
                 <w:sz w:val="20"/>
@@ -389,29 +502,29 @@
         <w:tc>
           <w:tcPr>
             <w:gridSpan w:val="2"/>
-            <w:vMerge w:val="continue"/>
-            <w:shd w:fill="c0c0c0" w:val="clear"/>
+            <w:vMerge/>
+            <w:tcMar/>
             <w:vAlign w:val="center"/>
           </w:tcPr>
-          <w:p>
+          <w:p wp14:textId="77777777">
             <w:pPr>
               <w:keepNext w:val="0"/>
               <w:keepLines w:val="0"/>
               <w:pageBreakBefore w:val="0"/>
               <w:widowControl w:val="0"/>
               <w:pBdr>
-                <w:top w:space="0" w:sz="0" w:val="nil"/>
-                <w:left w:space="0" w:sz="0" w:val="nil"/>
-                <w:bottom w:space="0" w:sz="0" w:val="nil"/>
-                <w:right w:space="0" w:sz="0" w:val="nil"/>
-                <w:between w:space="0" w:sz="0" w:val="nil"/>
+                <w:top w:val="nil" w:sz="0" w:space="0"/>
+                <w:left w:val="nil" w:sz="0" w:space="0"/>
+                <w:bottom w:val="nil" w:sz="0" w:space="0"/>
+                <w:right w:val="nil" w:sz="0" w:space="0"/>
+                <w:between w:val="nil" w:sz="0" w:space="0"/>
               </w:pBdr>
-              <w:shd w:fill="auto" w:val="clear"/>
-              <w:spacing w:after="0" w:before="0" w:line="276" w:lineRule="auto"/>
+              <w:shd w:val="clear" w:fill="auto"/>
+              <w:spacing w:before="0" w:after="0" w:line="276" w:lineRule="auto"/>
               <w:ind w:left="0" w:right="0" w:firstLine="0"/>
               <w:jc w:val="left"/>
               <w:rPr>
-                <w:rFonts w:ascii="Arial" w:cs="Arial" w:eastAsia="Arial" w:hAnsi="Arial"/>
+                <w:rFonts w:ascii="Arial" w:hAnsi="Arial" w:eastAsia="Arial" w:cs="Arial"/>
                 <w:b w:val="0"/>
                 <w:bCs w:val="0"/>
                 <w:sz w:val="20"/>
@@ -427,114 +540,132 @@
           </w:p>
         </w:tc>
       </w:tr>
-      <w:tr>
+      <w:tr xmlns:wp14="http://schemas.microsoft.com/office/word/2010/wordml" wp14:textId="77777777">
         <w:trPr>
           <w:cantSplit w:val="0"/>
           <w:trHeight w:val="206" w:hRule="atLeast"/>
           <w:tblHeader w:val="0"/>
         </w:trPr>
         <w:tc>
-          <w:tcPr/>
-          <w:p>
-            <w:pPr>
-              <w:spacing w:after="0" w:line="240" w:lineRule="auto"/>
-              <w:jc w:val="center"/>
-              <w:rPr>
-                <w:rFonts w:ascii="Arial" w:cs="Arial" w:eastAsia="Arial" w:hAnsi="Arial"/>
-                <w:sz w:val="18"/>
-                <w:szCs w:val="18"/>
-                <w:vertAlign w:val="baseline"/>
-              </w:rPr>
-            </w:pPr>
-            <w:r>
-              <w:rPr>
-                <w:rFonts w:ascii="Arial" w:cs="Arial" w:eastAsia="Arial" w:hAnsi="Arial"/>
-                <w:sz w:val="18"/>
-                <w:szCs w:val="18"/>
-                <w:vertAlign w:val="baseline"/>
-                <w:rtl w:val="0"/>
-              </w:rPr>
-              <w:t xml:space="preserve">2023</w:t>
-            </w:r>
-            <w:r>
-              <w:rPr>
-                <w:rFonts w:ascii="Arial" w:cs="Arial" w:eastAsia="Arial" w:hAnsi="Arial"/>
-                <w:sz w:val="18"/>
-                <w:szCs w:val="18"/>
-                <w:vertAlign w:val="baseline"/>
-                <w:rtl w:val="0"/>
-              </w:rPr>
-              <w:t xml:space="preserve"> </w:t>
-            </w:r>
-          </w:p>
-        </w:tc>
-        <w:tc>
-          <w:tcPr/>
-          <w:p>
-            <w:pPr>
-              <w:spacing w:after="0" w:line="240" w:lineRule="auto"/>
-              <w:jc w:val="center"/>
-              <w:rPr>
-                <w:rFonts w:ascii="Arial" w:cs="Arial" w:eastAsia="Arial" w:hAnsi="Arial"/>
-                <w:sz w:val="18"/>
-                <w:szCs w:val="18"/>
-                <w:vertAlign w:val="baseline"/>
-              </w:rPr>
-            </w:pPr>
-            <w:r>
-              <w:rPr>
-                <w:rFonts w:ascii="Arial" w:cs="Arial" w:eastAsia="Arial" w:hAnsi="Arial"/>
-                <w:sz w:val="18"/>
-                <w:szCs w:val="18"/>
-                <w:vertAlign w:val="baseline"/>
-                <w:rtl w:val="0"/>
-              </w:rPr>
-              <w:t xml:space="preserve">8</w:t>
-            </w:r>
-          </w:p>
-        </w:tc>
-        <w:tc>
-          <w:tcPr/>
-          <w:p>
-            <w:pPr>
-              <w:spacing w:after="0" w:line="240" w:lineRule="auto"/>
-              <w:jc w:val="center"/>
-              <w:rPr>
-                <w:rFonts w:ascii="Arial" w:cs="Arial" w:eastAsia="Arial" w:hAnsi="Arial"/>
-                <w:sz w:val="18"/>
-                <w:szCs w:val="18"/>
-                <w:vertAlign w:val="baseline"/>
-              </w:rPr>
-            </w:pPr>
-            <w:r>
-              <w:rPr>
-                <w:rFonts w:ascii="Arial" w:cs="Arial" w:eastAsia="Arial" w:hAnsi="Arial"/>
-                <w:sz w:val="18"/>
-                <w:szCs w:val="18"/>
-                <w:vertAlign w:val="baseline"/>
-                <w:rtl w:val="0"/>
-              </w:rPr>
-              <w:t xml:space="preserve">30/06/2025</w:t>
-            </w:r>
-          </w:p>
-        </w:tc>
-        <w:tc>
-          <w:tcPr>
+          <w:tcPr>
+            <w:tcMar/>
+          </w:tcPr>
+          <w:p wp14:textId="5D41106C">
+            <w:pPr>
+              <w:spacing w:after="0" w:line="240" w:lineRule="auto"/>
+              <w:jc w:val="center"/>
+              <w:rPr>
+                <w:rFonts w:ascii="Arial" w:hAnsi="Arial" w:eastAsia="Arial" w:cs="Arial"/>
+                <w:sz w:val="18"/>
+                <w:szCs w:val="18"/>
+                <w:vertAlign w:val="baseline"/>
+                <w:rtl w:val="0"/>
+              </w:rPr>
+            </w:pPr>
+            <w:r>
+              <w:rPr>
+                <w:rFonts w:ascii="Arial" w:hAnsi="Arial" w:eastAsia="Arial" w:cs="Arial"/>
+                <w:sz w:val="18"/>
+                <w:szCs w:val="18"/>
+                <w:vertAlign w:val="baseline"/>
+              </w:rPr>
+              <w:t>{periodo_1}</w:t>
+            </w:r>
+          </w:p>
+        </w:tc>
+        <w:tc>
+          <w:tcPr>
+            <w:tcMar/>
+          </w:tcPr>
+          <w:p wp14:textId="420E23A7">
+            <w:pPr>
+              <w:spacing w:after="0" w:line="240" w:lineRule="auto"/>
+              <w:jc w:val="center"/>
+              <w:rPr>
+                <w:rFonts w:ascii="Arial" w:hAnsi="Arial" w:eastAsia="Arial" w:cs="Arial"/>
+                <w:sz w:val="18"/>
+                <w:szCs w:val="18"/>
+                <w:vertAlign w:val="baseline"/>
+                <w:rtl w:val="0"/>
+              </w:rPr>
+            </w:pPr>
+            <w:r>
+              <w:rPr>
+                <w:rFonts w:ascii="Arial" w:hAnsi="Arial" w:eastAsia="Arial" w:cs="Arial"/>
+                <w:sz w:val="18"/>
+                <w:szCs w:val="18"/>
+                <w:vertAlign w:val="baseline"/>
+                <w:lang w:val="es-ES"/>
+              </w:rPr>
+              <w:t>{</w:t>
+            </w:r>
+            <w:r>
+              <w:rPr>
+                <w:rFonts w:ascii="Arial" w:hAnsi="Arial" w:eastAsia="Arial" w:cs="Arial"/>
+                <w:sz w:val="18"/>
+                <w:szCs w:val="18"/>
+                <w:vertAlign w:val="baseline"/>
+                <w:lang w:val="es-ES"/>
+              </w:rPr>
+              <w:t>dias</w:t>
+            </w:r>
+            <w:r>
+              <w:rPr>
+                <w:rFonts w:ascii="Arial" w:hAnsi="Arial" w:eastAsia="Arial" w:cs="Arial"/>
+                <w:sz w:val="18"/>
+                <w:szCs w:val="18"/>
+                <w:vertAlign w:val="baseline"/>
+                <w:lang w:val="es-ES"/>
+              </w:rPr>
+              <w:t>_1}</w:t>
+            </w:r>
+          </w:p>
+        </w:tc>
+        <w:tc>
+          <w:tcPr>
+            <w:tcMar/>
+          </w:tcPr>
+          <w:p wp14:textId="69494DD3">
+            <w:pPr>
+              <w:spacing w:after="0" w:line="240" w:lineRule="auto"/>
+              <w:jc w:val="center"/>
+              <w:rPr>
+                <w:rFonts w:ascii="Arial" w:hAnsi="Arial" w:eastAsia="Arial" w:cs="Arial"/>
+                <w:sz w:val="18"/>
+                <w:szCs w:val="18"/>
+                <w:vertAlign w:val="baseline"/>
+                <w:rtl w:val="0"/>
+              </w:rPr>
+            </w:pPr>
+            <w:r>
+              <w:rPr>
+                <w:rFonts w:ascii="Arial" w:hAnsi="Arial" w:eastAsia="Arial" w:cs="Arial"/>
+                <w:sz w:val="18"/>
+                <w:szCs w:val="18"/>
+                <w:vertAlign w:val="baseline"/>
+              </w:rPr>
+              <w:t>{vencimiento_1}</w:t>
+            </w:r>
+          </w:p>
+        </w:tc>
+        <w:tc>
+          <w:tcPr>
+            <w:tcMar/>
             <w:vAlign w:val="center"/>
           </w:tcPr>
-          <w:p>
-            <w:pPr>
-              <w:spacing w:after="0" w:line="240" w:lineRule="auto"/>
-              <w:rPr>
-                <w:rFonts w:ascii="Arial" w:cs="Arial" w:eastAsia="Arial" w:hAnsi="Arial"/>
-                <w:sz w:val="18"/>
-                <w:szCs w:val="18"/>
-                <w:vertAlign w:val="baseline"/>
-              </w:rPr>
-            </w:pPr>
-            <w:r>
-              <w:rPr>
-                <w:rFonts w:ascii="Arial" w:cs="Arial" w:eastAsia="Arial" w:hAnsi="Arial"/>
+          <w:p wp14:textId="77777777">
+            <w:pPr>
+              <w:spacing w:after="0" w:line="240" w:lineRule="auto"/>
+              <w:rPr>
+                <w:rFonts w:ascii="Arial" w:hAnsi="Arial" w:eastAsia="Arial" w:cs="Arial"/>
+                <w:sz w:val="18"/>
+                <w:szCs w:val="18"/>
+                <w:vertAlign w:val="baseline"/>
+              </w:rPr>
+            </w:pPr>
+            <w:r>
+              <w:rPr>
+                <w:rFonts w:ascii="Arial" w:hAnsi="Arial" w:eastAsia="Arial" w:cs="Arial"/>
                 <w:sz w:val="18"/>
                 <w:szCs w:val="18"/>
                 <w:vertAlign w:val="baseline"/>
@@ -545,13 +676,15 @@
           </w:p>
         </w:tc>
         <w:tc>
-          <w:tcPr/>
-          <w:p>
-            <w:pPr>
-              <w:spacing w:after="0" w:line="240" w:lineRule="auto"/>
-              <w:jc w:val="center"/>
-              <w:rPr>
-                <w:rFonts w:ascii="Arial" w:cs="Arial" w:eastAsia="Arial" w:hAnsi="Arial"/>
+          <w:tcPr>
+            <w:tcMar/>
+          </w:tcPr>
+          <w:p wp14:textId="77777777">
+            <w:pPr>
+              <w:spacing w:after="0" w:line="240" w:lineRule="auto"/>
+              <w:jc w:val="center"/>
+              <w:rPr>
+                <w:rFonts w:ascii="Arial" w:hAnsi="Arial" w:eastAsia="Arial" w:cs="Arial"/>
                 <w:b w:val="0"/>
                 <w:bCs w:val="0"/>
                 <w:sz w:val="18"/>
@@ -561,7 +694,7 @@
             </w:pPr>
             <w:r>
               <w:rPr>
-                <w:rFonts w:ascii="Arial" w:cs="Arial" w:eastAsia="Arial" w:hAnsi="Arial"/>
+                <w:rFonts w:ascii="Arial" w:hAnsi="Arial" w:eastAsia="Arial" w:cs="Arial"/>
                 <w:b w:val="1"/>
                 <w:bCs w:val="1"/>
                 <w:sz w:val="18"/>
@@ -579,89 +712,96 @@
           </w:p>
         </w:tc>
       </w:tr>
-      <w:tr>
+      <w:tr xmlns:wp14="http://schemas.microsoft.com/office/word/2010/wordml" wp14:textId="77777777">
         <w:trPr>
           <w:cantSplit w:val="0"/>
           <w:trHeight w:val="122" w:hRule="atLeast"/>
           <w:tblHeader w:val="0"/>
         </w:trPr>
         <w:tc>
-          <w:tcPr/>
-          <w:p>
-            <w:pPr>
-              <w:spacing w:after="0" w:line="240" w:lineRule="auto"/>
-              <w:jc w:val="center"/>
-              <w:rPr>
-                <w:rFonts w:ascii="Arial" w:cs="Arial" w:eastAsia="Arial" w:hAnsi="Arial"/>
-                <w:sz w:val="18"/>
-                <w:szCs w:val="18"/>
-                <w:vertAlign w:val="baseline"/>
-              </w:rPr>
-            </w:pPr>
-            <w:r>
-              <w:rPr>
-                <w:rtl w:val="0"/>
-              </w:rPr>
-            </w:r>
-          </w:p>
-        </w:tc>
-        <w:tc>
-          <w:tcPr/>
-          <w:p>
-            <w:pPr>
-              <w:spacing w:after="0" w:line="240" w:lineRule="auto"/>
-              <w:jc w:val="center"/>
-              <w:rPr>
-                <w:rFonts w:ascii="Arial" w:cs="Arial" w:eastAsia="Arial" w:hAnsi="Arial"/>
-                <w:sz w:val="18"/>
-                <w:szCs w:val="18"/>
-                <w:vertAlign w:val="baseline"/>
-              </w:rPr>
-            </w:pPr>
-            <w:r>
-              <w:rPr>
-                <w:rtl w:val="0"/>
-              </w:rPr>
-            </w:r>
-          </w:p>
-        </w:tc>
-        <w:tc>
-          <w:tcPr/>
-          <w:p>
-            <w:pPr>
-              <w:spacing w:after="0" w:line="240" w:lineRule="auto"/>
-              <w:jc w:val="center"/>
-              <w:rPr>
-                <w:rFonts w:ascii="Arial" w:cs="Arial" w:eastAsia="Arial" w:hAnsi="Arial"/>
-                <w:sz w:val="18"/>
-                <w:szCs w:val="18"/>
-                <w:vertAlign w:val="baseline"/>
-              </w:rPr>
-            </w:pPr>
-            <w:r>
-              <w:rPr>
-                <w:rtl w:val="0"/>
-              </w:rPr>
-            </w:r>
-          </w:p>
-        </w:tc>
-        <w:tc>
-          <w:tcPr>
+          <w:tcPr>
+            <w:tcMar/>
+          </w:tcPr>
+          <w:p wp14:textId="77777777">
+            <w:pPr>
+              <w:spacing w:after="0" w:line="240" w:lineRule="auto"/>
+              <w:jc w:val="center"/>
+              <w:rPr>
+                <w:rFonts w:ascii="Arial" w:hAnsi="Arial" w:eastAsia="Arial" w:cs="Arial"/>
+                <w:sz w:val="18"/>
+                <w:szCs w:val="18"/>
+                <w:vertAlign w:val="baseline"/>
+              </w:rPr>
+            </w:pPr>
+            <w:r>
+              <w:rPr>
+                <w:rtl w:val="0"/>
+              </w:rPr>
+            </w:r>
+          </w:p>
+        </w:tc>
+        <w:tc>
+          <w:tcPr>
+            <w:tcMar/>
+          </w:tcPr>
+          <w:p wp14:textId="77777777">
+            <w:pPr>
+              <w:spacing w:after="0" w:line="240" w:lineRule="auto"/>
+              <w:jc w:val="center"/>
+              <w:rPr>
+                <w:rFonts w:ascii="Arial" w:hAnsi="Arial" w:eastAsia="Arial" w:cs="Arial"/>
+                <w:sz w:val="18"/>
+                <w:szCs w:val="18"/>
+                <w:vertAlign w:val="baseline"/>
+              </w:rPr>
+            </w:pPr>
+            <w:r>
+              <w:rPr>
+                <w:rtl w:val="0"/>
+              </w:rPr>
+            </w:r>
+          </w:p>
+        </w:tc>
+        <w:tc>
+          <w:tcPr>
+            <w:tcMar/>
+          </w:tcPr>
+          <w:p wp14:textId="77777777">
+            <w:pPr>
+              <w:spacing w:after="0" w:line="240" w:lineRule="auto"/>
+              <w:jc w:val="center"/>
+              <w:rPr>
+                <w:rFonts w:ascii="Arial" w:hAnsi="Arial" w:eastAsia="Arial" w:cs="Arial"/>
+                <w:sz w:val="18"/>
+                <w:szCs w:val="18"/>
+                <w:vertAlign w:val="baseline"/>
+              </w:rPr>
+            </w:pPr>
+            <w:r>
+              <w:rPr>
+                <w:rtl w:val="0"/>
+              </w:rPr>
+            </w:r>
+          </w:p>
+        </w:tc>
+        <w:tc>
+          <w:tcPr>
+            <w:tcMar/>
             <w:vAlign w:val="center"/>
           </w:tcPr>
-          <w:p>
-            <w:pPr>
-              <w:spacing w:after="0" w:line="240" w:lineRule="auto"/>
-              <w:rPr>
-                <w:rFonts w:ascii="Arial" w:cs="Arial" w:eastAsia="Arial" w:hAnsi="Arial"/>
-                <w:sz w:val="18"/>
-                <w:szCs w:val="18"/>
-                <w:vertAlign w:val="baseline"/>
-              </w:rPr>
-            </w:pPr>
-            <w:r>
-              <w:rPr>
-                <w:rFonts w:ascii="Arial" w:cs="Arial" w:eastAsia="Arial" w:hAnsi="Arial"/>
+          <w:p wp14:textId="77777777">
+            <w:pPr>
+              <w:spacing w:after="0" w:line="240" w:lineRule="auto"/>
+              <w:rPr>
+                <w:rFonts w:ascii="Arial" w:hAnsi="Arial" w:eastAsia="Arial" w:cs="Arial"/>
+                <w:sz w:val="18"/>
+                <w:szCs w:val="18"/>
+                <w:vertAlign w:val="baseline"/>
+              </w:rPr>
+            </w:pPr>
+            <w:r>
+              <w:rPr>
+                <w:rFonts w:ascii="Arial" w:hAnsi="Arial" w:eastAsia="Arial" w:cs="Arial"/>
                 <w:sz w:val="18"/>
                 <w:szCs w:val="18"/>
                 <w:vertAlign w:val="baseline"/>
@@ -672,49 +812,52 @@
           </w:p>
         </w:tc>
         <w:tc>
-          <w:tcPr/>
-          <w:p>
-            <w:pPr>
-              <w:spacing w:after="0" w:line="240" w:lineRule="auto"/>
-              <w:jc w:val="center"/>
-              <w:rPr>
-                <w:rFonts w:ascii="Arial" w:cs="Arial" w:eastAsia="Arial" w:hAnsi="Arial"/>
+          <w:tcPr>
+            <w:tcMar/>
+          </w:tcPr>
+          <w:p wp14:textId="77777777">
+            <w:pPr>
+              <w:spacing w:after="0" w:line="240" w:lineRule="auto"/>
+              <w:jc w:val="center"/>
+              <w:rPr>
+                <w:rFonts w:ascii="Arial" w:hAnsi="Arial" w:eastAsia="Arial" w:cs="Arial"/>
                 <w:b w:val="0"/>
                 <w:bCs w:val="0"/>
                 <w:sz w:val="18"/>
                 <w:szCs w:val="18"/>
                 <w:vertAlign w:val="baseline"/>
-              </w:rPr>
-            </w:pPr>
-            <w:r>
-              <w:rPr>
-                <w:rFonts w:ascii="Arial" w:cs="Arial" w:eastAsia="Arial" w:hAnsi="Arial"/>
+                <w:lang w:val="es-ES"/>
+              </w:rPr>
+            </w:pPr>
+            <w:r>
+              <w:rPr>
+                <w:rFonts w:ascii="Arial" w:hAnsi="Arial" w:eastAsia="Arial" w:cs="Arial"/>
                 <w:b w:val="1"/>
                 <w:bCs w:val="1"/>
                 <w:sz w:val="18"/>
                 <w:szCs w:val="18"/>
-                <w:rtl w:val="0"/>
+                <w:lang w:val="es-ES"/>
               </w:rPr>
               <w:t xml:space="preserve">{</w:t>
             </w:r>
             <w:r>
               <w:rPr>
-                <w:rFonts w:ascii="Courier New" w:cs="Courier New" w:eastAsia="Courier New" w:hAnsi="Courier New"/>
+                <w:rFonts w:ascii="Courier New" w:hAnsi="Courier New" w:eastAsia="Courier New" w:cs="Courier New"/>
                 <w:color w:val="ef596f"/>
                 <w:sz w:val="18"/>
                 <w:szCs w:val="18"/>
-                <w:rtl w:val="0"/>
+                <w:lang w:val="es-ES"/>
               </w:rPr>
               <w:t xml:space="preserve">uso_efectivo</w:t>
             </w:r>
             <w:r>
               <w:rPr>
-                <w:rFonts w:ascii="Arial" w:cs="Arial" w:eastAsia="Arial" w:hAnsi="Arial"/>
+                <w:rFonts w:ascii="Arial" w:hAnsi="Arial" w:eastAsia="Arial" w:cs="Arial"/>
                 <w:b w:val="1"/>
                 <w:bCs w:val="1"/>
                 <w:sz w:val="18"/>
                 <w:szCs w:val="18"/>
-                <w:rtl w:val="0"/>
+                <w:lang w:val="es-ES"/>
               </w:rPr>
               <w:t xml:space="preserve">}</w:t>
             </w:r>
@@ -726,28 +869,30 @@
           </w:p>
         </w:tc>
       </w:tr>
-      <w:tr>
+      <w:tr xmlns:wp14="http://schemas.microsoft.com/office/word/2010/wordml" wp14:textId="77777777">
         <w:trPr>
           <w:cantSplit w:val="0"/>
           <w:trHeight w:val="183" w:hRule="atLeast"/>
           <w:tblHeader w:val="0"/>
         </w:trPr>
         <w:tc>
-          <w:tcPr/>
-          <w:p>
-            <w:pPr>
-              <w:spacing w:after="0" w:line="240" w:lineRule="auto"/>
-              <w:jc w:val="center"/>
-              <w:rPr>
-                <w:rFonts w:ascii="Arial" w:cs="Arial" w:eastAsia="Arial" w:hAnsi="Arial"/>
-                <w:sz w:val="18"/>
-                <w:szCs w:val="18"/>
-                <w:vertAlign w:val="baseline"/>
-              </w:rPr>
-            </w:pPr>
-            <w:r>
-              <w:rPr>
-                <w:rFonts w:ascii="Arial" w:cs="Arial" w:eastAsia="Arial" w:hAnsi="Arial"/>
+          <w:tcPr>
+            <w:tcMar/>
+          </w:tcPr>
+          <w:p wp14:textId="77777777">
+            <w:pPr>
+              <w:spacing w:after="0" w:line="240" w:lineRule="auto"/>
+              <w:jc w:val="center"/>
+              <w:rPr>
+                <w:rFonts w:ascii="Arial" w:hAnsi="Arial" w:eastAsia="Arial" w:cs="Arial"/>
+                <w:sz w:val="18"/>
+                <w:szCs w:val="18"/>
+                <w:vertAlign w:val="baseline"/>
+              </w:rPr>
+            </w:pPr>
+            <w:r>
+              <w:rPr>
+                <w:rFonts w:ascii="Arial" w:hAnsi="Arial" w:eastAsia="Arial" w:cs="Arial"/>
                 <w:sz w:val="18"/>
                 <w:szCs w:val="18"/>
                 <w:vertAlign w:val="baseline"/>
@@ -758,21 +903,23 @@
           </w:p>
         </w:tc>
         <w:tc>
-          <w:tcPr/>
-          <w:p>
-            <w:pPr>
-              <w:spacing w:after="0" w:line="240" w:lineRule="auto"/>
-              <w:jc w:val="center"/>
-              <w:rPr>
-                <w:rFonts w:ascii="Arial" w:cs="Arial" w:eastAsia="Arial" w:hAnsi="Arial"/>
-                <w:sz w:val="18"/>
-                <w:szCs w:val="18"/>
-                <w:vertAlign w:val="baseline"/>
-              </w:rPr>
-            </w:pPr>
-            <w:r>
-              <w:rPr>
-                <w:rFonts w:ascii="Arial" w:cs="Arial" w:eastAsia="Arial" w:hAnsi="Arial"/>
+          <w:tcPr>
+            <w:tcMar/>
+          </w:tcPr>
+          <w:p wp14:textId="77777777">
+            <w:pPr>
+              <w:spacing w:after="0" w:line="240" w:lineRule="auto"/>
+              <w:jc w:val="center"/>
+              <w:rPr>
+                <w:rFonts w:ascii="Arial" w:hAnsi="Arial" w:eastAsia="Arial" w:cs="Arial"/>
+                <w:sz w:val="18"/>
+                <w:szCs w:val="18"/>
+                <w:vertAlign w:val="baseline"/>
+              </w:rPr>
+            </w:pPr>
+            <w:r>
+              <w:rPr>
+                <w:rFonts w:ascii="Arial" w:hAnsi="Arial" w:eastAsia="Arial" w:cs="Arial"/>
                 <w:sz w:val="18"/>
                 <w:szCs w:val="18"/>
                 <w:vertAlign w:val="baseline"/>
@@ -783,21 +930,23 @@
           </w:p>
         </w:tc>
         <w:tc>
-          <w:tcPr/>
-          <w:p>
-            <w:pPr>
-              <w:spacing w:after="0" w:line="240" w:lineRule="auto"/>
-              <w:jc w:val="center"/>
-              <w:rPr>
-                <w:rFonts w:ascii="Arial" w:cs="Arial" w:eastAsia="Arial" w:hAnsi="Arial"/>
-                <w:sz w:val="18"/>
-                <w:szCs w:val="18"/>
-                <w:vertAlign w:val="baseline"/>
-              </w:rPr>
-            </w:pPr>
-            <w:r>
-              <w:rPr>
-                <w:rFonts w:ascii="Arial" w:cs="Arial" w:eastAsia="Arial" w:hAnsi="Arial"/>
+          <w:tcPr>
+            <w:tcMar/>
+          </w:tcPr>
+          <w:p wp14:textId="77777777">
+            <w:pPr>
+              <w:spacing w:after="0" w:line="240" w:lineRule="auto"/>
+              <w:jc w:val="center"/>
+              <w:rPr>
+                <w:rFonts w:ascii="Arial" w:hAnsi="Arial" w:eastAsia="Arial" w:cs="Arial"/>
+                <w:sz w:val="18"/>
+                <w:szCs w:val="18"/>
+                <w:vertAlign w:val="baseline"/>
+              </w:rPr>
+            </w:pPr>
+            <w:r>
+              <w:rPr>
+                <w:rFonts w:ascii="Arial" w:hAnsi="Arial" w:eastAsia="Arial" w:cs="Arial"/>
                 <w:sz w:val="18"/>
                 <w:szCs w:val="18"/>
                 <w:vertAlign w:val="baseline"/>
@@ -809,21 +958,22 @@
         </w:tc>
         <w:tc>
           <w:tcPr>
+            <w:tcMar/>
             <w:vAlign w:val="center"/>
           </w:tcPr>
-          <w:p>
-            <w:pPr>
-              <w:spacing w:after="0" w:line="240" w:lineRule="auto"/>
-              <w:rPr>
-                <w:rFonts w:ascii="Arial" w:cs="Arial" w:eastAsia="Arial" w:hAnsi="Arial"/>
-                <w:sz w:val="18"/>
-                <w:szCs w:val="18"/>
-                <w:vertAlign w:val="baseline"/>
-              </w:rPr>
-            </w:pPr>
-            <w:r>
-              <w:rPr>
-                <w:rFonts w:ascii="Arial" w:cs="Arial" w:eastAsia="Arial" w:hAnsi="Arial"/>
+          <w:p wp14:textId="77777777">
+            <w:pPr>
+              <w:spacing w:after="0" w:line="240" w:lineRule="auto"/>
+              <w:rPr>
+                <w:rFonts w:ascii="Arial" w:hAnsi="Arial" w:eastAsia="Arial" w:cs="Arial"/>
+                <w:sz w:val="18"/>
+                <w:szCs w:val="18"/>
+                <w:vertAlign w:val="baseline"/>
+              </w:rPr>
+            </w:pPr>
+            <w:r>
+              <w:rPr>
+                <w:rFonts w:ascii="Arial" w:hAnsi="Arial" w:eastAsia="Arial" w:cs="Arial"/>
                 <w:sz w:val="18"/>
                 <w:szCs w:val="18"/>
                 <w:vertAlign w:val="baseline"/>
@@ -834,13 +984,15 @@
           </w:p>
         </w:tc>
         <w:tc>
-          <w:tcPr/>
-          <w:p>
-            <w:pPr>
-              <w:spacing w:after="0" w:line="240" w:lineRule="auto"/>
-              <w:jc w:val="center"/>
-              <w:rPr>
-                <w:rFonts w:ascii="Arial" w:cs="Arial" w:eastAsia="Arial" w:hAnsi="Arial"/>
+          <w:tcPr>
+            <w:tcMar/>
+          </w:tcPr>
+          <w:p wp14:textId="77777777">
+            <w:pPr>
+              <w:spacing w:after="0" w:line="240" w:lineRule="auto"/>
+              <w:jc w:val="center"/>
+              <w:rPr>
+                <w:rFonts w:ascii="Arial" w:hAnsi="Arial" w:eastAsia="Arial" w:cs="Arial"/>
                 <w:b w:val="0"/>
                 <w:bCs w:val="0"/>
                 <w:sz w:val="18"/>
@@ -850,7 +1002,7 @@
             </w:pPr>
             <w:r>
               <w:rPr>
-                <w:rFonts w:ascii="Arial" w:cs="Arial" w:eastAsia="Arial" w:hAnsi="Arial"/>
+                <w:rFonts w:ascii="Arial" w:hAnsi="Arial" w:eastAsia="Arial" w:cs="Arial"/>
                 <w:b w:val="1"/>
                 <w:bCs w:val="1"/>
                 <w:sz w:val="18"/>
@@ -868,28 +1020,30 @@
           </w:p>
         </w:tc>
       </w:tr>
-      <w:tr>
+      <w:tr xmlns:wp14="http://schemas.microsoft.com/office/word/2010/wordml" wp14:textId="77777777">
         <w:trPr>
           <w:cantSplit w:val="0"/>
           <w:trHeight w:val="101" w:hRule="atLeast"/>
           <w:tblHeader w:val="0"/>
         </w:trPr>
         <w:tc>
-          <w:tcPr/>
-          <w:p>
-            <w:pPr>
-              <w:spacing w:after="0" w:line="240" w:lineRule="auto"/>
-              <w:jc w:val="center"/>
-              <w:rPr>
-                <w:rFonts w:ascii="Arial" w:cs="Arial" w:eastAsia="Arial" w:hAnsi="Arial"/>
-                <w:sz w:val="18"/>
-                <w:szCs w:val="18"/>
-                <w:vertAlign w:val="baseline"/>
-              </w:rPr>
-            </w:pPr>
-            <w:r>
-              <w:rPr>
-                <w:rFonts w:ascii="Arial" w:cs="Arial" w:eastAsia="Arial" w:hAnsi="Arial"/>
+          <w:tcPr>
+            <w:tcMar/>
+          </w:tcPr>
+          <w:p wp14:textId="77777777">
+            <w:pPr>
+              <w:spacing w:after="0" w:line="240" w:lineRule="auto"/>
+              <w:jc w:val="center"/>
+              <w:rPr>
+                <w:rFonts w:ascii="Arial" w:hAnsi="Arial" w:eastAsia="Arial" w:cs="Arial"/>
+                <w:sz w:val="18"/>
+                <w:szCs w:val="18"/>
+                <w:vertAlign w:val="baseline"/>
+              </w:rPr>
+            </w:pPr>
+            <w:r>
+              <w:rPr>
+                <w:rFonts w:ascii="Arial" w:hAnsi="Arial" w:eastAsia="Arial" w:cs="Arial"/>
                 <w:sz w:val="18"/>
                 <w:szCs w:val="18"/>
                 <w:vertAlign w:val="baseline"/>
@@ -900,21 +1054,23 @@
           </w:p>
         </w:tc>
         <w:tc>
-          <w:tcPr/>
-          <w:p>
-            <w:pPr>
-              <w:spacing w:after="0" w:line="240" w:lineRule="auto"/>
-              <w:jc w:val="center"/>
-              <w:rPr>
-                <w:rFonts w:ascii="Arial" w:cs="Arial" w:eastAsia="Arial" w:hAnsi="Arial"/>
-                <w:sz w:val="18"/>
-                <w:szCs w:val="18"/>
-                <w:vertAlign w:val="baseline"/>
-              </w:rPr>
-            </w:pPr>
-            <w:r>
-              <w:rPr>
-                <w:rFonts w:ascii="Arial" w:cs="Arial" w:eastAsia="Arial" w:hAnsi="Arial"/>
+          <w:tcPr>
+            <w:tcMar/>
+          </w:tcPr>
+          <w:p wp14:textId="77777777">
+            <w:pPr>
+              <w:spacing w:after="0" w:line="240" w:lineRule="auto"/>
+              <w:jc w:val="center"/>
+              <w:rPr>
+                <w:rFonts w:ascii="Arial" w:hAnsi="Arial" w:eastAsia="Arial" w:cs="Arial"/>
+                <w:sz w:val="18"/>
+                <w:szCs w:val="18"/>
+                <w:vertAlign w:val="baseline"/>
+              </w:rPr>
+            </w:pPr>
+            <w:r>
+              <w:rPr>
+                <w:rFonts w:ascii="Arial" w:hAnsi="Arial" w:eastAsia="Arial" w:cs="Arial"/>
                 <w:sz w:val="18"/>
                 <w:szCs w:val="18"/>
                 <w:vertAlign w:val="baseline"/>
@@ -925,21 +1081,23 @@
           </w:p>
         </w:tc>
         <w:tc>
-          <w:tcPr/>
-          <w:p>
-            <w:pPr>
-              <w:spacing w:after="0" w:line="240" w:lineRule="auto"/>
-              <w:jc w:val="center"/>
-              <w:rPr>
-                <w:rFonts w:ascii="Arial" w:cs="Arial" w:eastAsia="Arial" w:hAnsi="Arial"/>
-                <w:sz w:val="18"/>
-                <w:szCs w:val="18"/>
-                <w:vertAlign w:val="baseline"/>
-              </w:rPr>
-            </w:pPr>
-            <w:r>
-              <w:rPr>
-                <w:rFonts w:ascii="Arial" w:cs="Arial" w:eastAsia="Arial" w:hAnsi="Arial"/>
+          <w:tcPr>
+            <w:tcMar/>
+          </w:tcPr>
+          <w:p wp14:textId="77777777">
+            <w:pPr>
+              <w:spacing w:after="0" w:line="240" w:lineRule="auto"/>
+              <w:jc w:val="center"/>
+              <w:rPr>
+                <w:rFonts w:ascii="Arial" w:hAnsi="Arial" w:eastAsia="Arial" w:cs="Arial"/>
+                <w:sz w:val="18"/>
+                <w:szCs w:val="18"/>
+                <w:vertAlign w:val="baseline"/>
+              </w:rPr>
+            </w:pPr>
+            <w:r>
+              <w:rPr>
+                <w:rFonts w:ascii="Arial" w:hAnsi="Arial" w:eastAsia="Arial" w:cs="Arial"/>
                 <w:sz w:val="18"/>
                 <w:szCs w:val="18"/>
                 <w:vertAlign w:val="baseline"/>
@@ -951,21 +1109,22 @@
         </w:tc>
         <w:tc>
           <w:tcPr>
+            <w:tcMar/>
             <w:vAlign w:val="center"/>
           </w:tcPr>
-          <w:p>
-            <w:pPr>
-              <w:spacing w:after="0" w:line="240" w:lineRule="auto"/>
-              <w:rPr>
-                <w:rFonts w:ascii="Arial" w:cs="Arial" w:eastAsia="Arial" w:hAnsi="Arial"/>
-                <w:sz w:val="18"/>
-                <w:szCs w:val="18"/>
-                <w:vertAlign w:val="baseline"/>
-              </w:rPr>
-            </w:pPr>
-            <w:r>
-              <w:rPr>
-                <w:rFonts w:ascii="Arial" w:cs="Arial" w:eastAsia="Arial" w:hAnsi="Arial"/>
+          <w:p wp14:textId="77777777">
+            <w:pPr>
+              <w:spacing w:after="0" w:line="240" w:lineRule="auto"/>
+              <w:rPr>
+                <w:rFonts w:ascii="Arial" w:hAnsi="Arial" w:eastAsia="Arial" w:cs="Arial"/>
+                <w:sz w:val="18"/>
+                <w:szCs w:val="18"/>
+                <w:vertAlign w:val="baseline"/>
+              </w:rPr>
+            </w:pPr>
+            <w:r>
+              <w:rPr>
+                <w:rFonts w:ascii="Arial" w:hAnsi="Arial" w:eastAsia="Arial" w:cs="Arial"/>
                 <w:sz w:val="18"/>
                 <w:szCs w:val="18"/>
                 <w:vertAlign w:val="baseline"/>
@@ -981,33 +1140,36 @@
           </w:p>
         </w:tc>
         <w:tc>
-          <w:tcPr/>
-          <w:p>
-            <w:pPr>
-              <w:spacing w:after="0" w:line="240" w:lineRule="auto"/>
-              <w:jc w:val="center"/>
-              <w:rPr>
-                <w:rFonts w:ascii="Arial" w:cs="Arial" w:eastAsia="Arial" w:hAnsi="Arial"/>
-                <w:sz w:val="18"/>
-                <w:szCs w:val="18"/>
-              </w:rPr>
-            </w:pPr>
-            <w:r>
-              <w:rPr>
-                <w:rFonts w:ascii="Arial" w:cs="Arial" w:eastAsia="Arial" w:hAnsi="Arial"/>
-                <w:sz w:val="18"/>
-                <w:szCs w:val="18"/>
-                <w:rtl w:val="0"/>
+          <w:tcPr>
+            <w:tcMar/>
+          </w:tcPr>
+          <w:p wp14:textId="77777777">
+            <w:pPr>
+              <w:spacing w:after="0" w:line="240" w:lineRule="auto"/>
+              <w:jc w:val="center"/>
+              <w:rPr>
+                <w:rFonts w:ascii="Arial" w:hAnsi="Arial" w:eastAsia="Arial" w:cs="Arial"/>
+                <w:sz w:val="18"/>
+                <w:szCs w:val="18"/>
+                <w:lang w:val="es-ES"/>
+              </w:rPr>
+            </w:pPr>
+            <w:r>
+              <w:rPr>
+                <w:rFonts w:ascii="Arial" w:hAnsi="Arial" w:eastAsia="Arial" w:cs="Arial"/>
+                <w:sz w:val="18"/>
+                <w:szCs w:val="18"/>
+                <w:lang w:val="es-ES"/>
               </w:rPr>
               <w:t xml:space="preserve">{</w:t>
             </w:r>
             <w:r>
               <w:rPr>
-                <w:rFonts w:ascii="Courier New" w:cs="Courier New" w:eastAsia="Courier New" w:hAnsi="Courier New"/>
+                <w:rFonts w:ascii="Courier New" w:hAnsi="Courier New" w:eastAsia="Courier New" w:cs="Courier New"/>
                 <w:color w:val="ef596f"/>
                 <w:sz w:val="18"/>
                 <w:szCs w:val="18"/>
-                <w:rtl w:val="0"/>
+                <w:lang w:val="es-ES"/>
               </w:rPr>
               <w:t xml:space="preserve">compensacion}</w:t>
             </w:r>
@@ -1020,11 +1182,11 @@
         </w:tc>
       </w:tr>
     </w:tbl>
-    <w:p>
+    <w:p xmlns:wp14="http://schemas.microsoft.com/office/word/2010/wordml" wp14:textId="77777777">
       <w:pPr>
         <w:spacing w:after="0" w:line="240" w:lineRule="auto"/>
         <w:rPr>
-          <w:rFonts w:ascii="Arial" w:cs="Arial" w:eastAsia="Arial" w:hAnsi="Arial"/>
+          <w:rFonts w:ascii="Arial" w:hAnsi="Arial" w:eastAsia="Arial" w:cs="Arial"/>
           <w:sz w:val="16"/>
           <w:szCs w:val="16"/>
           <w:vertAlign w:val="baseline"/>
@@ -1039,27 +1201,22 @@
     <w:tbl>
       <w:tblPr>
         <w:tblStyle w:val="Table2"/>
-        <w:tblW w:w="5255.0" w:type="dxa"/>
+        <w:tblW w:w="5255" w:type="dxa"/>
         <w:jc w:val="left"/>
         <w:tblInd w:w="-10.0" w:type="dxa"/>
         <w:tblLayout w:type="fixed"/>
         <w:tblLook w:val="0000"/>
+        <w:tblPrChange w:author="" w:id="1592375045">
+          <w:tblPr/>
+        </w:tblPrChange>
       </w:tblPr>
       <w:tblGrid>
         <w:gridCol w:w="1286"/>
         <w:gridCol w:w="1276"/>
         <w:gridCol w:w="1417"/>
         <w:gridCol w:w="1276"/>
-        <w:tblGridChange w:id="0">
-          <w:tblGrid>
-            <w:gridCol w:w="1286"/>
-            <w:gridCol w:w="1276"/>
-            <w:gridCol w:w="1417"/>
-            <w:gridCol w:w="1276"/>
-          </w:tblGrid>
-        </w:tblGridChange>
       </w:tblGrid>
-      <w:tr>
+      <w:tr xmlns:wp14="http://schemas.microsoft.com/office/word/2010/wordml" wp14:textId="77777777">
         <w:trPr>
           <w:cantSplit w:val="0"/>
           <w:trHeight w:val="319" w:hRule="atLeast"/>
@@ -1069,20 +1226,21 @@
           <w:tcPr>
             <w:gridSpan w:val="4"/>
             <w:tcBorders>
-              <w:top w:color="000000" w:space="0" w:sz="8" w:val="single"/>
-              <w:left w:color="000000" w:space="0" w:sz="8" w:val="single"/>
-              <w:bottom w:color="000000" w:space="0" w:sz="8" w:val="single"/>
-              <w:right w:color="000000" w:space="0" w:sz="8" w:val="single"/>
+              <w:top w:val="single" w:color="000000" w:themeColor="text1" w:sz="8" w:space="0"/>
+              <w:left w:val="single" w:color="000000" w:themeColor="text1" w:sz="8" w:space="0"/>
+              <w:bottom w:val="single" w:color="000000" w:themeColor="text1" w:sz="8" w:space="0"/>
+              <w:right w:val="single" w:color="000000" w:themeColor="text1" w:sz="8" w:space="0"/>
             </w:tcBorders>
-            <w:shd w:fill="c0c0c0" w:val="clear"/>
+            <w:shd w:val="clear" w:color="auto" w:fill="C0C0C0"/>
+            <w:tcMar/>
             <w:vAlign w:val="center"/>
           </w:tcPr>
-          <w:p>
-            <w:pPr>
-              <w:spacing w:after="0" w:line="240" w:lineRule="auto"/>
-              <w:jc w:val="center"/>
-              <w:rPr>
-                <w:rFonts w:ascii="Arial" w:cs="Arial" w:eastAsia="Arial" w:hAnsi="Arial"/>
+          <w:p wp14:textId="77777777">
+            <w:pPr>
+              <w:spacing w:after="0" w:line="240" w:lineRule="auto"/>
+              <w:jc w:val="center"/>
+              <w:rPr>
+                <w:rFonts w:ascii="Arial" w:hAnsi="Arial" w:eastAsia="Arial" w:cs="Arial"/>
                 <w:b w:val="0"/>
                 <w:bCs w:val="0"/>
                 <w:sz w:val="20"/>
@@ -1092,7 +1250,7 @@
             </w:pPr>
             <w:r>
               <w:rPr>
-                <w:rFonts w:ascii="Arial" w:cs="Arial" w:eastAsia="Arial" w:hAnsi="Arial"/>
+                <w:rFonts w:ascii="Arial" w:hAnsi="Arial" w:eastAsia="Arial" w:cs="Arial"/>
                 <w:b w:val="1"/>
                 <w:bCs w:val="1"/>
                 <w:sz w:val="20"/>
@@ -1110,7 +1268,7 @@
           </w:p>
         </w:tc>
       </w:tr>
-      <w:tr>
+      <w:tr xmlns:wp14="http://schemas.microsoft.com/office/word/2010/wordml" wp14:textId="77777777">
         <w:trPr>
           <w:cantSplit w:val="0"/>
           <w:trHeight w:val="319" w:hRule="atLeast"/>
@@ -1119,36 +1277,38 @@
         <w:tc>
           <w:tcPr>
             <w:tcBorders>
-              <w:top w:color="000000" w:space="0" w:sz="0" w:val="nil"/>
-              <w:left w:color="000000" w:space="0" w:sz="8" w:val="single"/>
-              <w:bottom w:color="000000" w:space="0" w:sz="8" w:val="single"/>
-              <w:right w:color="000000" w:space="0" w:sz="4" w:val="single"/>
+              <w:top w:val="nil" w:color="000000" w:themeColor="text1" w:sz="0" w:space="0"/>
+              <w:left w:val="single" w:color="000000" w:themeColor="text1" w:sz="8" w:space="0"/>
+              <w:bottom w:val="single" w:color="000000" w:themeColor="text1" w:sz="8" w:space="0"/>
+              <w:right w:val="single" w:color="000000" w:themeColor="text1" w:sz="4" w:space="0"/>
             </w:tcBorders>
-            <w:shd w:fill="c0c0c0" w:val="clear"/>
+            <w:shd w:val="clear" w:color="auto" w:fill="C0C0C0"/>
+            <w:tcMar/>
             <w:vAlign w:val="center"/>
           </w:tcPr>
-          <w:p>
-            <w:pPr>
-              <w:spacing w:after="0" w:line="240" w:lineRule="auto"/>
-              <w:jc w:val="center"/>
-              <w:rPr>
-                <w:rFonts w:ascii="Arial" w:cs="Arial" w:eastAsia="Arial" w:hAnsi="Arial"/>
+          <w:p wp14:textId="77777777">
+            <w:pPr>
+              <w:spacing w:after="0" w:line="240" w:lineRule="auto"/>
+              <w:jc w:val="center"/>
+              <w:rPr>
+                <w:rFonts w:ascii="Arial" w:hAnsi="Arial" w:eastAsia="Arial" w:cs="Arial"/>
                 <w:b w:val="0"/>
                 <w:bCs w:val="0"/>
                 <w:sz w:val="20"/>
                 <w:szCs w:val="20"/>
                 <w:vertAlign w:val="baseline"/>
-              </w:rPr>
-            </w:pPr>
-            <w:r>
-              <w:rPr>
-                <w:rFonts w:ascii="Arial" w:cs="Arial" w:eastAsia="Arial" w:hAnsi="Arial"/>
+                <w:lang w:val="es-ES"/>
+              </w:rPr>
+            </w:pPr>
+            <w:r>
+              <w:rPr>
+                <w:rFonts w:ascii="Arial" w:hAnsi="Arial" w:eastAsia="Arial" w:cs="Arial"/>
                 <w:b w:val="1"/>
                 <w:bCs w:val="1"/>
                 <w:sz w:val="20"/>
                 <w:szCs w:val="20"/>
                 <w:vertAlign w:val="baseline"/>
-                <w:rtl w:val="0"/>
+                <w:lang w:val="es-ES"/>
               </w:rPr>
               <w:t xml:space="preserve">Nº de Días:</w:t>
             </w:r>
@@ -1162,20 +1322,21 @@
         <w:tc>
           <w:tcPr>
             <w:tcBorders>
-              <w:top w:color="000000" w:space="0" w:sz="0" w:val="nil"/>
-              <w:left w:color="000000" w:space="0" w:sz="0" w:val="nil"/>
-              <w:bottom w:color="000000" w:space="0" w:sz="8" w:val="single"/>
-              <w:right w:color="000000" w:space="0" w:sz="0" w:val="nil"/>
+              <w:top w:val="nil" w:color="000000" w:themeColor="text1" w:sz="0" w:space="0"/>
+              <w:left w:val="nil" w:color="000000" w:themeColor="text1" w:sz="0" w:space="0"/>
+              <w:bottom w:val="single" w:color="000000" w:themeColor="text1" w:sz="8" w:space="0"/>
+              <w:right w:val="nil" w:color="000000" w:themeColor="text1" w:sz="0" w:space="0"/>
             </w:tcBorders>
-            <w:shd w:fill="c0c0c0" w:val="clear"/>
+            <w:shd w:val="clear" w:color="auto" w:fill="C0C0C0"/>
+            <w:tcMar/>
             <w:vAlign w:val="center"/>
           </w:tcPr>
-          <w:p>
-            <w:pPr>
-              <w:spacing w:after="0" w:line="240" w:lineRule="auto"/>
-              <w:jc w:val="center"/>
-              <w:rPr>
-                <w:rFonts w:ascii="Arial" w:cs="Arial" w:eastAsia="Arial" w:hAnsi="Arial"/>
+          <w:p wp14:textId="77777777">
+            <w:pPr>
+              <w:spacing w:after="0" w:line="240" w:lineRule="auto"/>
+              <w:jc w:val="center"/>
+              <w:rPr>
+                <w:rFonts w:ascii="Arial" w:hAnsi="Arial" w:eastAsia="Arial" w:cs="Arial"/>
                 <w:b w:val="0"/>
                 <w:bCs w:val="0"/>
                 <w:sz w:val="20"/>
@@ -1185,7 +1346,7 @@
             </w:pPr>
             <w:r>
               <w:rPr>
-                <w:rFonts w:ascii="Arial" w:cs="Arial" w:eastAsia="Arial" w:hAnsi="Arial"/>
+                <w:rFonts w:ascii="Arial" w:hAnsi="Arial" w:eastAsia="Arial" w:cs="Arial"/>
                 <w:b w:val="1"/>
                 <w:bCs w:val="1"/>
                 <w:sz w:val="20"/>
@@ -1205,20 +1366,21 @@
         <w:tc>
           <w:tcPr>
             <w:tcBorders>
-              <w:top w:color="000000" w:space="0" w:sz="0" w:val="nil"/>
-              <w:left w:color="000000" w:space="0" w:sz="4" w:val="single"/>
-              <w:bottom w:color="000000" w:space="0" w:sz="8" w:val="single"/>
-              <w:right w:color="000000" w:space="0" w:sz="0" w:val="nil"/>
+              <w:top w:val="nil" w:color="000000" w:themeColor="text1" w:sz="0" w:space="0"/>
+              <w:left w:val="single" w:color="000000" w:themeColor="text1" w:sz="4" w:space="0"/>
+              <w:bottom w:val="single" w:color="000000" w:themeColor="text1" w:sz="8" w:space="0"/>
+              <w:right w:val="nil" w:color="000000" w:themeColor="text1" w:sz="0" w:space="0"/>
             </w:tcBorders>
-            <w:shd w:fill="c0c0c0" w:val="clear"/>
+            <w:shd w:val="clear" w:color="auto" w:fill="C0C0C0"/>
+            <w:tcMar/>
             <w:vAlign w:val="center"/>
           </w:tcPr>
-          <w:p>
-            <w:pPr>
-              <w:spacing w:after="0" w:line="240" w:lineRule="auto"/>
-              <w:jc w:val="center"/>
-              <w:rPr>
-                <w:rFonts w:ascii="Arial" w:cs="Arial" w:eastAsia="Arial" w:hAnsi="Arial"/>
+          <w:p wp14:textId="77777777">
+            <w:pPr>
+              <w:spacing w:after="0" w:line="240" w:lineRule="auto"/>
+              <w:jc w:val="center"/>
+              <w:rPr>
+                <w:rFonts w:ascii="Arial" w:hAnsi="Arial" w:eastAsia="Arial" w:cs="Arial"/>
                 <w:b w:val="0"/>
                 <w:bCs w:val="0"/>
                 <w:sz w:val="20"/>
@@ -1228,7 +1390,7 @@
             </w:pPr>
             <w:r>
               <w:rPr>
-                <w:rFonts w:ascii="Arial" w:cs="Arial" w:eastAsia="Arial" w:hAnsi="Arial"/>
+                <w:rFonts w:ascii="Arial" w:hAnsi="Arial" w:eastAsia="Arial" w:cs="Arial"/>
                 <w:b w:val="1"/>
                 <w:bCs w:val="1"/>
                 <w:sz w:val="20"/>
@@ -1248,20 +1410,21 @@
         <w:tc>
           <w:tcPr>
             <w:tcBorders>
-              <w:top w:color="000000" w:space="0" w:sz="0" w:val="nil"/>
-              <w:left w:color="000000" w:space="0" w:sz="4" w:val="single"/>
-              <w:bottom w:color="000000" w:space="0" w:sz="8" w:val="single"/>
-              <w:right w:color="000000" w:space="0" w:sz="8" w:val="single"/>
+              <w:top w:val="nil" w:color="000000" w:themeColor="text1" w:sz="0" w:space="0"/>
+              <w:left w:val="single" w:color="000000" w:themeColor="text1" w:sz="4" w:space="0"/>
+              <w:bottom w:val="single" w:color="000000" w:themeColor="text1" w:sz="8" w:space="0"/>
+              <w:right w:val="single" w:color="000000" w:themeColor="text1" w:sz="8" w:space="0"/>
             </w:tcBorders>
-            <w:shd w:fill="c0c0c0" w:val="clear"/>
+            <w:shd w:val="clear" w:color="auto" w:fill="C0C0C0"/>
+            <w:tcMar/>
             <w:vAlign w:val="center"/>
           </w:tcPr>
-          <w:p>
-            <w:pPr>
-              <w:spacing w:after="0" w:line="240" w:lineRule="auto"/>
-              <w:jc w:val="center"/>
-              <w:rPr>
-                <w:rFonts w:ascii="Arial" w:cs="Arial" w:eastAsia="Arial" w:hAnsi="Arial"/>
+          <w:p wp14:textId="77777777">
+            <w:pPr>
+              <w:spacing w:after="0" w:line="240" w:lineRule="auto"/>
+              <w:jc w:val="center"/>
+              <w:rPr>
+                <w:rFonts w:ascii="Arial" w:hAnsi="Arial" w:eastAsia="Arial" w:cs="Arial"/>
                 <w:b w:val="0"/>
                 <w:bCs w:val="0"/>
                 <w:sz w:val="20"/>
@@ -1271,7 +1434,7 @@
             </w:pPr>
             <w:r>
               <w:rPr>
-                <w:rFonts w:ascii="Arial" w:cs="Arial" w:eastAsia="Arial" w:hAnsi="Arial"/>
+                <w:rFonts w:ascii="Arial" w:hAnsi="Arial" w:eastAsia="Arial" w:cs="Arial"/>
                 <w:b w:val="1"/>
                 <w:bCs w:val="1"/>
                 <w:sz w:val="20"/>
@@ -1289,7 +1452,7 @@
           </w:p>
         </w:tc>
       </w:tr>
-      <w:tr>
+      <w:tr xmlns:wp14="http://schemas.microsoft.com/office/word/2010/wordml" wp14:textId="77777777">
         <w:trPr>
           <w:cantSplit w:val="0"/>
           <w:trHeight w:val="112" w:hRule="atLeast"/>
@@ -1298,48 +1461,50 @@
         <w:tc>
           <w:tcPr>
             <w:tcBorders>
-              <w:top w:color="000000" w:space="0" w:sz="8" w:val="single"/>
-              <w:left w:color="000000" w:space="0" w:sz="8" w:val="single"/>
-              <w:bottom w:color="000000" w:space="0" w:sz="8" w:val="single"/>
-              <w:right w:color="000000" w:space="0" w:sz="8" w:val="single"/>
+              <w:top w:val="single" w:color="000000" w:themeColor="text1" w:sz="8" w:space="0"/>
+              <w:left w:val="single" w:color="000000" w:themeColor="text1" w:sz="8" w:space="0"/>
+              <w:bottom w:val="single" w:color="000000" w:themeColor="text1" w:sz="8" w:space="0"/>
+              <w:right w:val="single" w:color="000000" w:themeColor="text1" w:sz="8" w:space="0"/>
             </w:tcBorders>
-          </w:tcPr>
-          <w:p>
-            <w:pPr>
-              <w:spacing w:after="0" w:line="240" w:lineRule="auto"/>
-              <w:jc w:val="center"/>
-              <w:rPr>
-                <w:rFonts w:ascii="Arial" w:cs="Arial" w:eastAsia="Arial" w:hAnsi="Arial"/>
-                <w:sz w:val="18"/>
-                <w:szCs w:val="18"/>
-                <w:vertAlign w:val="baseline"/>
-              </w:rPr>
-            </w:pPr>
-            <w:r>
-              <w:rPr>
-                <w:rFonts w:ascii="Arial" w:cs="Arial" w:eastAsia="Arial" w:hAnsi="Arial"/>
-                <w:sz w:val="18"/>
-                <w:szCs w:val="18"/>
-                <w:rtl w:val="0"/>
+            <w:tcMar/>
+          </w:tcPr>
+          <w:p wp14:textId="77777777">
+            <w:pPr>
+              <w:spacing w:after="0" w:line="240" w:lineRule="auto"/>
+              <w:jc w:val="center"/>
+              <w:rPr>
+                <w:rFonts w:ascii="Arial" w:hAnsi="Arial" w:eastAsia="Arial" w:cs="Arial"/>
+                <w:sz w:val="18"/>
+                <w:szCs w:val="18"/>
+                <w:vertAlign w:val="baseline"/>
+                <w:lang w:val="es-ES"/>
+              </w:rPr>
+            </w:pPr>
+            <w:r>
+              <w:rPr>
+                <w:rFonts w:ascii="Arial" w:hAnsi="Arial" w:eastAsia="Arial" w:cs="Arial"/>
+                <w:sz w:val="18"/>
+                <w:szCs w:val="18"/>
+                <w:lang w:val="es-ES"/>
               </w:rPr>
               <w:t xml:space="preserve">{</w:t>
             </w:r>
             <w:r>
               <w:rPr>
-                <w:rFonts w:ascii="Courier New" w:cs="Courier New" w:eastAsia="Courier New" w:hAnsi="Courier New"/>
+                <w:rFonts w:ascii="Courier New" w:hAnsi="Courier New" w:eastAsia="Courier New" w:cs="Courier New"/>
                 <w:color w:val="ef596f"/>
                 <w:sz w:val="18"/>
                 <w:szCs w:val="18"/>
-                <w:rtl w:val="0"/>
+                <w:lang w:val="es-ES"/>
               </w:rPr>
               <w:t xml:space="preserve">dias</w:t>
             </w:r>
             <w:r>
               <w:rPr>
-                <w:rFonts w:ascii="Arial" w:cs="Arial" w:eastAsia="Arial" w:hAnsi="Arial"/>
-                <w:sz w:val="18"/>
-                <w:szCs w:val="18"/>
-                <w:rtl w:val="0"/>
+                <w:rFonts w:ascii="Arial" w:hAnsi="Arial" w:eastAsia="Arial" w:cs="Arial"/>
+                <w:sz w:val="18"/>
+                <w:szCs w:val="18"/>
+                <w:lang w:val="es-ES"/>
               </w:rPr>
               <w:t xml:space="preserve">}</w:t>
             </w:r>
@@ -1353,26 +1518,27 @@
         <w:tc>
           <w:tcPr>
             <w:tcBorders>
-              <w:top w:color="000000" w:space="0" w:sz="8" w:val="single"/>
-              <w:left w:color="000000" w:space="0" w:sz="8" w:val="single"/>
-              <w:bottom w:color="000000" w:space="0" w:sz="8" w:val="single"/>
-              <w:right w:color="000000" w:space="0" w:sz="8" w:val="single"/>
+              <w:top w:val="single" w:color="000000" w:themeColor="text1" w:sz="8" w:space="0"/>
+              <w:left w:val="single" w:color="000000" w:themeColor="text1" w:sz="8" w:space="0"/>
+              <w:bottom w:val="single" w:color="000000" w:themeColor="text1" w:sz="8" w:space="0"/>
+              <w:right w:val="single" w:color="000000" w:themeColor="text1" w:sz="8" w:space="0"/>
             </w:tcBorders>
-          </w:tcPr>
-          <w:p>
-            <w:pPr>
-              <w:spacing w:after="0" w:line="240" w:lineRule="auto"/>
-              <w:jc w:val="center"/>
-              <w:rPr>
-                <w:rFonts w:ascii="Arial" w:cs="Arial" w:eastAsia="Arial" w:hAnsi="Arial"/>
-                <w:sz w:val="18"/>
-                <w:szCs w:val="18"/>
-                <w:vertAlign w:val="baseline"/>
-              </w:rPr>
-            </w:pPr>
-            <w:r>
-              <w:rPr>
-                <w:rFonts w:ascii="Arial" w:cs="Arial" w:eastAsia="Arial" w:hAnsi="Arial"/>
+            <w:tcMar/>
+          </w:tcPr>
+          <w:p wp14:textId="77777777">
+            <w:pPr>
+              <w:spacing w:after="0" w:line="240" w:lineRule="auto"/>
+              <w:jc w:val="center"/>
+              <w:rPr>
+                <w:rFonts w:ascii="Arial" w:hAnsi="Arial" w:eastAsia="Arial" w:cs="Arial"/>
+                <w:sz w:val="18"/>
+                <w:szCs w:val="18"/>
+                <w:vertAlign w:val="baseline"/>
+              </w:rPr>
+            </w:pPr>
+            <w:r>
+              <w:rPr>
+                <w:rFonts w:ascii="Arial" w:hAnsi="Arial" w:eastAsia="Arial" w:cs="Arial"/>
                 <w:sz w:val="18"/>
                 <w:szCs w:val="18"/>
                 <w:rtl w:val="0"/>
@@ -1381,7 +1547,7 @@
             </w:r>
             <w:r>
               <w:rPr>
-                <w:rFonts w:ascii="Courier New" w:cs="Courier New" w:eastAsia="Courier New" w:hAnsi="Courier New"/>
+                <w:rFonts w:ascii="Courier New" w:hAnsi="Courier New" w:eastAsia="Courier New" w:cs="Courier New"/>
                 <w:color w:val="ef596f"/>
                 <w:sz w:val="18"/>
                 <w:szCs w:val="18"/>
@@ -1391,7 +1557,7 @@
             </w:r>
             <w:r>
               <w:rPr>
-                <w:rFonts w:ascii="Arial" w:cs="Arial" w:eastAsia="Arial" w:hAnsi="Arial"/>
+                <w:rFonts w:ascii="Arial" w:hAnsi="Arial" w:eastAsia="Arial" w:cs="Arial"/>
                 <w:sz w:val="18"/>
                 <w:szCs w:val="18"/>
                 <w:rtl w:val="0"/>
@@ -1408,38 +1574,40 @@
         <w:tc>
           <w:tcPr>
             <w:tcBorders>
-              <w:top w:color="000000" w:space="0" w:sz="8" w:val="single"/>
-              <w:left w:color="000000" w:space="0" w:sz="8" w:val="single"/>
-              <w:bottom w:color="000000" w:space="0" w:sz="8" w:val="single"/>
-              <w:right w:color="000000" w:space="0" w:sz="8" w:val="single"/>
+              <w:top w:val="single" w:color="000000" w:themeColor="text1" w:sz="8" w:space="0"/>
+              <w:left w:val="single" w:color="000000" w:themeColor="text1" w:sz="8" w:space="0"/>
+              <w:bottom w:val="single" w:color="000000" w:themeColor="text1" w:sz="8" w:space="0"/>
+              <w:right w:val="single" w:color="000000" w:themeColor="text1" w:sz="8" w:space="0"/>
             </w:tcBorders>
-          </w:tcPr>
-          <w:p>
-            <w:pPr>
-              <w:spacing w:after="0" w:line="240" w:lineRule="auto"/>
-              <w:jc w:val="center"/>
-              <w:rPr>
-                <w:rFonts w:ascii="Arial" w:cs="Arial" w:eastAsia="Arial" w:hAnsi="Arial"/>
-                <w:sz w:val="18"/>
-                <w:szCs w:val="18"/>
-              </w:rPr>
-            </w:pPr>
-            <w:r>
-              <w:rPr>
-                <w:rFonts w:ascii="Arial" w:cs="Arial" w:eastAsia="Arial" w:hAnsi="Arial"/>
-                <w:sz w:val="18"/>
-                <w:szCs w:val="18"/>
-                <w:rtl w:val="0"/>
+            <w:tcMar/>
+          </w:tcPr>
+          <w:p wp14:textId="77777777">
+            <w:pPr>
+              <w:spacing w:after="0" w:line="240" w:lineRule="auto"/>
+              <w:jc w:val="center"/>
+              <w:rPr>
+                <w:rFonts w:ascii="Arial" w:hAnsi="Arial" w:eastAsia="Arial" w:cs="Arial"/>
+                <w:sz w:val="18"/>
+                <w:szCs w:val="18"/>
+                <w:lang w:val="es-ES"/>
+              </w:rPr>
+            </w:pPr>
+            <w:r>
+              <w:rPr>
+                <w:rFonts w:ascii="Arial" w:hAnsi="Arial" w:eastAsia="Arial" w:cs="Arial"/>
+                <w:sz w:val="18"/>
+                <w:szCs w:val="18"/>
+                <w:lang w:val="es-ES"/>
               </w:rPr>
               <w:t xml:space="preserve">{</w:t>
             </w:r>
             <w:r>
               <w:rPr>
-                <w:rFonts w:ascii="Courier New" w:cs="Courier New" w:eastAsia="Courier New" w:hAnsi="Courier New"/>
+                <w:rFonts w:ascii="Courier New" w:hAnsi="Courier New" w:eastAsia="Courier New" w:cs="Courier New"/>
                 <w:color w:val="ef596f"/>
                 <w:sz w:val="18"/>
                 <w:szCs w:val="18"/>
-                <w:rtl w:val="0"/>
+                <w:lang w:val="es-ES"/>
               </w:rPr>
               <w:t xml:space="preserve">fecha_inicio}</w:t>
             </w:r>
@@ -1453,47 +1621,49 @@
         <w:tc>
           <w:tcPr>
             <w:tcBorders>
-              <w:top w:color="000000" w:space="0" w:sz="8" w:val="single"/>
-              <w:left w:color="000000" w:space="0" w:sz="8" w:val="single"/>
-              <w:bottom w:color="000000" w:space="0" w:sz="8" w:val="single"/>
-              <w:right w:color="000000" w:space="0" w:sz="8" w:val="single"/>
+              <w:top w:val="single" w:color="000000" w:themeColor="text1" w:sz="8" w:space="0"/>
+              <w:left w:val="single" w:color="000000" w:themeColor="text1" w:sz="8" w:space="0"/>
+              <w:bottom w:val="single" w:color="000000" w:themeColor="text1" w:sz="8" w:space="0"/>
+              <w:right w:val="single" w:color="000000" w:themeColor="text1" w:sz="8" w:space="0"/>
             </w:tcBorders>
-          </w:tcPr>
-          <w:p>
-            <w:pPr>
-              <w:spacing w:after="0" w:line="240" w:lineRule="auto"/>
-              <w:jc w:val="center"/>
-              <w:rPr>
-                <w:rFonts w:ascii="Arial" w:cs="Arial" w:eastAsia="Arial" w:hAnsi="Arial"/>
-                <w:sz w:val="18"/>
-                <w:szCs w:val="18"/>
-              </w:rPr>
-            </w:pPr>
-            <w:r>
-              <w:rPr>
-                <w:rFonts w:ascii="Arial" w:cs="Arial" w:eastAsia="Arial" w:hAnsi="Arial"/>
-                <w:sz w:val="18"/>
-                <w:szCs w:val="18"/>
-                <w:rtl w:val="0"/>
+            <w:tcMar/>
+          </w:tcPr>
+          <w:p wp14:textId="77777777">
+            <w:pPr>
+              <w:spacing w:after="0" w:line="240" w:lineRule="auto"/>
+              <w:jc w:val="center"/>
+              <w:rPr>
+                <w:rFonts w:ascii="Arial" w:hAnsi="Arial" w:eastAsia="Arial" w:cs="Arial"/>
+                <w:sz w:val="18"/>
+                <w:szCs w:val="18"/>
+                <w:lang w:val="es-ES"/>
+              </w:rPr>
+            </w:pPr>
+            <w:r>
+              <w:rPr>
+                <w:rFonts w:ascii="Arial" w:hAnsi="Arial" w:eastAsia="Arial" w:cs="Arial"/>
+                <w:sz w:val="18"/>
+                <w:szCs w:val="18"/>
+                <w:lang w:val="es-ES"/>
               </w:rPr>
               <w:t xml:space="preserve">{</w:t>
             </w:r>
             <w:r>
               <w:rPr>
-                <w:rFonts w:ascii="Courier New" w:cs="Courier New" w:eastAsia="Courier New" w:hAnsi="Courier New"/>
+                <w:rFonts w:ascii="Courier New" w:hAnsi="Courier New" w:eastAsia="Courier New" w:cs="Courier New"/>
                 <w:color w:val="ef596f"/>
                 <w:sz w:val="18"/>
                 <w:szCs w:val="18"/>
-                <w:rtl w:val="0"/>
+                <w:lang w:val="es-ES"/>
               </w:rPr>
               <w:t xml:space="preserve">fecha_final</w:t>
             </w:r>
             <w:r>
               <w:rPr>
-                <w:rFonts w:ascii="Arial" w:cs="Arial" w:eastAsia="Arial" w:hAnsi="Arial"/>
-                <w:sz w:val="18"/>
-                <w:szCs w:val="18"/>
-                <w:rtl w:val="0"/>
+                <w:rFonts w:ascii="Arial" w:hAnsi="Arial" w:eastAsia="Arial" w:cs="Arial"/>
+                <w:sz w:val="18"/>
+                <w:szCs w:val="18"/>
+                <w:lang w:val="es-ES"/>
               </w:rPr>
               <w:t xml:space="preserve">}</w:t>
             </w:r>
@@ -1505,7 +1675,7 @@
           </w:p>
         </w:tc>
       </w:tr>
-      <w:tr>
+      <w:tr xmlns:wp14="http://schemas.microsoft.com/office/word/2010/wordml" wp14:textId="77777777">
         <w:trPr>
           <w:cantSplit w:val="0"/>
           <w:trHeight w:val="144" w:hRule="atLeast"/>
@@ -1514,26 +1684,27 @@
         <w:tc>
           <w:tcPr>
             <w:tcBorders>
-              <w:top w:color="000000" w:space="0" w:sz="8" w:val="single"/>
-              <w:left w:color="000000" w:space="0" w:sz="8" w:val="single"/>
-              <w:bottom w:color="000000" w:space="0" w:sz="8" w:val="single"/>
-              <w:right w:color="000000" w:space="0" w:sz="8" w:val="single"/>
+              <w:top w:val="single" w:color="000000" w:themeColor="text1" w:sz="8" w:space="0"/>
+              <w:left w:val="single" w:color="000000" w:themeColor="text1" w:sz="8" w:space="0"/>
+              <w:bottom w:val="single" w:color="000000" w:themeColor="text1" w:sz="8" w:space="0"/>
+              <w:right w:val="single" w:color="000000" w:themeColor="text1" w:sz="8" w:space="0"/>
             </w:tcBorders>
-          </w:tcPr>
-          <w:p>
-            <w:pPr>
-              <w:spacing w:after="0" w:line="240" w:lineRule="auto"/>
-              <w:jc w:val="center"/>
-              <w:rPr>
-                <w:rFonts w:ascii="Arial" w:cs="Arial" w:eastAsia="Arial" w:hAnsi="Arial"/>
-                <w:sz w:val="18"/>
-                <w:szCs w:val="18"/>
-                <w:vertAlign w:val="baseline"/>
-              </w:rPr>
-            </w:pPr>
-            <w:r>
-              <w:rPr>
-                <w:rFonts w:ascii="Arial" w:cs="Arial" w:eastAsia="Arial" w:hAnsi="Arial"/>
+            <w:tcMar/>
+          </w:tcPr>
+          <w:p wp14:textId="77777777">
+            <w:pPr>
+              <w:spacing w:after="0" w:line="240" w:lineRule="auto"/>
+              <w:jc w:val="center"/>
+              <w:rPr>
+                <w:rFonts w:ascii="Arial" w:hAnsi="Arial" w:eastAsia="Arial" w:cs="Arial"/>
+                <w:sz w:val="18"/>
+                <w:szCs w:val="18"/>
+                <w:vertAlign w:val="baseline"/>
+              </w:rPr>
+            </w:pPr>
+            <w:r>
+              <w:rPr>
+                <w:rFonts w:ascii="Arial" w:hAnsi="Arial" w:eastAsia="Arial" w:cs="Arial"/>
                 <w:sz w:val="18"/>
                 <w:szCs w:val="18"/>
                 <w:vertAlign w:val="baseline"/>
@@ -1546,26 +1717,27 @@
         <w:tc>
           <w:tcPr>
             <w:tcBorders>
-              <w:top w:color="000000" w:space="0" w:sz="8" w:val="single"/>
-              <w:left w:color="000000" w:space="0" w:sz="8" w:val="single"/>
-              <w:bottom w:color="000000" w:space="0" w:sz="8" w:val="single"/>
-              <w:right w:color="000000" w:space="0" w:sz="8" w:val="single"/>
+              <w:top w:val="single" w:color="000000" w:themeColor="text1" w:sz="8" w:space="0"/>
+              <w:left w:val="single" w:color="000000" w:themeColor="text1" w:sz="8" w:space="0"/>
+              <w:bottom w:val="single" w:color="000000" w:themeColor="text1" w:sz="8" w:space="0"/>
+              <w:right w:val="single" w:color="000000" w:themeColor="text1" w:sz="8" w:space="0"/>
             </w:tcBorders>
-          </w:tcPr>
-          <w:p>
-            <w:pPr>
-              <w:spacing w:after="0" w:line="240" w:lineRule="auto"/>
-              <w:jc w:val="center"/>
-              <w:rPr>
-                <w:rFonts w:ascii="Arial" w:cs="Arial" w:eastAsia="Arial" w:hAnsi="Arial"/>
-                <w:sz w:val="18"/>
-                <w:szCs w:val="18"/>
-                <w:vertAlign w:val="baseline"/>
-              </w:rPr>
-            </w:pPr>
-            <w:r>
-              <w:rPr>
-                <w:rFonts w:ascii="Arial" w:cs="Arial" w:eastAsia="Arial" w:hAnsi="Arial"/>
+            <w:tcMar/>
+          </w:tcPr>
+          <w:p wp14:textId="77777777">
+            <w:pPr>
+              <w:spacing w:after="0" w:line="240" w:lineRule="auto"/>
+              <w:jc w:val="center"/>
+              <w:rPr>
+                <w:rFonts w:ascii="Arial" w:hAnsi="Arial" w:eastAsia="Arial" w:cs="Arial"/>
+                <w:sz w:val="18"/>
+                <w:szCs w:val="18"/>
+                <w:vertAlign w:val="baseline"/>
+              </w:rPr>
+            </w:pPr>
+            <w:r>
+              <w:rPr>
+                <w:rFonts w:ascii="Arial" w:hAnsi="Arial" w:eastAsia="Arial" w:cs="Arial"/>
                 <w:sz w:val="18"/>
                 <w:szCs w:val="18"/>
                 <w:vertAlign w:val="baseline"/>
@@ -1578,26 +1750,27 @@
         <w:tc>
           <w:tcPr>
             <w:tcBorders>
-              <w:top w:color="000000" w:space="0" w:sz="8" w:val="single"/>
-              <w:left w:color="000000" w:space="0" w:sz="8" w:val="single"/>
-              <w:bottom w:color="000000" w:space="0" w:sz="8" w:val="single"/>
-              <w:right w:color="000000" w:space="0" w:sz="8" w:val="single"/>
+              <w:top w:val="single" w:color="000000" w:themeColor="text1" w:sz="8" w:space="0"/>
+              <w:left w:val="single" w:color="000000" w:themeColor="text1" w:sz="8" w:space="0"/>
+              <w:bottom w:val="single" w:color="000000" w:themeColor="text1" w:sz="8" w:space="0"/>
+              <w:right w:val="single" w:color="000000" w:themeColor="text1" w:sz="8" w:space="0"/>
             </w:tcBorders>
-          </w:tcPr>
-          <w:p>
-            <w:pPr>
-              <w:spacing w:after="0" w:line="240" w:lineRule="auto"/>
-              <w:jc w:val="center"/>
-              <w:rPr>
-                <w:rFonts w:ascii="Arial" w:cs="Arial" w:eastAsia="Arial" w:hAnsi="Arial"/>
-                <w:sz w:val="18"/>
-                <w:szCs w:val="18"/>
-                <w:vertAlign w:val="baseline"/>
-              </w:rPr>
-            </w:pPr>
-            <w:r>
-              <w:rPr>
-                <w:rFonts w:ascii="Arial" w:cs="Arial" w:eastAsia="Arial" w:hAnsi="Arial"/>
+            <w:tcMar/>
+          </w:tcPr>
+          <w:p wp14:textId="77777777">
+            <w:pPr>
+              <w:spacing w:after="0" w:line="240" w:lineRule="auto"/>
+              <w:jc w:val="center"/>
+              <w:rPr>
+                <w:rFonts w:ascii="Arial" w:hAnsi="Arial" w:eastAsia="Arial" w:cs="Arial"/>
+                <w:sz w:val="18"/>
+                <w:szCs w:val="18"/>
+                <w:vertAlign w:val="baseline"/>
+              </w:rPr>
+            </w:pPr>
+            <w:r>
+              <w:rPr>
+                <w:rFonts w:ascii="Arial" w:hAnsi="Arial" w:eastAsia="Arial" w:cs="Arial"/>
                 <w:sz w:val="18"/>
                 <w:szCs w:val="18"/>
                 <w:vertAlign w:val="baseline"/>
@@ -1610,26 +1783,27 @@
         <w:tc>
           <w:tcPr>
             <w:tcBorders>
-              <w:top w:color="000000" w:space="0" w:sz="8" w:val="single"/>
-              <w:left w:color="000000" w:space="0" w:sz="8" w:val="single"/>
-              <w:bottom w:color="000000" w:space="0" w:sz="8" w:val="single"/>
-              <w:right w:color="000000" w:space="0" w:sz="8" w:val="single"/>
+              <w:top w:val="single" w:color="000000" w:themeColor="text1" w:sz="8" w:space="0"/>
+              <w:left w:val="single" w:color="000000" w:themeColor="text1" w:sz="8" w:space="0"/>
+              <w:bottom w:val="single" w:color="000000" w:themeColor="text1" w:sz="8" w:space="0"/>
+              <w:right w:val="single" w:color="000000" w:themeColor="text1" w:sz="8" w:space="0"/>
             </w:tcBorders>
-          </w:tcPr>
-          <w:p>
-            <w:pPr>
-              <w:spacing w:after="0" w:line="240" w:lineRule="auto"/>
-              <w:jc w:val="center"/>
-              <w:rPr>
-                <w:rFonts w:ascii="Arial" w:cs="Arial" w:eastAsia="Arial" w:hAnsi="Arial"/>
-                <w:sz w:val="18"/>
-                <w:szCs w:val="18"/>
-                <w:vertAlign w:val="baseline"/>
-              </w:rPr>
-            </w:pPr>
-            <w:r>
-              <w:rPr>
-                <w:rFonts w:ascii="Arial" w:cs="Arial" w:eastAsia="Arial" w:hAnsi="Arial"/>
+            <w:tcMar/>
+          </w:tcPr>
+          <w:p wp14:textId="77777777">
+            <w:pPr>
+              <w:spacing w:after="0" w:line="240" w:lineRule="auto"/>
+              <w:jc w:val="center"/>
+              <w:rPr>
+                <w:rFonts w:ascii="Arial" w:hAnsi="Arial" w:eastAsia="Arial" w:cs="Arial"/>
+                <w:sz w:val="18"/>
+                <w:szCs w:val="18"/>
+                <w:vertAlign w:val="baseline"/>
+              </w:rPr>
+            </w:pPr>
+            <w:r>
+              <w:rPr>
+                <w:rFonts w:ascii="Arial" w:hAnsi="Arial" w:eastAsia="Arial" w:cs="Arial"/>
                 <w:sz w:val="18"/>
                 <w:szCs w:val="18"/>
                 <w:vertAlign w:val="baseline"/>
@@ -1640,7 +1814,7 @@
           </w:p>
         </w:tc>
       </w:tr>
-      <w:tr>
+      <w:tr xmlns:wp14="http://schemas.microsoft.com/office/word/2010/wordml" wp14:textId="77777777">
         <w:trPr>
           <w:cantSplit w:val="0"/>
           <w:trHeight w:val="190" w:hRule="atLeast"/>
@@ -1649,26 +1823,27 @@
         <w:tc>
           <w:tcPr>
             <w:tcBorders>
-              <w:top w:color="000000" w:space="0" w:sz="8" w:val="single"/>
-              <w:left w:color="000000" w:space="0" w:sz="8" w:val="single"/>
-              <w:bottom w:color="000000" w:space="0" w:sz="8" w:val="single"/>
-              <w:right w:color="000000" w:space="0" w:sz="8" w:val="single"/>
+              <w:top w:val="single" w:color="000000" w:themeColor="text1" w:sz="8" w:space="0"/>
+              <w:left w:val="single" w:color="000000" w:themeColor="text1" w:sz="8" w:space="0"/>
+              <w:bottom w:val="single" w:color="000000" w:themeColor="text1" w:sz="8" w:space="0"/>
+              <w:right w:val="single" w:color="000000" w:themeColor="text1" w:sz="8" w:space="0"/>
             </w:tcBorders>
-          </w:tcPr>
-          <w:p>
-            <w:pPr>
-              <w:spacing w:after="0" w:line="240" w:lineRule="auto"/>
-              <w:jc w:val="center"/>
-              <w:rPr>
-                <w:rFonts w:ascii="Arial" w:cs="Arial" w:eastAsia="Arial" w:hAnsi="Arial"/>
-                <w:sz w:val="18"/>
-                <w:szCs w:val="18"/>
-                <w:vertAlign w:val="baseline"/>
-              </w:rPr>
-            </w:pPr>
-            <w:r>
-              <w:rPr>
-                <w:rFonts w:ascii="Arial" w:cs="Arial" w:eastAsia="Arial" w:hAnsi="Arial"/>
+            <w:tcMar/>
+          </w:tcPr>
+          <w:p wp14:textId="77777777">
+            <w:pPr>
+              <w:spacing w:after="0" w:line="240" w:lineRule="auto"/>
+              <w:jc w:val="center"/>
+              <w:rPr>
+                <w:rFonts w:ascii="Arial" w:hAnsi="Arial" w:eastAsia="Arial" w:cs="Arial"/>
+                <w:sz w:val="18"/>
+                <w:szCs w:val="18"/>
+                <w:vertAlign w:val="baseline"/>
+              </w:rPr>
+            </w:pPr>
+            <w:r>
+              <w:rPr>
+                <w:rFonts w:ascii="Arial" w:hAnsi="Arial" w:eastAsia="Arial" w:cs="Arial"/>
                 <w:sz w:val="18"/>
                 <w:szCs w:val="18"/>
                 <w:vertAlign w:val="baseline"/>
@@ -1681,26 +1856,27 @@
         <w:tc>
           <w:tcPr>
             <w:tcBorders>
-              <w:top w:color="000000" w:space="0" w:sz="8" w:val="single"/>
-              <w:left w:color="000000" w:space="0" w:sz="8" w:val="single"/>
-              <w:bottom w:color="000000" w:space="0" w:sz="8" w:val="single"/>
-              <w:right w:color="000000" w:space="0" w:sz="8" w:val="single"/>
+              <w:top w:val="single" w:color="000000" w:themeColor="text1" w:sz="8" w:space="0"/>
+              <w:left w:val="single" w:color="000000" w:themeColor="text1" w:sz="8" w:space="0"/>
+              <w:bottom w:val="single" w:color="000000" w:themeColor="text1" w:sz="8" w:space="0"/>
+              <w:right w:val="single" w:color="000000" w:themeColor="text1" w:sz="8" w:space="0"/>
             </w:tcBorders>
-          </w:tcPr>
-          <w:p>
-            <w:pPr>
-              <w:spacing w:after="0" w:line="240" w:lineRule="auto"/>
-              <w:jc w:val="center"/>
-              <w:rPr>
-                <w:rFonts w:ascii="Arial" w:cs="Arial" w:eastAsia="Arial" w:hAnsi="Arial"/>
-                <w:sz w:val="18"/>
-                <w:szCs w:val="18"/>
-                <w:vertAlign w:val="baseline"/>
-              </w:rPr>
-            </w:pPr>
-            <w:r>
-              <w:rPr>
-                <w:rFonts w:ascii="Arial" w:cs="Arial" w:eastAsia="Arial" w:hAnsi="Arial"/>
+            <w:tcMar/>
+          </w:tcPr>
+          <w:p wp14:textId="77777777">
+            <w:pPr>
+              <w:spacing w:after="0" w:line="240" w:lineRule="auto"/>
+              <w:jc w:val="center"/>
+              <w:rPr>
+                <w:rFonts w:ascii="Arial" w:hAnsi="Arial" w:eastAsia="Arial" w:cs="Arial"/>
+                <w:sz w:val="18"/>
+                <w:szCs w:val="18"/>
+                <w:vertAlign w:val="baseline"/>
+              </w:rPr>
+            </w:pPr>
+            <w:r>
+              <w:rPr>
+                <w:rFonts w:ascii="Arial" w:hAnsi="Arial" w:eastAsia="Arial" w:cs="Arial"/>
                 <w:sz w:val="18"/>
                 <w:szCs w:val="18"/>
                 <w:vertAlign w:val="baseline"/>
@@ -1713,26 +1889,27 @@
         <w:tc>
           <w:tcPr>
             <w:tcBorders>
-              <w:top w:color="000000" w:space="0" w:sz="8" w:val="single"/>
-              <w:left w:color="000000" w:space="0" w:sz="8" w:val="single"/>
-              <w:bottom w:color="000000" w:space="0" w:sz="8" w:val="single"/>
-              <w:right w:color="000000" w:space="0" w:sz="8" w:val="single"/>
+              <w:top w:val="single" w:color="000000" w:themeColor="text1" w:sz="8" w:space="0"/>
+              <w:left w:val="single" w:color="000000" w:themeColor="text1" w:sz="8" w:space="0"/>
+              <w:bottom w:val="single" w:color="000000" w:themeColor="text1" w:sz="8" w:space="0"/>
+              <w:right w:val="single" w:color="000000" w:themeColor="text1" w:sz="8" w:space="0"/>
             </w:tcBorders>
-          </w:tcPr>
-          <w:p>
-            <w:pPr>
-              <w:spacing w:after="0" w:line="240" w:lineRule="auto"/>
-              <w:jc w:val="center"/>
-              <w:rPr>
-                <w:rFonts w:ascii="Arial" w:cs="Arial" w:eastAsia="Arial" w:hAnsi="Arial"/>
-                <w:sz w:val="18"/>
-                <w:szCs w:val="18"/>
-                <w:vertAlign w:val="baseline"/>
-              </w:rPr>
-            </w:pPr>
-            <w:r>
-              <w:rPr>
-                <w:rFonts w:ascii="Arial" w:cs="Arial" w:eastAsia="Arial" w:hAnsi="Arial"/>
+            <w:tcMar/>
+          </w:tcPr>
+          <w:p wp14:textId="77777777">
+            <w:pPr>
+              <w:spacing w:after="0" w:line="240" w:lineRule="auto"/>
+              <w:jc w:val="center"/>
+              <w:rPr>
+                <w:rFonts w:ascii="Arial" w:hAnsi="Arial" w:eastAsia="Arial" w:cs="Arial"/>
+                <w:sz w:val="18"/>
+                <w:szCs w:val="18"/>
+                <w:vertAlign w:val="baseline"/>
+              </w:rPr>
+            </w:pPr>
+            <w:r>
+              <w:rPr>
+                <w:rFonts w:ascii="Arial" w:hAnsi="Arial" w:eastAsia="Arial" w:cs="Arial"/>
                 <w:sz w:val="18"/>
                 <w:szCs w:val="18"/>
                 <w:vertAlign w:val="baseline"/>
@@ -1745,26 +1922,27 @@
         <w:tc>
           <w:tcPr>
             <w:tcBorders>
-              <w:top w:color="000000" w:space="0" w:sz="8" w:val="single"/>
-              <w:left w:color="000000" w:space="0" w:sz="8" w:val="single"/>
-              <w:bottom w:color="000000" w:space="0" w:sz="8" w:val="single"/>
-              <w:right w:color="000000" w:space="0" w:sz="8" w:val="single"/>
+              <w:top w:val="single" w:color="000000" w:themeColor="text1" w:sz="8" w:space="0"/>
+              <w:left w:val="single" w:color="000000" w:themeColor="text1" w:sz="8" w:space="0"/>
+              <w:bottom w:val="single" w:color="000000" w:themeColor="text1" w:sz="8" w:space="0"/>
+              <w:right w:val="single" w:color="000000" w:themeColor="text1" w:sz="8" w:space="0"/>
             </w:tcBorders>
-          </w:tcPr>
-          <w:p>
-            <w:pPr>
-              <w:spacing w:after="0" w:line="240" w:lineRule="auto"/>
-              <w:jc w:val="center"/>
-              <w:rPr>
-                <w:rFonts w:ascii="Arial" w:cs="Arial" w:eastAsia="Arial" w:hAnsi="Arial"/>
-                <w:sz w:val="18"/>
-                <w:szCs w:val="18"/>
-                <w:vertAlign w:val="baseline"/>
-              </w:rPr>
-            </w:pPr>
-            <w:r>
-              <w:rPr>
-                <w:rFonts w:ascii="Arial" w:cs="Arial" w:eastAsia="Arial" w:hAnsi="Arial"/>
+            <w:tcMar/>
+          </w:tcPr>
+          <w:p wp14:textId="77777777">
+            <w:pPr>
+              <w:spacing w:after="0" w:line="240" w:lineRule="auto"/>
+              <w:jc w:val="center"/>
+              <w:rPr>
+                <w:rFonts w:ascii="Arial" w:hAnsi="Arial" w:eastAsia="Arial" w:cs="Arial"/>
+                <w:sz w:val="18"/>
+                <w:szCs w:val="18"/>
+                <w:vertAlign w:val="baseline"/>
+              </w:rPr>
+            </w:pPr>
+            <w:r>
+              <w:rPr>
+                <w:rFonts w:ascii="Arial" w:hAnsi="Arial" w:eastAsia="Arial" w:cs="Arial"/>
                 <w:sz w:val="18"/>
                 <w:szCs w:val="18"/>
                 <w:vertAlign w:val="baseline"/>
@@ -1776,12 +1954,12 @@
         </w:tc>
       </w:tr>
     </w:tbl>
-    <w:p>
+    <w:p xmlns:wp14="http://schemas.microsoft.com/office/word/2010/wordml" wp14:textId="77777777">
       <w:pPr>
         <w:spacing w:after="0" w:line="240" w:lineRule="auto"/>
         <w:jc w:val="both"/>
         <w:rPr>
-          <w:rFonts w:ascii="Arial" w:cs="Arial" w:eastAsia="Arial" w:hAnsi="Arial"/>
+          <w:rFonts w:ascii="Arial" w:hAnsi="Arial" w:eastAsia="Arial" w:cs="Arial"/>
           <w:b w:val="0"/>
           <w:bCs w:val="0"/>
           <w:sz w:val="16"/>
@@ -1795,12 +1973,12 @@
         </w:rPr>
       </w:r>
     </w:p>
-    <w:p>
+    <w:p xmlns:wp14="http://schemas.microsoft.com/office/word/2010/wordml" wp14:textId="77777777">
       <w:pPr>
         <w:spacing w:after="0" w:line="240" w:lineRule="auto"/>
         <w:jc w:val="both"/>
         <w:rPr>
-          <w:rFonts w:ascii="Arial" w:cs="Arial" w:eastAsia="Arial" w:hAnsi="Arial"/>
+          <w:rFonts w:ascii="Arial" w:hAnsi="Arial" w:eastAsia="Arial" w:cs="Arial"/>
           <w:b w:val="0"/>
           <w:bCs w:val="0"/>
           <w:sz w:val="16"/>
@@ -1817,11 +1995,14 @@
     <w:tbl>
       <w:tblPr>
         <w:tblStyle w:val="Table3"/>
-        <w:tblW w:w="10500.0" w:type="dxa"/>
+        <w:tblW w:w="10500" w:type="dxa"/>
         <w:jc w:val="left"/>
         <w:tblInd w:w="-10.0" w:type="dxa"/>
         <w:tblLayout w:type="fixed"/>
         <w:tblLook w:val="0000"/>
+        <w:tblPrChange w:author="" w:id="1718443642">
+          <w:tblPr/>
+        </w:tblPrChange>
       </w:tblPr>
       <w:tblGrid>
         <w:gridCol w:w="1286"/>
@@ -1829,17 +2010,8 @@
         <w:gridCol w:w="5386"/>
         <w:gridCol w:w="1796"/>
         <w:gridCol w:w="756"/>
-        <w:tblGridChange w:id="0">
-          <w:tblGrid>
-            <w:gridCol w:w="1286"/>
-            <w:gridCol w:w="1276"/>
-            <w:gridCol w:w="5386"/>
-            <w:gridCol w:w="1796"/>
-            <w:gridCol w:w="756"/>
-          </w:tblGrid>
-        </w:tblGridChange>
       </w:tblGrid>
-      <w:tr>
+      <w:tr xmlns:wp14="http://schemas.microsoft.com/office/word/2010/wordml" wp14:textId="77777777">
         <w:trPr>
           <w:cantSplit w:val="0"/>
           <w:trHeight w:val="319" w:hRule="atLeast"/>
@@ -1849,20 +2021,21 @@
           <w:tcPr>
             <w:gridSpan w:val="3"/>
             <w:tcBorders>
-              <w:top w:color="000000" w:space="0" w:sz="8" w:val="single"/>
-              <w:left w:color="000000" w:space="0" w:sz="8" w:val="single"/>
-              <w:bottom w:color="000000" w:space="0" w:sz="8" w:val="single"/>
-              <w:right w:color="000000" w:space="0" w:sz="8" w:val="single"/>
+              <w:top w:val="single" w:color="000000" w:themeColor="text1" w:sz="8" w:space="0"/>
+              <w:left w:val="single" w:color="000000" w:themeColor="text1" w:sz="8" w:space="0"/>
+              <w:bottom w:val="single" w:color="000000" w:themeColor="text1" w:sz="8" w:space="0"/>
+              <w:right w:val="single" w:color="000000" w:themeColor="text1" w:sz="8" w:space="0"/>
             </w:tcBorders>
-            <w:shd w:fill="c0c0c0" w:val="clear"/>
+            <w:shd w:val="clear" w:color="auto" w:fill="C0C0C0"/>
+            <w:tcMar/>
             <w:vAlign w:val="center"/>
           </w:tcPr>
-          <w:p>
-            <w:pPr>
-              <w:spacing w:after="0" w:line="240" w:lineRule="auto"/>
-              <w:jc w:val="center"/>
-              <w:rPr>
-                <w:rFonts w:ascii="Arial" w:cs="Arial" w:eastAsia="Arial" w:hAnsi="Arial"/>
+          <w:p wp14:textId="77777777">
+            <w:pPr>
+              <w:spacing w:after="0" w:line="240" w:lineRule="auto"/>
+              <w:jc w:val="center"/>
+              <w:rPr>
+                <w:rFonts w:ascii="Arial" w:hAnsi="Arial" w:eastAsia="Arial" w:cs="Arial"/>
                 <w:b w:val="0"/>
                 <w:bCs w:val="0"/>
                 <w:sz w:val="20"/>
@@ -1872,7 +2045,7 @@
             </w:pPr>
             <w:r>
               <w:rPr>
-                <w:rFonts w:ascii="Arial" w:cs="Arial" w:eastAsia="Arial" w:hAnsi="Arial"/>
+                <w:rFonts w:ascii="Arial" w:hAnsi="Arial" w:eastAsia="Arial" w:cs="Arial"/>
                 <w:b w:val="1"/>
                 <w:bCs w:val="1"/>
                 <w:sz w:val="20"/>
@@ -1893,17 +2066,18 @@
           <w:tcPr>
             <w:gridSpan w:val="2"/>
             <w:tcBorders>
-              <w:top w:color="000000" w:space="0" w:sz="8" w:val="single"/>
-              <w:left w:color="000000" w:space="0" w:sz="8" w:val="single"/>
-              <w:bottom w:color="000000" w:space="0" w:sz="8" w:val="single"/>
-              <w:right w:color="000000" w:space="0" w:sz="8" w:val="single"/>
+              <w:top w:val="single" w:color="000000" w:themeColor="text1" w:sz="8" w:space="0"/>
+              <w:left w:val="single" w:color="000000" w:themeColor="text1" w:sz="8" w:space="0"/>
+              <w:bottom w:val="single" w:color="000000" w:themeColor="text1" w:sz="8" w:space="0"/>
+              <w:right w:val="single" w:color="000000" w:themeColor="text1" w:sz="8" w:space="0"/>
             </w:tcBorders>
-          </w:tcPr>
-          <w:p>
-            <w:pPr>
-              <w:spacing w:after="0" w:line="240" w:lineRule="auto"/>
-              <w:rPr>
-                <w:rFonts w:ascii="Arial" w:cs="Arial" w:eastAsia="Arial" w:hAnsi="Arial"/>
+            <w:tcMar/>
+          </w:tcPr>
+          <w:p wp14:textId="77777777">
+            <w:pPr>
+              <w:spacing w:after="0" w:line="240" w:lineRule="auto"/>
+              <w:rPr>
+                <w:rFonts w:ascii="Arial" w:hAnsi="Arial" w:eastAsia="Arial" w:cs="Arial"/>
                 <w:b w:val="0"/>
                 <w:bCs w:val="0"/>
                 <w:sz w:val="16"/>
@@ -1913,7 +2087,7 @@
             </w:pPr>
             <w:r>
               <w:rPr>
-                <w:rFonts w:ascii="Arial" w:cs="Arial" w:eastAsia="Arial" w:hAnsi="Arial"/>
+                <w:rFonts w:ascii="Arial" w:hAnsi="Arial" w:eastAsia="Arial" w:cs="Arial"/>
                 <w:b w:val="1"/>
                 <w:bCs w:val="1"/>
                 <w:sz w:val="16"/>
@@ -1931,7 +2105,7 @@
           </w:p>
         </w:tc>
       </w:tr>
-      <w:tr>
+      <w:tr xmlns:wp14="http://schemas.microsoft.com/office/word/2010/wordml" wp14:textId="77777777">
         <w:trPr>
           <w:cantSplit w:val="0"/>
           <w:trHeight w:val="319" w:hRule="atLeast"/>
@@ -1940,36 +2114,38 @@
         <w:tc>
           <w:tcPr>
             <w:tcBorders>
-              <w:top w:color="000000" w:space="0" w:sz="0" w:val="nil"/>
-              <w:left w:color="000000" w:space="0" w:sz="8" w:val="single"/>
-              <w:bottom w:color="000000" w:space="0" w:sz="8" w:val="single"/>
-              <w:right w:color="000000" w:space="0" w:sz="8" w:val="single"/>
+              <w:top w:val="nil" w:color="000000" w:themeColor="text1" w:sz="0" w:space="0"/>
+              <w:left w:val="single" w:color="000000" w:themeColor="text1" w:sz="8" w:space="0"/>
+              <w:bottom w:val="single" w:color="000000" w:themeColor="text1" w:sz="8" w:space="0"/>
+              <w:right w:val="single" w:color="000000" w:themeColor="text1" w:sz="8" w:space="0"/>
             </w:tcBorders>
-            <w:shd w:fill="c0c0c0" w:val="clear"/>
+            <w:shd w:val="clear" w:color="auto" w:fill="C0C0C0"/>
+            <w:tcMar/>
             <w:vAlign w:val="center"/>
           </w:tcPr>
-          <w:p>
-            <w:pPr>
-              <w:spacing w:after="0" w:line="240" w:lineRule="auto"/>
-              <w:jc w:val="center"/>
-              <w:rPr>
-                <w:rFonts w:ascii="Arial" w:cs="Arial" w:eastAsia="Arial" w:hAnsi="Arial"/>
+          <w:p wp14:textId="77777777">
+            <w:pPr>
+              <w:spacing w:after="0" w:line="240" w:lineRule="auto"/>
+              <w:jc w:val="center"/>
+              <w:rPr>
+                <w:rFonts w:ascii="Arial" w:hAnsi="Arial" w:eastAsia="Arial" w:cs="Arial"/>
                 <w:b w:val="0"/>
                 <w:bCs w:val="0"/>
                 <w:sz w:val="20"/>
                 <w:szCs w:val="20"/>
                 <w:vertAlign w:val="baseline"/>
-              </w:rPr>
-            </w:pPr>
-            <w:r>
-              <w:rPr>
-                <w:rFonts w:ascii="Arial" w:cs="Arial" w:eastAsia="Arial" w:hAnsi="Arial"/>
+                <w:lang w:val="es-ES"/>
+              </w:rPr>
+            </w:pPr>
+            <w:r>
+              <w:rPr>
+                <w:rFonts w:ascii="Arial" w:hAnsi="Arial" w:eastAsia="Arial" w:cs="Arial"/>
                 <w:b w:val="1"/>
                 <w:bCs w:val="1"/>
                 <w:sz w:val="20"/>
                 <w:szCs w:val="20"/>
                 <w:vertAlign w:val="baseline"/>
-                <w:rtl w:val="0"/>
+                <w:lang w:val="es-ES"/>
               </w:rPr>
               <w:t xml:space="preserve">Nº de Días:</w:t>
             </w:r>
@@ -1983,20 +2159,21 @@
         <w:tc>
           <w:tcPr>
             <w:tcBorders>
-              <w:top w:color="000000" w:space="0" w:sz="8" w:val="single"/>
-              <w:left w:color="000000" w:space="0" w:sz="8" w:val="single"/>
-              <w:bottom w:color="000000" w:space="0" w:sz="8" w:val="single"/>
-              <w:right w:color="000000" w:space="0" w:sz="8" w:val="single"/>
+              <w:top w:val="single" w:color="000000" w:themeColor="text1" w:sz="8" w:space="0"/>
+              <w:left w:val="single" w:color="000000" w:themeColor="text1" w:sz="8" w:space="0"/>
+              <w:bottom w:val="single" w:color="000000" w:themeColor="text1" w:sz="8" w:space="0"/>
+              <w:right w:val="single" w:color="000000" w:themeColor="text1" w:sz="8" w:space="0"/>
             </w:tcBorders>
-            <w:shd w:fill="c0c0c0" w:val="clear"/>
+            <w:shd w:val="clear" w:color="auto" w:fill="C0C0C0"/>
+            <w:tcMar/>
             <w:vAlign w:val="center"/>
           </w:tcPr>
-          <w:p>
-            <w:pPr>
-              <w:spacing w:after="0" w:line="240" w:lineRule="auto"/>
-              <w:jc w:val="center"/>
-              <w:rPr>
-                <w:rFonts w:ascii="Arial" w:cs="Arial" w:eastAsia="Arial" w:hAnsi="Arial"/>
+          <w:p wp14:textId="77777777">
+            <w:pPr>
+              <w:spacing w:after="0" w:line="240" w:lineRule="auto"/>
+              <w:jc w:val="center"/>
+              <w:rPr>
+                <w:rFonts w:ascii="Arial" w:hAnsi="Arial" w:eastAsia="Arial" w:cs="Arial"/>
                 <w:b w:val="0"/>
                 <w:bCs w:val="0"/>
                 <w:sz w:val="20"/>
@@ -2006,7 +2183,7 @@
             </w:pPr>
             <w:r>
               <w:rPr>
-                <w:rFonts w:ascii="Arial" w:cs="Arial" w:eastAsia="Arial" w:hAnsi="Arial"/>
+                <w:rFonts w:ascii="Arial" w:hAnsi="Arial" w:eastAsia="Arial" w:cs="Arial"/>
                 <w:b w:val="1"/>
                 <w:bCs w:val="1"/>
                 <w:sz w:val="20"/>
@@ -2026,20 +2203,21 @@
         <w:tc>
           <w:tcPr>
             <w:tcBorders>
-              <w:top w:color="000000" w:space="0" w:sz="8" w:val="single"/>
-              <w:left w:color="000000" w:space="0" w:sz="8" w:val="single"/>
-              <w:bottom w:color="000000" w:space="0" w:sz="8" w:val="single"/>
-              <w:right w:color="000000" w:space="0" w:sz="8" w:val="single"/>
+              <w:top w:val="single" w:color="000000" w:themeColor="text1" w:sz="8" w:space="0"/>
+              <w:left w:val="single" w:color="000000" w:themeColor="text1" w:sz="8" w:space="0"/>
+              <w:bottom w:val="single" w:color="000000" w:themeColor="text1" w:sz="8" w:space="0"/>
+              <w:right w:val="single" w:color="000000" w:themeColor="text1" w:sz="8" w:space="0"/>
             </w:tcBorders>
-            <w:shd w:fill="c0c0c0" w:val="clear"/>
+            <w:shd w:val="clear" w:color="auto" w:fill="C0C0C0"/>
+            <w:tcMar/>
             <w:vAlign w:val="center"/>
           </w:tcPr>
-          <w:p>
-            <w:pPr>
-              <w:spacing w:after="0" w:line="240" w:lineRule="auto"/>
-              <w:jc w:val="center"/>
-              <w:rPr>
-                <w:rFonts w:ascii="Arial" w:cs="Arial" w:eastAsia="Arial" w:hAnsi="Arial"/>
+          <w:p wp14:textId="77777777">
+            <w:pPr>
+              <w:spacing w:after="0" w:line="240" w:lineRule="auto"/>
+              <w:jc w:val="center"/>
+              <w:rPr>
+                <w:rFonts w:ascii="Arial" w:hAnsi="Arial" w:eastAsia="Arial" w:cs="Arial"/>
                 <w:b w:val="0"/>
                 <w:bCs w:val="0"/>
                 <w:sz w:val="20"/>
@@ -2049,7 +2227,7 @@
             </w:pPr>
             <w:r>
               <w:rPr>
-                <w:rFonts w:ascii="Arial" w:cs="Arial" w:eastAsia="Arial" w:hAnsi="Arial"/>
+                <w:rFonts w:ascii="Arial" w:hAnsi="Arial" w:eastAsia="Arial" w:cs="Arial"/>
                 <w:b w:val="1"/>
                 <w:bCs w:val="1"/>
                 <w:sz w:val="20"/>
@@ -2069,23 +2247,24 @@
         <w:tc>
           <w:tcPr>
             <w:tcBorders>
-              <w:top w:color="000000" w:space="0" w:sz="8" w:val="single"/>
-              <w:left w:color="000000" w:space="0" w:sz="8" w:val="single"/>
+              <w:top w:val="single" w:color="000000" w:themeColor="text1" w:sz="8" w:space="0"/>
+              <w:left w:val="single" w:color="000000" w:themeColor="text1" w:sz="8" w:space="0"/>
             </w:tcBorders>
-          </w:tcPr>
-          <w:p>
-            <w:pPr>
-              <w:spacing w:after="0" w:line="240" w:lineRule="auto"/>
-              <w:rPr>
-                <w:rFonts w:ascii="Arial" w:cs="Arial" w:eastAsia="Arial" w:hAnsi="Arial"/>
-                <w:sz w:val="18"/>
-                <w:szCs w:val="18"/>
-                <w:vertAlign w:val="baseline"/>
-              </w:rPr>
-            </w:pPr>
-            <w:r>
-              <w:rPr>
-                <w:rFonts w:ascii="Arial" w:cs="Arial" w:eastAsia="Arial" w:hAnsi="Arial"/>
+            <w:tcMar/>
+          </w:tcPr>
+          <w:p wp14:textId="77777777">
+            <w:pPr>
+              <w:spacing w:after="0" w:line="240" w:lineRule="auto"/>
+              <w:rPr>
+                <w:rFonts w:ascii="Arial" w:hAnsi="Arial" w:eastAsia="Arial" w:cs="Arial"/>
+                <w:sz w:val="18"/>
+                <w:szCs w:val="18"/>
+                <w:vertAlign w:val="baseline"/>
+              </w:rPr>
+            </w:pPr>
+            <w:r>
+              <w:rPr>
+                <w:rFonts w:ascii="Arial" w:hAnsi="Arial" w:eastAsia="Arial" w:cs="Arial"/>
                 <w:sz w:val="18"/>
                 <w:szCs w:val="18"/>
                 <w:vertAlign w:val="baseline"/>
@@ -2098,23 +2277,24 @@
         <w:tc>
           <w:tcPr>
             <w:tcBorders>
-              <w:top w:color="000000" w:space="0" w:sz="8" w:val="single"/>
-              <w:right w:color="000000" w:space="0" w:sz="8" w:val="single"/>
+              <w:top w:val="single" w:color="000000" w:themeColor="text1" w:sz="8" w:space="0"/>
+              <w:right w:val="single" w:color="000000" w:themeColor="text1" w:sz="8" w:space="0"/>
             </w:tcBorders>
-          </w:tcPr>
-          <w:p>
-            <w:pPr>
-              <w:spacing w:after="0" w:line="240" w:lineRule="auto"/>
-              <w:rPr>
-                <w:rFonts w:ascii="Arial" w:cs="Arial" w:eastAsia="Arial" w:hAnsi="Arial"/>
-                <w:sz w:val="20"/>
-                <w:szCs w:val="20"/>
-                <w:vertAlign w:val="baseline"/>
-              </w:rPr>
-            </w:pPr>
-            <w:r>
-              <w:rPr>
-                <w:rFonts w:ascii="Arial" w:cs="Arial" w:eastAsia="Arial" w:hAnsi="Arial"/>
+            <w:tcMar/>
+          </w:tcPr>
+          <w:p wp14:textId="77777777">
+            <w:pPr>
+              <w:spacing w:after="0" w:line="240" w:lineRule="auto"/>
+              <w:rPr>
+                <w:rFonts w:ascii="Arial" w:hAnsi="Arial" w:eastAsia="Arial" w:cs="Arial"/>
+                <w:sz w:val="20"/>
+                <w:szCs w:val="20"/>
+                <w:vertAlign w:val="baseline"/>
+              </w:rPr>
+            </w:pPr>
+            <w:r>
+              <w:rPr>
+                <w:rFonts w:ascii="Arial" w:hAnsi="Arial" w:eastAsia="Arial" w:cs="Arial"/>
                 <w:sz w:val="20"/>
                 <w:szCs w:val="20"/>
                 <w:vertAlign w:val="baseline"/>
@@ -2125,7 +2305,7 @@
           </w:p>
         </w:tc>
       </w:tr>
-      <w:tr>
+      <w:tr xmlns:wp14="http://schemas.microsoft.com/office/word/2010/wordml" wp14:textId="77777777">
         <w:trPr>
           <w:cantSplit w:val="1"/>
           <w:trHeight w:val="130" w:hRule="atLeast"/>
@@ -2134,18 +2314,19 @@
         <w:tc>
           <w:tcPr>
             <w:tcBorders>
-              <w:top w:color="000000" w:space="0" w:sz="0" w:val="nil"/>
-              <w:left w:color="000000" w:space="0" w:sz="8" w:val="single"/>
-              <w:bottom w:color="000000" w:space="0" w:sz="4" w:val="single"/>
-              <w:right w:color="000000" w:space="0" w:sz="8" w:val="single"/>
+              <w:top w:val="nil" w:color="000000" w:themeColor="text1" w:sz="0" w:space="0"/>
+              <w:left w:val="single" w:color="000000" w:themeColor="text1" w:sz="8" w:space="0"/>
+              <w:bottom w:val="single" w:color="000000" w:themeColor="text1" w:sz="4" w:space="0"/>
+              <w:right w:val="single" w:color="000000" w:themeColor="text1" w:sz="8" w:space="0"/>
             </w:tcBorders>
-          </w:tcPr>
-          <w:p>
-            <w:pPr>
-              <w:spacing w:after="0" w:line="240" w:lineRule="auto"/>
-              <w:jc w:val="center"/>
-              <w:rPr>
-                <w:rFonts w:ascii="Arial" w:cs="Arial" w:eastAsia="Arial" w:hAnsi="Arial"/>
+            <w:tcMar/>
+          </w:tcPr>
+          <w:p wp14:textId="77777777">
+            <w:pPr>
+              <w:spacing w:after="0" w:line="240" w:lineRule="auto"/>
+              <w:jc w:val="center"/>
+              <w:rPr>
+                <w:rFonts w:ascii="Arial" w:hAnsi="Arial" w:eastAsia="Arial" w:cs="Arial"/>
                 <w:sz w:val="18"/>
                 <w:szCs w:val="18"/>
                 <w:vertAlign w:val="baseline"/>
@@ -2161,18 +2342,19 @@
         <w:tc>
           <w:tcPr>
             <w:tcBorders>
-              <w:top w:color="000000" w:space="0" w:sz="8" w:val="single"/>
-              <w:left w:color="000000" w:space="0" w:sz="8" w:val="single"/>
-              <w:bottom w:color="000000" w:space="0" w:sz="8" w:val="single"/>
-              <w:right w:color="000000" w:space="0" w:sz="8" w:val="single"/>
+              <w:top w:val="single" w:color="000000" w:themeColor="text1" w:sz="8" w:space="0"/>
+              <w:left w:val="single" w:color="000000" w:themeColor="text1" w:sz="8" w:space="0"/>
+              <w:bottom w:val="single" w:color="000000" w:themeColor="text1" w:sz="8" w:space="0"/>
+              <w:right w:val="single" w:color="000000" w:themeColor="text1" w:sz="8" w:space="0"/>
             </w:tcBorders>
-          </w:tcPr>
-          <w:p>
-            <w:pPr>
-              <w:spacing w:after="0" w:line="240" w:lineRule="auto"/>
-              <w:jc w:val="center"/>
-              <w:rPr>
-                <w:rFonts w:ascii="Arial" w:cs="Arial" w:eastAsia="Arial" w:hAnsi="Arial"/>
+            <w:tcMar/>
+          </w:tcPr>
+          <w:p wp14:textId="77777777">
+            <w:pPr>
+              <w:spacing w:after="0" w:line="240" w:lineRule="auto"/>
+              <w:jc w:val="center"/>
+              <w:rPr>
+                <w:rFonts w:ascii="Arial" w:hAnsi="Arial" w:eastAsia="Arial" w:cs="Arial"/>
                 <w:sz w:val="18"/>
                 <w:szCs w:val="18"/>
                 <w:vertAlign w:val="baseline"/>
@@ -2189,18 +2371,19 @@
           <w:tcPr>
             <w:vMerge w:val="restart"/>
             <w:tcBorders>
-              <w:top w:color="000000" w:space="0" w:sz="8" w:val="single"/>
-              <w:left w:color="000000" w:space="0" w:sz="8" w:val="single"/>
-              <w:bottom w:color="000000" w:space="0" w:sz="8" w:val="single"/>
-              <w:right w:color="000000" w:space="0" w:sz="8" w:val="single"/>
+              <w:top w:val="single" w:color="000000" w:themeColor="text1" w:sz="8" w:space="0"/>
+              <w:left w:val="single" w:color="000000" w:themeColor="text1" w:sz="8" w:space="0"/>
+              <w:bottom w:val="single" w:color="000000" w:themeColor="text1" w:sz="8" w:space="0"/>
+              <w:right w:val="single" w:color="000000" w:themeColor="text1" w:sz="8" w:space="0"/>
             </w:tcBorders>
+            <w:tcMar/>
             <w:vAlign w:val="top"/>
           </w:tcPr>
-          <w:p>
-            <w:pPr>
-              <w:spacing w:after="0" w:line="240" w:lineRule="auto"/>
-              <w:rPr>
-                <w:rFonts w:ascii="Arial" w:cs="Arial" w:eastAsia="Arial" w:hAnsi="Arial"/>
+          <w:p wp14:textId="77777777">
+            <w:pPr>
+              <w:spacing w:after="0" w:line="240" w:lineRule="auto"/>
+              <w:rPr>
+                <w:rFonts w:ascii="Arial" w:hAnsi="Arial" w:eastAsia="Arial" w:cs="Arial"/>
                 <w:sz w:val="18"/>
                 <w:szCs w:val="18"/>
                 <w:vertAlign w:val="baseline"/>
@@ -2216,22 +2399,23 @@
         <w:tc>
           <w:tcPr>
             <w:tcBorders>
-              <w:left w:color="000000" w:space="0" w:sz="8" w:val="single"/>
+              <w:left w:val="single" w:color="000000" w:themeColor="text1" w:sz="8" w:space="0"/>
             </w:tcBorders>
-          </w:tcPr>
-          <w:p>
-            <w:pPr>
-              <w:spacing w:after="0" w:line="240" w:lineRule="auto"/>
-              <w:rPr>
-                <w:rFonts w:ascii="Arial" w:cs="Arial" w:eastAsia="Arial" w:hAnsi="Arial"/>
-                <w:sz w:val="18"/>
-                <w:szCs w:val="18"/>
-                <w:vertAlign w:val="baseline"/>
-              </w:rPr>
-            </w:pPr>
-            <w:r>
-              <w:rPr>
-                <w:rFonts w:ascii="Arial" w:cs="Arial" w:eastAsia="Arial" w:hAnsi="Arial"/>
+            <w:tcMar/>
+          </w:tcPr>
+          <w:p wp14:textId="77777777">
+            <w:pPr>
+              <w:spacing w:after="0" w:line="240" w:lineRule="auto"/>
+              <w:rPr>
+                <w:rFonts w:ascii="Arial" w:hAnsi="Arial" w:eastAsia="Arial" w:cs="Arial"/>
+                <w:sz w:val="18"/>
+                <w:szCs w:val="18"/>
+                <w:vertAlign w:val="baseline"/>
+              </w:rPr>
+            </w:pPr>
+            <w:r>
+              <w:rPr>
+                <w:rFonts w:ascii="Arial" w:hAnsi="Arial" w:eastAsia="Arial" w:cs="Arial"/>
                 <w:sz w:val="18"/>
                 <w:szCs w:val="18"/>
                 <w:vertAlign w:val="baseline"/>
@@ -2244,22 +2428,23 @@
         <w:tc>
           <w:tcPr>
             <w:tcBorders>
-              <w:right w:color="000000" w:space="0" w:sz="8" w:val="single"/>
+              <w:right w:val="single" w:color="000000" w:themeColor="text1" w:sz="8" w:space="0"/>
             </w:tcBorders>
-          </w:tcPr>
-          <w:p>
-            <w:pPr>
-              <w:spacing w:after="0" w:line="240" w:lineRule="auto"/>
-              <w:rPr>
-                <w:rFonts w:ascii="Arial" w:cs="Arial" w:eastAsia="Arial" w:hAnsi="Arial"/>
-                <w:sz w:val="20"/>
-                <w:szCs w:val="20"/>
-                <w:vertAlign w:val="baseline"/>
-              </w:rPr>
-            </w:pPr>
-            <w:r>
-              <w:rPr>
-                <w:rFonts w:ascii="Arial" w:cs="Arial" w:eastAsia="Arial" w:hAnsi="Arial"/>
+            <w:tcMar/>
+          </w:tcPr>
+          <w:p wp14:textId="77777777">
+            <w:pPr>
+              <w:spacing w:after="0" w:line="240" w:lineRule="auto"/>
+              <w:rPr>
+                <w:rFonts w:ascii="Arial" w:hAnsi="Arial" w:eastAsia="Arial" w:cs="Arial"/>
+                <w:sz w:val="20"/>
+                <w:szCs w:val="20"/>
+                <w:vertAlign w:val="baseline"/>
+              </w:rPr>
+            </w:pPr>
+            <w:r>
+              <w:rPr>
+                <w:rFonts w:ascii="Arial" w:hAnsi="Arial" w:eastAsia="Arial" w:cs="Arial"/>
                 <w:sz w:val="20"/>
                 <w:szCs w:val="20"/>
                 <w:vertAlign w:val="baseline"/>
@@ -2270,7 +2455,7 @@
           </w:p>
         </w:tc>
       </w:tr>
-      <w:tr>
+      <w:tr xmlns:wp14="http://schemas.microsoft.com/office/word/2010/wordml" wp14:textId="77777777">
         <w:trPr>
           <w:cantSplit w:val="1"/>
           <w:trHeight w:val="162" w:hRule="atLeast"/>
@@ -2279,26 +2464,27 @@
         <w:tc>
           <w:tcPr>
             <w:tcBorders>
-              <w:top w:color="000000" w:space="0" w:sz="0" w:val="nil"/>
-              <w:left w:color="000000" w:space="0" w:sz="8" w:val="single"/>
-              <w:bottom w:color="000000" w:space="0" w:sz="4" w:val="single"/>
-              <w:right w:color="000000" w:space="0" w:sz="8" w:val="single"/>
+              <w:top w:val="nil" w:color="000000" w:themeColor="text1" w:sz="0" w:space="0"/>
+              <w:left w:val="single" w:color="000000" w:themeColor="text1" w:sz="8" w:space="0"/>
+              <w:bottom w:val="single" w:color="000000" w:themeColor="text1" w:sz="4" w:space="0"/>
+              <w:right w:val="single" w:color="000000" w:themeColor="text1" w:sz="8" w:space="0"/>
             </w:tcBorders>
-          </w:tcPr>
-          <w:p>
-            <w:pPr>
-              <w:spacing w:after="0" w:line="240" w:lineRule="auto"/>
-              <w:jc w:val="center"/>
-              <w:rPr>
-                <w:rFonts w:ascii="Arial" w:cs="Arial" w:eastAsia="Arial" w:hAnsi="Arial"/>
-                <w:sz w:val="18"/>
-                <w:szCs w:val="18"/>
-                <w:vertAlign w:val="baseline"/>
-              </w:rPr>
-            </w:pPr>
-            <w:r>
-              <w:rPr>
-                <w:rFonts w:ascii="Arial" w:cs="Arial" w:eastAsia="Arial" w:hAnsi="Arial"/>
+            <w:tcMar/>
+          </w:tcPr>
+          <w:p wp14:textId="77777777">
+            <w:pPr>
+              <w:spacing w:after="0" w:line="240" w:lineRule="auto"/>
+              <w:jc w:val="center"/>
+              <w:rPr>
+                <w:rFonts w:ascii="Arial" w:hAnsi="Arial" w:eastAsia="Arial" w:cs="Arial"/>
+                <w:sz w:val="18"/>
+                <w:szCs w:val="18"/>
+                <w:vertAlign w:val="baseline"/>
+              </w:rPr>
+            </w:pPr>
+            <w:r>
+              <w:rPr>
+                <w:rFonts w:ascii="Arial" w:hAnsi="Arial" w:eastAsia="Arial" w:cs="Arial"/>
                 <w:sz w:val="18"/>
                 <w:szCs w:val="18"/>
                 <w:vertAlign w:val="baseline"/>
@@ -2311,26 +2497,27 @@
         <w:tc>
           <w:tcPr>
             <w:tcBorders>
-              <w:top w:color="000000" w:space="0" w:sz="8" w:val="single"/>
-              <w:left w:color="000000" w:space="0" w:sz="8" w:val="single"/>
-              <w:bottom w:color="000000" w:space="0" w:sz="8" w:val="single"/>
-              <w:right w:color="000000" w:space="0" w:sz="8" w:val="single"/>
+              <w:top w:val="single" w:color="000000" w:themeColor="text1" w:sz="8" w:space="0"/>
+              <w:left w:val="single" w:color="000000" w:themeColor="text1" w:sz="8" w:space="0"/>
+              <w:bottom w:val="single" w:color="000000" w:themeColor="text1" w:sz="8" w:space="0"/>
+              <w:right w:val="single" w:color="000000" w:themeColor="text1" w:sz="8" w:space="0"/>
             </w:tcBorders>
-          </w:tcPr>
-          <w:p>
-            <w:pPr>
-              <w:spacing w:after="0" w:line="240" w:lineRule="auto"/>
-              <w:jc w:val="center"/>
-              <w:rPr>
-                <w:rFonts w:ascii="Arial" w:cs="Arial" w:eastAsia="Arial" w:hAnsi="Arial"/>
-                <w:sz w:val="18"/>
-                <w:szCs w:val="18"/>
-                <w:vertAlign w:val="baseline"/>
-              </w:rPr>
-            </w:pPr>
-            <w:r>
-              <w:rPr>
-                <w:rFonts w:ascii="Arial" w:cs="Arial" w:eastAsia="Arial" w:hAnsi="Arial"/>
+            <w:tcMar/>
+          </w:tcPr>
+          <w:p wp14:textId="77777777">
+            <w:pPr>
+              <w:spacing w:after="0" w:line="240" w:lineRule="auto"/>
+              <w:jc w:val="center"/>
+              <w:rPr>
+                <w:rFonts w:ascii="Arial" w:hAnsi="Arial" w:eastAsia="Arial" w:cs="Arial"/>
+                <w:sz w:val="18"/>
+                <w:szCs w:val="18"/>
+                <w:vertAlign w:val="baseline"/>
+              </w:rPr>
+            </w:pPr>
+            <w:r>
+              <w:rPr>
+                <w:rFonts w:ascii="Arial" w:hAnsi="Arial" w:eastAsia="Arial" w:cs="Arial"/>
                 <w:sz w:val="18"/>
                 <w:szCs w:val="18"/>
                 <w:vertAlign w:val="baseline"/>
@@ -2342,34 +2529,30 @@
         </w:tc>
         <w:tc>
           <w:tcPr>
-            <w:vMerge w:val="continue"/>
-            <w:tcBorders>
-              <w:top w:color="000000" w:space="0" w:sz="8" w:val="single"/>
-              <w:left w:color="000000" w:space="0" w:sz="8" w:val="single"/>
-              <w:bottom w:color="000000" w:space="0" w:sz="8" w:val="single"/>
-              <w:right w:color="000000" w:space="0" w:sz="8" w:val="single"/>
-            </w:tcBorders>
+            <w:vMerge/>
+            <w:tcBorders/>
+            <w:tcMar/>
             <w:vAlign w:val="top"/>
           </w:tcPr>
-          <w:p>
+          <w:p wp14:textId="77777777">
             <w:pPr>
               <w:keepNext w:val="0"/>
               <w:keepLines w:val="0"/>
               <w:pageBreakBefore w:val="0"/>
               <w:widowControl w:val="0"/>
               <w:pBdr>
-                <w:top w:space="0" w:sz="0" w:val="nil"/>
-                <w:left w:space="0" w:sz="0" w:val="nil"/>
-                <w:bottom w:space="0" w:sz="0" w:val="nil"/>
-                <w:right w:space="0" w:sz="0" w:val="nil"/>
-                <w:between w:space="0" w:sz="0" w:val="nil"/>
+                <w:top w:val="nil" w:sz="0" w:space="0"/>
+                <w:left w:val="nil" w:sz="0" w:space="0"/>
+                <w:bottom w:val="nil" w:sz="0" w:space="0"/>
+                <w:right w:val="nil" w:sz="0" w:space="0"/>
+                <w:between w:val="nil" w:sz="0" w:space="0"/>
               </w:pBdr>
-              <w:shd w:fill="auto" w:val="clear"/>
-              <w:spacing w:after="0" w:before="0" w:line="276" w:lineRule="auto"/>
+              <w:shd w:val="clear" w:fill="auto"/>
+              <w:spacing w:before="0" w:after="0" w:line="276" w:lineRule="auto"/>
               <w:ind w:left="0" w:right="0" w:firstLine="0"/>
               <w:jc w:val="left"/>
               <w:rPr>
-                <w:rFonts w:ascii="Arial" w:cs="Arial" w:eastAsia="Arial" w:hAnsi="Arial"/>
+                <w:rFonts w:ascii="Arial" w:hAnsi="Arial" w:eastAsia="Arial" w:cs="Arial"/>
                 <w:sz w:val="18"/>
                 <w:szCs w:val="18"/>
                 <w:vertAlign w:val="baseline"/>
@@ -2385,22 +2568,23 @@
         <w:tc>
           <w:tcPr>
             <w:tcBorders>
-              <w:left w:color="000000" w:space="0" w:sz="8" w:val="single"/>
+              <w:left w:val="single" w:color="000000" w:themeColor="text1" w:sz="8" w:space="0"/>
             </w:tcBorders>
-          </w:tcPr>
-          <w:p>
-            <w:pPr>
-              <w:spacing w:after="0" w:line="240" w:lineRule="auto"/>
-              <w:rPr>
-                <w:rFonts w:ascii="Arial" w:cs="Arial" w:eastAsia="Arial" w:hAnsi="Arial"/>
-                <w:sz w:val="18"/>
-                <w:szCs w:val="18"/>
-                <w:vertAlign w:val="baseline"/>
-              </w:rPr>
-            </w:pPr>
-            <w:r>
-              <w:rPr>
-                <w:rFonts w:ascii="Arial" w:cs="Arial" w:eastAsia="Arial" w:hAnsi="Arial"/>
+            <w:tcMar/>
+          </w:tcPr>
+          <w:p wp14:textId="77777777">
+            <w:pPr>
+              <w:spacing w:after="0" w:line="240" w:lineRule="auto"/>
+              <w:rPr>
+                <w:rFonts w:ascii="Arial" w:hAnsi="Arial" w:eastAsia="Arial" w:cs="Arial"/>
+                <w:sz w:val="18"/>
+                <w:szCs w:val="18"/>
+                <w:vertAlign w:val="baseline"/>
+              </w:rPr>
+            </w:pPr>
+            <w:r>
+              <w:rPr>
+                <w:rFonts w:ascii="Arial" w:hAnsi="Arial" w:eastAsia="Arial" w:cs="Arial"/>
                 <w:sz w:val="18"/>
                 <w:szCs w:val="18"/>
                 <w:vertAlign w:val="baseline"/>
@@ -2413,22 +2597,23 @@
         <w:tc>
           <w:tcPr>
             <w:tcBorders>
-              <w:right w:color="000000" w:space="0" w:sz="8" w:val="single"/>
+              <w:right w:val="single" w:color="000000" w:themeColor="text1" w:sz="8" w:space="0"/>
             </w:tcBorders>
-          </w:tcPr>
-          <w:p>
-            <w:pPr>
-              <w:spacing w:after="0" w:line="240" w:lineRule="auto"/>
-              <w:rPr>
-                <w:rFonts w:ascii="Arial" w:cs="Arial" w:eastAsia="Arial" w:hAnsi="Arial"/>
-                <w:sz w:val="20"/>
-                <w:szCs w:val="20"/>
-                <w:vertAlign w:val="baseline"/>
-              </w:rPr>
-            </w:pPr>
-            <w:r>
-              <w:rPr>
-                <w:rFonts w:ascii="Arial" w:cs="Arial" w:eastAsia="Arial" w:hAnsi="Arial"/>
+            <w:tcMar/>
+          </w:tcPr>
+          <w:p wp14:textId="77777777">
+            <w:pPr>
+              <w:spacing w:after="0" w:line="240" w:lineRule="auto"/>
+              <w:rPr>
+                <w:rFonts w:ascii="Arial" w:hAnsi="Arial" w:eastAsia="Arial" w:cs="Arial"/>
+                <w:sz w:val="20"/>
+                <w:szCs w:val="20"/>
+                <w:vertAlign w:val="baseline"/>
+              </w:rPr>
+            </w:pPr>
+            <w:r>
+              <w:rPr>
+                <w:rFonts w:ascii="Arial" w:hAnsi="Arial" w:eastAsia="Arial" w:cs="Arial"/>
                 <w:sz w:val="20"/>
                 <w:szCs w:val="20"/>
                 <w:vertAlign w:val="baseline"/>
@@ -2439,7 +2624,7 @@
           </w:p>
         </w:tc>
       </w:tr>
-      <w:tr>
+      <w:tr xmlns:wp14="http://schemas.microsoft.com/office/word/2010/wordml" wp14:textId="77777777">
         <w:trPr>
           <w:cantSplit w:val="1"/>
           <w:trHeight w:val="208" w:hRule="atLeast"/>
@@ -2448,26 +2633,27 @@
         <w:tc>
           <w:tcPr>
             <w:tcBorders>
-              <w:top w:color="000000" w:space="0" w:sz="0" w:val="nil"/>
-              <w:left w:color="000000" w:space="0" w:sz="8" w:val="single"/>
-              <w:bottom w:color="000000" w:space="0" w:sz="4" w:val="single"/>
-              <w:right w:color="000000" w:space="0" w:sz="8" w:val="single"/>
+              <w:top w:val="nil" w:color="000000" w:themeColor="text1" w:sz="0" w:space="0"/>
+              <w:left w:val="single" w:color="000000" w:themeColor="text1" w:sz="8" w:space="0"/>
+              <w:bottom w:val="single" w:color="000000" w:themeColor="text1" w:sz="4" w:space="0"/>
+              <w:right w:val="single" w:color="000000" w:themeColor="text1" w:sz="8" w:space="0"/>
             </w:tcBorders>
-          </w:tcPr>
-          <w:p>
-            <w:pPr>
-              <w:spacing w:after="0" w:line="240" w:lineRule="auto"/>
-              <w:jc w:val="center"/>
-              <w:rPr>
-                <w:rFonts w:ascii="Arial" w:cs="Arial" w:eastAsia="Arial" w:hAnsi="Arial"/>
-                <w:sz w:val="18"/>
-                <w:szCs w:val="18"/>
-                <w:vertAlign w:val="baseline"/>
-              </w:rPr>
-            </w:pPr>
-            <w:r>
-              <w:rPr>
-                <w:rFonts w:ascii="Arial" w:cs="Arial" w:eastAsia="Arial" w:hAnsi="Arial"/>
+            <w:tcMar/>
+          </w:tcPr>
+          <w:p wp14:textId="77777777">
+            <w:pPr>
+              <w:spacing w:after="0" w:line="240" w:lineRule="auto"/>
+              <w:jc w:val="center"/>
+              <w:rPr>
+                <w:rFonts w:ascii="Arial" w:hAnsi="Arial" w:eastAsia="Arial" w:cs="Arial"/>
+                <w:sz w:val="18"/>
+                <w:szCs w:val="18"/>
+                <w:vertAlign w:val="baseline"/>
+              </w:rPr>
+            </w:pPr>
+            <w:r>
+              <w:rPr>
+                <w:rFonts w:ascii="Arial" w:hAnsi="Arial" w:eastAsia="Arial" w:cs="Arial"/>
                 <w:sz w:val="18"/>
                 <w:szCs w:val="18"/>
                 <w:vertAlign w:val="baseline"/>
@@ -2480,26 +2666,27 @@
         <w:tc>
           <w:tcPr>
             <w:tcBorders>
-              <w:top w:color="000000" w:space="0" w:sz="8" w:val="single"/>
-              <w:left w:color="000000" w:space="0" w:sz="8" w:val="single"/>
-              <w:bottom w:color="000000" w:space="0" w:sz="8" w:val="single"/>
-              <w:right w:color="000000" w:space="0" w:sz="8" w:val="single"/>
+              <w:top w:val="single" w:color="000000" w:themeColor="text1" w:sz="8" w:space="0"/>
+              <w:left w:val="single" w:color="000000" w:themeColor="text1" w:sz="8" w:space="0"/>
+              <w:bottom w:val="single" w:color="000000" w:themeColor="text1" w:sz="8" w:space="0"/>
+              <w:right w:val="single" w:color="000000" w:themeColor="text1" w:sz="8" w:space="0"/>
             </w:tcBorders>
-          </w:tcPr>
-          <w:p>
-            <w:pPr>
-              <w:spacing w:after="0" w:line="240" w:lineRule="auto"/>
-              <w:jc w:val="center"/>
-              <w:rPr>
-                <w:rFonts w:ascii="Arial" w:cs="Arial" w:eastAsia="Arial" w:hAnsi="Arial"/>
-                <w:sz w:val="18"/>
-                <w:szCs w:val="18"/>
-                <w:vertAlign w:val="baseline"/>
-              </w:rPr>
-            </w:pPr>
-            <w:r>
-              <w:rPr>
-                <w:rFonts w:ascii="Arial" w:cs="Arial" w:eastAsia="Arial" w:hAnsi="Arial"/>
+            <w:tcMar/>
+          </w:tcPr>
+          <w:p wp14:textId="77777777">
+            <w:pPr>
+              <w:spacing w:after="0" w:line="240" w:lineRule="auto"/>
+              <w:jc w:val="center"/>
+              <w:rPr>
+                <w:rFonts w:ascii="Arial" w:hAnsi="Arial" w:eastAsia="Arial" w:cs="Arial"/>
+                <w:sz w:val="18"/>
+                <w:szCs w:val="18"/>
+                <w:vertAlign w:val="baseline"/>
+              </w:rPr>
+            </w:pPr>
+            <w:r>
+              <w:rPr>
+                <w:rFonts w:ascii="Arial" w:hAnsi="Arial" w:eastAsia="Arial" w:cs="Arial"/>
                 <w:sz w:val="18"/>
                 <w:szCs w:val="18"/>
                 <w:vertAlign w:val="baseline"/>
@@ -2511,34 +2698,30 @@
         </w:tc>
         <w:tc>
           <w:tcPr>
-            <w:vMerge w:val="continue"/>
-            <w:tcBorders>
-              <w:top w:color="000000" w:space="0" w:sz="8" w:val="single"/>
-              <w:left w:color="000000" w:space="0" w:sz="8" w:val="single"/>
-              <w:bottom w:color="000000" w:space="0" w:sz="8" w:val="single"/>
-              <w:right w:color="000000" w:space="0" w:sz="8" w:val="single"/>
-            </w:tcBorders>
+            <w:vMerge/>
+            <w:tcBorders/>
+            <w:tcMar/>
             <w:vAlign w:val="top"/>
           </w:tcPr>
-          <w:p>
+          <w:p wp14:textId="77777777">
             <w:pPr>
               <w:keepNext w:val="0"/>
               <w:keepLines w:val="0"/>
               <w:pageBreakBefore w:val="0"/>
               <w:widowControl w:val="0"/>
               <w:pBdr>
-                <w:top w:space="0" w:sz="0" w:val="nil"/>
-                <w:left w:space="0" w:sz="0" w:val="nil"/>
-                <w:bottom w:space="0" w:sz="0" w:val="nil"/>
-                <w:right w:space="0" w:sz="0" w:val="nil"/>
-                <w:between w:space="0" w:sz="0" w:val="nil"/>
+                <w:top w:val="nil" w:sz="0" w:space="0"/>
+                <w:left w:val="nil" w:sz="0" w:space="0"/>
+                <w:bottom w:val="nil" w:sz="0" w:space="0"/>
+                <w:right w:val="nil" w:sz="0" w:space="0"/>
+                <w:between w:val="nil" w:sz="0" w:space="0"/>
               </w:pBdr>
-              <w:shd w:fill="auto" w:val="clear"/>
-              <w:spacing w:after="0" w:before="0" w:line="276" w:lineRule="auto"/>
+              <w:shd w:val="clear" w:fill="auto"/>
+              <w:spacing w:before="0" w:after="0" w:line="276" w:lineRule="auto"/>
               <w:ind w:left="0" w:right="0" w:firstLine="0"/>
               <w:jc w:val="left"/>
               <w:rPr>
-                <w:rFonts w:ascii="Arial" w:cs="Arial" w:eastAsia="Arial" w:hAnsi="Arial"/>
+                <w:rFonts w:ascii="Arial" w:hAnsi="Arial" w:eastAsia="Arial" w:cs="Arial"/>
                 <w:sz w:val="18"/>
                 <w:szCs w:val="18"/>
                 <w:vertAlign w:val="baseline"/>
@@ -2554,22 +2737,23 @@
         <w:tc>
           <w:tcPr>
             <w:tcBorders>
-              <w:left w:color="000000" w:space="0" w:sz="8" w:val="single"/>
+              <w:left w:val="single" w:color="000000" w:themeColor="text1" w:sz="8" w:space="0"/>
             </w:tcBorders>
-          </w:tcPr>
-          <w:p>
-            <w:pPr>
-              <w:spacing w:after="0" w:line="240" w:lineRule="auto"/>
-              <w:rPr>
-                <w:rFonts w:ascii="Arial" w:cs="Arial" w:eastAsia="Arial" w:hAnsi="Arial"/>
-                <w:sz w:val="18"/>
-                <w:szCs w:val="18"/>
-                <w:vertAlign w:val="baseline"/>
-              </w:rPr>
-            </w:pPr>
-            <w:r>
-              <w:rPr>
-                <w:rFonts w:ascii="Arial" w:cs="Arial" w:eastAsia="Arial" w:hAnsi="Arial"/>
+            <w:tcMar/>
+          </w:tcPr>
+          <w:p wp14:textId="77777777">
+            <w:pPr>
+              <w:spacing w:after="0" w:line="240" w:lineRule="auto"/>
+              <w:rPr>
+                <w:rFonts w:ascii="Arial" w:hAnsi="Arial" w:eastAsia="Arial" w:cs="Arial"/>
+                <w:sz w:val="18"/>
+                <w:szCs w:val="18"/>
+                <w:vertAlign w:val="baseline"/>
+              </w:rPr>
+            </w:pPr>
+            <w:r>
+              <w:rPr>
+                <w:rFonts w:ascii="Arial" w:hAnsi="Arial" w:eastAsia="Arial" w:cs="Arial"/>
                 <w:sz w:val="18"/>
                 <w:szCs w:val="18"/>
                 <w:vertAlign w:val="baseline"/>
@@ -2582,22 +2766,23 @@
         <w:tc>
           <w:tcPr>
             <w:tcBorders>
-              <w:right w:color="000000" w:space="0" w:sz="8" w:val="single"/>
+              <w:right w:val="single" w:color="000000" w:themeColor="text1" w:sz="8" w:space="0"/>
             </w:tcBorders>
-          </w:tcPr>
-          <w:p>
-            <w:pPr>
-              <w:spacing w:after="0" w:line="240" w:lineRule="auto"/>
-              <w:rPr>
-                <w:rFonts w:ascii="Arial" w:cs="Arial" w:eastAsia="Arial" w:hAnsi="Arial"/>
-                <w:sz w:val="20"/>
-                <w:szCs w:val="20"/>
-                <w:vertAlign w:val="baseline"/>
-              </w:rPr>
-            </w:pPr>
-            <w:r>
-              <w:rPr>
-                <w:rFonts w:ascii="Arial" w:cs="Arial" w:eastAsia="Arial" w:hAnsi="Arial"/>
+            <w:tcMar/>
+          </w:tcPr>
+          <w:p wp14:textId="77777777">
+            <w:pPr>
+              <w:spacing w:after="0" w:line="240" w:lineRule="auto"/>
+              <w:rPr>
+                <w:rFonts w:ascii="Arial" w:hAnsi="Arial" w:eastAsia="Arial" w:cs="Arial"/>
+                <w:sz w:val="20"/>
+                <w:szCs w:val="20"/>
+                <w:vertAlign w:val="baseline"/>
+              </w:rPr>
+            </w:pPr>
+            <w:r>
+              <w:rPr>
+                <w:rFonts w:ascii="Arial" w:hAnsi="Arial" w:eastAsia="Arial" w:cs="Arial"/>
                 <w:sz w:val="20"/>
                 <w:szCs w:val="20"/>
                 <w:vertAlign w:val="baseline"/>
@@ -2608,7 +2793,7 @@
           </w:p>
         </w:tc>
       </w:tr>
-      <w:tr>
+      <w:tr xmlns:wp14="http://schemas.microsoft.com/office/word/2010/wordml" wp14:textId="77777777">
         <w:trPr>
           <w:cantSplit w:val="1"/>
           <w:trHeight w:val="84" w:hRule="atLeast"/>
@@ -2617,26 +2802,27 @@
         <w:tc>
           <w:tcPr>
             <w:tcBorders>
-              <w:top w:color="000000" w:space="0" w:sz="0" w:val="nil"/>
-              <w:left w:color="000000" w:space="0" w:sz="8" w:val="single"/>
-              <w:bottom w:color="000000" w:space="0" w:sz="8" w:val="single"/>
-              <w:right w:color="000000" w:space="0" w:sz="8" w:val="single"/>
+              <w:top w:val="nil" w:color="000000" w:themeColor="text1" w:sz="0" w:space="0"/>
+              <w:left w:val="single" w:color="000000" w:themeColor="text1" w:sz="8" w:space="0"/>
+              <w:bottom w:val="single" w:color="000000" w:themeColor="text1" w:sz="8" w:space="0"/>
+              <w:right w:val="single" w:color="000000" w:themeColor="text1" w:sz="8" w:space="0"/>
             </w:tcBorders>
-          </w:tcPr>
-          <w:p>
-            <w:pPr>
-              <w:spacing w:after="0" w:line="240" w:lineRule="auto"/>
-              <w:jc w:val="center"/>
-              <w:rPr>
-                <w:rFonts w:ascii="Arial" w:cs="Arial" w:eastAsia="Arial" w:hAnsi="Arial"/>
-                <w:sz w:val="18"/>
-                <w:szCs w:val="18"/>
-                <w:vertAlign w:val="baseline"/>
-              </w:rPr>
-            </w:pPr>
-            <w:r>
-              <w:rPr>
-                <w:rFonts w:ascii="Arial" w:cs="Arial" w:eastAsia="Arial" w:hAnsi="Arial"/>
+            <w:tcMar/>
+          </w:tcPr>
+          <w:p wp14:textId="77777777">
+            <w:pPr>
+              <w:spacing w:after="0" w:line="240" w:lineRule="auto"/>
+              <w:jc w:val="center"/>
+              <w:rPr>
+                <w:rFonts w:ascii="Arial" w:hAnsi="Arial" w:eastAsia="Arial" w:cs="Arial"/>
+                <w:sz w:val="18"/>
+                <w:szCs w:val="18"/>
+                <w:vertAlign w:val="baseline"/>
+              </w:rPr>
+            </w:pPr>
+            <w:r>
+              <w:rPr>
+                <w:rFonts w:ascii="Arial" w:hAnsi="Arial" w:eastAsia="Arial" w:cs="Arial"/>
                 <w:sz w:val="18"/>
                 <w:szCs w:val="18"/>
                 <w:vertAlign w:val="baseline"/>
@@ -2649,26 +2835,27 @@
         <w:tc>
           <w:tcPr>
             <w:tcBorders>
-              <w:top w:color="000000" w:space="0" w:sz="8" w:val="single"/>
-              <w:left w:color="000000" w:space="0" w:sz="8" w:val="single"/>
-              <w:bottom w:color="000000" w:space="0" w:sz="8" w:val="single"/>
-              <w:right w:color="000000" w:space="0" w:sz="8" w:val="single"/>
+              <w:top w:val="single" w:color="000000" w:themeColor="text1" w:sz="8" w:space="0"/>
+              <w:left w:val="single" w:color="000000" w:themeColor="text1" w:sz="8" w:space="0"/>
+              <w:bottom w:val="single" w:color="000000" w:themeColor="text1" w:sz="8" w:space="0"/>
+              <w:right w:val="single" w:color="000000" w:themeColor="text1" w:sz="8" w:space="0"/>
             </w:tcBorders>
-          </w:tcPr>
-          <w:p>
-            <w:pPr>
-              <w:spacing w:after="0" w:line="240" w:lineRule="auto"/>
-              <w:jc w:val="center"/>
-              <w:rPr>
-                <w:rFonts w:ascii="Arial" w:cs="Arial" w:eastAsia="Arial" w:hAnsi="Arial"/>
-                <w:sz w:val="18"/>
-                <w:szCs w:val="18"/>
-                <w:vertAlign w:val="baseline"/>
-              </w:rPr>
-            </w:pPr>
-            <w:r>
-              <w:rPr>
-                <w:rFonts w:ascii="Arial" w:cs="Arial" w:eastAsia="Arial" w:hAnsi="Arial"/>
+            <w:tcMar/>
+          </w:tcPr>
+          <w:p wp14:textId="77777777">
+            <w:pPr>
+              <w:spacing w:after="0" w:line="240" w:lineRule="auto"/>
+              <w:jc w:val="center"/>
+              <w:rPr>
+                <w:rFonts w:ascii="Arial" w:hAnsi="Arial" w:eastAsia="Arial" w:cs="Arial"/>
+                <w:sz w:val="18"/>
+                <w:szCs w:val="18"/>
+                <w:vertAlign w:val="baseline"/>
+              </w:rPr>
+            </w:pPr>
+            <w:r>
+              <w:rPr>
+                <w:rFonts w:ascii="Arial" w:hAnsi="Arial" w:eastAsia="Arial" w:cs="Arial"/>
                 <w:sz w:val="18"/>
                 <w:szCs w:val="18"/>
                 <w:vertAlign w:val="baseline"/>
@@ -2680,34 +2867,30 @@
         </w:tc>
         <w:tc>
           <w:tcPr>
-            <w:vMerge w:val="continue"/>
-            <w:tcBorders>
-              <w:top w:color="000000" w:space="0" w:sz="8" w:val="single"/>
-              <w:left w:color="000000" w:space="0" w:sz="8" w:val="single"/>
-              <w:bottom w:color="000000" w:space="0" w:sz="8" w:val="single"/>
-              <w:right w:color="000000" w:space="0" w:sz="8" w:val="single"/>
-            </w:tcBorders>
+            <w:vMerge/>
+            <w:tcBorders/>
+            <w:tcMar/>
             <w:vAlign w:val="top"/>
           </w:tcPr>
-          <w:p>
+          <w:p wp14:textId="77777777">
             <w:pPr>
               <w:keepNext w:val="0"/>
               <w:keepLines w:val="0"/>
               <w:pageBreakBefore w:val="0"/>
               <w:widowControl w:val="0"/>
               <w:pBdr>
-                <w:top w:space="0" w:sz="0" w:val="nil"/>
-                <w:left w:space="0" w:sz="0" w:val="nil"/>
-                <w:bottom w:space="0" w:sz="0" w:val="nil"/>
-                <w:right w:space="0" w:sz="0" w:val="nil"/>
-                <w:between w:space="0" w:sz="0" w:val="nil"/>
+                <w:top w:val="nil" w:sz="0" w:space="0"/>
+                <w:left w:val="nil" w:sz="0" w:space="0"/>
+                <w:bottom w:val="nil" w:sz="0" w:space="0"/>
+                <w:right w:val="nil" w:sz="0" w:space="0"/>
+                <w:between w:val="nil" w:sz="0" w:space="0"/>
               </w:pBdr>
-              <w:shd w:fill="auto" w:val="clear"/>
-              <w:spacing w:after="0" w:before="0" w:line="276" w:lineRule="auto"/>
+              <w:shd w:val="clear" w:fill="auto"/>
+              <w:spacing w:before="0" w:after="0" w:line="276" w:lineRule="auto"/>
               <w:ind w:left="0" w:right="0" w:firstLine="0"/>
               <w:jc w:val="left"/>
               <w:rPr>
-                <w:rFonts w:ascii="Arial" w:cs="Arial" w:eastAsia="Arial" w:hAnsi="Arial"/>
+                <w:rFonts w:ascii="Arial" w:hAnsi="Arial" w:eastAsia="Arial" w:cs="Arial"/>
                 <w:sz w:val="18"/>
                 <w:szCs w:val="18"/>
                 <w:vertAlign w:val="baseline"/>
@@ -2723,23 +2906,24 @@
         <w:tc>
           <w:tcPr>
             <w:tcBorders>
-              <w:left w:color="000000" w:space="0" w:sz="8" w:val="single"/>
-              <w:bottom w:color="000000" w:space="0" w:sz="8" w:val="single"/>
+              <w:left w:val="single" w:color="000000" w:themeColor="text1" w:sz="8" w:space="0"/>
+              <w:bottom w:val="single" w:color="000000" w:themeColor="text1" w:sz="8" w:space="0"/>
             </w:tcBorders>
-          </w:tcPr>
-          <w:p>
-            <w:pPr>
-              <w:spacing w:after="0" w:line="240" w:lineRule="auto"/>
-              <w:rPr>
-                <w:rFonts w:ascii="Arial" w:cs="Arial" w:eastAsia="Arial" w:hAnsi="Arial"/>
-                <w:sz w:val="18"/>
-                <w:szCs w:val="18"/>
-                <w:vertAlign w:val="baseline"/>
-              </w:rPr>
-            </w:pPr>
-            <w:r>
-              <w:rPr>
-                <w:rFonts w:ascii="Arial" w:cs="Arial" w:eastAsia="Arial" w:hAnsi="Arial"/>
+            <w:tcMar/>
+          </w:tcPr>
+          <w:p wp14:textId="77777777">
+            <w:pPr>
+              <w:spacing w:after="0" w:line="240" w:lineRule="auto"/>
+              <w:rPr>
+                <w:rFonts w:ascii="Arial" w:hAnsi="Arial" w:eastAsia="Arial" w:cs="Arial"/>
+                <w:sz w:val="18"/>
+                <w:szCs w:val="18"/>
+                <w:vertAlign w:val="baseline"/>
+              </w:rPr>
+            </w:pPr>
+            <w:r>
+              <w:rPr>
+                <w:rFonts w:ascii="Arial" w:hAnsi="Arial" w:eastAsia="Arial" w:cs="Arial"/>
                 <w:sz w:val="18"/>
                 <w:szCs w:val="18"/>
                 <w:vertAlign w:val="baseline"/>
@@ -2752,23 +2936,24 @@
         <w:tc>
           <w:tcPr>
             <w:tcBorders>
-              <w:bottom w:color="000000" w:space="0" w:sz="8" w:val="single"/>
-              <w:right w:color="000000" w:space="0" w:sz="8" w:val="single"/>
+              <w:bottom w:val="single" w:color="000000" w:themeColor="text1" w:sz="8" w:space="0"/>
+              <w:right w:val="single" w:color="000000" w:themeColor="text1" w:sz="8" w:space="0"/>
             </w:tcBorders>
-          </w:tcPr>
-          <w:p>
-            <w:pPr>
-              <w:spacing w:after="0" w:line="240" w:lineRule="auto"/>
-              <w:rPr>
-                <w:rFonts w:ascii="Arial" w:cs="Arial" w:eastAsia="Arial" w:hAnsi="Arial"/>
-                <w:sz w:val="20"/>
-                <w:szCs w:val="20"/>
-                <w:vertAlign w:val="baseline"/>
-              </w:rPr>
-            </w:pPr>
-            <w:r>
-              <w:rPr>
-                <w:rFonts w:ascii="Arial" w:cs="Arial" w:eastAsia="Arial" w:hAnsi="Arial"/>
+            <w:tcMar/>
+          </w:tcPr>
+          <w:p wp14:textId="77777777">
+            <w:pPr>
+              <w:spacing w:after="0" w:line="240" w:lineRule="auto"/>
+              <w:rPr>
+                <w:rFonts w:ascii="Arial" w:hAnsi="Arial" w:eastAsia="Arial" w:cs="Arial"/>
+                <w:sz w:val="20"/>
+                <w:szCs w:val="20"/>
+                <w:vertAlign w:val="baseline"/>
+              </w:rPr>
+            </w:pPr>
+            <w:r>
+              <w:rPr>
+                <w:rFonts w:ascii="Arial" w:hAnsi="Arial" w:eastAsia="Arial" w:cs="Arial"/>
                 <w:sz w:val="20"/>
                 <w:szCs w:val="20"/>
                 <w:vertAlign w:val="baseline"/>
@@ -2780,12 +2965,12 @@
         </w:tc>
       </w:tr>
     </w:tbl>
-    <w:p>
+    <w:p xmlns:wp14="http://schemas.microsoft.com/office/word/2010/wordml" wp14:textId="77777777">
       <w:pPr>
         <w:spacing w:after="0" w:line="240" w:lineRule="auto"/>
         <w:jc w:val="both"/>
         <w:rPr>
-          <w:rFonts w:ascii="Arial" w:cs="Arial" w:eastAsia="Arial" w:hAnsi="Arial"/>
+          <w:rFonts w:ascii="Arial" w:hAnsi="Arial" w:eastAsia="Arial" w:cs="Arial"/>
           <w:b w:val="0"/>
           <w:bCs w:val="0"/>
           <w:sz w:val="16"/>
@@ -2806,12 +2991,12 @@
         <w:jc w:val="left"/>
         <w:tblInd w:w="-108.0" w:type="dxa"/>
         <w:tblBorders>
-          <w:top w:color="000000" w:space="0" w:sz="4" w:val="single"/>
-          <w:left w:color="000000" w:space="0" w:sz="4" w:val="single"/>
-          <w:bottom w:color="000000" w:space="0" w:sz="4" w:val="single"/>
-          <w:right w:color="000000" w:space="0" w:sz="4" w:val="single"/>
-          <w:insideH w:color="000000" w:space="0" w:sz="4" w:val="single"/>
-          <w:insideV w:color="000000" w:space="0" w:sz="4" w:val="single"/>
+          <w:top w:val="single" w:color="000000" w:sz="4" w:space="0"/>
+          <w:left w:val="single" w:color="000000" w:sz="4" w:space="0"/>
+          <w:bottom w:val="single" w:color="000000" w:sz="4" w:space="0"/>
+          <w:right w:val="single" w:color="000000" w:sz="4" w:space="0"/>
+          <w:insideH w:val="single" w:color="000000" w:sz="4" w:space="0"/>
+          <w:insideV w:val="single" w:color="000000" w:sz="4" w:space="0"/>
         </w:tblBorders>
         <w:tblLayout w:type="fixed"/>
         <w:tblLook w:val="0000"/>
@@ -2824,7 +3009,7 @@
           </w:tblGrid>
         </w:tblGridChange>
       </w:tblGrid>
-      <w:tr>
+      <w:tr xmlns:wp14="http://schemas.microsoft.com/office/word/2010/wordml" wp14:textId="77777777">
         <w:trPr>
           <w:cantSplit w:val="0"/>
           <w:tblHeader w:val="0"/>
@@ -2833,12 +3018,12 @@
           <w:tcPr>
             <w:vAlign w:val="top"/>
           </w:tcPr>
-          <w:p>
+          <w:p wp14:textId="77777777">
             <w:pPr>
               <w:spacing w:after="0" w:line="240" w:lineRule="auto"/>
               <w:jc w:val="both"/>
               <w:rPr>
-                <w:rFonts w:ascii="Arial" w:cs="Arial" w:eastAsia="Arial" w:hAnsi="Arial"/>
+                <w:rFonts w:ascii="Arial" w:hAnsi="Arial" w:eastAsia="Arial" w:cs="Arial"/>
                 <w:b w:val="0"/>
                 <w:bCs w:val="0"/>
                 <w:sz w:val="20"/>
@@ -2848,7 +3033,7 @@
             </w:pPr>
             <w:r>
               <w:rPr>
-                <w:rFonts w:ascii="Arial" w:cs="Arial" w:eastAsia="Arial" w:hAnsi="Arial"/>
+                <w:rFonts w:ascii="Arial" w:hAnsi="Arial" w:eastAsia="Arial" w:cs="Arial"/>
                 <w:b w:val="1"/>
                 <w:bCs w:val="1"/>
                 <w:sz w:val="20"/>
@@ -2860,7 +3045,7 @@
             </w:r>
             <w:r>
               <w:rPr>
-                <w:rFonts w:ascii="Arial" w:cs="Arial" w:eastAsia="Arial" w:hAnsi="Arial"/>
+                <w:rFonts w:ascii="Arial" w:hAnsi="Arial" w:eastAsia="Arial" w:cs="Arial"/>
                 <w:b w:val="1"/>
                 <w:bCs w:val="1"/>
                 <w:sz w:val="20"/>
@@ -2876,12 +3061,12 @@
               </w:rPr>
             </w:r>
           </w:p>
-          <w:p>
+          <w:p wp14:textId="77777777">
             <w:pPr>
               <w:spacing w:after="0" w:line="240" w:lineRule="auto"/>
               <w:jc w:val="both"/>
               <w:rPr>
-                <w:rFonts w:ascii="Arial" w:cs="Arial" w:eastAsia="Arial" w:hAnsi="Arial"/>
+                <w:rFonts w:ascii="Arial" w:hAnsi="Arial" w:eastAsia="Arial" w:cs="Arial"/>
                 <w:b w:val="0"/>
                 <w:bCs w:val="0"/>
                 <w:sz w:val="18"/>
@@ -2895,12 +3080,12 @@
               </w:rPr>
             </w:r>
           </w:p>
-          <w:p>
+          <w:p wp14:textId="77777777">
             <w:pPr>
               <w:spacing w:after="0" w:line="240" w:lineRule="auto"/>
               <w:jc w:val="both"/>
               <w:rPr>
-                <w:rFonts w:ascii="Arial" w:cs="Arial" w:eastAsia="Arial" w:hAnsi="Arial"/>
+                <w:rFonts w:ascii="Arial" w:hAnsi="Arial" w:eastAsia="Arial" w:cs="Arial"/>
                 <w:b w:val="0"/>
                 <w:bCs w:val="0"/>
                 <w:sz w:val="18"/>
@@ -2914,12 +3099,12 @@
               </w:rPr>
             </w:r>
           </w:p>
-          <w:p>
+          <w:p wp14:textId="77777777">
             <w:pPr>
               <w:spacing w:after="0" w:line="240" w:lineRule="auto"/>
               <w:jc w:val="both"/>
               <w:rPr>
-                <w:rFonts w:ascii="Arial" w:cs="Arial" w:eastAsia="Arial" w:hAnsi="Arial"/>
+                <w:rFonts w:ascii="Arial" w:hAnsi="Arial" w:eastAsia="Arial" w:cs="Arial"/>
                 <w:b w:val="0"/>
                 <w:bCs w:val="0"/>
                 <w:sz w:val="18"/>
@@ -2933,12 +3118,12 @@
               </w:rPr>
             </w:r>
           </w:p>
-          <w:p>
+          <w:p wp14:textId="77777777">
             <w:pPr>
               <w:spacing w:after="0" w:line="240" w:lineRule="auto"/>
               <w:jc w:val="both"/>
               <w:rPr>
-                <w:rFonts w:ascii="Arial" w:cs="Arial" w:eastAsia="Arial" w:hAnsi="Arial"/>
+                <w:rFonts w:ascii="Arial" w:hAnsi="Arial" w:eastAsia="Arial" w:cs="Arial"/>
                 <w:b w:val="0"/>
                 <w:bCs w:val="0"/>
                 <w:sz w:val="20"/>
@@ -2955,12 +3140,12 @@
         </w:tc>
       </w:tr>
     </w:tbl>
-    <w:p>
+    <w:p xmlns:wp14="http://schemas.microsoft.com/office/word/2010/wordml" wp14:textId="77777777">
       <w:pPr>
         <w:spacing w:after="0" w:line="240" w:lineRule="auto"/>
         <w:jc w:val="both"/>
         <w:rPr>
-          <w:rFonts w:ascii="Arial" w:cs="Arial" w:eastAsia="Arial" w:hAnsi="Arial"/>
+          <w:rFonts w:ascii="Arial" w:hAnsi="Arial" w:eastAsia="Arial" w:cs="Arial"/>
           <w:b w:val="0"/>
           <w:bCs w:val="0"/>
           <w:sz w:val="16"/>
@@ -2981,12 +3166,12 @@
         <w:jc w:val="left"/>
         <w:tblInd w:w="-108.0" w:type="dxa"/>
         <w:tblBorders>
-          <w:top w:color="000000" w:space="0" w:sz="4" w:val="single"/>
-          <w:left w:color="000000" w:space="0" w:sz="4" w:val="single"/>
-          <w:bottom w:color="000000" w:space="0" w:sz="4" w:val="single"/>
-          <w:right w:color="000000" w:space="0" w:sz="4" w:val="single"/>
-          <w:insideH w:color="000000" w:space="0" w:sz="4" w:val="single"/>
-          <w:insideV w:color="000000" w:space="0" w:sz="4" w:val="single"/>
+          <w:top w:val="single" w:color="000000" w:sz="4" w:space="0"/>
+          <w:left w:val="single" w:color="000000" w:sz="4" w:space="0"/>
+          <w:bottom w:val="single" w:color="000000" w:sz="4" w:space="0"/>
+          <w:right w:val="single" w:color="000000" w:sz="4" w:space="0"/>
+          <w:insideH w:val="single" w:color="000000" w:sz="4" w:space="0"/>
+          <w:insideV w:val="single" w:color="000000" w:sz="4" w:space="0"/>
         </w:tblBorders>
         <w:tblLayout w:type="fixed"/>
         <w:tblLook w:val="0000"/>
@@ -3001,7 +3186,7 @@
           </w:tblGrid>
         </w:tblGridChange>
       </w:tblGrid>
-      <w:tr>
+      <w:tr xmlns:wp14="http://schemas.microsoft.com/office/word/2010/wordml" wp14:textId="77777777">
         <w:trPr>
           <w:cantSplit w:val="0"/>
           <w:trHeight w:val="1732" w:hRule="atLeast"/>
@@ -3011,12 +3196,12 @@
           <w:tcPr>
             <w:vAlign w:val="top"/>
           </w:tcPr>
-          <w:p>
+          <w:p wp14:textId="77777777">
             <w:pPr>
               <w:spacing w:after="0" w:line="240" w:lineRule="auto"/>
               <w:jc w:val="both"/>
               <w:rPr>
-                <w:rFonts w:ascii="Arial" w:cs="Arial" w:eastAsia="Arial" w:hAnsi="Arial"/>
+                <w:rFonts w:ascii="Arial" w:hAnsi="Arial" w:eastAsia="Arial" w:cs="Arial"/>
                 <w:b w:val="0"/>
                 <w:bCs w:val="0"/>
                 <w:sz w:val="20"/>
@@ -3026,7 +3211,7 @@
             </w:pPr>
             <w:r>
               <w:rPr>
-                <w:rFonts w:ascii="Arial" w:cs="Arial" w:eastAsia="Arial" w:hAnsi="Arial"/>
+                <w:rFonts w:ascii="Arial" w:hAnsi="Arial" w:eastAsia="Arial" w:cs="Arial"/>
                 <w:b w:val="1"/>
                 <w:bCs w:val="1"/>
                 <w:sz w:val="20"/>
@@ -3042,7 +3227,7 @@
               </w:rPr>
             </w:r>
           </w:p>
-          <w:p>
+          <w:p wp14:textId="77777777">
             <w:pPr>
               <w:spacing w:after="0" w:line="240" w:lineRule="auto"/>
               <w:jc w:val="both"/>
@@ -3058,12 +3243,12 @@
               <w:t xml:space="preserve">«trabajador solicitando»</w:t>
             </w:r>
           </w:p>
-          <w:p>
+          <w:p wp14:textId="77777777">
             <w:pPr>
               <w:spacing w:after="0" w:line="240" w:lineRule="auto"/>
               <w:jc w:val="both"/>
               <w:rPr>
-                <w:rFonts w:ascii="Arial" w:cs="Arial" w:eastAsia="Arial" w:hAnsi="Arial"/>
+                <w:rFonts w:ascii="Arial" w:hAnsi="Arial" w:eastAsia="Arial" w:cs="Arial"/>
                 <w:b w:val="0"/>
                 <w:bCs w:val="0"/>
                 <w:sz w:val="20"/>
@@ -3077,12 +3262,12 @@
               </w:rPr>
             </w:r>
           </w:p>
-          <w:p>
+          <w:p wp14:textId="77777777">
             <w:pPr>
               <w:spacing w:after="0" w:line="240" w:lineRule="auto"/>
               <w:jc w:val="both"/>
               <w:rPr>
-                <w:rFonts w:ascii="Arial" w:cs="Arial" w:eastAsia="Arial" w:hAnsi="Arial"/>
+                <w:rFonts w:ascii="Arial" w:hAnsi="Arial" w:eastAsia="Arial" w:cs="Arial"/>
                 <w:b w:val="0"/>
                 <w:bCs w:val="0"/>
                 <w:sz w:val="20"/>
@@ -3096,12 +3281,12 @@
               </w:rPr>
             </w:r>
           </w:p>
-          <w:p>
+          <w:p wp14:textId="77777777">
             <w:pPr>
               <w:spacing w:after="0" w:line="240" w:lineRule="auto"/>
               <w:jc w:val="both"/>
               <w:rPr>
-                <w:rFonts w:ascii="Arial" w:cs="Arial" w:eastAsia="Arial" w:hAnsi="Arial"/>
+                <w:rFonts w:ascii="Arial" w:hAnsi="Arial" w:eastAsia="Arial" w:cs="Arial"/>
                 <w:b w:val="0"/>
                 <w:bCs w:val="0"/>
                 <w:sz w:val="20"/>
@@ -3115,12 +3300,12 @@
               </w:rPr>
             </w:r>
           </w:p>
-          <w:p>
+          <w:p wp14:textId="77777777">
             <w:pPr>
               <w:spacing w:after="0" w:line="240" w:lineRule="auto"/>
               <w:jc w:val="both"/>
               <w:rPr>
-                <w:rFonts w:ascii="Arial" w:cs="Arial" w:eastAsia="Arial" w:hAnsi="Arial"/>
+                <w:rFonts w:ascii="Arial" w:hAnsi="Arial" w:eastAsia="Arial" w:cs="Arial"/>
                 <w:b w:val="0"/>
                 <w:bCs w:val="0"/>
                 <w:sz w:val="20"/>
@@ -3139,12 +3324,12 @@
           <w:tcPr>
             <w:vAlign w:val="top"/>
           </w:tcPr>
-          <w:p>
+          <w:p wp14:textId="77777777">
             <w:pPr>
               <w:spacing w:after="0" w:line="240" w:lineRule="auto"/>
               <w:jc w:val="both"/>
               <w:rPr>
-                <w:rFonts w:ascii="Arial" w:cs="Arial" w:eastAsia="Arial" w:hAnsi="Arial"/>
+                <w:rFonts w:ascii="Arial" w:hAnsi="Arial" w:eastAsia="Arial" w:cs="Arial"/>
                 <w:b w:val="0"/>
                 <w:bCs w:val="0"/>
                 <w:sz w:val="20"/>
@@ -3154,7 +3339,7 @@
             </w:pPr>
             <w:r>
               <w:rPr>
-                <w:rFonts w:ascii="Arial" w:cs="Arial" w:eastAsia="Arial" w:hAnsi="Arial"/>
+                <w:rFonts w:ascii="Arial" w:hAnsi="Arial" w:eastAsia="Arial" w:cs="Arial"/>
                 <w:b w:val="1"/>
                 <w:bCs w:val="1"/>
                 <w:sz w:val="20"/>
@@ -3170,7 +3355,7 @@
               </w:rPr>
             </w:r>
           </w:p>
-          <w:p>
+          <w:p wp14:textId="77777777">
             <w:pPr>
               <w:spacing w:after="0" w:line="240" w:lineRule="auto"/>
               <w:jc w:val="both"/>
@@ -3186,12 +3371,12 @@
               <w:t xml:space="preserve">«gerente del área»</w:t>
             </w:r>
           </w:p>
-          <w:p>
-            <w:pPr>
-              <w:spacing w:after="0" w:line="240" w:lineRule="auto"/>
-              <w:jc w:val="center"/>
-              <w:rPr>
-                <w:rFonts w:ascii="Arial" w:cs="Arial" w:eastAsia="Arial" w:hAnsi="Arial"/>
+          <w:p wp14:textId="77777777">
+            <w:pPr>
+              <w:spacing w:after="0" w:line="240" w:lineRule="auto"/>
+              <w:jc w:val="center"/>
+              <w:rPr>
+                <w:rFonts w:ascii="Arial" w:hAnsi="Arial" w:eastAsia="Arial" w:cs="Arial"/>
                 <w:b w:val="0"/>
                 <w:bCs w:val="0"/>
                 <w:sz w:val="20"/>
@@ -3205,11 +3390,11 @@
               </w:rPr>
             </w:r>
           </w:p>
-          <w:p>
-            <w:pPr>
-              <w:spacing w:after="0" w:line="240" w:lineRule="auto"/>
-              <w:rPr>
-                <w:rFonts w:ascii="Arial" w:cs="Arial" w:eastAsia="Arial" w:hAnsi="Arial"/>
+          <w:p wp14:textId="77777777">
+            <w:pPr>
+              <w:spacing w:after="0" w:line="240" w:lineRule="auto"/>
+              <w:rPr>
+                <w:rFonts w:ascii="Arial" w:hAnsi="Arial" w:eastAsia="Arial" w:cs="Arial"/>
                 <w:b w:val="0"/>
                 <w:bCs w:val="0"/>
                 <w:sz w:val="20"/>
@@ -3223,12 +3408,12 @@
               </w:rPr>
             </w:r>
           </w:p>
-          <w:p>
-            <w:pPr>
-              <w:spacing w:after="0" w:line="240" w:lineRule="auto"/>
-              <w:jc w:val="center"/>
-              <w:rPr>
-                <w:rFonts w:ascii="Arial" w:cs="Arial" w:eastAsia="Arial" w:hAnsi="Arial"/>
+          <w:p wp14:textId="77777777">
+            <w:pPr>
+              <w:spacing w:after="0" w:line="240" w:lineRule="auto"/>
+              <w:jc w:val="center"/>
+              <w:rPr>
+                <w:rFonts w:ascii="Arial" w:hAnsi="Arial" w:eastAsia="Arial" w:cs="Arial"/>
                 <w:b w:val="0"/>
                 <w:bCs w:val="0"/>
                 <w:sz w:val="20"/>
@@ -3242,12 +3427,12 @@
               </w:rPr>
             </w:r>
           </w:p>
-          <w:p>
-            <w:pPr>
-              <w:spacing w:after="0" w:line="240" w:lineRule="auto"/>
-              <w:jc w:val="center"/>
-              <w:rPr>
-                <w:rFonts w:ascii="Arial" w:cs="Arial" w:eastAsia="Arial" w:hAnsi="Arial"/>
+          <w:p wp14:textId="77777777">
+            <w:pPr>
+              <w:spacing w:after="0" w:line="240" w:lineRule="auto"/>
+              <w:jc w:val="center"/>
+              <w:rPr>
+                <w:rFonts w:ascii="Arial" w:hAnsi="Arial" w:eastAsia="Arial" w:cs="Arial"/>
                 <w:b w:val="0"/>
                 <w:bCs w:val="0"/>
                 <w:sz w:val="20"/>
@@ -3261,12 +3446,12 @@
               </w:rPr>
             </w:r>
           </w:p>
-          <w:p>
+          <w:p wp14:textId="77777777">
             <w:pPr>
               <w:spacing w:after="0" w:line="240" w:lineRule="auto"/>
               <w:jc w:val="both"/>
               <w:rPr>
-                <w:rFonts w:ascii="Arial" w:cs="Arial" w:eastAsia="Arial" w:hAnsi="Arial"/>
+                <w:rFonts w:ascii="Arial" w:hAnsi="Arial" w:eastAsia="Arial" w:cs="Arial"/>
                 <w:b w:val="0"/>
                 <w:bCs w:val="0"/>
                 <w:sz w:val="20"/>
@@ -3283,12 +3468,12 @@
         </w:tc>
       </w:tr>
     </w:tbl>
-    <w:p>
+    <w:p xmlns:wp14="http://schemas.microsoft.com/office/word/2010/wordml" wp14:textId="77777777">
       <w:pPr>
         <w:spacing w:after="0" w:line="240" w:lineRule="auto"/>
         <w:jc w:val="both"/>
         <w:rPr>
-          <w:rFonts w:ascii="Arial" w:cs="Arial" w:eastAsia="Arial" w:hAnsi="Arial"/>
+          <w:rFonts w:ascii="Arial" w:hAnsi="Arial" w:eastAsia="Arial" w:cs="Arial"/>
           <w:b w:val="0"/>
           <w:bCs w:val="0"/>
           <w:sz w:val="16"/>
@@ -3303,36 +3488,37 @@
       </w:r>
     </w:p>
     <w:sectPr>
-      <w:headerReference r:id="rId6" w:type="default"/>
-      <w:pgSz w:h="16838" w:w="11906" w:orient="portrait"/>
-      <w:pgMar w:bottom="567" w:top="1418" w:left="709" w:right="567" w:header="567" w:footer="0"/>
+      <w:headerReference w:type="default" r:id="rId6"/>
+      <w:pgSz w:w="11906" w:h="16838" w:orient="portrait"/>
+      <w:pgMar w:top="1418" w:right="567" w:bottom="567" w:left="709" w:header="567" w:footer="0"/>
       <w:pgNumType w:start="1"/>
+      <w:cols w:num="1"/>
     </w:sectPr>
   </w:body>
 </w:document>
 </file>
 
 <file path=word/header1.xml><?xml version="1.0" encoding="utf-8"?>
-<w:hdr xmlns:mc="http://schemas.openxmlformats.org/markup-compatibility/2006" xmlns:o="urn:schemas-microsoft-com:office:office" xmlns:r="http://schemas.openxmlformats.org/officeDocument/2006/relationships" xmlns:m="http://schemas.openxmlformats.org/officeDocument/2006/math" xmlns:v="urn:schemas-microsoft-com:vml" xmlns:wp="http://schemas.openxmlformats.org/drawingml/2006/wordprocessingDrawing" xmlns:w10="urn:schemas-microsoft-com:office:word" xmlns:w="http://schemas.openxmlformats.org/wordprocessingml/2006/main" xmlns:wne="http://schemas.microsoft.com/office/word/2006/wordml" xmlns:sl="http://schemas.openxmlformats.org/schemaLibrary/2006/main" xmlns:a="http://schemas.openxmlformats.org/drawingml/2006/main" xmlns:pic="http://schemas.openxmlformats.org/drawingml/2006/picture" xmlns:c="http://schemas.openxmlformats.org/drawingml/2006/chart" xmlns:lc="http://schemas.openxmlformats.org/drawingml/2006/lockedCanvas" xmlns:dgm="http://schemas.openxmlformats.org/drawingml/2006/diagram" xmlns:wps="http://schemas.microsoft.com/office/word/2010/wordprocessingShape" xmlns:wpg="http://schemas.microsoft.com/office/word/2010/wordprocessingGroup" xmlns:w14="http://schemas.microsoft.com/office/word/2010/wordml" xmlns:w15="http://schemas.microsoft.com/office/word/2012/wordml" xmlns:w16="http://schemas.microsoft.com/office/word/2018/wordml" xmlns:w16cex="http://schemas.microsoft.com/office/word/2018/wordml/cex" xmlns:w16cid="http://schemas.microsoft.com/office/word/2016/wordml/cid" xmlns="http://schemas.microsoft.com/office/tasks/2019/documenttasks" xmlns:cr="http://schemas.microsoft.com/office/comments/2020/reactions">
-  <w:p>
+<w:hdr xmlns:wp14="http://schemas.microsoft.com/office/word/2010/wordprocessingDrawing" xmlns:mc="http://schemas.openxmlformats.org/markup-compatibility/2006" xmlns:o="urn:schemas-microsoft-com:office:office" xmlns:r="http://schemas.openxmlformats.org/officeDocument/2006/relationships" xmlns:m="http://schemas.openxmlformats.org/officeDocument/2006/math" xmlns:v="urn:schemas-microsoft-com:vml" xmlns:wp="http://schemas.openxmlformats.org/drawingml/2006/wordprocessingDrawing" xmlns:w10="urn:schemas-microsoft-com:office:word" xmlns:w="http://schemas.openxmlformats.org/wordprocessingml/2006/main" xmlns:wne="http://schemas.microsoft.com/office/word/2006/wordml" xmlns:sl="http://schemas.openxmlformats.org/schemaLibrary/2006/main" xmlns:a="http://schemas.openxmlformats.org/drawingml/2006/main" xmlns:pic="http://schemas.openxmlformats.org/drawingml/2006/picture" xmlns:c="http://schemas.openxmlformats.org/drawingml/2006/chart" xmlns:lc="http://schemas.openxmlformats.org/drawingml/2006/lockedCanvas" xmlns:dgm="http://schemas.openxmlformats.org/drawingml/2006/diagram" xmlns:wps="http://schemas.microsoft.com/office/word/2010/wordprocessingShape" xmlns:wpg="http://schemas.microsoft.com/office/word/2010/wordprocessingGroup" xmlns:w14="http://schemas.microsoft.com/office/word/2010/wordml" xmlns:w15="http://schemas.microsoft.com/office/word/2012/wordml" xmlns:w16="http://schemas.microsoft.com/office/word/2018/wordml" xmlns:w16cex="http://schemas.microsoft.com/office/word/2018/wordml/cex" xmlns:w16cid="http://schemas.microsoft.com/office/word/2016/wordml/cid" xmlns="http://schemas.microsoft.com/office/tasks/2019/documenttasks" xmlns:cr="http://schemas.microsoft.com/office/comments/2020/reactions" mc:Ignorable="wp14">
+  <w:p xmlns:wp14="http://schemas.microsoft.com/office/word/2010/wordml" wp14:textId="77777777">
     <w:pPr>
       <w:keepNext w:val="0"/>
       <w:keepLines w:val="0"/>
       <w:pageBreakBefore w:val="0"/>
       <w:widowControl w:val="0"/>
       <w:pBdr>
-        <w:top w:space="0" w:sz="0" w:val="nil"/>
-        <w:left w:space="0" w:sz="0" w:val="nil"/>
-        <w:bottom w:space="0" w:sz="0" w:val="nil"/>
-        <w:right w:space="0" w:sz="0" w:val="nil"/>
-        <w:between w:space="0" w:sz="0" w:val="nil"/>
+        <w:top w:val="nil" w:sz="0" w:space="0"/>
+        <w:left w:val="nil" w:sz="0" w:space="0"/>
+        <w:bottom w:val="nil" w:sz="0" w:space="0"/>
+        <w:right w:val="nil" w:sz="0" w:space="0"/>
+        <w:between w:val="nil" w:sz="0" w:space="0"/>
       </w:pBdr>
-      <w:shd w:fill="auto" w:val="clear"/>
-      <w:spacing w:after="0" w:before="0" w:line="276" w:lineRule="auto"/>
+      <w:shd w:val="clear" w:fill="auto"/>
+      <w:spacing w:before="0" w:after="0" w:line="276" w:lineRule="auto"/>
       <w:ind w:left="0" w:right="0" w:firstLine="0"/>
       <w:jc w:val="left"/>
       <w:rPr>
-        <w:rFonts w:ascii="Arial" w:cs="Arial" w:eastAsia="Arial" w:hAnsi="Arial"/>
+        <w:rFonts w:ascii="Arial" w:hAnsi="Arial" w:eastAsia="Arial" w:cs="Arial"/>
         <w:b w:val="0"/>
         <w:bCs w:val="0"/>
         <w:sz w:val="16"/>
@@ -3349,46 +3535,43 @@
   <w:tbl>
     <w:tblPr>
       <w:tblStyle w:val="Table6"/>
-      <w:tblW w:w="10915.0" w:type="dxa"/>
+      <w:tblW w:w="10915" w:type="dxa"/>
       <w:jc w:val="left"/>
       <w:tblInd w:w="-108.0" w:type="dxa"/>
       <w:tblBorders>
-        <w:top w:color="000000" w:space="0" w:sz="4" w:val="single"/>
-        <w:left w:color="000000" w:space="0" w:sz="4" w:val="single"/>
-        <w:bottom w:color="000000" w:space="0" w:sz="4" w:val="single"/>
-        <w:right w:color="000000" w:space="0" w:sz="4" w:val="single"/>
-        <w:insideH w:color="000000" w:space="0" w:sz="4" w:val="single"/>
-        <w:insideV w:color="000000" w:space="0" w:sz="4" w:val="single"/>
+        <w:top w:val="single" w:color="000000" w:sz="4" w:space="0"/>
+        <w:left w:val="single" w:color="000000" w:sz="4" w:space="0"/>
+        <w:bottom w:val="single" w:color="000000" w:sz="4" w:space="0"/>
+        <w:right w:val="single" w:color="000000" w:sz="4" w:space="0"/>
+        <w:insideH w:val="single" w:color="000000" w:sz="4" w:space="0"/>
+        <w:insideV w:val="single" w:color="000000" w:sz="4" w:space="0"/>
       </w:tblBorders>
       <w:tblLayout w:type="fixed"/>
       <w:tblLook w:val="0000"/>
+      <w:tblPrChange w:author="" w:id="1976892732">
+        <w:tblPr/>
+      </w:tblPrChange>
     </w:tblPr>
     <w:tblGrid>
       <w:gridCol w:w="3261"/>
       <w:gridCol w:w="4677"/>
       <w:gridCol w:w="2977"/>
-      <w:tblGridChange w:id="0">
-        <w:tblGrid>
-          <w:gridCol w:w="3261"/>
-          <w:gridCol w:w="4677"/>
-          <w:gridCol w:w="2977"/>
-        </w:tblGrid>
-      </w:tblGridChange>
     </w:tblGrid>
-    <w:tr>
+    <w:tr xmlns:wp14="http://schemas.microsoft.com/office/word/2010/wordml" wp14:textId="77777777">
       <w:trPr>
         <w:cantSplit w:val="0"/>
         <w:tblHeader w:val="0"/>
       </w:trPr>
       <w:tc>
         <w:tcPr>
+          <w:tcMar/>
           <w:vAlign w:val="center"/>
         </w:tcPr>
-        <w:p>
+        <w:p wp14:textId="77777777">
           <w:pPr>
             <w:spacing w:after="0" w:line="240" w:lineRule="auto"/>
             <w:rPr>
-              <w:rFonts w:ascii="Arial" w:cs="Arial" w:eastAsia="Arial" w:hAnsi="Arial"/>
+              <w:rFonts w:ascii="Arial" w:hAnsi="Arial" w:eastAsia="Arial" w:cs="Arial"/>
               <w:b w:val="0"/>
               <w:bCs w:val="0"/>
               <w:sz w:val="18"/>
@@ -3398,7 +3581,7 @@
           </w:pPr>
           <w:r>
             <w:rPr>
-              <w:rFonts w:ascii="Arial" w:cs="Arial" w:eastAsia="Arial" w:hAnsi="Arial"/>
+              <w:rFonts w:ascii="Arial" w:hAnsi="Arial" w:eastAsia="Arial" w:cs="Arial"/>
               <w:b w:val="1"/>
               <w:bCs w:val="1"/>
               <w:sz w:val="18"/>
@@ -3416,14 +3599,15 @@
       </w:tc>
       <w:tc>
         <w:tcPr>
+          <w:tcMar/>
           <w:vAlign w:val="center"/>
         </w:tcPr>
-        <w:p>
+        <w:p wp14:textId="77777777">
           <w:pPr>
             <w:spacing w:after="0" w:line="240" w:lineRule="auto"/>
             <w:jc w:val="center"/>
             <w:rPr>
-              <w:rFonts w:ascii="Impact" w:cs="Impact" w:eastAsia="Impact" w:hAnsi="Impact"/>
+              <w:rFonts w:ascii="Impact" w:hAnsi="Impact" w:eastAsia="Impact" w:cs="Impact"/>
               <w:sz w:val="38"/>
               <w:szCs w:val="38"/>
               <w:vertAlign w:val="baseline"/>
@@ -3431,7 +3615,7 @@
           </w:pPr>
           <w:r>
             <w:rPr>
-              <w:rFonts w:ascii="Impact" w:cs="Impact" w:eastAsia="Impact" w:hAnsi="Impact"/>
+              <w:rFonts w:ascii="Impact" w:hAnsi="Impact" w:eastAsia="Impact" w:cs="Impact"/>
               <w:sz w:val="38"/>
               <w:szCs w:val="38"/>
               <w:vertAlign w:val="baseline"/>
@@ -3443,41 +3627,43 @@
       </w:tc>
       <w:tc>
         <w:tcPr>
+          <w:tcMar/>
           <w:vAlign w:val="center"/>
         </w:tcPr>
-        <w:p>
+        <w:p wp14:textId="77777777">
           <w:pPr>
             <w:spacing w:after="0" w:line="240" w:lineRule="auto"/>
             <w:jc w:val="center"/>
             <w:rPr>
-              <w:rFonts w:ascii="Arial" w:cs="Arial" w:eastAsia="Arial" w:hAnsi="Arial"/>
+              <w:rFonts w:ascii="Arial" w:hAnsi="Arial" w:eastAsia="Arial" w:cs="Arial"/>
               <w:b w:val="0"/>
               <w:bCs w:val="0"/>
               <w:sz w:val="18"/>
               <w:szCs w:val="18"/>
               <w:vertAlign w:val="baseline"/>
+              <w:lang w:val="es-ES"/>
             </w:rPr>
           </w:pPr>
           <w:r>
             <w:rPr>
-              <w:rFonts w:ascii="Arial" w:cs="Arial" w:eastAsia="Arial" w:hAnsi="Arial"/>
+              <w:rFonts w:ascii="Arial" w:hAnsi="Arial" w:eastAsia="Arial" w:cs="Arial"/>
               <w:b w:val="1"/>
               <w:bCs w:val="1"/>
               <w:sz w:val="18"/>
               <w:szCs w:val="18"/>
               <w:vertAlign w:val="baseline"/>
-              <w:rtl w:val="0"/>
+              <w:lang w:val="es-ES"/>
             </w:rPr>
             <w:t xml:space="preserve">Correlativo Interno:</w:t>
           </w:r>
           <w:r>
             <w:rPr>
-              <w:rFonts w:ascii="Arial" w:cs="Arial" w:eastAsia="Arial" w:hAnsi="Arial"/>
+              <w:rFonts w:ascii="Arial" w:hAnsi="Arial" w:eastAsia="Arial" w:cs="Arial"/>
               <w:b w:val="1"/>
               <w:bCs w:val="1"/>
               <w:sz w:val="18"/>
               <w:szCs w:val="18"/>
-              <w:rtl w:val="0"/>
+              <w:lang w:val="es-ES"/>
             </w:rPr>
             <w:t xml:space="preserve">{correlativo}</w:t>
           </w:r>
@@ -3487,39 +3673,40 @@
             </w:rPr>
           </w:r>
         </w:p>
-        <w:p>
+        <w:p wp14:textId="77777777">
           <w:pPr>
             <w:spacing w:after="0" w:line="240" w:lineRule="auto"/>
             <w:jc w:val="center"/>
             <w:rPr>
-              <w:rFonts w:ascii="Arial" w:cs="Arial" w:eastAsia="Arial" w:hAnsi="Arial"/>
+              <w:rFonts w:ascii="Arial" w:hAnsi="Arial" w:eastAsia="Arial" w:cs="Arial"/>
               <w:b w:val="0"/>
               <w:bCs w:val="0"/>
               <w:sz w:val="18"/>
               <w:szCs w:val="18"/>
               <w:vertAlign w:val="baseline"/>
+              <w:lang w:val="es-ES"/>
             </w:rPr>
           </w:pPr>
           <w:r>
             <w:rPr>
-              <w:rFonts w:ascii="Arial" w:cs="Arial" w:eastAsia="Arial" w:hAnsi="Arial"/>
+              <w:rFonts w:ascii="Arial" w:hAnsi="Arial" w:eastAsia="Arial" w:cs="Arial"/>
               <w:b w:val="1"/>
               <w:bCs w:val="1"/>
               <w:sz w:val="18"/>
               <w:szCs w:val="18"/>
               <w:vertAlign w:val="baseline"/>
-              <w:rtl w:val="0"/>
+              <w:lang w:val="es-ES"/>
             </w:rPr>
             <w:t xml:space="preserve">Fecha:</w:t>
           </w:r>
           <w:r>
             <w:rPr>
-              <w:rFonts w:ascii="Arial" w:cs="Arial" w:eastAsia="Arial" w:hAnsi="Arial"/>
+              <w:rFonts w:ascii="Arial" w:hAnsi="Arial" w:eastAsia="Arial" w:cs="Arial"/>
               <w:b w:val="1"/>
               <w:bCs w:val="1"/>
               <w:sz w:val="18"/>
               <w:szCs w:val="18"/>
-              <w:rtl w:val="0"/>
+              <w:lang w:val="es-ES"/>
             </w:rPr>
             <w:t xml:space="preserve">{fecha_hoy}</w:t>
           </w:r>
@@ -3532,29 +3719,29 @@
       </w:tc>
     </w:tr>
   </w:tbl>
-  <w:p>
+  <w:p xmlns:wp14="http://schemas.microsoft.com/office/word/2010/wordml" wp14:textId="77777777">
     <w:pPr>
       <w:keepNext w:val="0"/>
       <w:keepLines w:val="0"/>
       <w:pageBreakBefore w:val="0"/>
       <w:widowControl w:val="1"/>
       <w:pBdr>
-        <w:top w:space="0" w:sz="0" w:val="nil"/>
-        <w:left w:space="0" w:sz="0" w:val="nil"/>
-        <w:bottom w:space="0" w:sz="0" w:val="nil"/>
-        <w:right w:space="0" w:sz="0" w:val="nil"/>
-        <w:between w:space="0" w:sz="0" w:val="nil"/>
+        <w:top w:val="nil" w:sz="0" w:space="0"/>
+        <w:left w:val="nil" w:sz="0" w:space="0"/>
+        <w:bottom w:val="nil" w:sz="0" w:space="0"/>
+        <w:right w:val="nil" w:sz="0" w:space="0"/>
+        <w:between w:val="nil" w:sz="0" w:space="0"/>
       </w:pBdr>
-      <w:shd w:fill="auto" w:val="clear"/>
+      <w:shd w:val="clear" w:fill="auto"/>
       <w:tabs>
         <w:tab w:val="center" w:leader="none" w:pos="4252"/>
         <w:tab w:val="right" w:leader="none" w:pos="8504"/>
       </w:tabs>
-      <w:spacing w:after="0" w:before="0" w:line="240" w:lineRule="auto"/>
+      <w:spacing w:before="0" w:after="0" w:line="240" w:lineRule="auto"/>
       <w:ind w:left="0" w:right="0" w:firstLine="0"/>
       <w:jc w:val="left"/>
       <w:rPr>
-        <w:rFonts w:ascii="Calibri" w:cs="Calibri" w:eastAsia="Calibri" w:hAnsi="Calibri"/>
+        <w:rFonts w:ascii="Calibri" w:hAnsi="Calibri" w:eastAsia="Calibri" w:cs="Calibri"/>
         <w:b w:val="0"/>
         <w:bCs w:val="0"/>
         <w:i w:val="0"/>
@@ -3565,7 +3752,7 @@
         <w:sz w:val="22"/>
         <w:szCs w:val="22"/>
         <w:u w:val="none"/>
-        <w:shd w:fill="auto" w:val="clear"/>
+        <w:shd w:val="clear" w:fill="auto"/>
         <w:vertAlign w:val="baseline"/>
       </w:rPr>
     </w:pPr>
@@ -3583,11 +3770,11 @@
 </file>
 
 <file path=word/styles.xml><?xml version="1.0" encoding="utf-8"?>
-<w:styles xmlns:mc="http://schemas.openxmlformats.org/markup-compatibility/2006" xmlns:o="urn:schemas-microsoft-com:office:office" xmlns:r="http://schemas.openxmlformats.org/officeDocument/2006/relationships" xmlns:m="http://schemas.openxmlformats.org/officeDocument/2006/math" xmlns:v="urn:schemas-microsoft-com:vml" xmlns:wp="http://schemas.openxmlformats.org/drawingml/2006/wordprocessingDrawing" xmlns:w10="urn:schemas-microsoft-com:office:word" xmlns:w="http://schemas.openxmlformats.org/wordprocessingml/2006/main" xmlns:wne="http://schemas.microsoft.com/office/word/2006/wordml" xmlns:sl="http://schemas.openxmlformats.org/schemaLibrary/2006/main" xmlns:a="http://schemas.openxmlformats.org/drawingml/2006/main" xmlns:pic="http://schemas.openxmlformats.org/drawingml/2006/picture" xmlns:c="http://schemas.openxmlformats.org/drawingml/2006/chart" xmlns:lc="http://schemas.openxmlformats.org/drawingml/2006/lockedCanvas" xmlns:dgm="http://schemas.openxmlformats.org/drawingml/2006/diagram" xmlns:wps="http://schemas.microsoft.com/office/word/2010/wordprocessingShape" xmlns:wpg="http://schemas.microsoft.com/office/word/2010/wordprocessingGroup" xmlns:w14="http://schemas.microsoft.com/office/word/2010/wordml" xmlns:w15="http://schemas.microsoft.com/office/word/2012/wordml" xmlns:w16="http://schemas.microsoft.com/office/word/2018/wordml" xmlns:w16cex="http://schemas.microsoft.com/office/word/2018/wordml/cex" xmlns:w16cid="http://schemas.microsoft.com/office/word/2016/wordml/cid" xmlns="http://schemas.microsoft.com/office/tasks/2019/documenttasks" xmlns:cr="http://schemas.microsoft.com/office/comments/2020/reactions">
+<w:styles xmlns:wp14="http://schemas.microsoft.com/office/word/2010/wordprocessingDrawing" xmlns:mc="http://schemas.openxmlformats.org/markup-compatibility/2006" xmlns:o="urn:schemas-microsoft-com:office:office" xmlns:r="http://schemas.openxmlformats.org/officeDocument/2006/relationships" xmlns:m="http://schemas.openxmlformats.org/officeDocument/2006/math" xmlns:v="urn:schemas-microsoft-com:vml" xmlns:wp="http://schemas.openxmlformats.org/drawingml/2006/wordprocessingDrawing" xmlns:w10="urn:schemas-microsoft-com:office:word" xmlns:w="http://schemas.openxmlformats.org/wordprocessingml/2006/main" xmlns:wne="http://schemas.microsoft.com/office/word/2006/wordml" xmlns:sl="http://schemas.openxmlformats.org/schemaLibrary/2006/main" xmlns:a="http://schemas.openxmlformats.org/drawingml/2006/main" xmlns:pic="http://schemas.openxmlformats.org/drawingml/2006/picture" xmlns:c="http://schemas.openxmlformats.org/drawingml/2006/chart" xmlns:lc="http://schemas.openxmlformats.org/drawingml/2006/lockedCanvas" xmlns:dgm="http://schemas.openxmlformats.org/drawingml/2006/diagram" xmlns:wps="http://schemas.microsoft.com/office/word/2010/wordprocessingShape" xmlns:wpg="http://schemas.microsoft.com/office/word/2010/wordprocessingGroup" xmlns:w14="http://schemas.microsoft.com/office/word/2010/wordml" xmlns:w15="http://schemas.microsoft.com/office/word/2012/wordml" xmlns:w16="http://schemas.microsoft.com/office/word/2018/wordml" xmlns:w16cex="http://schemas.microsoft.com/office/word/2018/wordml/cex" xmlns:w16cid="http://schemas.microsoft.com/office/word/2016/wordml/cid" xmlns="http://schemas.microsoft.com/office/tasks/2019/documenttasks" xmlns:cr="http://schemas.microsoft.com/office/comments/2020/reactions" mc:Ignorable="wp14">
   <w:docDefaults>
     <w:rPrDefault>
       <w:rPr>
-        <w:rFonts w:ascii="Calibri" w:cs="Calibri" w:eastAsia="Calibri" w:hAnsi="Calibri"/>
+        <w:rFonts w:ascii="Calibri" w:hAnsi="Calibri" w:eastAsia="Calibri" w:cs="Calibri"/>
         <w:sz w:val="22"/>
         <w:szCs w:val="22"/>
         <w:lang w:val="es"/>
@@ -3600,7 +3787,7 @@
     </w:pPrDefault>
   </w:docDefaults>
   <w:style w:type="table" w:styleId="TableNormal" w:default="1">
-    <w:name w:val="TableNormal"/>
+    <w:name w:val="Normal Table"/>
     <w:tblPr>
       <w:tblCellMar>
         <w:top w:w="100.0" w:type="dxa"/>
@@ -3611,7 +3798,7 @@
     </w:tblPr>
   </w:style>
   <w:style w:type="paragraph" w:styleId="Normal" w:default="1">
-    <w:name w:val="normal"/>
+    <w:name w:val="Normal"/>
   </w:style>
   <w:style w:type="paragraph" w:styleId="Heading1">
     <w:name w:val="heading 1"/>
@@ -3621,7 +3808,7 @@
       <w:keepNext w:val="1"/>
       <w:keepLines w:val="1"/>
       <w:pageBreakBefore w:val="0"/>
-      <w:spacing w:after="120" w:before="480" w:lineRule="auto"/>
+      <w:spacing w:before="480" w:after="120" w:lineRule="auto"/>
     </w:pPr>
     <w:rPr>
       <w:b w:val="1"/>
@@ -3638,7 +3825,7 @@
       <w:keepNext w:val="1"/>
       <w:keepLines w:val="1"/>
       <w:pageBreakBefore w:val="0"/>
-      <w:spacing w:after="80" w:before="360" w:lineRule="auto"/>
+      <w:spacing w:before="360" w:after="80" w:lineRule="auto"/>
     </w:pPr>
     <w:rPr>
       <w:b w:val="1"/>
@@ -3655,7 +3842,7 @@
       <w:keepNext w:val="1"/>
       <w:keepLines w:val="1"/>
       <w:pageBreakBefore w:val="0"/>
-      <w:spacing w:after="80" w:before="280" w:lineRule="auto"/>
+      <w:spacing w:before="280" w:after="80" w:lineRule="auto"/>
     </w:pPr>
     <w:rPr>
       <w:b w:val="1"/>
@@ -3672,7 +3859,7 @@
       <w:keepNext w:val="1"/>
       <w:keepLines w:val="1"/>
       <w:pageBreakBefore w:val="0"/>
-      <w:spacing w:after="40" w:before="240" w:lineRule="auto"/>
+      <w:spacing w:before="240" w:after="40" w:lineRule="auto"/>
     </w:pPr>
     <w:rPr>
       <w:b w:val="1"/>
@@ -3689,7 +3876,7 @@
       <w:keepNext w:val="1"/>
       <w:keepLines w:val="1"/>
       <w:pageBreakBefore w:val="0"/>
-      <w:spacing w:after="40" w:before="220" w:lineRule="auto"/>
+      <w:spacing w:before="220" w:after="40" w:lineRule="auto"/>
     </w:pPr>
     <w:rPr>
       <w:b w:val="1"/>
@@ -3706,7 +3893,7 @@
       <w:keepNext w:val="1"/>
       <w:keepLines w:val="1"/>
       <w:pageBreakBefore w:val="0"/>
-      <w:spacing w:after="40" w:before="200" w:lineRule="auto"/>
+      <w:spacing w:before="200" w:after="40" w:lineRule="auto"/>
     </w:pPr>
     <w:rPr>
       <w:b w:val="1"/>
@@ -3723,7 +3910,7 @@
       <w:keepNext w:val="1"/>
       <w:keepLines w:val="1"/>
       <w:pageBreakBefore w:val="0"/>
-      <w:spacing w:after="120" w:before="480" w:lineRule="auto"/>
+      <w:spacing w:before="480" w:after="120" w:lineRule="auto"/>
     </w:pPr>
     <w:rPr>
       <w:b w:val="1"/>
@@ -3740,10 +3927,10 @@
       <w:keepNext w:val="1"/>
       <w:keepLines w:val="1"/>
       <w:pageBreakBefore w:val="0"/>
-      <w:spacing w:after="80" w:before="360" w:lineRule="auto"/>
+      <w:spacing w:before="360" w:after="80" w:lineRule="auto"/>
     </w:pPr>
     <w:rPr>
-      <w:rFonts w:ascii="Georgia" w:cs="Georgia" w:eastAsia="Georgia" w:hAnsi="Georgia"/>
+      <w:rFonts w:ascii="Georgia" w:hAnsi="Georgia" w:eastAsia="Georgia" w:cs="Georgia"/>
       <w:i w:val="1"/>
       <w:iCs w:val="1"/>
       <w:color w:val="666666"/>

--- a/public/plantilla_vacaciones.docx
+++ b/public/plantilla_vacaciones.docx
@@ -63,7 +63,7 @@
       </w:r>
       <w:r>
         <w:rPr>
-          <w:rFonts w:ascii="Courier New" w:hAnsi="Courier New" w:eastAsia="Courier New" w:cs="Courier New"/>
+          <w:rFonts w:ascii="Arial" w:hAnsi="Arial" w:eastAsia="Arial" w:cs="Arial"/>
           <w:color w:val="ef596f"/>
           <w:sz w:val="18"/>
           <w:szCs w:val="18"/>
@@ -190,11 +190,42 @@
       </w:r>
       <w:r>
         <w:rPr>
+          <w:rFonts w:ascii="Arial" w:hAnsi="Arial" w:eastAsia="Arial" w:cs="Arial"/>
           <w:sz w:val="20"/>
           <w:szCs w:val="20"/>
           <w:lang w:val="es-ES"/>
         </w:rPr>
         <w:t xml:space="preserve">{</w:t>
+      </w:r>
+      <w:r>
+        <w:rPr>
+          <w:rFonts w:ascii="Arial" w:hAnsi="Arial" w:eastAsia="Arial" w:cs="Arial"/>
+          <w:color w:val="ef596f"/>
+          <w:sz w:val="18"/>
+          <w:szCs w:val="18"/>
+          <w:lang w:val="es-ES"/>
+        </w:rPr>
+        <w:t xml:space="preserve">fecha_ingreso</w:t>
+      </w:r>
+      <w:r>
+        <w:rPr>
+          <w:rFonts w:ascii="Arial" w:hAnsi="Arial" w:eastAsia="Arial" w:cs="Arial"/>
+          <w:color w:val="ef596f"/>
+          <w:sz w:val="18"/>
+          <w:szCs w:val="18"/>
+          <w:lang w:val="es-ES"/>
+        </w:rPr>
+        <w:t xml:space="preserve">}</w:t>
+      </w:r>
+      <w:r>
+        <w:rPr>
+          <w:rFonts w:ascii="Arial" w:hAnsi="Arial" w:eastAsia="Arial" w:cs="Arial"/>
+          <w:color w:val="ef596f"/>
+          <w:sz w:val="18"/>
+          <w:szCs w:val="18"/>
+          <w:lang w:val="es-ES"/>
+        </w:rPr>
+        <w:t xml:space="preserve"> </w:t>
       </w:r>
       <w:r>
         <w:rPr>
@@ -204,27 +235,7 @@
           <w:szCs w:val="18"/>
           <w:lang w:val="es-ES"/>
         </w:rPr>
-        <w:t xml:space="preserve">fecha_ingreso</w:t>
-      </w:r>
-      <w:r>
-        <w:rPr>
-          <w:rFonts w:ascii="Courier New" w:hAnsi="Courier New" w:eastAsia="Courier New" w:cs="Courier New"/>
-          <w:color w:val="ef596f"/>
-          <w:sz w:val="18"/>
-          <w:szCs w:val="18"/>
-          <w:lang w:val="es-ES"/>
-        </w:rPr>
-        <w:t xml:space="preserve">}</w:t>
-      </w:r>
-      <w:r>
-        <w:rPr>
-          <w:rFonts w:ascii="Courier New" w:hAnsi="Courier New" w:eastAsia="Courier New" w:cs="Courier New"/>
-          <w:color w:val="ef596f"/>
-          <w:sz w:val="18"/>
-          <w:szCs w:val="18"/>
-          <w:lang w:val="es-ES"/>
-        </w:rPr>
-        <w:t xml:space="preserve">                                 </w:t>
+        <w:t xml:space="preserve">                                </w:t>
       </w:r>
       <w:r>
         <w:br/>
@@ -259,7 +270,37 @@
           <w:szCs w:val="18"/>
           <w:lang w:val="es-ES"/>
         </w:rPr>
-        <w:t xml:space="preserve">    {fecha_solicitud}</w:t>
+        <w:t xml:space="preserve">   </w:t>
+      </w:r>
+      <w:r>
+        <w:rPr>
+          <w:rFonts w:ascii="Courier New" w:hAnsi="Courier New" w:eastAsia="Courier New" w:cs="Courier New"/>
+          <w:color w:val="auto"/>
+          <w:sz w:val="18"/>
+          <w:szCs w:val="18"/>
+          <w:lang w:val="es-ES"/>
+        </w:rPr>
+        <w:t xml:space="preserve"> {fecha_</w:t>
+      </w:r>
+      <w:r>
+        <w:rPr>
+          <w:rFonts w:ascii="Courier New" w:hAnsi="Courier New" w:eastAsia="Courier New" w:cs="Courier New"/>
+          <w:color w:val="auto"/>
+          <w:sz w:val="18"/>
+          <w:szCs w:val="18"/>
+          <w:lang w:val="es-ES"/>
+        </w:rPr>
+        <w:t>solicitud</w:t>
+      </w:r>
+      <w:r>
+        <w:rPr>
+          <w:rFonts w:ascii="Courier New" w:hAnsi="Courier New" w:eastAsia="Courier New" w:cs="Courier New"/>
+          <w:color w:val="auto"/>
+          <w:sz w:val="18"/>
+          <w:szCs w:val="18"/>
+          <w:lang w:val="es-ES"/>
+        </w:rPr>
+        <w:t>}</w:t>
       </w:r>
       <w:r>
         <w:rPr>
@@ -269,30 +310,38 @@
     </w:p>
     <w:tbl>
       <w:tblPr>
-        <w:tblStyle w:val="Table1"/>
-        <w:tblW w:w="10380" w:type="dxa"/>
+        <w:tblW w:w="10635" w:type="dxa"/>
         <w:jc w:val="left"/>
         <w:tblInd w:w="-10.0" w:type="dxa"/>
         <w:tblBorders>
-          <w:top w:val="single" w:color="000000" w:sz="8" w:space="0"/>
-          <w:left w:val="single" w:color="000000" w:sz="8" w:space="0"/>
-          <w:bottom w:val="single" w:color="000000" w:sz="8" w:space="0"/>
-          <w:right w:val="single" w:color="000000" w:sz="8" w:space="0"/>
-          <w:insideH w:val="single" w:color="000000" w:sz="8" w:space="0"/>
-          <w:insideV w:val="single" w:color="000000" w:sz="8" w:space="0"/>
+          <w:top w:val="single" w:color="000000" w:themeColor="text1" w:sz="8" w:space="0"/>
+          <w:left w:val="single" w:color="000000" w:themeColor="text1" w:sz="8" w:space="0"/>
+          <w:bottom w:val="single" w:color="000000" w:themeColor="text1" w:sz="8" w:space="0"/>
+          <w:right w:val="single" w:color="000000" w:themeColor="text1" w:sz="8" w:space="0"/>
+          <w:insideH w:val="single" w:color="000000" w:themeColor="text1" w:sz="8" w:space="0"/>
+          <w:insideV w:val="single" w:color="000000" w:themeColor="text1" w:sz="8" w:space="0"/>
         </w:tblBorders>
         <w:tblLayout w:type="fixed"/>
-        <w:tblLook w:val="0000"/>
-        <w:tblPrChange w:author="" w:id="148882250">
+        <w:tblLook w:val="0000" w:firstRow="0" w:lastRow="0" w:firstColumn="0" w:lastColumn="0" w:noHBand="0" w:noVBand="0"/>
+        <w:tblPrChange w:author="" w:id="1197826046">
           <w:tblPr/>
         </w:tblPrChange>
       </w:tblPr>
       <w:tblGrid>
-        <w:gridCol w:w="1242"/>
-        <w:gridCol w:w="1841"/>
-        <w:gridCol w:w="1575"/>
-        <w:gridCol w:w="4214"/>
-        <w:gridCol w:w="1508"/>
+        <w:gridCol w:w="1227"/>
+        <w:gridCol w:w="1849"/>
+        <w:gridCol w:w="1849"/>
+        <w:gridCol w:w="4205"/>
+        <w:gridCol w:w="1505"/>
+        <w:tblGridChange w:id="490307142">
+          <w:tblGrid>
+            <w:gridCol w:w="1242"/>
+            <w:gridCol w:w="1841"/>
+            <w:gridCol w:w="1575"/>
+            <w:gridCol w:w="4214"/>
+            <w:gridCol w:w="1508"/>
+          </w:tblGrid>
+        </w:tblGridChange>
       </w:tblGrid>
       <w:tr xmlns:wp14="http://schemas.microsoft.com/office/word/2010/wordml" wp14:textId="77777777">
         <w:trPr>
@@ -302,7 +351,8 @@
         </w:trPr>
         <w:tc>
           <w:tcPr>
-            <w:gridSpan w:val="3"/>
+            <w:tcW w:w="3076" w:type="dxa"/>
+            <w:gridSpan w:val="2"/>
             <w:shd w:val="clear" w:color="auto" w:fill="C0C0C0"/>
             <w:tcMar/>
           </w:tcPr>
@@ -340,6 +390,30 @@
         </w:tc>
         <w:tc>
           <w:tcPr>
+            <w:tcW w:w="1849" w:type="dxa"/>
+            <w:shd w:val="clear" w:color="auto" w:fill="C0C0C0"/>
+            <w:tcMar/>
+          </w:tcPr>
+          <w:p>
+            <w:pPr>
+              <w:pStyle w:val="Normal"/>
+              <w:spacing w:line="240" w:lineRule="auto"/>
+              <w:jc w:val="center"/>
+              <w:rPr>
+                <w:rFonts w:ascii="Arial" w:hAnsi="Arial" w:eastAsia="Arial" w:cs="Arial"/>
+                <w:b w:val="1"/>
+                <w:bCs w:val="1"/>
+                <w:sz w:val="20"/>
+                <w:szCs w:val="20"/>
+                <w:vertAlign w:val="baseline"/>
+                <w:rtl w:val="0"/>
+              </w:rPr>
+            </w:pPr>
+          </w:p>
+        </w:tc>
+        <w:tc>
+          <w:tcPr>
+            <w:tcW w:w="5710" w:type="dxa"/>
             <w:gridSpan w:val="2"/>
             <w:vMerge w:val="restart"/>
             <w:shd w:val="clear" w:color="auto" w:fill="C0C0C0"/>
@@ -387,6 +461,7 @@
         </w:trPr>
         <w:tc>
           <w:tcPr>
+            <w:tcW w:w="1227" w:type="dxa"/>
             <w:shd w:val="clear" w:color="auto" w:fill="C0C0C0"/>
             <w:tcMar/>
             <w:vAlign w:val="center"/>
@@ -425,6 +500,7 @@
         </w:tc>
         <w:tc>
           <w:tcPr>
+            <w:tcW w:w="1849" w:type="dxa"/>
             <w:shd w:val="clear" w:color="auto" w:fill="C0C0C0"/>
             <w:tcMar/>
             <w:vAlign w:val="center"/>
@@ -450,7 +526,6 @@
                 <w:sz w:val="20"/>
                 <w:szCs w:val="20"/>
                 <w:vertAlign w:val="baseline"/>
-                <w:rtl w:val="0"/>
               </w:rPr>
               <w:t xml:space="preserve">Días</w:t>
             </w:r>
@@ -463,24 +538,16 @@
         </w:tc>
         <w:tc>
           <w:tcPr>
+            <w:tcW w:w="1849" w:type="dxa"/>
             <w:shd w:val="clear" w:color="auto" w:fill="C0C0C0"/>
             <w:tcMar/>
             <w:vAlign w:val="center"/>
           </w:tcPr>
-          <w:p wp14:textId="77777777">
-            <w:pPr>
-              <w:spacing w:after="0" w:line="240" w:lineRule="auto"/>
-              <w:jc w:val="center"/>
-              <w:rPr>
-                <w:rFonts w:ascii="Arial" w:hAnsi="Arial" w:eastAsia="Arial" w:cs="Arial"/>
-                <w:b w:val="0"/>
-                <w:bCs w:val="0"/>
-                <w:sz w:val="20"/>
-                <w:szCs w:val="20"/>
-                <w:vertAlign w:val="baseline"/>
-              </w:rPr>
-            </w:pPr>
-            <w:r>
+          <w:p>
+            <w:pPr>
+              <w:pStyle w:val="Normal"/>
+              <w:spacing w:line="240" w:lineRule="auto"/>
+              <w:jc w:val="center"/>
               <w:rPr>
                 <w:rFonts w:ascii="Arial" w:hAnsi="Arial" w:eastAsia="Arial" w:cs="Arial"/>
                 <w:b w:val="1"/>
@@ -490,17 +557,12 @@
                 <w:vertAlign w:val="baseline"/>
                 <w:rtl w:val="0"/>
               </w:rPr>
-              <w:t xml:space="preserve">Vencimiento</w:t>
-            </w:r>
-            <w:r>
-              <w:rPr>
-                <w:rtl w:val="0"/>
-              </w:rPr>
-            </w:r>
-          </w:p>
-        </w:tc>
-        <w:tc>
-          <w:tcPr>
+            </w:pPr>
+          </w:p>
+        </w:tc>
+        <w:tc>
+          <w:tcPr>
+            <w:tcW w:w="5710" w:type="dxa"/>
             <w:gridSpan w:val="2"/>
             <w:vMerge/>
             <w:tcMar/>
@@ -543,14 +605,28 @@
       <w:tr xmlns:wp14="http://schemas.microsoft.com/office/word/2010/wordml" wp14:textId="77777777">
         <w:trPr>
           <w:cantSplit w:val="0"/>
-          <w:trHeight w:val="206" w:hRule="atLeast"/>
+          <w:trHeight w:val="405"/>
           <w:tblHeader w:val="0"/>
         </w:trPr>
         <w:tc>
           <w:tcPr>
-            <w:tcMar/>
-          </w:tcPr>
-          <w:p wp14:textId="5D41106C">
+            <w:tcW w:w="1227" w:type="dxa"/>
+            <w:tcMar/>
+          </w:tcPr>
+          <w:p>
+            <w:pPr>
+              <w:spacing w:after="0" w:line="240" w:lineRule="auto"/>
+              <w:jc w:val="center"/>
+              <w:rPr>
+                <w:rFonts w:ascii="Arial" w:hAnsi="Arial" w:eastAsia="Arial" w:cs="Arial"/>
+                <w:sz w:val="18"/>
+                <w:szCs w:val="18"/>
+                <w:vertAlign w:val="baseline"/>
+                <w:rtl w:val="0"/>
+              </w:rPr>
+            </w:pPr>
+          </w:p>
+          <w:p wp14:textId="18A05019">
             <w:pPr>
               <w:spacing w:after="0" w:line="240" w:lineRule="auto"/>
               <w:jc w:val="center"/>
@@ -572,11 +648,39 @@
               <w:t>{periodo_1}</w:t>
             </w:r>
           </w:p>
-        </w:tc>
-        <w:tc>
-          <w:tcPr>
-            <w:tcMar/>
-          </w:tcPr>
+          <w:p wp14:textId="5083D881">
+            <w:pPr>
+              <w:spacing w:after="0" w:line="240" w:lineRule="auto"/>
+              <w:jc w:val="center"/>
+              <w:rPr>
+                <w:rFonts w:ascii="Arial" w:hAnsi="Arial" w:eastAsia="Arial" w:cs="Arial"/>
+                <w:sz w:val="18"/>
+                <w:szCs w:val="18"/>
+                <w:vertAlign w:val="baseline"/>
+                <w:rtl w:val="0"/>
+              </w:rPr>
+            </w:pPr>
+          </w:p>
+        </w:tc>
+        <w:tc>
+          <w:tcPr>
+            <w:tcW w:w="1849" w:type="dxa"/>
+            <w:tcMar/>
+          </w:tcPr>
+          <w:p>
+            <w:pPr>
+              <w:spacing w:after="0" w:line="240" w:lineRule="auto"/>
+              <w:jc w:val="center"/>
+              <w:rPr>
+                <w:rFonts w:ascii="Arial" w:hAnsi="Arial" w:eastAsia="Arial" w:cs="Arial"/>
+                <w:sz w:val="18"/>
+                <w:szCs w:val="18"/>
+                <w:vertAlign w:val="baseline"/>
+                <w:rtl w:val="0"/>
+                <w:lang w:val="es-ES"/>
+              </w:rPr>
+            </w:pPr>
+          </w:p>
           <w:p wp14:textId="420E23A7">
             <w:pPr>
               <w:spacing w:after="0" w:line="240" w:lineRule="auto"/>
@@ -623,33 +727,28 @@
         </w:tc>
         <w:tc>
           <w:tcPr>
-            <w:tcMar/>
-          </w:tcPr>
-          <w:p wp14:textId="69494DD3">
-            <w:pPr>
-              <w:spacing w:after="0" w:line="240" w:lineRule="auto"/>
-              <w:jc w:val="center"/>
-              <w:rPr>
-                <w:rFonts w:ascii="Arial" w:hAnsi="Arial" w:eastAsia="Arial" w:cs="Arial"/>
-                <w:sz w:val="18"/>
-                <w:szCs w:val="18"/>
-                <w:vertAlign w:val="baseline"/>
-                <w:rtl w:val="0"/>
-              </w:rPr>
-            </w:pPr>
-            <w:r>
-              <w:rPr>
-                <w:rFonts w:ascii="Arial" w:hAnsi="Arial" w:eastAsia="Arial" w:cs="Arial"/>
-                <w:sz w:val="18"/>
-                <w:szCs w:val="18"/>
-                <w:vertAlign w:val="baseline"/>
-              </w:rPr>
-              <w:t>{vencimiento_1}</w:t>
-            </w:r>
-          </w:p>
-        </w:tc>
-        <w:tc>
-          <w:tcPr>
+            <w:tcW w:w="1849" w:type="dxa"/>
+            <w:tcMar/>
+          </w:tcPr>
+          <w:p>
+            <w:pPr>
+              <w:pStyle w:val="Normal"/>
+              <w:spacing w:line="240" w:lineRule="auto"/>
+              <w:jc w:val="center"/>
+              <w:rPr>
+                <w:rFonts w:ascii="Arial" w:hAnsi="Arial" w:eastAsia="Arial" w:cs="Arial"/>
+                <w:sz w:val="18"/>
+                <w:szCs w:val="18"/>
+                <w:vertAlign w:val="baseline"/>
+                <w:rtl w:val="0"/>
+                <w:lang w:val="es-ES"/>
+              </w:rPr>
+            </w:pPr>
+          </w:p>
+        </w:tc>
+        <w:tc>
+          <w:tcPr>
+            <w:tcW w:w="4205" w:type="dxa"/>
             <w:tcMar/>
             <w:vAlign w:val="center"/>
           </w:tcPr>
@@ -677,6 +776,7 @@
         </w:tc>
         <w:tc>
           <w:tcPr>
+            <w:tcW w:w="1505" w:type="dxa"/>
             <w:tcMar/>
           </w:tcPr>
           <w:p wp14:textId="77777777">
@@ -715,77 +815,142 @@
       <w:tr xmlns:wp14="http://schemas.microsoft.com/office/word/2010/wordml" wp14:textId="77777777">
         <w:trPr>
           <w:cantSplit w:val="0"/>
-          <w:trHeight w:val="122" w:hRule="atLeast"/>
+          <w:trHeight w:val="405"/>
           <w:tblHeader w:val="0"/>
         </w:trPr>
         <w:tc>
           <w:tcPr>
-            <w:tcMar/>
-          </w:tcPr>
-          <w:p wp14:textId="77777777">
-            <w:pPr>
-              <w:spacing w:after="0" w:line="240" w:lineRule="auto"/>
-              <w:jc w:val="center"/>
-              <w:rPr>
-                <w:rFonts w:ascii="Arial" w:hAnsi="Arial" w:eastAsia="Arial" w:cs="Arial"/>
-                <w:sz w:val="18"/>
-                <w:szCs w:val="18"/>
-                <w:vertAlign w:val="baseline"/>
-              </w:rPr>
-            </w:pPr>
-            <w:r>
-              <w:rPr>
-                <w:rtl w:val="0"/>
-              </w:rPr>
-            </w:r>
-          </w:p>
-        </w:tc>
-        <w:tc>
-          <w:tcPr>
-            <w:tcMar/>
-          </w:tcPr>
-          <w:p wp14:textId="77777777">
-            <w:pPr>
-              <w:spacing w:after="0" w:line="240" w:lineRule="auto"/>
-              <w:jc w:val="center"/>
-              <w:rPr>
-                <w:rFonts w:ascii="Arial" w:hAnsi="Arial" w:eastAsia="Arial" w:cs="Arial"/>
-                <w:sz w:val="18"/>
-                <w:szCs w:val="18"/>
-                <w:vertAlign w:val="baseline"/>
-              </w:rPr>
-            </w:pPr>
-            <w:r>
-              <w:rPr>
-                <w:rtl w:val="0"/>
-              </w:rPr>
-            </w:r>
-          </w:p>
-        </w:tc>
-        <w:tc>
-          <w:tcPr>
-            <w:tcMar/>
-          </w:tcPr>
-          <w:p wp14:textId="77777777">
-            <w:pPr>
-              <w:spacing w:after="0" w:line="240" w:lineRule="auto"/>
-              <w:jc w:val="center"/>
-              <w:rPr>
-                <w:rFonts w:ascii="Arial" w:hAnsi="Arial" w:eastAsia="Arial" w:cs="Arial"/>
-                <w:sz w:val="18"/>
-                <w:szCs w:val="18"/>
-                <w:vertAlign w:val="baseline"/>
-              </w:rPr>
-            </w:pPr>
-            <w:r>
-              <w:rPr>
-                <w:rtl w:val="0"/>
-              </w:rPr>
-            </w:r>
-          </w:p>
-        </w:tc>
-        <w:tc>
-          <w:tcPr>
+            <w:tcW w:w="1227" w:type="dxa"/>
+            <w:tcMar/>
+          </w:tcPr>
+          <w:p wp14:textId="63545F7B">
+            <w:pPr>
+              <w:spacing w:after="0" w:line="240" w:lineRule="auto"/>
+              <w:jc w:val="center"/>
+              <w:rPr>
+                <w:rFonts w:ascii="Arial" w:hAnsi="Arial" w:eastAsia="Arial" w:cs="Arial"/>
+                <w:sz w:val="18"/>
+                <w:szCs w:val="18"/>
+                <w:vertAlign w:val="baseline"/>
+                <w:rtl w:val="0"/>
+              </w:rPr>
+            </w:pPr>
+          </w:p>
+          <w:p wp14:textId="4E730F38">
+            <w:pPr>
+              <w:spacing w:after="0" w:line="240" w:lineRule="auto"/>
+              <w:jc w:val="center"/>
+              <w:rPr>
+                <w:rFonts w:ascii="Arial" w:hAnsi="Arial" w:eastAsia="Arial" w:cs="Arial"/>
+                <w:sz w:val="18"/>
+                <w:szCs w:val="18"/>
+                <w:vertAlign w:val="baseline"/>
+                <w:rtl w:val="0"/>
+              </w:rPr>
+            </w:pPr>
+            <w:r>
+              <w:rPr>
+                <w:rFonts w:ascii="Arial" w:hAnsi="Arial" w:eastAsia="Arial" w:cs="Arial"/>
+                <w:sz w:val="18"/>
+                <w:szCs w:val="18"/>
+                <w:vertAlign w:val="baseline"/>
+              </w:rPr>
+              <w:t>{periodo_2}</w:t>
+            </w:r>
+          </w:p>
+          <w:p wp14:textId="77777777">
+            <w:pPr>
+              <w:spacing w:after="0" w:line="240" w:lineRule="auto"/>
+              <w:jc w:val="center"/>
+              <w:rPr>
+                <w:rFonts w:ascii="Arial" w:hAnsi="Arial" w:eastAsia="Arial" w:cs="Arial"/>
+                <w:sz w:val="18"/>
+                <w:szCs w:val="18"/>
+                <w:vertAlign w:val="baseline"/>
+              </w:rPr>
+            </w:pPr>
+          </w:p>
+        </w:tc>
+        <w:tc>
+          <w:tcPr>
+            <w:tcW w:w="1849" w:type="dxa"/>
+            <w:tcMar/>
+          </w:tcPr>
+          <w:p wp14:textId="1A2A610E">
+            <w:pPr>
+              <w:spacing w:after="0" w:line="240" w:lineRule="auto"/>
+              <w:jc w:val="center"/>
+              <w:rPr>
+                <w:rFonts w:ascii="Arial" w:hAnsi="Arial" w:eastAsia="Arial" w:cs="Arial"/>
+                <w:sz w:val="18"/>
+                <w:szCs w:val="18"/>
+                <w:vertAlign w:val="baseline"/>
+                <w:rtl w:val="0"/>
+                <w:lang w:val="es-ES"/>
+              </w:rPr>
+            </w:pPr>
+          </w:p>
+          <w:p wp14:textId="60CE4E6E">
+            <w:pPr>
+              <w:spacing w:after="0" w:line="240" w:lineRule="auto"/>
+              <w:jc w:val="center"/>
+              <w:rPr>
+                <w:rFonts w:ascii="Arial" w:hAnsi="Arial" w:eastAsia="Arial" w:cs="Arial"/>
+                <w:sz w:val="18"/>
+                <w:szCs w:val="18"/>
+                <w:vertAlign w:val="baseline"/>
+                <w:rtl w:val="0"/>
+              </w:rPr>
+            </w:pPr>
+            <w:r>
+              <w:rPr>
+                <w:rFonts w:ascii="Arial" w:hAnsi="Arial" w:eastAsia="Arial" w:cs="Arial"/>
+                <w:sz w:val="18"/>
+                <w:szCs w:val="18"/>
+                <w:vertAlign w:val="baseline"/>
+                <w:lang w:val="es-ES"/>
+              </w:rPr>
+              <w:t>{dias_2}</w:t>
+            </w:r>
+          </w:p>
+          <w:p wp14:textId="77777777">
+            <w:pPr>
+              <w:pStyle w:val="Normal"/>
+              <w:spacing w:after="0" w:line="240" w:lineRule="auto"/>
+              <w:jc w:val="center"/>
+              <w:rPr>
+                <w:rFonts w:ascii="Arial" w:hAnsi="Arial" w:eastAsia="Arial" w:cs="Arial"/>
+                <w:sz w:val="18"/>
+                <w:szCs w:val="18"/>
+                <w:vertAlign w:val="baseline"/>
+              </w:rPr>
+            </w:pPr>
+          </w:p>
+        </w:tc>
+        <w:tc>
+          <w:tcPr>
+            <w:tcW w:w="1849" w:type="dxa"/>
+            <w:tcMar/>
+          </w:tcPr>
+          <w:p>
+            <w:pPr>
+              <w:pStyle w:val="Normal"/>
+              <w:spacing w:line="240" w:lineRule="auto"/>
+              <w:jc w:val="center"/>
+              <w:rPr>
+                <w:rFonts w:ascii="Arial" w:hAnsi="Arial" w:eastAsia="Arial" w:cs="Arial"/>
+                <w:sz w:val="18"/>
+                <w:szCs w:val="18"/>
+                <w:vertAlign w:val="baseline"/>
+                <w:rtl w:val="0"/>
+                <w:lang w:val="es-ES"/>
+              </w:rPr>
+            </w:pPr>
+          </w:p>
+        </w:tc>
+        <w:tc>
+          <w:tcPr>
+            <w:tcW w:w="4205" w:type="dxa"/>
             <w:tcMar/>
             <w:vAlign w:val="center"/>
           </w:tcPr>
@@ -813,6 +978,7 @@
         </w:tc>
         <w:tc>
           <w:tcPr>
+            <w:tcW w:w="1505" w:type="dxa"/>
             <w:tcMar/>
           </w:tcPr>
           <w:p wp14:textId="77777777">
@@ -872,11 +1038,65 @@
       <w:tr xmlns:wp14="http://schemas.microsoft.com/office/word/2010/wordml" wp14:textId="77777777">
         <w:trPr>
           <w:cantSplit w:val="0"/>
-          <w:trHeight w:val="183" w:hRule="atLeast"/>
+          <w:trHeight w:val="495"/>
           <w:tblHeader w:val="0"/>
         </w:trPr>
         <w:tc>
           <w:tcPr>
+            <w:tcW w:w="1227" w:type="dxa"/>
+            <w:tcMar/>
+          </w:tcPr>
+          <w:p wp14:textId="24552D6F">
+            <w:pPr>
+              <w:spacing w:after="0" w:line="240" w:lineRule="auto"/>
+              <w:jc w:val="center"/>
+              <w:rPr>
+                <w:rFonts w:ascii="Arial" w:hAnsi="Arial" w:eastAsia="Arial" w:cs="Arial"/>
+                <w:sz w:val="18"/>
+                <w:szCs w:val="18"/>
+                <w:vertAlign w:val="baseline"/>
+              </w:rPr>
+            </w:pPr>
+            <w:r>
+              <w:rPr>
+                <w:rFonts w:ascii="Arial" w:hAnsi="Arial" w:eastAsia="Arial" w:cs="Arial"/>
+                <w:sz w:val="18"/>
+                <w:szCs w:val="18"/>
+                <w:vertAlign w:val="baseline"/>
+              </w:rPr>
+              <w:t> </w:t>
+            </w:r>
+          </w:p>
+          <w:p wp14:textId="26557E67">
+            <w:pPr>
+              <w:spacing w:after="0" w:line="240" w:lineRule="auto"/>
+              <w:jc w:val="center"/>
+              <w:rPr>
+                <w:rFonts w:ascii="Arial" w:hAnsi="Arial" w:eastAsia="Arial" w:cs="Arial"/>
+                <w:sz w:val="18"/>
+                <w:szCs w:val="18"/>
+                <w:vertAlign w:val="baseline"/>
+                <w:rtl w:val="0"/>
+              </w:rPr>
+            </w:pPr>
+          </w:p>
+          <w:p wp14:textId="6628285D">
+            <w:pPr>
+              <w:spacing w:after="0" w:line="240" w:lineRule="auto"/>
+              <w:jc w:val="center"/>
+              <w:rPr>
+                <w:rFonts w:ascii="Arial" w:hAnsi="Arial" w:eastAsia="Arial" w:cs="Arial"/>
+                <w:sz w:val="18"/>
+                <w:szCs w:val="18"/>
+                <w:vertAlign w:val="baseline"/>
+                <w:rtl w:val="0"/>
+              </w:rPr>
+            </w:pPr>
+          </w:p>
+        </w:tc>
+        <w:tc>
+          <w:tcPr>
+            <w:tcW w:w="1849" w:type="dxa"/>
             <w:tcMar/>
           </w:tcPr>
           <w:p wp14:textId="77777777">
@@ -904,60 +1124,27 @@
         </w:tc>
         <w:tc>
           <w:tcPr>
-            <w:tcMar/>
-          </w:tcPr>
-          <w:p wp14:textId="77777777">
-            <w:pPr>
-              <w:spacing w:after="0" w:line="240" w:lineRule="auto"/>
-              <w:jc w:val="center"/>
-              <w:rPr>
-                <w:rFonts w:ascii="Arial" w:hAnsi="Arial" w:eastAsia="Arial" w:cs="Arial"/>
-                <w:sz w:val="18"/>
-                <w:szCs w:val="18"/>
-                <w:vertAlign w:val="baseline"/>
-              </w:rPr>
-            </w:pPr>
-            <w:r>
-              <w:rPr>
-                <w:rFonts w:ascii="Arial" w:hAnsi="Arial" w:eastAsia="Arial" w:cs="Arial"/>
-                <w:sz w:val="18"/>
-                <w:szCs w:val="18"/>
-                <w:vertAlign w:val="baseline"/>
-                <w:rtl w:val="0"/>
-              </w:rPr>
-              <w:t xml:space="preserve"> </w:t>
-            </w:r>
-          </w:p>
-        </w:tc>
-        <w:tc>
-          <w:tcPr>
-            <w:tcMar/>
-          </w:tcPr>
-          <w:p wp14:textId="77777777">
-            <w:pPr>
-              <w:spacing w:after="0" w:line="240" w:lineRule="auto"/>
-              <w:jc w:val="center"/>
-              <w:rPr>
-                <w:rFonts w:ascii="Arial" w:hAnsi="Arial" w:eastAsia="Arial" w:cs="Arial"/>
-                <w:sz w:val="18"/>
-                <w:szCs w:val="18"/>
-                <w:vertAlign w:val="baseline"/>
-              </w:rPr>
-            </w:pPr>
-            <w:r>
-              <w:rPr>
-                <w:rFonts w:ascii="Arial" w:hAnsi="Arial" w:eastAsia="Arial" w:cs="Arial"/>
-                <w:sz w:val="18"/>
-                <w:szCs w:val="18"/>
-                <w:vertAlign w:val="baseline"/>
-                <w:rtl w:val="0"/>
-              </w:rPr>
-              <w:t xml:space="preserve"> </w:t>
-            </w:r>
-          </w:p>
-        </w:tc>
-        <w:tc>
-          <w:tcPr>
+            <w:tcW w:w="1849" w:type="dxa"/>
+            <w:tcMar/>
+          </w:tcPr>
+          <w:p>
+            <w:pPr>
+              <w:pStyle w:val="Normal"/>
+              <w:spacing w:line="240" w:lineRule="auto"/>
+              <w:jc w:val="center"/>
+              <w:rPr>
+                <w:rFonts w:ascii="Arial" w:hAnsi="Arial" w:eastAsia="Arial" w:cs="Arial"/>
+                <w:sz w:val="18"/>
+                <w:szCs w:val="18"/>
+                <w:vertAlign w:val="baseline"/>
+                <w:rtl w:val="0"/>
+              </w:rPr>
+            </w:pPr>
+          </w:p>
+        </w:tc>
+        <w:tc>
+          <w:tcPr>
+            <w:tcW w:w="4205" w:type="dxa"/>
             <w:tcMar/>
             <w:vAlign w:val="center"/>
           </w:tcPr>
@@ -985,6 +1172,7 @@
         </w:tc>
         <w:tc>
           <w:tcPr>
+            <w:tcW w:w="1505" w:type="dxa"/>
             <w:tcMar/>
           </w:tcPr>
           <w:p wp14:textId="77777777">
@@ -1008,7 +1196,6 @@
                 <w:sz w:val="18"/>
                 <w:szCs w:val="18"/>
                 <w:vertAlign w:val="baseline"/>
-                <w:rtl w:val="0"/>
               </w:rPr>
               <w:t xml:space="preserve"> </w:t>
             </w:r>
@@ -1028,6 +1215,60 @@
         </w:trPr>
         <w:tc>
           <w:tcPr>
+            <w:tcW w:w="1227" w:type="dxa"/>
+            <w:tcMar/>
+          </w:tcPr>
+          <w:p wp14:textId="4130F37A">
+            <w:pPr>
+              <w:spacing w:after="0" w:line="240" w:lineRule="auto"/>
+              <w:jc w:val="center"/>
+              <w:rPr>
+                <w:rFonts w:ascii="Arial" w:hAnsi="Arial" w:eastAsia="Arial" w:cs="Arial"/>
+                <w:sz w:val="18"/>
+                <w:szCs w:val="18"/>
+                <w:vertAlign w:val="baseline"/>
+              </w:rPr>
+            </w:pPr>
+            <w:r>
+              <w:rPr>
+                <w:rFonts w:ascii="Arial" w:hAnsi="Arial" w:eastAsia="Arial" w:cs="Arial"/>
+                <w:sz w:val="18"/>
+                <w:szCs w:val="18"/>
+                <w:vertAlign w:val="baseline"/>
+              </w:rPr>
+              <w:t> </w:t>
+            </w:r>
+          </w:p>
+          <w:p wp14:textId="3AB4A777">
+            <w:pPr>
+              <w:spacing w:after="0" w:line="240" w:lineRule="auto"/>
+              <w:jc w:val="center"/>
+              <w:rPr>
+                <w:rFonts w:ascii="Arial" w:hAnsi="Arial" w:eastAsia="Arial" w:cs="Arial"/>
+                <w:sz w:val="18"/>
+                <w:szCs w:val="18"/>
+                <w:vertAlign w:val="baseline"/>
+                <w:rtl w:val="0"/>
+              </w:rPr>
+            </w:pPr>
+          </w:p>
+          <w:p wp14:textId="01F22D13">
+            <w:pPr>
+              <w:spacing w:after="0" w:line="240" w:lineRule="auto"/>
+              <w:jc w:val="center"/>
+              <w:rPr>
+                <w:rFonts w:ascii="Arial" w:hAnsi="Arial" w:eastAsia="Arial" w:cs="Arial"/>
+                <w:sz w:val="18"/>
+                <w:szCs w:val="18"/>
+                <w:vertAlign w:val="baseline"/>
+                <w:rtl w:val="0"/>
+              </w:rPr>
+            </w:pPr>
+          </w:p>
+        </w:tc>
+        <w:tc>
+          <w:tcPr>
+            <w:tcW w:w="1849" w:type="dxa"/>
             <w:tcMar/>
           </w:tcPr>
           <w:p wp14:textId="77777777">
@@ -1055,60 +1296,27 @@
         </w:tc>
         <w:tc>
           <w:tcPr>
-            <w:tcMar/>
-          </w:tcPr>
-          <w:p wp14:textId="77777777">
-            <w:pPr>
-              <w:spacing w:after="0" w:line="240" w:lineRule="auto"/>
-              <w:jc w:val="center"/>
-              <w:rPr>
-                <w:rFonts w:ascii="Arial" w:hAnsi="Arial" w:eastAsia="Arial" w:cs="Arial"/>
-                <w:sz w:val="18"/>
-                <w:szCs w:val="18"/>
-                <w:vertAlign w:val="baseline"/>
-              </w:rPr>
-            </w:pPr>
-            <w:r>
-              <w:rPr>
-                <w:rFonts w:ascii="Arial" w:hAnsi="Arial" w:eastAsia="Arial" w:cs="Arial"/>
-                <w:sz w:val="18"/>
-                <w:szCs w:val="18"/>
-                <w:vertAlign w:val="baseline"/>
-                <w:rtl w:val="0"/>
-              </w:rPr>
-              <w:t xml:space="preserve"> </w:t>
-            </w:r>
-          </w:p>
-        </w:tc>
-        <w:tc>
-          <w:tcPr>
-            <w:tcMar/>
-          </w:tcPr>
-          <w:p wp14:textId="77777777">
-            <w:pPr>
-              <w:spacing w:after="0" w:line="240" w:lineRule="auto"/>
-              <w:jc w:val="center"/>
-              <w:rPr>
-                <w:rFonts w:ascii="Arial" w:hAnsi="Arial" w:eastAsia="Arial" w:cs="Arial"/>
-                <w:sz w:val="18"/>
-                <w:szCs w:val="18"/>
-                <w:vertAlign w:val="baseline"/>
-              </w:rPr>
-            </w:pPr>
-            <w:r>
-              <w:rPr>
-                <w:rFonts w:ascii="Arial" w:hAnsi="Arial" w:eastAsia="Arial" w:cs="Arial"/>
-                <w:sz w:val="18"/>
-                <w:szCs w:val="18"/>
-                <w:vertAlign w:val="baseline"/>
-                <w:rtl w:val="0"/>
-              </w:rPr>
-              <w:t xml:space="preserve"> </w:t>
-            </w:r>
-          </w:p>
-        </w:tc>
-        <w:tc>
-          <w:tcPr>
+            <w:tcW w:w="1849" w:type="dxa"/>
+            <w:tcMar/>
+          </w:tcPr>
+          <w:p>
+            <w:pPr>
+              <w:pStyle w:val="Normal"/>
+              <w:spacing w:line="240" w:lineRule="auto"/>
+              <w:jc w:val="center"/>
+              <w:rPr>
+                <w:rFonts w:ascii="Arial" w:hAnsi="Arial" w:eastAsia="Arial" w:cs="Arial"/>
+                <w:sz w:val="18"/>
+                <w:szCs w:val="18"/>
+                <w:vertAlign w:val="baseline"/>
+                <w:rtl w:val="0"/>
+              </w:rPr>
+            </w:pPr>
+          </w:p>
+        </w:tc>
+        <w:tc>
+          <w:tcPr>
+            <w:tcW w:w="4205" w:type="dxa"/>
             <w:tcMar/>
             <w:vAlign w:val="center"/>
           </w:tcPr>
@@ -1128,7 +1336,6 @@
                 <w:sz w:val="18"/>
                 <w:szCs w:val="18"/>
                 <w:vertAlign w:val="baseline"/>
-                <w:rtl w:val="0"/>
               </w:rPr>
               <w:t xml:space="preserve">Compensación Económica</w:t>
             </w:r>
@@ -1141,6 +1348,7 @@
         </w:tc>
         <w:tc>
           <w:tcPr>
+            <w:tcW w:w="1505" w:type="dxa"/>
             <w:tcMar/>
           </w:tcPr>
           <w:p wp14:textId="77777777">
@@ -1206,7 +1414,7 @@
         <w:tblInd w:w="-10.0" w:type="dxa"/>
         <w:tblLayout w:type="fixed"/>
         <w:tblLook w:val="0000"/>
-        <w:tblPrChange w:author="" w:id="1592375045">
+        <w:tblPrChange w:author="" w:id="535146887">
           <w:tblPr/>
         </w:tblPrChange>
       </w:tblPr>
@@ -2000,7 +2208,7 @@
         <w:tblInd w:w="-10.0" w:type="dxa"/>
         <w:tblLayout w:type="fixed"/>
         <w:tblLook w:val="0000"/>
-        <w:tblPrChange w:author="" w:id="1718443642">
+        <w:tblPrChange w:author="" w:id="451596775">
           <w:tblPr/>
         </w:tblPrChange>
       </w:tblPr>
@@ -2334,8 +2542,13 @@
             </w:pPr>
             <w:r>
               <w:rPr>
-                <w:rtl w:val="0"/>
-              </w:rPr>
+                <w:rFonts w:ascii="Arial" w:hAnsi="Arial" w:eastAsia="Arial" w:cs="Arial"/>
+                <w:sz w:val="18"/>
+                <w:szCs w:val="18"/>
+                <w:vertAlign w:val="baseline"/>
+                <w:lang w:val="es-ES"/>
+              </w:rPr>
+              <w:t>{compras_dia}</w:t>
             </w:r>
           </w:p>
         </w:tc>
@@ -2362,8 +2575,13 @@
             </w:pPr>
             <w:r>
               <w:rPr>
-                <w:rtl w:val="0"/>
-              </w:rPr>
+                <w:rFonts w:ascii="Arial" w:hAnsi="Arial" w:eastAsia="Arial" w:cs="Arial"/>
+                <w:sz w:val="18"/>
+                <w:szCs w:val="18"/>
+                <w:vertAlign w:val="baseline"/>
+                <w:lang w:val="es-ES"/>
+              </w:rPr>
+              <w:t>{compras_periodo}</w:t>
             </w:r>
           </w:p>
         </w:tc>
@@ -2384,16 +2602,12 @@
               <w:spacing w:after="0" w:line="240" w:lineRule="auto"/>
               <w:rPr>
                 <w:rFonts w:ascii="Arial" w:hAnsi="Arial" w:eastAsia="Arial" w:cs="Arial"/>
-                <w:sz w:val="18"/>
-                <w:szCs w:val="18"/>
-                <w:vertAlign w:val="baseline"/>
-              </w:rPr>
-            </w:pPr>
-            <w:r>
-              <w:rPr>
-                <w:rtl w:val="0"/>
-              </w:rPr>
-            </w:r>
+                <w:color w:val="auto"/>
+                <w:sz w:val="18"/>
+                <w:szCs w:val="18"/>
+                <w:vertAlign w:val="baseline"/>
+              </w:rPr>
+            </w:pPr>
           </w:p>
         </w:tc>
         <w:tc>
@@ -3493,9 +3707,80 @@
       <w:pgMar w:top="1418" w:right="567" w:bottom="567" w:left="709" w:header="567" w:footer="0"/>
       <w:pgNumType w:start="1"/>
       <w:cols w:num="1"/>
+      <w:footerReference w:type="default" r:id="R295867cadf954ff3"/>
     </w:sectPr>
   </w:body>
 </w:document>
+</file>
+
+<file path=word/footer.xml><?xml version="1.0" encoding="utf-8"?>
+<w:ftr xmlns:wp14="http://schemas.microsoft.com/office/word/2010/wordprocessingDrawing" xmlns:w14="http://schemas.microsoft.com/office/word/2010/wordml" xmlns:w="http://schemas.openxmlformats.org/wordprocessingml/2006/main" xmlns:mc="http://schemas.openxmlformats.org/markup-compatibility/2006" mc:Ignorable="wp14">
+  <w:tbl>
+    <w:tblPr>
+      <w:tblStyle w:val="TableNormal"/>
+      <w:bidiVisual w:val="0"/>
+      <w:tblW w:w="0" w:type="auto"/>
+      <w:tblLook w:val="06A0" w:firstRow="1" w:lastRow="0" w:firstColumn="1" w:lastColumn="0" w:noHBand="1" w:noVBand="1"/>
+    </w:tblPr>
+    <w:tblGrid>
+      <w:gridCol w:w="3540"/>
+      <w:gridCol w:w="3540"/>
+      <w:gridCol w:w="3540"/>
+    </w:tblGrid>
+    <w:tr xmlns:wp14="http://schemas.microsoft.com/office/word/2010/wordml" wp14:textId="77777777">
+      <w:trPr>
+        <w:trHeight w:val="300"/>
+      </w:trPr>
+      <w:tc>
+        <w:tcPr>
+          <w:tcW w:w="3540" w:type="dxa"/>
+          <w:tcMar/>
+        </w:tcPr>
+        <w:p>
+          <w:pPr>
+            <w:pStyle w:val="Header"/>
+            <w:bidi w:val="0"/>
+            <w:ind w:left="-115"/>
+            <w:jc w:val="left"/>
+          </w:pPr>
+        </w:p>
+      </w:tc>
+      <w:tc>
+        <w:tcPr>
+          <w:tcW w:w="3540" w:type="dxa"/>
+          <w:tcMar/>
+        </w:tcPr>
+        <w:p>
+          <w:pPr>
+            <w:pStyle w:val="Header"/>
+            <w:bidi w:val="0"/>
+            <w:jc w:val="center"/>
+          </w:pPr>
+        </w:p>
+      </w:tc>
+      <w:tc>
+        <w:tcPr>
+          <w:tcW w:w="3540" w:type="dxa"/>
+          <w:tcMar/>
+        </w:tcPr>
+        <w:p>
+          <w:pPr>
+            <w:pStyle w:val="Header"/>
+            <w:bidi w:val="0"/>
+            <w:ind w:right="-115"/>
+            <w:jc w:val="right"/>
+          </w:pPr>
+        </w:p>
+      </w:tc>
+    </w:tr>
+  </w:tbl>
+  <w:p>
+    <w:pPr>
+      <w:pStyle w:val="Footer"/>
+      <w:bidi w:val="0"/>
+    </w:pPr>
+  </w:p>
+</w:ftr>
 </file>
 
 <file path=word/header1.xml><?xml version="1.0" encoding="utf-8"?>
@@ -3548,7 +3833,7 @@
       </w:tblBorders>
       <w:tblLayout w:type="fixed"/>
       <w:tblLook w:val="0000"/>
-      <w:tblPrChange w:author="" w:id="1976892732">
+      <w:tblPrChange w:author="" w:id="490738943">
         <w:tblPr/>
       </w:tblPrChange>
     </w:tblPr>
@@ -3567,7 +3852,7 @@
           <w:tcMar/>
           <w:vAlign w:val="center"/>
         </w:tcPr>
-        <w:p wp14:textId="77777777">
+        <w:p wp14:textId="2404C32E">
           <w:pPr>
             <w:spacing w:after="0" w:line="240" w:lineRule="auto"/>
             <w:rPr>
@@ -3577,6 +3862,7 @@
               <w:sz w:val="18"/>
               <w:szCs w:val="18"/>
               <w:vertAlign w:val="baseline"/>
+              <w:lang w:val="es-ES"/>
             </w:rPr>
           </w:pPr>
           <w:r>
@@ -3586,9 +3872,64 @@
               <w:bCs w:val="1"/>
               <w:sz w:val="18"/>
               <w:szCs w:val="18"/>
-              <w:rtl w:val="0"/>
+              <w:lang w:val="es-ES"/>
             </w:rPr>
-            <w:t xml:space="preserve">{%logo}</w:t>
+            <w:t xml:space="preserve">{%</w:t>
+          </w:r>
+          <w:r>
+            <w:rPr>
+              <w:rFonts w:ascii="Arial" w:hAnsi="Arial" w:eastAsia="Arial" w:cs="Arial"/>
+              <w:b w:val="1"/>
+              <w:bCs w:val="1"/>
+              <w:sz w:val="18"/>
+              <w:szCs w:val="18"/>
+              <w:lang w:val="es-ES"/>
+            </w:rPr>
+            <w:t xml:space="preserve">logo}</w:t>
+          </w:r>
+          <w:r>
+            <w:rPr>
+              <w:rFonts w:ascii="Arial" w:hAnsi="Arial" w:eastAsia="Arial" w:cs="Arial"/>
+              <w:b w:val="1"/>
+              <w:bCs w:val="1"/>
+              <w:sz w:val="18"/>
+              <w:szCs w:val="18"/>
+              <w:lang w:val="es-ES"/>
+            </w:rPr>
+            <w:t xml:space="preserve">   </w:t>
+          </w:r>
+          <w:r>
+            <w:rPr>
+              <w:rFonts w:ascii="Arial" w:hAnsi="Arial" w:eastAsia="Arial" w:cs="Arial"/>
+              <w:b w:val="1"/>
+              <w:bCs w:val="1"/>
+              <w:sz w:val="18"/>
+              <w:szCs w:val="18"/>
+              <w:lang w:val="es-ES"/>
+            </w:rPr>
+            <w:t xml:space="preserve">       </w:t>
+          </w:r>
+          <w:r>
+            <w:rPr>
+              <w:rFonts w:ascii="Arial" w:hAnsi="Arial" w:eastAsia="Arial" w:cs="Arial"/>
+              <w:b w:val="1"/>
+              <w:bCs w:val="1"/>
+              <w:sz w:val="18"/>
+              <w:szCs w:val="18"/>
+              <w:lang w:val="es-ES"/>
+            </w:rPr>
+            <w:t xml:space="preserve">   {</w:t>
+          </w:r>
+          <w:r>
+            <w:rPr>
+              <w:rFonts w:ascii="Arial" w:hAnsi="Arial" w:eastAsia="Arial" w:cs="Arial"/>
+              <w:b w:val="1"/>
+              <w:bCs w:val="1"/>
+              <w:sz w:val="18"/>
+              <w:szCs w:val="18"/>
+              <w:lang w:val="es-ES"/>
+            </w:rPr>
+            <w:t xml:space="preserve">empresa}</w:t>
           </w:r>
           <w:r>
             <w:rPr>
@@ -4016,6 +4357,60 @@
       </w:tblCellMar>
     </w:tblPr>
   </w:style>
+  <w:style w:type="paragraph" w:styleId="Header">
+    <w:uiPriority w:val="99"/>
+    <w:name w:val="header"/>
+    <w:basedOn w:val="Normal"/>
+    <w:unhideWhenUsed/>
+    <w:rsid w:val="342DF875"/>
+    <w:pPr>
+      <w:tabs>
+        <w:tab w:val="center" w:leader="none" w:pos="4680"/>
+        <w:tab w:val="right" w:leader="none" w:pos="9360"/>
+      </w:tabs>
+      <w:spacing w:after="0" w:line="240" w:lineRule="auto"/>
+    </w:pPr>
+  </w:style>
+  <w:style w:type="paragraph" w:styleId="Footer">
+    <w:uiPriority w:val="99"/>
+    <w:name w:val="footer"/>
+    <w:basedOn w:val="Normal"/>
+    <w:unhideWhenUsed/>
+    <w:rsid w:val="342DF875"/>
+    <w:pPr>
+      <w:tabs>
+        <w:tab w:val="center" w:leader="none" w:pos="4680"/>
+        <w:tab w:val="right" w:leader="none" w:pos="9360"/>
+      </w:tabs>
+      <w:spacing w:after="0" w:line="240" w:lineRule="auto"/>
+    </w:pPr>
+  </w:style>
+  <w:style xmlns:w="http://schemas.openxmlformats.org/wordprocessingml/2006/main" w:type="table" w:styleId="TableGrid">
+    <w:name xmlns:w="http://schemas.openxmlformats.org/wordprocessingml/2006/main" w:val="Table Grid"/>
+    <w:basedOn xmlns:w="http://schemas.openxmlformats.org/wordprocessingml/2006/main" w:val="TableNormal"/>
+    <w:uiPriority xmlns:w="http://schemas.openxmlformats.org/wordprocessingml/2006/main" w:val="59"/>
+    <w:rsid xmlns:w="http://schemas.openxmlformats.org/wordprocessingml/2006/main" w:val="00FB4123"/>
+    <w:pPr xmlns:w="http://schemas.openxmlformats.org/wordprocessingml/2006/main">
+      <w:spacing w:after="0" w:line="240" w:lineRule="auto"/>
+    </w:pPr>
+    <w:tblPr xmlns:w="http://schemas.openxmlformats.org/wordprocessingml/2006/main">
+      <w:tblInd w:w="0" w:type="dxa"/>
+      <w:tblBorders>
+        <w:top w:val="single" w:color="000000" w:themeColor="text1" w:sz="4" w:space="0"/>
+        <w:left w:val="single" w:color="000000" w:themeColor="text1" w:sz="4" w:space="0"/>
+        <w:bottom w:val="single" w:color="000000" w:themeColor="text1" w:sz="4" w:space="0"/>
+        <w:right w:val="single" w:color="000000" w:themeColor="text1" w:sz="4" w:space="0"/>
+        <w:insideH w:val="single" w:color="000000" w:themeColor="text1" w:sz="4" w:space="0"/>
+        <w:insideV w:val="single" w:color="000000" w:themeColor="text1" w:sz="4" w:space="0"/>
+      </w:tblBorders>
+      <w:tblCellMar>
+        <w:top w:w="0" w:type="dxa"/>
+        <w:left w:w="108" w:type="dxa"/>
+        <w:bottom w:w="0" w:type="dxa"/>
+        <w:right w:w="108" w:type="dxa"/>
+      </w:tblCellMar>
+    </w:tblPr>
+  </w:style>
 </w:styles>
 </file>
 

--- a/public/plantilla_vacaciones.docx
+++ b/public/plantilla_vacaciones.docx
@@ -2,7 +2,285 @@
 <file path=word/document.xml><?xml version="1.0" encoding="utf-8"?>
 <w:document xmlns:wp14="http://schemas.microsoft.com/office/word/2010/wordprocessingDrawing" xmlns:mc="http://schemas.openxmlformats.org/markup-compatibility/2006" xmlns:o="urn:schemas-microsoft-com:office:office" xmlns:r="http://schemas.openxmlformats.org/officeDocument/2006/relationships" xmlns:m="http://schemas.openxmlformats.org/officeDocument/2006/math" xmlns:v="urn:schemas-microsoft-com:vml" xmlns:wp="http://schemas.openxmlformats.org/drawingml/2006/wordprocessingDrawing" xmlns:w10="urn:schemas-microsoft-com:office:word" xmlns:w="http://schemas.openxmlformats.org/wordprocessingml/2006/main" xmlns:wne="http://schemas.microsoft.com/office/word/2006/wordml" xmlns:sl="http://schemas.openxmlformats.org/schemaLibrary/2006/main" xmlns:a="http://schemas.openxmlformats.org/drawingml/2006/main" xmlns:pic="http://schemas.openxmlformats.org/drawingml/2006/picture" xmlns:c="http://schemas.openxmlformats.org/drawingml/2006/chart" xmlns:lc="http://schemas.openxmlformats.org/drawingml/2006/lockedCanvas" xmlns:dgm="http://schemas.openxmlformats.org/drawingml/2006/diagram" xmlns:wps="http://schemas.microsoft.com/office/word/2010/wordprocessingShape" xmlns:wpg="http://schemas.microsoft.com/office/word/2010/wordprocessingGroup" xmlns:w14="http://schemas.microsoft.com/office/word/2010/wordml" xmlns:w15="http://schemas.microsoft.com/office/word/2012/wordml" xmlns:w16="http://schemas.microsoft.com/office/word/2018/wordml" xmlns:w16cex="http://schemas.microsoft.com/office/word/2018/wordml/cex" xmlns:w16cid="http://schemas.microsoft.com/office/word/2016/wordml/cid" xmlns="http://schemas.microsoft.com/office/tasks/2019/documenttasks" xmlns:cr="http://schemas.microsoft.com/office/comments/2020/reactions" mc:Ignorable="wp14">
   <w:body>
-    <w:p xmlns:wp14="http://schemas.microsoft.com/office/word/2010/wordml" wp14:textId="77777777">
+    <w:tbl>
+      <w:tblPr>
+        <w:tblW w:w="0" w:type="auto"/>
+        <w:jc w:val="left"/>
+        <w:tblInd w:w="-108" w:type="dxa"/>
+        <w:tblBorders>
+          <w:top w:val="single" w:color="000000" w:themeColor="text1" w:sz="4"/>
+          <w:left w:val="single" w:color="000000" w:themeColor="text1" w:sz="4"/>
+          <w:bottom w:val="single" w:color="000000" w:themeColor="text1" w:sz="4"/>
+          <w:right w:val="single" w:color="000000" w:themeColor="text1" w:sz="4"/>
+          <w:insideH w:val="single" w:color="000000" w:themeColor="text1" w:sz="4"/>
+          <w:insideV w:val="single" w:color="000000" w:themeColor="text1" w:sz="4"/>
+        </w:tblBorders>
+        <w:tblLook w:val="0000" w:firstRow="0" w:lastRow="0" w:firstColumn="0" w:lastColumn="0" w:noHBand="0" w:noVBand="0"/>
+      </w:tblPr>
+      <w:tblGrid>
+        <w:gridCol w:w="1425"/>
+        <w:gridCol w:w="1845"/>
+        <w:gridCol w:w="5353"/>
+        <w:gridCol w:w="2292"/>
+      </w:tblGrid>
+      <w:tr>
+        <w:trPr>
+          <w:trHeight w:val="300"/>
+        </w:trPr>
+        <w:tc>
+          <w:tcPr>
+            <w:tcW w:w="1425" w:type="dxa"/>
+            <w:tcBorders>
+              <w:top w:val="single" w:color="000000" w:themeColor="text1" w:sz="6"/>
+              <w:left w:val="single" w:color="000000" w:themeColor="text1" w:sz="6"/>
+              <w:bottom w:val="single" w:color="000000" w:themeColor="text1" w:sz="6"/>
+              <w:right w:val="none" w:color="000000" w:themeColor="text1" w:sz="6"/>
+            </w:tcBorders>
+            <w:tcMar/>
+            <w:vAlign w:val="center"/>
+          </w:tcPr>
+          <w:p>
+            <w:pPr>
+              <w:pStyle w:val="Normal"/>
+              <w:spacing w:line="240" w:lineRule="auto"/>
+              <w:rPr>
+                <w:rFonts w:ascii="Arial" w:hAnsi="Arial" w:eastAsia="Arial" w:cs="Arial"/>
+                <w:b w:val="1"/>
+                <w:bCs w:val="1"/>
+                <w:sz w:val="18"/>
+                <w:szCs w:val="18"/>
+                <w:lang w:val="es-ES"/>
+              </w:rPr>
+            </w:pPr>
+            <w:r>
+              <w:rPr>
+                <w:rFonts w:ascii="Arial" w:hAnsi="Arial" w:eastAsia="Arial" w:cs="Arial"/>
+                <w:b w:val="1"/>
+                <w:bCs w:val="1"/>
+                <w:sz w:val="18"/>
+                <w:szCs w:val="18"/>
+                <w:lang w:val="es-ES"/>
+              </w:rPr>
+              <w:t xml:space="preserve">    </w:t>
+            </w:r>
+          </w:p>
+          <w:p>
+            <w:pPr>
+              <w:pStyle w:val="Normal"/>
+              <w:spacing w:line="240" w:lineRule="auto"/>
+              <w:rPr>
+                <w:rFonts w:ascii="Arial" w:hAnsi="Arial" w:eastAsia="Arial" w:cs="Arial"/>
+                <w:b w:val="1"/>
+                <w:bCs w:val="1"/>
+                <w:sz w:val="18"/>
+                <w:szCs w:val="18"/>
+                <w:lang w:val="es-ES"/>
+              </w:rPr>
+            </w:pPr>
+            <w:r>
+              <w:rPr>
+                <w:rFonts w:ascii="Arial" w:hAnsi="Arial" w:eastAsia="Arial" w:cs="Arial"/>
+                <w:b w:val="1"/>
+                <w:bCs w:val="1"/>
+                <w:sz w:val="18"/>
+                <w:szCs w:val="18"/>
+                <w:lang w:val="es-ES"/>
+              </w:rPr>
+              <w:t xml:space="preserve">{logo}   </w:t>
+            </w:r>
+          </w:p>
+          <w:p>
+            <w:pPr>
+              <w:pStyle w:val="Normal"/>
+              <w:spacing w:line="240" w:lineRule="auto"/>
+              <w:rPr>
+                <w:rFonts w:ascii="Arial" w:hAnsi="Arial" w:eastAsia="Arial" w:cs="Arial"/>
+                <w:b w:val="1"/>
+                <w:bCs w:val="1"/>
+                <w:sz w:val="18"/>
+                <w:szCs w:val="18"/>
+                <w:lang w:val="es-ES"/>
+              </w:rPr>
+            </w:pPr>
+          </w:p>
+        </w:tc>
+        <w:tc>
+          <w:tcPr>
+            <w:tcW w:w="1845" w:type="dxa"/>
+            <w:tcBorders>
+              <w:top w:val="single" w:color="000000" w:themeColor="text1" w:sz="8"/>
+              <w:left w:val="none" w:color="000000" w:themeColor="text1" w:sz="6"/>
+              <w:bottom w:val="single" w:color="000000" w:themeColor="text1" w:sz="8"/>
+              <w:right w:val="none" w:color="000000" w:themeColor="text1" w:sz="8"/>
+            </w:tcBorders>
+            <w:tcMar/>
+            <w:vAlign w:val="center"/>
+          </w:tcPr>
+          <w:p>
+            <w:pPr>
+              <w:spacing w:after="0" w:line="240" w:lineRule="auto"/>
+              <w:rPr>
+                <w:rFonts w:ascii="Arial" w:hAnsi="Arial" w:eastAsia="Arial" w:cs="Arial"/>
+                <w:b w:val="0"/>
+                <w:bCs w:val="0"/>
+                <w:sz w:val="18"/>
+                <w:szCs w:val="18"/>
+                <w:vertAlign w:val="baseline"/>
+                <w:lang w:val="es-ES"/>
+              </w:rPr>
+            </w:pPr>
+            <w:r>
+              <w:rPr>
+                <w:rFonts w:ascii="Arial" w:hAnsi="Arial" w:eastAsia="Arial" w:cs="Arial"/>
+                <w:b w:val="1"/>
+                <w:bCs w:val="1"/>
+                <w:sz w:val="18"/>
+                <w:szCs w:val="18"/>
+                <w:lang w:val="es-ES"/>
+              </w:rPr>
+              <w:t xml:space="preserve">       </w:t>
+            </w:r>
+            <w:r>
+              <w:rPr>
+                <w:rFonts w:ascii="Arial" w:hAnsi="Arial" w:eastAsia="Arial" w:cs="Arial"/>
+                <w:b w:val="1"/>
+                <w:bCs w:val="1"/>
+                <w:sz w:val="18"/>
+                <w:szCs w:val="18"/>
+                <w:lang w:val="es-ES"/>
+              </w:rPr>
+              <w:t xml:space="preserve">   {</w:t>
+            </w:r>
+            <w:r>
+              <w:rPr>
+                <w:rFonts w:ascii="Arial" w:hAnsi="Arial" w:eastAsia="Arial" w:cs="Arial"/>
+                <w:b w:val="1"/>
+                <w:bCs w:val="1"/>
+                <w:sz w:val="18"/>
+                <w:szCs w:val="18"/>
+                <w:lang w:val="es-ES"/>
+              </w:rPr>
+              <w:t>empresa}</w:t>
+            </w:r>
+          </w:p>
+        </w:tc>
+        <w:tc>
+          <w:tcPr>
+            <w:tcW w:w="5353" w:type="dxa"/>
+            <w:tcBorders>
+              <w:left w:val="none" w:color="000000" w:themeColor="text1" w:sz="8"/>
+            </w:tcBorders>
+            <w:tcMar/>
+            <w:vAlign w:val="center"/>
+          </w:tcPr>
+          <w:p>
+            <w:pPr>
+              <w:spacing w:after="0" w:line="240" w:lineRule="auto"/>
+              <w:jc w:val="center"/>
+              <w:rPr>
+                <w:rFonts w:ascii="Impact" w:hAnsi="Impact" w:eastAsia="Impact" w:cs="Impact"/>
+                <w:sz w:val="38"/>
+                <w:szCs w:val="38"/>
+                <w:vertAlign w:val="baseline"/>
+              </w:rPr>
+            </w:pPr>
+            <w:r>
+              <w:rPr>
+                <w:rFonts w:ascii="Impact" w:hAnsi="Impact" w:eastAsia="Impact" w:cs="Impact"/>
+                <w:sz w:val="38"/>
+                <w:szCs w:val="38"/>
+                <w:vertAlign w:val="baseline"/>
+              </w:rPr>
+              <w:t>SOLICITUD DE VACACIONES</w:t>
+            </w:r>
+          </w:p>
+        </w:tc>
+        <w:tc>
+          <w:tcPr>
+            <w:tcW w:w="2292" w:type="dxa"/>
+            <w:tcMar/>
+            <w:vAlign w:val="center"/>
+          </w:tcPr>
+          <w:p>
+            <w:pPr>
+              <w:spacing w:after="0" w:line="240" w:lineRule="auto"/>
+              <w:jc w:val="center"/>
+              <w:rPr>
+                <w:rFonts w:ascii="Arial" w:hAnsi="Arial" w:eastAsia="Arial" w:cs="Arial"/>
+                <w:b w:val="0"/>
+                <w:bCs w:val="0"/>
+                <w:sz w:val="18"/>
+                <w:szCs w:val="18"/>
+                <w:vertAlign w:val="baseline"/>
+                <w:lang w:val="es-ES"/>
+              </w:rPr>
+            </w:pPr>
+            <w:r>
+              <w:rPr>
+                <w:rFonts w:ascii="Arial" w:hAnsi="Arial" w:eastAsia="Arial" w:cs="Arial"/>
+                <w:b w:val="1"/>
+                <w:bCs w:val="1"/>
+                <w:sz w:val="18"/>
+                <w:szCs w:val="18"/>
+                <w:vertAlign w:val="baseline"/>
+                <w:lang w:val="es-ES"/>
+              </w:rPr>
+              <w:t>Correlativo Interno:</w:t>
+            </w:r>
+            <w:r>
+              <w:rPr>
+                <w:rFonts w:ascii="Arial" w:hAnsi="Arial" w:eastAsia="Arial" w:cs="Arial"/>
+                <w:b w:val="1"/>
+                <w:bCs w:val="1"/>
+                <w:sz w:val="18"/>
+                <w:szCs w:val="18"/>
+                <w:lang w:val="es-ES"/>
+              </w:rPr>
+              <w:t>{correlativo}</w:t>
+            </w:r>
+          </w:p>
+          <w:p>
+            <w:pPr>
+              <w:spacing w:after="0" w:line="240" w:lineRule="auto"/>
+              <w:jc w:val="center"/>
+              <w:rPr>
+                <w:rFonts w:ascii="Arial" w:hAnsi="Arial" w:eastAsia="Arial" w:cs="Arial"/>
+                <w:b w:val="0"/>
+                <w:bCs w:val="0"/>
+                <w:sz w:val="18"/>
+                <w:szCs w:val="18"/>
+                <w:vertAlign w:val="baseline"/>
+                <w:lang w:val="es-ES"/>
+              </w:rPr>
+            </w:pPr>
+            <w:r>
+              <w:rPr>
+                <w:rFonts w:ascii="Arial" w:hAnsi="Arial" w:eastAsia="Arial" w:cs="Arial"/>
+                <w:b w:val="1"/>
+                <w:bCs w:val="1"/>
+                <w:sz w:val="18"/>
+                <w:szCs w:val="18"/>
+                <w:vertAlign w:val="baseline"/>
+                <w:lang w:val="es-ES"/>
+              </w:rPr>
+              <w:t>Fecha:</w:t>
+            </w:r>
+            <w:r>
+              <w:rPr>
+                <w:rFonts w:ascii="Arial" w:hAnsi="Arial" w:eastAsia="Arial" w:cs="Arial"/>
+                <w:b w:val="1"/>
+                <w:bCs w:val="1"/>
+                <w:sz w:val="18"/>
+                <w:szCs w:val="18"/>
+                <w:lang w:val="es-ES"/>
+              </w:rPr>
+              <w:t>{fecha_hoy}</w:t>
+            </w:r>
+          </w:p>
+        </w:tc>
+      </w:tr>
+    </w:tbl>
+    <w:p xmlns:wp14="http://schemas.microsoft.com/office/word/2010/wordml" wp14:textId="5F038AEC">
       <w:pPr>
         <w:spacing w:after="0" w:line="240" w:lineRule="auto"/>
         <w:jc w:val="both"/>
@@ -16,6 +294,9 @@
         </w:rPr>
       </w:pPr>
       <w:r>
+        <w:br/>
+      </w:r>
+      <w:r>
         <w:rPr>
           <w:rFonts w:ascii="Arial" w:hAnsi="Arial" w:eastAsia="Arial" w:cs="Arial"/>
           <w:b w:val="1"/>
@@ -25,7 +306,19 @@
           <w:vertAlign w:val="baseline"/>
           <w:lang w:val="es-ES"/>
         </w:rPr>
-        <w:t xml:space="preserve">Nombre y Apellidos:</w:t>
+        <w:t xml:space="preserve">Nombre y </w:t>
+      </w:r>
+      <w:r>
+        <w:rPr>
+          <w:rFonts w:ascii="Arial" w:hAnsi="Arial" w:eastAsia="Arial" w:cs="Arial"/>
+          <w:b w:val="1"/>
+          <w:bCs w:val="1"/>
+          <w:sz w:val="20"/>
+          <w:szCs w:val="20"/>
+          <w:vertAlign w:val="baseline"/>
+          <w:lang w:val="es-ES"/>
+        </w:rPr>
+        <w:t xml:space="preserve">Apellidos:</w:t>
       </w:r>
       <w:r>
         <w:rPr>
@@ -310,7 +603,7 @@
     </w:p>
     <w:tbl>
       <w:tblPr>
-        <w:tblW w:w="10635" w:type="dxa"/>
+        <w:tblW w:w="9516" w:type="dxa"/>
         <w:jc w:val="left"/>
         <w:tblInd w:w="-10.0" w:type="dxa"/>
         <w:tblBorders>
@@ -330,10 +623,9 @@
       <w:tblGrid>
         <w:gridCol w:w="1227"/>
         <w:gridCol w:w="1849"/>
-        <w:gridCol w:w="1849"/>
         <w:gridCol w:w="4205"/>
-        <w:gridCol w:w="1505"/>
-        <w:tblGridChange w:id="490307142">
+        <w:gridCol w:w="2235"/>
+        <w:tblGridChange w:id="421253444">
           <w:tblGrid>
             <w:gridCol w:w="1242"/>
             <w:gridCol w:w="1841"/>
@@ -390,30 +682,7 @@
         </w:tc>
         <w:tc>
           <w:tcPr>
-            <w:tcW w:w="1849" w:type="dxa"/>
-            <w:shd w:val="clear" w:color="auto" w:fill="C0C0C0"/>
-            <w:tcMar/>
-          </w:tcPr>
-          <w:p>
-            <w:pPr>
-              <w:pStyle w:val="Normal"/>
-              <w:spacing w:line="240" w:lineRule="auto"/>
-              <w:jc w:val="center"/>
-              <w:rPr>
-                <w:rFonts w:ascii="Arial" w:hAnsi="Arial" w:eastAsia="Arial" w:cs="Arial"/>
-                <w:b w:val="1"/>
-                <w:bCs w:val="1"/>
-                <w:sz w:val="20"/>
-                <w:szCs w:val="20"/>
-                <w:vertAlign w:val="baseline"/>
-                <w:rtl w:val="0"/>
-              </w:rPr>
-            </w:pPr>
-          </w:p>
-        </w:tc>
-        <w:tc>
-          <w:tcPr>
-            <w:tcW w:w="5710" w:type="dxa"/>
+            <w:tcW w:w="6440" w:type="dxa"/>
             <w:gridSpan w:val="2"/>
             <w:vMerge w:val="restart"/>
             <w:shd w:val="clear" w:color="auto" w:fill="C0C0C0"/>
@@ -538,31 +807,7 @@
         </w:tc>
         <w:tc>
           <w:tcPr>
-            <w:tcW w:w="1849" w:type="dxa"/>
-            <w:shd w:val="clear" w:color="auto" w:fill="C0C0C0"/>
-            <w:tcMar/>
-            <w:vAlign w:val="center"/>
-          </w:tcPr>
-          <w:p>
-            <w:pPr>
-              <w:pStyle w:val="Normal"/>
-              <w:spacing w:line="240" w:lineRule="auto"/>
-              <w:jc w:val="center"/>
-              <w:rPr>
-                <w:rFonts w:ascii="Arial" w:hAnsi="Arial" w:eastAsia="Arial" w:cs="Arial"/>
-                <w:b w:val="1"/>
-                <w:bCs w:val="1"/>
-                <w:sz w:val="20"/>
-                <w:szCs w:val="20"/>
-                <w:vertAlign w:val="baseline"/>
-                <w:rtl w:val="0"/>
-              </w:rPr>
-            </w:pPr>
-          </w:p>
-        </w:tc>
-        <w:tc>
-          <w:tcPr>
-            <w:tcW w:w="5710" w:type="dxa"/>
+            <w:tcW w:w="6440" w:type="dxa"/>
             <w:gridSpan w:val="2"/>
             <w:vMerge/>
             <w:tcMar/>
@@ -727,27 +972,6 @@
         </w:tc>
         <w:tc>
           <w:tcPr>
-            <w:tcW w:w="1849" w:type="dxa"/>
-            <w:tcMar/>
-          </w:tcPr>
-          <w:p>
-            <w:pPr>
-              <w:pStyle w:val="Normal"/>
-              <w:spacing w:line="240" w:lineRule="auto"/>
-              <w:jc w:val="center"/>
-              <w:rPr>
-                <w:rFonts w:ascii="Arial" w:hAnsi="Arial" w:eastAsia="Arial" w:cs="Arial"/>
-                <w:sz w:val="18"/>
-                <w:szCs w:val="18"/>
-                <w:vertAlign w:val="baseline"/>
-                <w:rtl w:val="0"/>
-                <w:lang w:val="es-ES"/>
-              </w:rPr>
-            </w:pPr>
-          </w:p>
-        </w:tc>
-        <w:tc>
-          <w:tcPr>
             <w:tcW w:w="4205" w:type="dxa"/>
             <w:tcMar/>
             <w:vAlign w:val="center"/>
@@ -776,7 +1000,7 @@
         </w:tc>
         <w:tc>
           <w:tcPr>
-            <w:tcW w:w="1505" w:type="dxa"/>
+            <w:tcW w:w="2235" w:type="dxa"/>
             <w:tcMar/>
           </w:tcPr>
           <w:p wp14:textId="77777777">
@@ -929,59 +1153,51 @@
         </w:tc>
         <w:tc>
           <w:tcPr>
-            <w:tcW w:w="1849" w:type="dxa"/>
+            <w:tcW w:w="4205" w:type="dxa"/>
+            <w:tcMar/>
+            <w:vAlign w:val="center"/>
+          </w:tcPr>
+          <w:p wp14:textId="77777777">
+            <w:pPr>
+              <w:spacing w:after="0" w:line="240" w:lineRule="auto"/>
+              <w:rPr>
+                <w:rFonts w:ascii="Arial" w:hAnsi="Arial" w:eastAsia="Arial" w:cs="Arial"/>
+                <w:sz w:val="18"/>
+                <w:szCs w:val="18"/>
+                <w:vertAlign w:val="baseline"/>
+              </w:rPr>
+            </w:pPr>
+            <w:r>
+              <w:rPr>
+                <w:rFonts w:ascii="Arial" w:hAnsi="Arial" w:eastAsia="Arial" w:cs="Arial"/>
+                <w:sz w:val="18"/>
+                <w:szCs w:val="18"/>
+                <w:vertAlign w:val="baseline"/>
+                <w:rtl w:val="0"/>
+              </w:rPr>
+              <w:t xml:space="preserve">Uso Efectivo de Vacaciones</w:t>
+            </w:r>
+          </w:p>
+        </w:tc>
+        <w:tc>
+          <w:tcPr>
+            <w:tcW w:w="2235" w:type="dxa"/>
             <w:tcMar/>
           </w:tcPr>
           <w:p>
             <w:pPr>
-              <w:pStyle w:val="Normal"/>
-              <w:spacing w:line="240" w:lineRule="auto"/>
-              <w:jc w:val="center"/>
-              <w:rPr>
-                <w:rFonts w:ascii="Arial" w:hAnsi="Arial" w:eastAsia="Arial" w:cs="Arial"/>
-                <w:sz w:val="18"/>
-                <w:szCs w:val="18"/>
-                <w:vertAlign w:val="baseline"/>
-                <w:rtl w:val="0"/>
+              <w:spacing w:after="0" w:line="240" w:lineRule="auto"/>
+              <w:jc w:val="center"/>
+              <w:rPr>
+                <w:rFonts w:ascii="Courier New" w:hAnsi="Courier New" w:eastAsia="Courier New" w:cs="Courier New"/>
+                <w:color w:val="EF596F"/>
+                <w:sz w:val="18"/>
+                <w:szCs w:val="18"/>
                 <w:lang w:val="es-ES"/>
               </w:rPr>
             </w:pPr>
           </w:p>
-        </w:tc>
-        <w:tc>
-          <w:tcPr>
-            <w:tcW w:w="4205" w:type="dxa"/>
-            <w:tcMar/>
-            <w:vAlign w:val="center"/>
-          </w:tcPr>
-          <w:p wp14:textId="77777777">
-            <w:pPr>
-              <w:spacing w:after="0" w:line="240" w:lineRule="auto"/>
-              <w:rPr>
-                <w:rFonts w:ascii="Arial" w:hAnsi="Arial" w:eastAsia="Arial" w:cs="Arial"/>
-                <w:sz w:val="18"/>
-                <w:szCs w:val="18"/>
-                <w:vertAlign w:val="baseline"/>
-              </w:rPr>
-            </w:pPr>
-            <w:r>
-              <w:rPr>
-                <w:rFonts w:ascii="Arial" w:hAnsi="Arial" w:eastAsia="Arial" w:cs="Arial"/>
-                <w:sz w:val="18"/>
-                <w:szCs w:val="18"/>
-                <w:vertAlign w:val="baseline"/>
-                <w:rtl w:val="0"/>
-              </w:rPr>
-              <w:t xml:space="preserve">Uso Efectivo de Vacaciones</w:t>
-            </w:r>
-          </w:p>
-        </w:tc>
-        <w:tc>
-          <w:tcPr>
-            <w:tcW w:w="1505" w:type="dxa"/>
-            <w:tcMar/>
-          </w:tcPr>
-          <w:p wp14:textId="77777777">
+          <w:p wp14:textId="35DF1AC8">
             <w:pPr>
               <w:spacing w:after="0" w:line="240" w:lineRule="auto"/>
               <w:jc w:val="center"/>
@@ -997,9 +1213,8 @@
             </w:pPr>
             <w:r>
               <w:rPr>
-                <w:rFonts w:ascii="Arial" w:hAnsi="Arial" w:eastAsia="Arial" w:cs="Arial"/>
-                <w:b w:val="1"/>
-                <w:bCs w:val="1"/>
+                <w:rFonts w:ascii="Courier New" w:hAnsi="Courier New" w:eastAsia="Courier New" w:cs="Courier New"/>
+                <w:color w:val="ef596f"/>
                 <w:sz w:val="18"/>
                 <w:szCs w:val="18"/>
                 <w:lang w:val="es-ES"/>
@@ -1124,26 +1339,6 @@
         </w:tc>
         <w:tc>
           <w:tcPr>
-            <w:tcW w:w="1849" w:type="dxa"/>
-            <w:tcMar/>
-          </w:tcPr>
-          <w:p>
-            <w:pPr>
-              <w:pStyle w:val="Normal"/>
-              <w:spacing w:line="240" w:lineRule="auto"/>
-              <w:jc w:val="center"/>
-              <w:rPr>
-                <w:rFonts w:ascii="Arial" w:hAnsi="Arial" w:eastAsia="Arial" w:cs="Arial"/>
-                <w:sz w:val="18"/>
-                <w:szCs w:val="18"/>
-                <w:vertAlign w:val="baseline"/>
-                <w:rtl w:val="0"/>
-              </w:rPr>
-            </w:pPr>
-          </w:p>
-        </w:tc>
-        <w:tc>
-          <w:tcPr>
             <w:tcW w:w="4205" w:type="dxa"/>
             <w:tcMar/>
             <w:vAlign w:val="center"/>
@@ -1172,7 +1367,7 @@
         </w:tc>
         <w:tc>
           <w:tcPr>
-            <w:tcW w:w="1505" w:type="dxa"/>
+            <w:tcW w:w="2235" w:type="dxa"/>
             <w:tcMar/>
           </w:tcPr>
           <w:p wp14:textId="77777777">
@@ -1296,61 +1491,53 @@
         </w:tc>
         <w:tc>
           <w:tcPr>
-            <w:tcW w:w="1849" w:type="dxa"/>
+            <w:tcW w:w="4205" w:type="dxa"/>
+            <w:tcMar/>
+            <w:vAlign w:val="center"/>
+          </w:tcPr>
+          <w:p wp14:textId="77777777">
+            <w:pPr>
+              <w:spacing w:after="0" w:line="240" w:lineRule="auto"/>
+              <w:rPr>
+                <w:rFonts w:ascii="Arial" w:hAnsi="Arial" w:eastAsia="Arial" w:cs="Arial"/>
+                <w:sz w:val="18"/>
+                <w:szCs w:val="18"/>
+                <w:vertAlign w:val="baseline"/>
+              </w:rPr>
+            </w:pPr>
+            <w:r>
+              <w:rPr>
+                <w:rFonts w:ascii="Arial" w:hAnsi="Arial" w:eastAsia="Arial" w:cs="Arial"/>
+                <w:sz w:val="18"/>
+                <w:szCs w:val="18"/>
+                <w:vertAlign w:val="baseline"/>
+              </w:rPr>
+              <w:t xml:space="preserve">Compensación Económica</w:t>
+            </w:r>
+            <w:r>
+              <w:rPr>
+                <w:rtl w:val="0"/>
+              </w:rPr>
+            </w:r>
+          </w:p>
+        </w:tc>
+        <w:tc>
+          <w:tcPr>
+            <w:tcW w:w="2235" w:type="dxa"/>
             <w:tcMar/>
           </w:tcPr>
           <w:p>
             <w:pPr>
-              <w:pStyle w:val="Normal"/>
-              <w:spacing w:line="240" w:lineRule="auto"/>
-              <w:jc w:val="center"/>
-              <w:rPr>
-                <w:rFonts w:ascii="Arial" w:hAnsi="Arial" w:eastAsia="Arial" w:cs="Arial"/>
-                <w:sz w:val="18"/>
-                <w:szCs w:val="18"/>
-                <w:vertAlign w:val="baseline"/>
-                <w:rtl w:val="0"/>
-              </w:rPr>
-            </w:pPr>
-          </w:p>
-        </w:tc>
-        <w:tc>
-          <w:tcPr>
-            <w:tcW w:w="4205" w:type="dxa"/>
-            <w:tcMar/>
-            <w:vAlign w:val="center"/>
-          </w:tcPr>
-          <w:p wp14:textId="77777777">
-            <w:pPr>
-              <w:spacing w:after="0" w:line="240" w:lineRule="auto"/>
-              <w:rPr>
-                <w:rFonts w:ascii="Arial" w:hAnsi="Arial" w:eastAsia="Arial" w:cs="Arial"/>
-                <w:sz w:val="18"/>
-                <w:szCs w:val="18"/>
-                <w:vertAlign w:val="baseline"/>
-              </w:rPr>
-            </w:pPr>
-            <w:r>
-              <w:rPr>
-                <w:rFonts w:ascii="Arial" w:hAnsi="Arial" w:eastAsia="Arial" w:cs="Arial"/>
-                <w:sz w:val="18"/>
-                <w:szCs w:val="18"/>
-                <w:vertAlign w:val="baseline"/>
-              </w:rPr>
-              <w:t xml:space="preserve">Compensación Económica</w:t>
-            </w:r>
-            <w:r>
-              <w:rPr>
-                <w:rtl w:val="0"/>
-              </w:rPr>
-            </w:r>
-          </w:p>
-        </w:tc>
-        <w:tc>
-          <w:tcPr>
-            <w:tcW w:w="1505" w:type="dxa"/>
-            <w:tcMar/>
-          </w:tcPr>
+              <w:spacing w:after="0" w:line="240" w:lineRule="auto"/>
+              <w:jc w:val="center"/>
+              <w:rPr>
+                <w:rFonts w:ascii="Arial" w:hAnsi="Arial" w:eastAsia="Arial" w:cs="Arial"/>
+                <w:sz w:val="18"/>
+                <w:szCs w:val="18"/>
+                <w:lang w:val="es-ES"/>
+              </w:rPr>
+            </w:pPr>
+          </w:p>
           <w:p wp14:textId="77777777">
             <w:pPr>
               <w:spacing w:after="0" w:line="240" w:lineRule="auto"/>
@@ -3702,19 +3889,19 @@
       </w:r>
     </w:p>
     <w:sectPr>
-      <w:headerReference w:type="default" r:id="rId6"/>
       <w:pgSz w:w="11906" w:h="16838" w:orient="portrait"/>
       <w:pgMar w:top="1418" w:right="567" w:bottom="567" w:left="709" w:header="567" w:footer="0"/>
       <w:pgNumType w:start="1"/>
       <w:cols w:num="1"/>
-      <w:footerReference w:type="default" r:id="R295867cadf954ff3"/>
+      <w:headerReference w:type="default" r:id="Rb3fd85a439b242de"/>
+      <w:footerReference w:type="default" r:id="R528d572a47df4a40"/>
     </w:sectPr>
   </w:body>
 </w:document>
 </file>
 
-<file path=word/footer.xml><?xml version="1.0" encoding="utf-8"?>
-<w:ftr xmlns:wp14="http://schemas.microsoft.com/office/word/2010/wordprocessingDrawing" xmlns:w14="http://schemas.microsoft.com/office/word/2010/wordml" xmlns:w="http://schemas.openxmlformats.org/wordprocessingml/2006/main" xmlns:mc="http://schemas.openxmlformats.org/markup-compatibility/2006" mc:Ignorable="wp14">
+<file path=word/footer2.xml><?xml version="1.0" encoding="utf-8"?>
+<w:ftr xmlns:w14="http://schemas.microsoft.com/office/word/2010/wordml" xmlns:w="http://schemas.openxmlformats.org/wordprocessingml/2006/main">
   <w:tbl>
     <w:tblPr>
       <w:tblStyle w:val="TableNormal"/>
@@ -3727,7 +3914,7 @@
       <w:gridCol w:w="3540"/>
       <w:gridCol w:w="3540"/>
     </w:tblGrid>
-    <w:tr xmlns:wp14="http://schemas.microsoft.com/office/word/2010/wordml" wp14:textId="77777777">
+    <w:tr>
       <w:trPr>
         <w:trHeight w:val="300"/>
       </w:trPr>
@@ -3783,325 +3970,13 @@
 </w:ftr>
 </file>
 
-<file path=word/header1.xml><?xml version="1.0" encoding="utf-8"?>
-<w:hdr xmlns:wp14="http://schemas.microsoft.com/office/word/2010/wordprocessingDrawing" xmlns:mc="http://schemas.openxmlformats.org/markup-compatibility/2006" xmlns:o="urn:schemas-microsoft-com:office:office" xmlns:r="http://schemas.openxmlformats.org/officeDocument/2006/relationships" xmlns:m="http://schemas.openxmlformats.org/officeDocument/2006/math" xmlns:v="urn:schemas-microsoft-com:vml" xmlns:wp="http://schemas.openxmlformats.org/drawingml/2006/wordprocessingDrawing" xmlns:w10="urn:schemas-microsoft-com:office:word" xmlns:w="http://schemas.openxmlformats.org/wordprocessingml/2006/main" xmlns:wne="http://schemas.microsoft.com/office/word/2006/wordml" xmlns:sl="http://schemas.openxmlformats.org/schemaLibrary/2006/main" xmlns:a="http://schemas.openxmlformats.org/drawingml/2006/main" xmlns:pic="http://schemas.openxmlformats.org/drawingml/2006/picture" xmlns:c="http://schemas.openxmlformats.org/drawingml/2006/chart" xmlns:lc="http://schemas.openxmlformats.org/drawingml/2006/lockedCanvas" xmlns:dgm="http://schemas.openxmlformats.org/drawingml/2006/diagram" xmlns:wps="http://schemas.microsoft.com/office/word/2010/wordprocessingShape" xmlns:wpg="http://schemas.microsoft.com/office/word/2010/wordprocessingGroup" xmlns:w14="http://schemas.microsoft.com/office/word/2010/wordml" xmlns:w15="http://schemas.microsoft.com/office/word/2012/wordml" xmlns:w16="http://schemas.microsoft.com/office/word/2018/wordml" xmlns:w16cex="http://schemas.microsoft.com/office/word/2018/wordml/cex" xmlns:w16cid="http://schemas.microsoft.com/office/word/2016/wordml/cid" xmlns="http://schemas.microsoft.com/office/tasks/2019/documenttasks" xmlns:cr="http://schemas.microsoft.com/office/comments/2020/reactions" mc:Ignorable="wp14">
-  <w:p xmlns:wp14="http://schemas.microsoft.com/office/word/2010/wordml" wp14:textId="77777777">
+<file path=word/header2.xml><?xml version="1.0" encoding="utf-8"?>
+<w:hdr xmlns:w14="http://schemas.microsoft.com/office/word/2010/wordml" xmlns:w="http://schemas.openxmlformats.org/wordprocessingml/2006/main">
+  <w:p>
     <w:pPr>
-      <w:keepNext w:val="0"/>
-      <w:keepLines w:val="0"/>
-      <w:pageBreakBefore w:val="0"/>
-      <w:widowControl w:val="0"/>
-      <w:pBdr>
-        <w:top w:val="nil" w:sz="0" w:space="0"/>
-        <w:left w:val="nil" w:sz="0" w:space="0"/>
-        <w:bottom w:val="nil" w:sz="0" w:space="0"/>
-        <w:right w:val="nil" w:sz="0" w:space="0"/>
-        <w:between w:val="nil" w:sz="0" w:space="0"/>
-      </w:pBdr>
-      <w:shd w:val="clear" w:fill="auto"/>
-      <w:spacing w:before="0" w:after="0" w:line="276" w:lineRule="auto"/>
-      <w:ind w:left="0" w:right="0" w:firstLine="0"/>
-      <w:jc w:val="left"/>
-      <w:rPr>
-        <w:rFonts w:ascii="Arial" w:hAnsi="Arial" w:eastAsia="Arial" w:cs="Arial"/>
-        <w:b w:val="0"/>
-        <w:bCs w:val="0"/>
-        <w:sz w:val="16"/>
-        <w:szCs w:val="16"/>
-        <w:vertAlign w:val="baseline"/>
-      </w:rPr>
+      <w:pStyle w:val="Header"/>
+      <w:bidi w:val="0"/>
     </w:pPr>
-    <w:r>
-      <w:rPr>
-        <w:rtl w:val="0"/>
-      </w:rPr>
-    </w:r>
-  </w:p>
-  <w:tbl>
-    <w:tblPr>
-      <w:tblStyle w:val="Table6"/>
-      <w:tblW w:w="10915" w:type="dxa"/>
-      <w:jc w:val="left"/>
-      <w:tblInd w:w="-108.0" w:type="dxa"/>
-      <w:tblBorders>
-        <w:top w:val="single" w:color="000000" w:sz="4" w:space="0"/>
-        <w:left w:val="single" w:color="000000" w:sz="4" w:space="0"/>
-        <w:bottom w:val="single" w:color="000000" w:sz="4" w:space="0"/>
-        <w:right w:val="single" w:color="000000" w:sz="4" w:space="0"/>
-        <w:insideH w:val="single" w:color="000000" w:sz="4" w:space="0"/>
-        <w:insideV w:val="single" w:color="000000" w:sz="4" w:space="0"/>
-      </w:tblBorders>
-      <w:tblLayout w:type="fixed"/>
-      <w:tblLook w:val="0000"/>
-      <w:tblPrChange w:author="" w:id="490738943">
-        <w:tblPr/>
-      </w:tblPrChange>
-    </w:tblPr>
-    <w:tblGrid>
-      <w:gridCol w:w="3261"/>
-      <w:gridCol w:w="4677"/>
-      <w:gridCol w:w="2977"/>
-    </w:tblGrid>
-    <w:tr xmlns:wp14="http://schemas.microsoft.com/office/word/2010/wordml" wp14:textId="77777777">
-      <w:trPr>
-        <w:cantSplit w:val="0"/>
-        <w:tblHeader w:val="0"/>
-      </w:trPr>
-      <w:tc>
-        <w:tcPr>
-          <w:tcMar/>
-          <w:vAlign w:val="center"/>
-        </w:tcPr>
-        <w:p wp14:textId="2404C32E">
-          <w:pPr>
-            <w:spacing w:after="0" w:line="240" w:lineRule="auto"/>
-            <w:rPr>
-              <w:rFonts w:ascii="Arial" w:hAnsi="Arial" w:eastAsia="Arial" w:cs="Arial"/>
-              <w:b w:val="0"/>
-              <w:bCs w:val="0"/>
-              <w:sz w:val="18"/>
-              <w:szCs w:val="18"/>
-              <w:vertAlign w:val="baseline"/>
-              <w:lang w:val="es-ES"/>
-            </w:rPr>
-          </w:pPr>
-          <w:r>
-            <w:rPr>
-              <w:rFonts w:ascii="Arial" w:hAnsi="Arial" w:eastAsia="Arial" w:cs="Arial"/>
-              <w:b w:val="1"/>
-              <w:bCs w:val="1"/>
-              <w:sz w:val="18"/>
-              <w:szCs w:val="18"/>
-              <w:lang w:val="es-ES"/>
-            </w:rPr>
-            <w:t xml:space="preserve">{%</w:t>
-          </w:r>
-          <w:r>
-            <w:rPr>
-              <w:rFonts w:ascii="Arial" w:hAnsi="Arial" w:eastAsia="Arial" w:cs="Arial"/>
-              <w:b w:val="1"/>
-              <w:bCs w:val="1"/>
-              <w:sz w:val="18"/>
-              <w:szCs w:val="18"/>
-              <w:lang w:val="es-ES"/>
-            </w:rPr>
-            <w:t xml:space="preserve">logo}</w:t>
-          </w:r>
-          <w:r>
-            <w:rPr>
-              <w:rFonts w:ascii="Arial" w:hAnsi="Arial" w:eastAsia="Arial" w:cs="Arial"/>
-              <w:b w:val="1"/>
-              <w:bCs w:val="1"/>
-              <w:sz w:val="18"/>
-              <w:szCs w:val="18"/>
-              <w:lang w:val="es-ES"/>
-            </w:rPr>
-            <w:t xml:space="preserve">   </w:t>
-          </w:r>
-          <w:r>
-            <w:rPr>
-              <w:rFonts w:ascii="Arial" w:hAnsi="Arial" w:eastAsia="Arial" w:cs="Arial"/>
-              <w:b w:val="1"/>
-              <w:bCs w:val="1"/>
-              <w:sz w:val="18"/>
-              <w:szCs w:val="18"/>
-              <w:lang w:val="es-ES"/>
-            </w:rPr>
-            <w:t xml:space="preserve">       </w:t>
-          </w:r>
-          <w:r>
-            <w:rPr>
-              <w:rFonts w:ascii="Arial" w:hAnsi="Arial" w:eastAsia="Arial" w:cs="Arial"/>
-              <w:b w:val="1"/>
-              <w:bCs w:val="1"/>
-              <w:sz w:val="18"/>
-              <w:szCs w:val="18"/>
-              <w:lang w:val="es-ES"/>
-            </w:rPr>
-            <w:t xml:space="preserve">   {</w:t>
-          </w:r>
-          <w:r>
-            <w:rPr>
-              <w:rFonts w:ascii="Arial" w:hAnsi="Arial" w:eastAsia="Arial" w:cs="Arial"/>
-              <w:b w:val="1"/>
-              <w:bCs w:val="1"/>
-              <w:sz w:val="18"/>
-              <w:szCs w:val="18"/>
-              <w:lang w:val="es-ES"/>
-            </w:rPr>
-            <w:t xml:space="preserve">empresa}</w:t>
-          </w:r>
-          <w:r>
-            <w:rPr>
-              <w:rtl w:val="0"/>
-            </w:rPr>
-          </w:r>
-        </w:p>
-      </w:tc>
-      <w:tc>
-        <w:tcPr>
-          <w:tcMar/>
-          <w:vAlign w:val="center"/>
-        </w:tcPr>
-        <w:p wp14:textId="77777777">
-          <w:pPr>
-            <w:spacing w:after="0" w:line="240" w:lineRule="auto"/>
-            <w:jc w:val="center"/>
-            <w:rPr>
-              <w:rFonts w:ascii="Impact" w:hAnsi="Impact" w:eastAsia="Impact" w:cs="Impact"/>
-              <w:sz w:val="38"/>
-              <w:szCs w:val="38"/>
-              <w:vertAlign w:val="baseline"/>
-            </w:rPr>
-          </w:pPr>
-          <w:r>
-            <w:rPr>
-              <w:rFonts w:ascii="Impact" w:hAnsi="Impact" w:eastAsia="Impact" w:cs="Impact"/>
-              <w:sz w:val="38"/>
-              <w:szCs w:val="38"/>
-              <w:vertAlign w:val="baseline"/>
-              <w:rtl w:val="0"/>
-            </w:rPr>
-            <w:t xml:space="preserve">SOLICITUD DE VACACIONES</w:t>
-          </w:r>
-        </w:p>
-      </w:tc>
-      <w:tc>
-        <w:tcPr>
-          <w:tcMar/>
-          <w:vAlign w:val="center"/>
-        </w:tcPr>
-        <w:p wp14:textId="77777777">
-          <w:pPr>
-            <w:spacing w:after="0" w:line="240" w:lineRule="auto"/>
-            <w:jc w:val="center"/>
-            <w:rPr>
-              <w:rFonts w:ascii="Arial" w:hAnsi="Arial" w:eastAsia="Arial" w:cs="Arial"/>
-              <w:b w:val="0"/>
-              <w:bCs w:val="0"/>
-              <w:sz w:val="18"/>
-              <w:szCs w:val="18"/>
-              <w:vertAlign w:val="baseline"/>
-              <w:lang w:val="es-ES"/>
-            </w:rPr>
-          </w:pPr>
-          <w:r>
-            <w:rPr>
-              <w:rFonts w:ascii="Arial" w:hAnsi="Arial" w:eastAsia="Arial" w:cs="Arial"/>
-              <w:b w:val="1"/>
-              <w:bCs w:val="1"/>
-              <w:sz w:val="18"/>
-              <w:szCs w:val="18"/>
-              <w:vertAlign w:val="baseline"/>
-              <w:lang w:val="es-ES"/>
-            </w:rPr>
-            <w:t xml:space="preserve">Correlativo Interno:</w:t>
-          </w:r>
-          <w:r>
-            <w:rPr>
-              <w:rFonts w:ascii="Arial" w:hAnsi="Arial" w:eastAsia="Arial" w:cs="Arial"/>
-              <w:b w:val="1"/>
-              <w:bCs w:val="1"/>
-              <w:sz w:val="18"/>
-              <w:szCs w:val="18"/>
-              <w:lang w:val="es-ES"/>
-            </w:rPr>
-            <w:t xml:space="preserve">{correlativo}</w:t>
-          </w:r>
-          <w:r>
-            <w:rPr>
-              <w:rtl w:val="0"/>
-            </w:rPr>
-          </w:r>
-        </w:p>
-        <w:p wp14:textId="77777777">
-          <w:pPr>
-            <w:spacing w:after="0" w:line="240" w:lineRule="auto"/>
-            <w:jc w:val="center"/>
-            <w:rPr>
-              <w:rFonts w:ascii="Arial" w:hAnsi="Arial" w:eastAsia="Arial" w:cs="Arial"/>
-              <w:b w:val="0"/>
-              <w:bCs w:val="0"/>
-              <w:sz w:val="18"/>
-              <w:szCs w:val="18"/>
-              <w:vertAlign w:val="baseline"/>
-              <w:lang w:val="es-ES"/>
-            </w:rPr>
-          </w:pPr>
-          <w:r>
-            <w:rPr>
-              <w:rFonts w:ascii="Arial" w:hAnsi="Arial" w:eastAsia="Arial" w:cs="Arial"/>
-              <w:b w:val="1"/>
-              <w:bCs w:val="1"/>
-              <w:sz w:val="18"/>
-              <w:szCs w:val="18"/>
-              <w:vertAlign w:val="baseline"/>
-              <w:lang w:val="es-ES"/>
-            </w:rPr>
-            <w:t xml:space="preserve">Fecha:</w:t>
-          </w:r>
-          <w:r>
-            <w:rPr>
-              <w:rFonts w:ascii="Arial" w:hAnsi="Arial" w:eastAsia="Arial" w:cs="Arial"/>
-              <w:b w:val="1"/>
-              <w:bCs w:val="1"/>
-              <w:sz w:val="18"/>
-              <w:szCs w:val="18"/>
-              <w:lang w:val="es-ES"/>
-            </w:rPr>
-            <w:t xml:space="preserve">{fecha_hoy}</w:t>
-          </w:r>
-          <w:r>
-            <w:rPr>
-              <w:rtl w:val="0"/>
-            </w:rPr>
-          </w:r>
-        </w:p>
-      </w:tc>
-    </w:tr>
-  </w:tbl>
-  <w:p xmlns:wp14="http://schemas.microsoft.com/office/word/2010/wordml" wp14:textId="77777777">
-    <w:pPr>
-      <w:keepNext w:val="0"/>
-      <w:keepLines w:val="0"/>
-      <w:pageBreakBefore w:val="0"/>
-      <w:widowControl w:val="1"/>
-      <w:pBdr>
-        <w:top w:val="nil" w:sz="0" w:space="0"/>
-        <w:left w:val="nil" w:sz="0" w:space="0"/>
-        <w:bottom w:val="nil" w:sz="0" w:space="0"/>
-        <w:right w:val="nil" w:sz="0" w:space="0"/>
-        <w:between w:val="nil" w:sz="0" w:space="0"/>
-      </w:pBdr>
-      <w:shd w:val="clear" w:fill="auto"/>
-      <w:tabs>
-        <w:tab w:val="center" w:leader="none" w:pos="4252"/>
-        <w:tab w:val="right" w:leader="none" w:pos="8504"/>
-      </w:tabs>
-      <w:spacing w:before="0" w:after="0" w:line="240" w:lineRule="auto"/>
-      <w:ind w:left="0" w:right="0" w:firstLine="0"/>
-      <w:jc w:val="left"/>
-      <w:rPr>
-        <w:rFonts w:ascii="Calibri" w:hAnsi="Calibri" w:eastAsia="Calibri" w:cs="Calibri"/>
-        <w:b w:val="0"/>
-        <w:bCs w:val="0"/>
-        <w:i w:val="0"/>
-        <w:iCs w:val="0"/>
-        <w:smallCaps w:val="0"/>
-        <w:strike w:val="0"/>
-        <w:color w:val="000000"/>
-        <w:sz w:val="22"/>
-        <w:szCs w:val="22"/>
-        <w:u w:val="none"/>
-        <w:shd w:val="clear" w:fill="auto"/>
-        <w:vertAlign w:val="baseline"/>
-      </w:rPr>
-    </w:pPr>
-    <w:r>
-      <w:rPr>
-        <w:rtl w:val="0"/>
-      </w:rPr>
-    </w:r>
   </w:p>
 </w:hdr>
 </file>

--- a/public/plantilla_vacaciones.docx
+++ b/public/plantilla_vacaciones.docx
@@ -53,6 +53,9 @@
               </w:rPr>
             </w:pPr>
             <w:r>
+              <w:br/>
+            </w:r>
+            <w:r>
               <w:rPr>
                 <w:rFonts w:ascii="Arial" w:hAnsi="Arial" w:eastAsia="Arial" w:cs="Arial"/>
                 <w:b w:val="1"/>
@@ -61,47 +64,8 @@
                 <w:szCs w:val="18"/>
                 <w:lang w:val="es-ES"/>
               </w:rPr>
-              <w:t xml:space="preserve">    </w:t>
-            </w:r>
-          </w:p>
-          <w:p>
-            <w:pPr>
-              <w:pStyle w:val="Normal"/>
-              <w:spacing w:line="240" w:lineRule="auto"/>
-              <w:rPr>
-                <w:rFonts w:ascii="Arial" w:hAnsi="Arial" w:eastAsia="Arial" w:cs="Arial"/>
-                <w:b w:val="1"/>
-                <w:bCs w:val="1"/>
-                <w:sz w:val="18"/>
-                <w:szCs w:val="18"/>
-                <w:lang w:val="es-ES"/>
-              </w:rPr>
-            </w:pPr>
-            <w:r>
-              <w:rPr>
-                <w:rFonts w:ascii="Arial" w:hAnsi="Arial" w:eastAsia="Arial" w:cs="Arial"/>
-                <w:b w:val="1"/>
-                <w:bCs w:val="1"/>
-                <w:sz w:val="18"/>
-                <w:szCs w:val="18"/>
-                <w:lang w:val="es-ES"/>
-              </w:rPr>
               <w:t xml:space="preserve">{logo}   </w:t>
             </w:r>
-          </w:p>
-          <w:p>
-            <w:pPr>
-              <w:pStyle w:val="Normal"/>
-              <w:spacing w:line="240" w:lineRule="auto"/>
-              <w:rPr>
-                <w:rFonts w:ascii="Arial" w:hAnsi="Arial" w:eastAsia="Arial" w:cs="Arial"/>
-                <w:b w:val="1"/>
-                <w:bCs w:val="1"/>
-                <w:sz w:val="18"/>
-                <w:szCs w:val="18"/>
-                <w:lang w:val="es-ES"/>
-              </w:rPr>
-            </w:pPr>
           </w:p>
         </w:tc>
         <w:tc>
@@ -111,7 +75,7 @@
               <w:top w:val="single" w:color="000000" w:themeColor="text1" w:sz="8"/>
               <w:left w:val="none" w:color="000000" w:themeColor="text1" w:sz="6"/>
               <w:bottom w:val="single" w:color="000000" w:themeColor="text1" w:sz="8"/>
-              <w:right w:val="none" w:color="000000" w:themeColor="text1" w:sz="8"/>
+              <w:right w:val="single" w:color="000000" w:themeColor="text1" w:sz="12"/>
             </w:tcBorders>
             <w:tcMar/>
             <w:vAlign w:val="center"/>
@@ -138,7 +102,7 @@
                 <w:szCs w:val="18"/>
                 <w:lang w:val="es-ES"/>
               </w:rPr>
-              <w:t xml:space="preserve">       </w:t>
+              <w:t>{</w:t>
             </w:r>
             <w:r>
               <w:rPr>
@@ -149,17 +113,6 @@
                 <w:szCs w:val="18"/>
                 <w:lang w:val="es-ES"/>
               </w:rPr>
-              <w:t xml:space="preserve">   {</w:t>
-            </w:r>
-            <w:r>
-              <w:rPr>
-                <w:rFonts w:ascii="Arial" w:hAnsi="Arial" w:eastAsia="Arial" w:cs="Arial"/>
-                <w:b w:val="1"/>
-                <w:bCs w:val="1"/>
-                <w:sz w:val="18"/>
-                <w:szCs w:val="18"/>
-                <w:lang w:val="es-ES"/>
-              </w:rPr>
               <w:t>empresa}</w:t>
             </w:r>
           </w:p>
@@ -168,7 +121,7 @@
           <w:tcPr>
             <w:tcW w:w="5353" w:type="dxa"/>
             <w:tcBorders>
-              <w:left w:val="none" w:color="000000" w:themeColor="text1" w:sz="8"/>
+              <w:left w:val="single" w:color="000000" w:themeColor="text1" w:sz="12"/>
             </w:tcBorders>
             <w:tcMar/>
             <w:vAlign w:val="center"/>
@@ -603,7 +556,7 @@
     </w:p>
     <w:tbl>
       <w:tblPr>
-        <w:tblW w:w="9516" w:type="dxa"/>
+        <w:tblW w:w="9636" w:type="dxa"/>
         <w:jc w:val="left"/>
         <w:tblInd w:w="-10.0" w:type="dxa"/>
         <w:tblBorders>
@@ -624,8 +577,8 @@
         <w:gridCol w:w="1227"/>
         <w:gridCol w:w="1849"/>
         <w:gridCol w:w="4205"/>
-        <w:gridCol w:w="2235"/>
-        <w:tblGridChange w:id="421253444">
+        <w:gridCol w:w="2355"/>
+        <w:tblGridChange w:id="1511898054">
           <w:tblGrid>
             <w:gridCol w:w="1242"/>
             <w:gridCol w:w="1841"/>
@@ -682,7 +635,7 @@
         </w:tc>
         <w:tc>
           <w:tcPr>
-            <w:tcW w:w="6440" w:type="dxa"/>
+            <w:tcW w:w="6560" w:type="dxa"/>
             <w:gridSpan w:val="2"/>
             <w:vMerge w:val="restart"/>
             <w:shd w:val="clear" w:color="auto" w:fill="C0C0C0"/>
@@ -807,7 +760,7 @@
         </w:tc>
         <w:tc>
           <w:tcPr>
-            <w:tcW w:w="6440" w:type="dxa"/>
+            <w:tcW w:w="6560" w:type="dxa"/>
             <w:gridSpan w:val="2"/>
             <w:vMerge/>
             <w:tcMar/>
@@ -858,21 +811,9 @@
             <w:tcW w:w="1227" w:type="dxa"/>
             <w:tcMar/>
           </w:tcPr>
-          <w:p>
-            <w:pPr>
-              <w:spacing w:after="0" w:line="240" w:lineRule="auto"/>
-              <w:jc w:val="center"/>
-              <w:rPr>
-                <w:rFonts w:ascii="Arial" w:hAnsi="Arial" w:eastAsia="Arial" w:cs="Arial"/>
-                <w:sz w:val="18"/>
-                <w:szCs w:val="18"/>
-                <w:vertAlign w:val="baseline"/>
-                <w:rtl w:val="0"/>
-              </w:rPr>
-            </w:pPr>
-          </w:p>
-          <w:p wp14:textId="18A05019">
-            <w:pPr>
+          <w:p wp14:textId="787B7055">
+            <w:pPr>
+              <w:pStyle w:val="Normal"/>
               <w:spacing w:after="0" w:line="240" w:lineRule="auto"/>
               <w:jc w:val="center"/>
               <w:rPr>
@@ -893,51 +834,35 @@
               <w:t>{periodo_1}</w:t>
             </w:r>
           </w:p>
-          <w:p wp14:textId="5083D881">
-            <w:pPr>
-              <w:spacing w:after="0" w:line="240" w:lineRule="auto"/>
-              <w:jc w:val="center"/>
-              <w:rPr>
-                <w:rFonts w:ascii="Arial" w:hAnsi="Arial" w:eastAsia="Arial" w:cs="Arial"/>
-                <w:sz w:val="18"/>
-                <w:szCs w:val="18"/>
-                <w:vertAlign w:val="baseline"/>
-                <w:rtl w:val="0"/>
-              </w:rPr>
-            </w:pPr>
-          </w:p>
         </w:tc>
         <w:tc>
           <w:tcPr>
             <w:tcW w:w="1849" w:type="dxa"/>
             <w:tcMar/>
           </w:tcPr>
-          <w:p>
-            <w:pPr>
-              <w:spacing w:after="0" w:line="240" w:lineRule="auto"/>
-              <w:jc w:val="center"/>
-              <w:rPr>
-                <w:rFonts w:ascii="Arial" w:hAnsi="Arial" w:eastAsia="Arial" w:cs="Arial"/>
-                <w:sz w:val="18"/>
-                <w:szCs w:val="18"/>
-                <w:vertAlign w:val="baseline"/>
-                <w:rtl w:val="0"/>
+          <w:p wp14:textId="2C1ADEA0">
+            <w:pPr>
+              <w:pStyle w:val="Normal"/>
+              <w:spacing w:after="0" w:line="240" w:lineRule="auto"/>
+              <w:jc w:val="center"/>
+              <w:rPr>
+                <w:rFonts w:ascii="Arial" w:hAnsi="Arial" w:eastAsia="Arial" w:cs="Arial"/>
+                <w:sz w:val="18"/>
+                <w:szCs w:val="18"/>
+                <w:vertAlign w:val="baseline"/>
+                <w:rtl w:val="0"/>
+              </w:rPr>
+            </w:pPr>
+            <w:r>
+              <w:rPr>
+                <w:rFonts w:ascii="Arial" w:hAnsi="Arial" w:eastAsia="Arial" w:cs="Arial"/>
+                <w:sz w:val="18"/>
+                <w:szCs w:val="18"/>
+                <w:vertAlign w:val="baseline"/>
                 <w:lang w:val="es-ES"/>
               </w:rPr>
-            </w:pPr>
-          </w:p>
-          <w:p wp14:textId="420E23A7">
-            <w:pPr>
-              <w:spacing w:after="0" w:line="240" w:lineRule="auto"/>
-              <w:jc w:val="center"/>
-              <w:rPr>
-                <w:rFonts w:ascii="Arial" w:hAnsi="Arial" w:eastAsia="Arial" w:cs="Arial"/>
-                <w:sz w:val="18"/>
-                <w:szCs w:val="18"/>
-                <w:vertAlign w:val="baseline"/>
-                <w:rtl w:val="0"/>
-              </w:rPr>
-            </w:pPr>
+              <w:t>{</w:t>
+            </w:r>
             <w:r>
               <w:rPr>
                 <w:rFonts w:ascii="Arial" w:hAnsi="Arial" w:eastAsia="Arial" w:cs="Arial"/>
@@ -946,7 +871,7 @@
                 <w:vertAlign w:val="baseline"/>
                 <w:lang w:val="es-ES"/>
               </w:rPr>
-              <w:t>{</w:t>
+              <w:t>dias</w:t>
             </w:r>
             <w:r>
               <w:rPr>
@@ -956,16 +881,6 @@
                 <w:vertAlign w:val="baseline"/>
                 <w:lang w:val="es-ES"/>
               </w:rPr>
-              <w:t>dias</w:t>
-            </w:r>
-            <w:r>
-              <w:rPr>
-                <w:rFonts w:ascii="Arial" w:hAnsi="Arial" w:eastAsia="Arial" w:cs="Arial"/>
-                <w:sz w:val="18"/>
-                <w:szCs w:val="18"/>
-                <w:vertAlign w:val="baseline"/>
-                <w:lang w:val="es-ES"/>
-              </w:rPr>
               <w:t>_1}</w:t>
             </w:r>
           </w:p>
@@ -1000,7 +915,7 @@
         </w:tc>
         <w:tc>
           <w:tcPr>
-            <w:tcW w:w="2235" w:type="dxa"/>
+            <w:tcW w:w="2355" w:type="dxa"/>
             <w:tcMar/>
           </w:tcPr>
           <w:p wp14:textId="77777777">
@@ -1047,21 +962,9 @@
             <w:tcW w:w="1227" w:type="dxa"/>
             <w:tcMar/>
           </w:tcPr>
-          <w:p wp14:textId="63545F7B">
-            <w:pPr>
-              <w:spacing w:after="0" w:line="240" w:lineRule="auto"/>
-              <w:jc w:val="center"/>
-              <w:rPr>
-                <w:rFonts w:ascii="Arial" w:hAnsi="Arial" w:eastAsia="Arial" w:cs="Arial"/>
-                <w:sz w:val="18"/>
-                <w:szCs w:val="18"/>
-                <w:vertAlign w:val="baseline"/>
-                <w:rtl w:val="0"/>
-              </w:rPr>
-            </w:pPr>
-          </w:p>
-          <w:p wp14:textId="4E730F38">
-            <w:pPr>
+          <w:p wp14:textId="164A76B7">
+            <w:pPr>
+              <w:pStyle w:val="Normal"/>
               <w:spacing w:after="0" w:line="240" w:lineRule="auto"/>
               <w:jc w:val="center"/>
               <w:rPr>
@@ -1082,123 +985,73 @@
               <w:t>{periodo_2}</w:t>
             </w:r>
           </w:p>
-          <w:p wp14:textId="77777777">
-            <w:pPr>
-              <w:spacing w:after="0" w:line="240" w:lineRule="auto"/>
-              <w:jc w:val="center"/>
-              <w:rPr>
-                <w:rFonts w:ascii="Arial" w:hAnsi="Arial" w:eastAsia="Arial" w:cs="Arial"/>
-                <w:sz w:val="18"/>
-                <w:szCs w:val="18"/>
-                <w:vertAlign w:val="baseline"/>
-              </w:rPr>
-            </w:pPr>
-          </w:p>
         </w:tc>
         <w:tc>
           <w:tcPr>
             <w:tcW w:w="1849" w:type="dxa"/>
             <w:tcMar/>
           </w:tcPr>
-          <w:p wp14:textId="1A2A610E">
-            <w:pPr>
-              <w:spacing w:after="0" w:line="240" w:lineRule="auto"/>
-              <w:jc w:val="center"/>
-              <w:rPr>
-                <w:rFonts w:ascii="Arial" w:hAnsi="Arial" w:eastAsia="Arial" w:cs="Arial"/>
-                <w:sz w:val="18"/>
-                <w:szCs w:val="18"/>
-                <w:vertAlign w:val="baseline"/>
-                <w:rtl w:val="0"/>
+          <w:p wp14:textId="582A47DD">
+            <w:pPr>
+              <w:pStyle w:val="Normal"/>
+              <w:spacing w:after="0" w:line="240" w:lineRule="auto"/>
+              <w:jc w:val="center"/>
+              <w:rPr>
+                <w:rFonts w:ascii="Arial" w:hAnsi="Arial" w:eastAsia="Arial" w:cs="Arial"/>
+                <w:sz w:val="18"/>
+                <w:szCs w:val="18"/>
+                <w:vertAlign w:val="baseline"/>
+                <w:rtl w:val="0"/>
+              </w:rPr>
+            </w:pPr>
+            <w:r>
+              <w:rPr>
+                <w:rFonts w:ascii="Arial" w:hAnsi="Arial" w:eastAsia="Arial" w:cs="Arial"/>
+                <w:sz w:val="18"/>
+                <w:szCs w:val="18"/>
+                <w:vertAlign w:val="baseline"/>
                 <w:lang w:val="es-ES"/>
               </w:rPr>
-            </w:pPr>
-          </w:p>
-          <w:p wp14:textId="60CE4E6E">
-            <w:pPr>
-              <w:spacing w:after="0" w:line="240" w:lineRule="auto"/>
-              <w:jc w:val="center"/>
-              <w:rPr>
-                <w:rFonts w:ascii="Arial" w:hAnsi="Arial" w:eastAsia="Arial" w:cs="Arial"/>
-                <w:sz w:val="18"/>
-                <w:szCs w:val="18"/>
-                <w:vertAlign w:val="baseline"/>
-                <w:rtl w:val="0"/>
-              </w:rPr>
-            </w:pPr>
-            <w:r>
-              <w:rPr>
-                <w:rFonts w:ascii="Arial" w:hAnsi="Arial" w:eastAsia="Arial" w:cs="Arial"/>
-                <w:sz w:val="18"/>
-                <w:szCs w:val="18"/>
-                <w:vertAlign w:val="baseline"/>
-                <w:lang w:val="es-ES"/>
-              </w:rPr>
               <w:t>{dias_2}</w:t>
             </w:r>
           </w:p>
-          <w:p wp14:textId="77777777">
+        </w:tc>
+        <w:tc>
+          <w:tcPr>
+            <w:tcW w:w="4205" w:type="dxa"/>
+            <w:tcMar/>
+            <w:vAlign w:val="center"/>
+          </w:tcPr>
+          <w:p wp14:textId="77777777">
+            <w:pPr>
+              <w:spacing w:after="0" w:line="240" w:lineRule="auto"/>
+              <w:rPr>
+                <w:rFonts w:ascii="Arial" w:hAnsi="Arial" w:eastAsia="Arial" w:cs="Arial"/>
+                <w:sz w:val="18"/>
+                <w:szCs w:val="18"/>
+                <w:vertAlign w:val="baseline"/>
+              </w:rPr>
+            </w:pPr>
+            <w:r>
+              <w:rPr>
+                <w:rFonts w:ascii="Arial" w:hAnsi="Arial" w:eastAsia="Arial" w:cs="Arial"/>
+                <w:sz w:val="18"/>
+                <w:szCs w:val="18"/>
+                <w:vertAlign w:val="baseline"/>
+                <w:rtl w:val="0"/>
+              </w:rPr>
+              <w:t xml:space="preserve">Uso Efectivo de Vacaciones</w:t>
+            </w:r>
+          </w:p>
+        </w:tc>
+        <w:tc>
+          <w:tcPr>
+            <w:tcW w:w="2355" w:type="dxa"/>
+            <w:tcMar/>
+          </w:tcPr>
+          <w:p wp14:textId="2782E584">
             <w:pPr>
               <w:pStyle w:val="Normal"/>
-              <w:spacing w:after="0" w:line="240" w:lineRule="auto"/>
-              <w:jc w:val="center"/>
-              <w:rPr>
-                <w:rFonts w:ascii="Arial" w:hAnsi="Arial" w:eastAsia="Arial" w:cs="Arial"/>
-                <w:sz w:val="18"/>
-                <w:szCs w:val="18"/>
-                <w:vertAlign w:val="baseline"/>
-              </w:rPr>
-            </w:pPr>
-          </w:p>
-        </w:tc>
-        <w:tc>
-          <w:tcPr>
-            <w:tcW w:w="4205" w:type="dxa"/>
-            <w:tcMar/>
-            <w:vAlign w:val="center"/>
-          </w:tcPr>
-          <w:p wp14:textId="77777777">
-            <w:pPr>
-              <w:spacing w:after="0" w:line="240" w:lineRule="auto"/>
-              <w:rPr>
-                <w:rFonts w:ascii="Arial" w:hAnsi="Arial" w:eastAsia="Arial" w:cs="Arial"/>
-                <w:sz w:val="18"/>
-                <w:szCs w:val="18"/>
-                <w:vertAlign w:val="baseline"/>
-              </w:rPr>
-            </w:pPr>
-            <w:r>
-              <w:rPr>
-                <w:rFonts w:ascii="Arial" w:hAnsi="Arial" w:eastAsia="Arial" w:cs="Arial"/>
-                <w:sz w:val="18"/>
-                <w:szCs w:val="18"/>
-                <w:vertAlign w:val="baseline"/>
-                <w:rtl w:val="0"/>
-              </w:rPr>
-              <w:t xml:space="preserve">Uso Efectivo de Vacaciones</w:t>
-            </w:r>
-          </w:p>
-        </w:tc>
-        <w:tc>
-          <w:tcPr>
-            <w:tcW w:w="2235" w:type="dxa"/>
-            <w:tcMar/>
-          </w:tcPr>
-          <w:p>
-            <w:pPr>
-              <w:spacing w:after="0" w:line="240" w:lineRule="auto"/>
-              <w:jc w:val="center"/>
-              <w:rPr>
-                <w:rFonts w:ascii="Courier New" w:hAnsi="Courier New" w:eastAsia="Courier New" w:cs="Courier New"/>
-                <w:color w:val="EF596F"/>
-                <w:sz w:val="18"/>
-                <w:szCs w:val="18"/>
-                <w:lang w:val="es-ES"/>
-              </w:rPr>
-            </w:pPr>
-          </w:p>
-          <w:p wp14:textId="35DF1AC8">
-            <w:pPr>
               <w:spacing w:after="0" w:line="240" w:lineRule="auto"/>
               <w:jc w:val="center"/>
               <w:rPr>
@@ -1253,7 +1106,7 @@
       <w:tr xmlns:wp14="http://schemas.microsoft.com/office/word/2010/wordml" wp14:textId="77777777">
         <w:trPr>
           <w:cantSplit w:val="0"/>
-          <w:trHeight w:val="495"/>
+          <w:trHeight w:val="435"/>
           <w:tblHeader w:val="0"/>
         </w:trPr>
         <w:tc>
@@ -1261,7 +1114,7 @@
             <w:tcW w:w="1227" w:type="dxa"/>
             <w:tcMar/>
           </w:tcPr>
-          <w:p wp14:textId="24552D6F">
+          <w:p wp14:textId="012A2B22">
             <w:pPr>
               <w:spacing w:after="0" w:line="240" w:lineRule="auto"/>
               <w:jc w:val="center"/>
@@ -1282,59 +1135,25 @@
               <w:t> </w:t>
             </w:r>
           </w:p>
-          <w:p wp14:textId="26557E67">
-            <w:pPr>
-              <w:spacing w:after="0" w:line="240" w:lineRule="auto"/>
-              <w:jc w:val="center"/>
-              <w:rPr>
-                <w:rFonts w:ascii="Arial" w:hAnsi="Arial" w:eastAsia="Arial" w:cs="Arial"/>
-                <w:sz w:val="18"/>
-                <w:szCs w:val="18"/>
-                <w:vertAlign w:val="baseline"/>
-                <w:rtl w:val="0"/>
-              </w:rPr>
-            </w:pPr>
-          </w:p>
-          <w:p wp14:textId="6628285D">
-            <w:pPr>
-              <w:spacing w:after="0" w:line="240" w:lineRule="auto"/>
-              <w:jc w:val="center"/>
-              <w:rPr>
-                <w:rFonts w:ascii="Arial" w:hAnsi="Arial" w:eastAsia="Arial" w:cs="Arial"/>
-                <w:sz w:val="18"/>
-                <w:szCs w:val="18"/>
-                <w:vertAlign w:val="baseline"/>
-                <w:rtl w:val="0"/>
-              </w:rPr>
-            </w:pPr>
-          </w:p>
         </w:tc>
         <w:tc>
           <w:tcPr>
             <w:tcW w:w="1849" w:type="dxa"/>
             <w:tcMar/>
           </w:tcPr>
-          <w:p wp14:textId="77777777">
-            <w:pPr>
-              <w:spacing w:after="0" w:line="240" w:lineRule="auto"/>
-              <w:jc w:val="center"/>
-              <w:rPr>
-                <w:rFonts w:ascii="Arial" w:hAnsi="Arial" w:eastAsia="Arial" w:cs="Arial"/>
-                <w:sz w:val="18"/>
-                <w:szCs w:val="18"/>
-                <w:vertAlign w:val="baseline"/>
-              </w:rPr>
-            </w:pPr>
-            <w:r>
-              <w:rPr>
-                <w:rFonts w:ascii="Arial" w:hAnsi="Arial" w:eastAsia="Arial" w:cs="Arial"/>
-                <w:sz w:val="18"/>
-                <w:szCs w:val="18"/>
-                <w:vertAlign w:val="baseline"/>
-                <w:rtl w:val="0"/>
-              </w:rPr>
-              <w:t xml:space="preserve"> </w:t>
-            </w:r>
+          <w:p wp14:textId="64C04432">
+            <w:pPr>
+              <w:spacing w:after="0" w:line="240" w:lineRule="auto"/>
+              <w:jc w:val="center"/>
+              <w:rPr>
+                <w:rFonts w:ascii="Arial" w:hAnsi="Arial" w:eastAsia="Arial" w:cs="Arial"/>
+                <w:sz w:val="18"/>
+                <w:szCs w:val="18"/>
+                <w:vertAlign w:val="baseline"/>
+                <w:rtl w:val="0"/>
+                <w:lang w:val="es-ES"/>
+              </w:rPr>
+            </w:pPr>
           </w:p>
         </w:tc>
         <w:tc>
@@ -1367,23 +1186,13 @@
         </w:tc>
         <w:tc>
           <w:tcPr>
-            <w:tcW w:w="2235" w:type="dxa"/>
-            <w:tcMar/>
-          </w:tcPr>
-          <w:p wp14:textId="77777777">
-            <w:pPr>
-              <w:spacing w:after="0" w:line="240" w:lineRule="auto"/>
-              <w:jc w:val="center"/>
-              <w:rPr>
-                <w:rFonts w:ascii="Arial" w:hAnsi="Arial" w:eastAsia="Arial" w:cs="Arial"/>
-                <w:b w:val="0"/>
-                <w:bCs w:val="0"/>
-                <w:sz w:val="18"/>
-                <w:szCs w:val="18"/>
-                <w:vertAlign w:val="baseline"/>
-              </w:rPr>
-            </w:pPr>
-            <w:r>
+            <w:tcW w:w="2355" w:type="dxa"/>
+            <w:tcMar/>
+          </w:tcPr>
+          <w:p wp14:textId="77777777">
+            <w:pPr>
+              <w:spacing w:after="0" w:line="240" w:lineRule="auto"/>
+              <w:jc w:val="center"/>
               <w:rPr>
                 <w:rFonts w:ascii="Arial" w:hAnsi="Arial" w:eastAsia="Arial" w:cs="Arial"/>
                 <w:b w:val="1"/>
@@ -1392,20 +1201,14 @@
                 <w:szCs w:val="18"/>
                 <w:vertAlign w:val="baseline"/>
               </w:rPr>
-              <w:t xml:space="preserve"> </w:t>
-            </w:r>
-            <w:r>
-              <w:rPr>
-                <w:rtl w:val="0"/>
-              </w:rPr>
-            </w:r>
+            </w:pPr>
           </w:p>
         </w:tc>
       </w:tr>
       <w:tr xmlns:wp14="http://schemas.microsoft.com/office/word/2010/wordml" wp14:textId="77777777">
         <w:trPr>
           <w:cantSplit w:val="0"/>
-          <w:trHeight w:val="101" w:hRule="atLeast"/>
+          <w:trHeight w:val="465"/>
           <w:tblHeader w:val="0"/>
         </w:trPr>
         <w:tc>
@@ -1413,7 +1216,7 @@
             <w:tcW w:w="1227" w:type="dxa"/>
             <w:tcMar/>
           </w:tcPr>
-          <w:p wp14:textId="4130F37A">
+          <w:p wp14:textId="0B2D1A1F">
             <w:pPr>
               <w:spacing w:after="0" w:line="240" w:lineRule="auto"/>
               <w:jc w:val="center"/>
@@ -1434,59 +1237,24 @@
               <w:t> </w:t>
             </w:r>
           </w:p>
-          <w:p wp14:textId="3AB4A777">
-            <w:pPr>
-              <w:spacing w:after="0" w:line="240" w:lineRule="auto"/>
-              <w:jc w:val="center"/>
-              <w:rPr>
-                <w:rFonts w:ascii="Arial" w:hAnsi="Arial" w:eastAsia="Arial" w:cs="Arial"/>
-                <w:sz w:val="18"/>
-                <w:szCs w:val="18"/>
-                <w:vertAlign w:val="baseline"/>
-                <w:rtl w:val="0"/>
-              </w:rPr>
-            </w:pPr>
-          </w:p>
-          <w:p wp14:textId="01F22D13">
-            <w:pPr>
-              <w:spacing w:after="0" w:line="240" w:lineRule="auto"/>
-              <w:jc w:val="center"/>
-              <w:rPr>
-                <w:rFonts w:ascii="Arial" w:hAnsi="Arial" w:eastAsia="Arial" w:cs="Arial"/>
-                <w:sz w:val="18"/>
-                <w:szCs w:val="18"/>
-                <w:vertAlign w:val="baseline"/>
-                <w:rtl w:val="0"/>
-              </w:rPr>
-            </w:pPr>
-          </w:p>
         </w:tc>
         <w:tc>
           <w:tcPr>
             <w:tcW w:w="1849" w:type="dxa"/>
             <w:tcMar/>
           </w:tcPr>
-          <w:p wp14:textId="77777777">
-            <w:pPr>
-              <w:spacing w:after="0" w:line="240" w:lineRule="auto"/>
-              <w:jc w:val="center"/>
-              <w:rPr>
-                <w:rFonts w:ascii="Arial" w:hAnsi="Arial" w:eastAsia="Arial" w:cs="Arial"/>
-                <w:sz w:val="18"/>
-                <w:szCs w:val="18"/>
-                <w:vertAlign w:val="baseline"/>
-              </w:rPr>
-            </w:pPr>
-            <w:r>
-              <w:rPr>
-                <w:rFonts w:ascii="Arial" w:hAnsi="Arial" w:eastAsia="Arial" w:cs="Arial"/>
-                <w:sz w:val="18"/>
-                <w:szCs w:val="18"/>
-                <w:vertAlign w:val="baseline"/>
-                <w:rtl w:val="0"/>
-              </w:rPr>
-              <w:t xml:space="preserve"> </w:t>
-            </w:r>
+          <w:p wp14:textId="608FED73">
+            <w:pPr>
+              <w:spacing w:after="0" w:line="240" w:lineRule="auto"/>
+              <w:jc w:val="center"/>
+              <w:rPr>
+                <w:rFonts w:ascii="Arial" w:hAnsi="Arial" w:eastAsia="Arial" w:cs="Arial"/>
+                <w:sz w:val="18"/>
+                <w:szCs w:val="18"/>
+                <w:vertAlign w:val="baseline"/>
+                <w:rtl w:val="0"/>
+              </w:rPr>
+            </w:pPr>
           </w:p>
         </w:tc>
         <w:tc>
@@ -1523,23 +1291,12 @@
         </w:tc>
         <w:tc>
           <w:tcPr>
-            <w:tcW w:w="2235" w:type="dxa"/>
-            <w:tcMar/>
-          </w:tcPr>
-          <w:p>
-            <w:pPr>
-              <w:spacing w:after="0" w:line="240" w:lineRule="auto"/>
-              <w:jc w:val="center"/>
-              <w:rPr>
-                <w:rFonts w:ascii="Arial" w:hAnsi="Arial" w:eastAsia="Arial" w:cs="Arial"/>
-                <w:sz w:val="18"/>
-                <w:szCs w:val="18"/>
-                <w:lang w:val="es-ES"/>
-              </w:rPr>
-            </w:pPr>
-          </w:p>
-          <w:p wp14:textId="77777777">
-            <w:pPr>
+            <w:tcW w:w="2355" w:type="dxa"/>
+            <w:tcMar/>
+          </w:tcPr>
+          <w:p wp14:textId="47702B17">
+            <w:pPr>
+              <w:pStyle w:val="Normal"/>
               <w:spacing w:after="0" w:line="240" w:lineRule="auto"/>
               <w:jc w:val="center"/>
               <w:rPr>
@@ -1566,7 +1323,17 @@
                 <w:szCs w:val="18"/>
                 <w:lang w:val="es-ES"/>
               </w:rPr>
-              <w:t xml:space="preserve">compensacion}</w:t>
+              <w:t xml:space="preserve">compensacion</w:t>
+            </w:r>
+            <w:r>
+              <w:rPr>
+                <w:rFonts w:ascii="Courier New" w:hAnsi="Courier New" w:eastAsia="Courier New" w:cs="Courier New"/>
+                <w:color w:val="ef596f"/>
+                <w:sz w:val="18"/>
+                <w:szCs w:val="18"/>
+                <w:lang w:val="es-ES"/>
+              </w:rPr>
+              <w:t xml:space="preserve">}</w:t>
             </w:r>
             <w:r>
               <w:rPr>
@@ -1595,12 +1362,11 @@
     </w:p>
     <w:tbl>
       <w:tblPr>
-        <w:tblStyle w:val="Table2"/>
-        <w:tblW w:w="5255" w:type="dxa"/>
+        <w:tblW w:w="5772" w:type="dxa"/>
         <w:jc w:val="left"/>
         <w:tblInd w:w="-10.0" w:type="dxa"/>
         <w:tblLayout w:type="fixed"/>
-        <w:tblLook w:val="0000"/>
+        <w:tblLook w:val="0000" w:firstRow="0" w:lastRow="0" w:firstColumn="0" w:lastColumn="0" w:noHBand="0" w:noVBand="0"/>
         <w:tblPrChange w:author="" w:id="535146887">
           <w:tblPr/>
         </w:tblPrChange>
@@ -1608,8 +1374,16 @@
       <w:tblGrid>
         <w:gridCol w:w="1286"/>
         <w:gridCol w:w="1276"/>
-        <w:gridCol w:w="1417"/>
-        <w:gridCol w:w="1276"/>
+        <w:gridCol w:w="1590"/>
+        <w:gridCol w:w="1620"/>
+        <w:tblGridChange w:id="618438244">
+          <w:tblGrid>
+            <w:gridCol w:w="1286"/>
+            <w:gridCol w:w="1276"/>
+            <w:gridCol w:w="1417"/>
+            <w:gridCol w:w="1276"/>
+          </w:tblGrid>
+        </w:tblGridChange>
       </w:tblGrid>
       <w:tr xmlns:wp14="http://schemas.microsoft.com/office/word/2010/wordml" wp14:textId="77777777">
         <w:trPr>
@@ -1619,6 +1393,7 @@
         </w:trPr>
         <w:tc>
           <w:tcPr>
+            <w:tcW w:w="5772" w:type="dxa"/>
             <w:gridSpan w:val="4"/>
             <w:tcBorders>
               <w:top w:val="single" w:color="000000" w:themeColor="text1" w:sz="8" w:space="0"/>
@@ -1671,6 +1446,7 @@
         </w:trPr>
         <w:tc>
           <w:tcPr>
+            <w:tcW w:w="1286" w:type="dxa"/>
             <w:tcBorders>
               <w:top w:val="nil" w:color="000000" w:themeColor="text1" w:sz="0" w:space="0"/>
               <w:left w:val="single" w:color="000000" w:themeColor="text1" w:sz="8" w:space="0"/>
@@ -1716,6 +1492,7 @@
         </w:tc>
         <w:tc>
           <w:tcPr>
+            <w:tcW w:w="1276" w:type="dxa"/>
             <w:tcBorders>
               <w:top w:val="nil" w:color="000000" w:themeColor="text1" w:sz="0" w:space="0"/>
               <w:left w:val="nil" w:color="000000" w:themeColor="text1" w:sz="0" w:space="0"/>
@@ -1760,6 +1537,7 @@
         </w:tc>
         <w:tc>
           <w:tcPr>
+            <w:tcW w:w="1590" w:type="dxa"/>
             <w:tcBorders>
               <w:top w:val="nil" w:color="000000" w:themeColor="text1" w:sz="0" w:space="0"/>
               <w:left w:val="single" w:color="000000" w:themeColor="text1" w:sz="4" w:space="0"/>
@@ -1804,6 +1582,7 @@
         </w:tc>
         <w:tc>
           <w:tcPr>
+            <w:tcW w:w="1620" w:type="dxa"/>
             <w:tcBorders>
               <w:top w:val="nil" w:color="000000" w:themeColor="text1" w:sz="0" w:space="0"/>
               <w:left w:val="single" w:color="000000" w:themeColor="text1" w:sz="4" w:space="0"/>
@@ -1855,6 +1634,7 @@
         </w:trPr>
         <w:tc>
           <w:tcPr>
+            <w:tcW w:w="1286" w:type="dxa"/>
             <w:tcBorders>
               <w:top w:val="single" w:color="000000" w:themeColor="text1" w:sz="8" w:space="0"/>
               <w:left w:val="single" w:color="000000" w:themeColor="text1" w:sz="8" w:space="0"/>
@@ -1912,6 +1692,7 @@
         </w:tc>
         <w:tc>
           <w:tcPr>
+            <w:tcW w:w="1276" w:type="dxa"/>
             <w:tcBorders>
               <w:top w:val="single" w:color="000000" w:themeColor="text1" w:sz="8" w:space="0"/>
               <w:left w:val="single" w:color="000000" w:themeColor="text1" w:sz="8" w:space="0"/>
@@ -1968,6 +1749,7 @@
         </w:tc>
         <w:tc>
           <w:tcPr>
+            <w:tcW w:w="1590" w:type="dxa"/>
             <w:tcBorders>
               <w:top w:val="single" w:color="000000" w:themeColor="text1" w:sz="8" w:space="0"/>
               <w:left w:val="single" w:color="000000" w:themeColor="text1" w:sz="8" w:space="0"/>
@@ -2015,6 +1797,7 @@
         </w:tc>
         <w:tc>
           <w:tcPr>
+            <w:tcW w:w="1620" w:type="dxa"/>
             <w:tcBorders>
               <w:top w:val="single" w:color="000000" w:themeColor="text1" w:sz="8" w:space="0"/>
               <w:left w:val="single" w:color="000000" w:themeColor="text1" w:sz="8" w:space="0"/>
@@ -2078,6 +1861,7 @@
         </w:trPr>
         <w:tc>
           <w:tcPr>
+            <w:tcW w:w="1286" w:type="dxa"/>
             <w:tcBorders>
               <w:top w:val="single" w:color="000000" w:themeColor="text1" w:sz="8" w:space="0"/>
               <w:left w:val="single" w:color="000000" w:themeColor="text1" w:sz="8" w:space="0"/>
@@ -2111,6 +1895,7 @@
         </w:tc>
         <w:tc>
           <w:tcPr>
+            <w:tcW w:w="1276" w:type="dxa"/>
             <w:tcBorders>
               <w:top w:val="single" w:color="000000" w:themeColor="text1" w:sz="8" w:space="0"/>
               <w:left w:val="single" w:color="000000" w:themeColor="text1" w:sz="8" w:space="0"/>
@@ -2144,6 +1929,7 @@
         </w:tc>
         <w:tc>
           <w:tcPr>
+            <w:tcW w:w="1590" w:type="dxa"/>
             <w:tcBorders>
               <w:top w:val="single" w:color="000000" w:themeColor="text1" w:sz="8" w:space="0"/>
               <w:left w:val="single" w:color="000000" w:themeColor="text1" w:sz="8" w:space="0"/>
@@ -2177,6 +1963,7 @@
         </w:tc>
         <w:tc>
           <w:tcPr>
+            <w:tcW w:w="1620" w:type="dxa"/>
             <w:tcBorders>
               <w:top w:val="single" w:color="000000" w:themeColor="text1" w:sz="8" w:space="0"/>
               <w:left w:val="single" w:color="000000" w:themeColor="text1" w:sz="8" w:space="0"/>
@@ -2217,6 +2004,7 @@
         </w:trPr>
         <w:tc>
           <w:tcPr>
+            <w:tcW w:w="1286" w:type="dxa"/>
             <w:tcBorders>
               <w:top w:val="single" w:color="000000" w:themeColor="text1" w:sz="8" w:space="0"/>
               <w:left w:val="single" w:color="000000" w:themeColor="text1" w:sz="8" w:space="0"/>
@@ -2250,6 +2038,7 @@
         </w:tc>
         <w:tc>
           <w:tcPr>
+            <w:tcW w:w="1276" w:type="dxa"/>
             <w:tcBorders>
               <w:top w:val="single" w:color="000000" w:themeColor="text1" w:sz="8" w:space="0"/>
               <w:left w:val="single" w:color="000000" w:themeColor="text1" w:sz="8" w:space="0"/>
@@ -2283,6 +2072,7 @@
         </w:tc>
         <w:tc>
           <w:tcPr>
+            <w:tcW w:w="1590" w:type="dxa"/>
             <w:tcBorders>
               <w:top w:val="single" w:color="000000" w:themeColor="text1" w:sz="8" w:space="0"/>
               <w:left w:val="single" w:color="000000" w:themeColor="text1" w:sz="8" w:space="0"/>
@@ -2316,6 +2106,7 @@
         </w:tc>
         <w:tc>
           <w:tcPr>
+            <w:tcW w:w="1620" w:type="dxa"/>
             <w:tcBorders>
               <w:top w:val="single" w:color="000000" w:themeColor="text1" w:sz="8" w:space="0"/>
               <w:left w:val="single" w:color="000000" w:themeColor="text1" w:sz="8" w:space="0"/>
@@ -2778,7 +2569,7 @@
             <w:tcBorders>
               <w:top w:val="single" w:color="000000" w:themeColor="text1" w:sz="8" w:space="0"/>
               <w:left w:val="single" w:color="000000" w:themeColor="text1" w:sz="8" w:space="0"/>
-              <w:bottom w:val="single" w:color="000000" w:themeColor="text1" w:sz="8" w:space="0"/>
+              <w:bottom w:val="single" w:color="000000" w:themeColor="text1" w:sz="12" w:space="0"/>
               <w:right w:val="single" w:color="000000" w:themeColor="text1" w:sz="8" w:space="0"/>
             </w:tcBorders>
             <w:tcMar/>
@@ -2931,7 +2722,9 @@
         <w:tc>
           <w:tcPr>
             <w:vMerge/>
-            <w:tcBorders/>
+            <w:tcBorders>
+              <w:bottom w:val="single" w:color="000000" w:themeColor="text1" w:sz="12"/>
+            </w:tcBorders>
             <w:tcMar/>
             <w:vAlign w:val="top"/>
           </w:tcPr>
@@ -3100,7 +2893,9 @@
         <w:tc>
           <w:tcPr>
             <w:vMerge/>
-            <w:tcBorders/>
+            <w:tcBorders>
+              <w:bottom w:val="single" w:color="000000" w:themeColor="text1" w:sz="12"/>
+            </w:tcBorders>
             <w:tcMar/>
             <w:vAlign w:val="top"/>
           </w:tcPr>
@@ -3269,7 +3064,9 @@
         <w:tc>
           <w:tcPr>
             <w:vMerge/>
-            <w:tcBorders/>
+            <w:tcBorders>
+              <w:bottom w:val="single" w:color="000000" w:themeColor="text1" w:sz="12"/>
+            </w:tcBorders>
             <w:tcMar/>
             <w:vAlign w:val="top"/>
           </w:tcPr>
@@ -3893,8 +3690,8 @@
       <w:pgMar w:top="1418" w:right="567" w:bottom="567" w:left="709" w:header="567" w:footer="0"/>
       <w:pgNumType w:start="1"/>
       <w:cols w:num="1"/>
-      <w:headerReference w:type="default" r:id="Rb3fd85a439b242de"/>
-      <w:footerReference w:type="default" r:id="R528d572a47df4a40"/>
+      <w:headerReference w:type="default" r:id="Re43cb120176a459c"/>
+      <w:footerReference w:type="default" r:id="R34bad03cfdcb40a0"/>
     </w:sectPr>
   </w:body>
 </w:document>

--- a/public/plantilla_vacaciones.docx
+++ b/public/plantilla_vacaciones.docx
@@ -18,10 +18,10 @@
         <w:tblLook w:val="0000" w:firstRow="0" w:lastRow="0" w:firstColumn="0" w:lastColumn="0" w:noHBand="0" w:noVBand="0"/>
       </w:tblPr>
       <w:tblGrid>
-        <w:gridCol w:w="1425"/>
-        <w:gridCol w:w="1845"/>
-        <w:gridCol w:w="5353"/>
-        <w:gridCol w:w="2292"/>
+        <w:gridCol w:w="1290"/>
+        <w:gridCol w:w="1815"/>
+        <w:gridCol w:w="4770"/>
+        <w:gridCol w:w="3040"/>
       </w:tblGrid>
       <w:tr>
         <w:trPr>
@@ -29,7 +29,7 @@
         </w:trPr>
         <w:tc>
           <w:tcPr>
-            <w:tcW w:w="1425" w:type="dxa"/>
+            <w:tcW w:w="1290" w:type="dxa"/>
             <w:tcBorders>
               <w:top w:val="single" w:color="000000" w:themeColor="text1" w:sz="6"/>
               <w:left w:val="single" w:color="000000" w:themeColor="text1" w:sz="6"/>
@@ -64,13 +64,13 @@
                 <w:szCs w:val="18"/>
                 <w:lang w:val="es-ES"/>
               </w:rPr>
-              <w:t xml:space="preserve">{logo}   </w:t>
-            </w:r>
-          </w:p>
-        </w:tc>
-        <w:tc>
-          <w:tcPr>
-            <w:tcW w:w="1845" w:type="dxa"/>
+              <w:t xml:space="preserve">{logo} </w:t>
+            </w:r>
+          </w:p>
+        </w:tc>
+        <w:tc>
+          <w:tcPr>
+            <w:tcW w:w="1815" w:type="dxa"/>
             <w:tcBorders>
               <w:top w:val="single" w:color="000000" w:themeColor="text1" w:sz="8"/>
               <w:left w:val="none" w:color="000000" w:themeColor="text1" w:sz="6"/>
@@ -119,7 +119,7 @@
         </w:tc>
         <w:tc>
           <w:tcPr>
-            <w:tcW w:w="5353" w:type="dxa"/>
+            <w:tcW w:w="4770" w:type="dxa"/>
             <w:tcBorders>
               <w:left w:val="single" w:color="000000" w:themeColor="text1" w:sz="12"/>
             </w:tcBorders>
@@ -150,7 +150,7 @@
         </w:tc>
         <w:tc>
           <w:tcPr>
-            <w:tcW w:w="2292" w:type="dxa"/>
+            <w:tcW w:w="3040" w:type="dxa"/>
             <w:tcMar/>
             <w:vAlign w:val="center"/>
           </w:tcPr>
@@ -578,7 +578,7 @@
         <w:gridCol w:w="1849"/>
         <w:gridCol w:w="4205"/>
         <w:gridCol w:w="2355"/>
-        <w:tblGridChange w:id="1511898054">
+        <w:tblGridChange w:id="994415162">
           <w:tblGrid>
             <w:gridCol w:w="1242"/>
             <w:gridCol w:w="1841"/>
@@ -1376,7 +1376,7 @@
         <w:gridCol w:w="1276"/>
         <w:gridCol w:w="1590"/>
         <w:gridCol w:w="1620"/>
-        <w:tblGridChange w:id="618438244">
+        <w:tblGridChange w:id="1376268639">
           <w:tblGrid>
             <w:gridCol w:w="1286"/>
             <w:gridCol w:w="1276"/>
@@ -3690,8 +3690,8 @@
       <w:pgMar w:top="1418" w:right="567" w:bottom="567" w:left="709" w:header="567" w:footer="0"/>
       <w:pgNumType w:start="1"/>
       <w:cols w:num="1"/>
-      <w:headerReference w:type="default" r:id="Re43cb120176a459c"/>
-      <w:footerReference w:type="default" r:id="R34bad03cfdcb40a0"/>
+      <w:headerReference w:type="default" r:id="R57eede469a274965"/>
+      <w:footerReference w:type="default" r:id="Rcee86c73b44c4020"/>
     </w:sectPr>
   </w:body>
 </w:document>

--- a/public/plantilla_vacaciones.docx
+++ b/public/plantilla_vacaciones.docx
@@ -23,7 +23,7 @@
         <w:gridCol w:w="4770"/>
         <w:gridCol w:w="3040"/>
       </w:tblGrid>
-      <w:tr>
+      <w:tr xmlns:wp14="http://schemas.microsoft.com/office/word/2010/wordml" wp14:textId="77777777">
         <w:trPr>
           <w:trHeight w:val="300"/>
         </w:trPr>
@@ -31,10 +31,10 @@
           <w:tcPr>
             <w:tcW w:w="1290" w:type="dxa"/>
             <w:tcBorders>
-              <w:top w:val="single" w:color="000000" w:themeColor="text1" w:sz="6"/>
-              <w:left w:val="single" w:color="000000" w:themeColor="text1" w:sz="6"/>
-              <w:bottom w:val="single" w:color="000000" w:themeColor="text1" w:sz="6"/>
-              <w:right w:val="none" w:color="000000" w:themeColor="text1" w:sz="6"/>
+              <w:top w:val="single" w:color="000000" w:themeColor="text1" w:sz="8"/>
+              <w:left w:val="single" w:color="000000" w:themeColor="text1" w:sz="8"/>
+              <w:bottom w:val="single" w:color="000000" w:themeColor="text1" w:sz="8"/>
+              <w:right w:val="none" w:color="000000" w:themeColor="text1" w:sz="8"/>
             </w:tcBorders>
             <w:tcMar/>
             <w:vAlign w:val="center"/>
@@ -73,9 +73,9 @@
             <w:tcW w:w="1815" w:type="dxa"/>
             <w:tcBorders>
               <w:top w:val="single" w:color="000000" w:themeColor="text1" w:sz="8"/>
-              <w:left w:val="none" w:color="000000" w:themeColor="text1" w:sz="6"/>
+              <w:left w:val="none" w:color="000000" w:themeColor="text1" w:sz="8"/>
               <w:bottom w:val="single" w:color="000000" w:themeColor="text1" w:sz="8"/>
-              <w:right w:val="single" w:color="000000" w:themeColor="text1" w:sz="12"/>
+              <w:right w:val="single" w:color="000000" w:themeColor="text1" w:sz="8"/>
             </w:tcBorders>
             <w:tcMar/>
             <w:vAlign w:val="center"/>
@@ -109,11 +109,22 @@
                 <w:rFonts w:ascii="Arial" w:hAnsi="Arial" w:eastAsia="Arial" w:cs="Arial"/>
                 <w:b w:val="1"/>
                 <w:bCs w:val="1"/>
-                <w:sz w:val="18"/>
-                <w:szCs w:val="18"/>
+                <w:sz w:val="14"/>
+                <w:szCs w:val="14"/>
                 <w:lang w:val="es-ES"/>
               </w:rPr>
-              <w:t>empresa}</w:t>
+              <w:t>empresa</w:t>
+            </w:r>
+            <w:r>
+              <w:rPr>
+                <w:rFonts w:ascii="Arial" w:hAnsi="Arial" w:eastAsia="Arial" w:cs="Arial"/>
+                <w:b w:val="1"/>
+                <w:bCs w:val="1"/>
+                <w:sz w:val="18"/>
+                <w:szCs w:val="18"/>
+                <w:lang w:val="es-ES"/>
+              </w:rPr>
+              <w:t>}</w:t>
             </w:r>
           </w:p>
         </w:tc>
@@ -121,12 +132,15 @@
           <w:tcPr>
             <w:tcW w:w="4770" w:type="dxa"/>
             <w:tcBorders>
-              <w:left w:val="single" w:color="000000" w:themeColor="text1" w:sz="12"/>
+              <w:top w:val="single" w:color="000000" w:themeColor="text1" w:sz="8"/>
+              <w:left w:val="single" w:color="000000" w:themeColor="text1" w:sz="8"/>
+              <w:bottom w:val="single" w:color="000000" w:themeColor="text1" w:sz="8"/>
+              <w:right w:val="single" w:color="000000" w:themeColor="text1" w:sz="8"/>
             </w:tcBorders>
             <w:tcMar/>
             <w:vAlign w:val="center"/>
           </w:tcPr>
-          <w:p>
+          <w:p wp14:textId="77777777">
             <w:pPr>
               <w:spacing w:after="0" w:line="240" w:lineRule="auto"/>
               <w:jc w:val="center"/>
@@ -151,10 +165,16 @@
         <w:tc>
           <w:tcPr>
             <w:tcW w:w="3040" w:type="dxa"/>
+            <w:tcBorders>
+              <w:top w:val="single" w:color="000000" w:themeColor="text1" w:sz="8"/>
+              <w:left w:val="single" w:color="000000" w:themeColor="text1" w:sz="8"/>
+              <w:bottom w:val="single" w:color="000000" w:themeColor="text1" w:sz="8"/>
+              <w:right w:val="single" w:color="000000" w:themeColor="text1" w:sz="8"/>
+            </w:tcBorders>
             <w:tcMar/>
             <w:vAlign w:val="center"/>
           </w:tcPr>
-          <w:p>
+          <w:p wp14:textId="77777777">
             <w:pPr>
               <w:spacing w:after="0" w:line="240" w:lineRule="auto"/>
               <w:jc w:val="center"/>
@@ -192,7 +212,7 @@
               <w:t>{correlativo}</w:t>
             </w:r>
           </w:p>
-          <w:p>
+          <w:p wp14:textId="77777777">
             <w:pPr>
               <w:spacing w:after="0" w:line="240" w:lineRule="auto"/>
               <w:jc w:val="center"/>
@@ -313,7 +333,7 @@
           <w:color w:val="ef596f"/>
           <w:sz w:val="18"/>
           <w:szCs w:val="18"/>
-          <w:u w:val="single"/>
+          <w:u w:val="none"/>
           <w:lang w:val="es-ES"/>
         </w:rPr>
         <w:t xml:space="preserve">nombre</w:t>
@@ -380,7 +400,27 @@
           <w:u w:val="single"/>
           <w:lang w:val="es-ES"/>
         </w:rPr>
-        <w:t xml:space="preserve">{cargo}</w:t>
+        <w:t xml:space="preserve">{</w:t>
+      </w:r>
+      <w:r>
+        <w:rPr>
+          <w:rFonts w:ascii="Arial" w:hAnsi="Arial" w:eastAsia="Arial" w:cs="Arial"/>
+          <w:sz w:val="18"/>
+          <w:szCs w:val="18"/>
+          <w:u w:val="none"/>
+          <w:lang w:val="es-ES"/>
+        </w:rPr>
+        <w:t xml:space="preserve">cargo</w:t>
+      </w:r>
+      <w:r>
+        <w:rPr>
+          <w:rFonts w:ascii="Arial" w:hAnsi="Arial" w:eastAsia="Arial" w:cs="Arial"/>
+          <w:sz w:val="16"/>
+          <w:szCs w:val="16"/>
+          <w:u w:val="single"/>
+          <w:lang w:val="es-ES"/>
+        </w:rPr>
+        <w:t xml:space="preserve">}</w:t>
       </w:r>
       <w:r>
         <w:rPr>
@@ -395,6 +435,7 @@
         <w:rPr>
           <w:sz w:val="20"/>
           <w:szCs w:val="20"/>
+          <w:u w:val="none"/>
           <w:lang w:val="es-ES"/>
         </w:rPr>
       </w:pPr>
@@ -405,6 +446,7 @@
           <w:bCs w:val="1"/>
           <w:sz w:val="20"/>
           <w:szCs w:val="20"/>
+          <w:u w:val="none"/>
           <w:vertAlign w:val="baseline"/>
           <w:lang w:val="es-ES"/>
         </w:rPr>
@@ -439,6 +481,7 @@
           <w:rFonts w:ascii="Arial" w:hAnsi="Arial" w:eastAsia="Arial" w:cs="Arial"/>
           <w:sz w:val="20"/>
           <w:szCs w:val="20"/>
+          <w:u w:val="none"/>
           <w:lang w:val="es-ES"/>
         </w:rPr>
         <w:t xml:space="preserve">{</w:t>
@@ -449,6 +492,7 @@
           <w:color w:val="ef596f"/>
           <w:sz w:val="18"/>
           <w:szCs w:val="18"/>
+          <w:u w:val="none"/>
           <w:lang w:val="es-ES"/>
         </w:rPr>
         <w:t xml:space="preserve">fecha_ingreso</w:t>
@@ -459,6 +503,7 @@
           <w:color w:val="ef596f"/>
           <w:sz w:val="18"/>
           <w:szCs w:val="18"/>
+          <w:u w:val="none"/>
           <w:lang w:val="es-ES"/>
         </w:rPr>
         <w:t xml:space="preserve">}</w:t>
@@ -469,6 +514,7 @@
           <w:color w:val="ef596f"/>
           <w:sz w:val="18"/>
           <w:szCs w:val="18"/>
+          <w:u w:val="none"/>
           <w:lang w:val="es-ES"/>
         </w:rPr>
         <w:t xml:space="preserve"> </w:t>
@@ -479,6 +525,7 @@
           <w:color w:val="ef596f"/>
           <w:sz w:val="18"/>
           <w:szCs w:val="18"/>
+          <w:u w:val="none"/>
           <w:lang w:val="es-ES"/>
         </w:rPr>
         <w:t xml:space="preserve">                                </w:t>
@@ -493,6 +540,7 @@
           <w:bCs w:val="1"/>
           <w:sz w:val="20"/>
           <w:szCs w:val="20"/>
+          <w:u w:val="none"/>
           <w:vertAlign w:val="baseline"/>
           <w:lang w:val="es-ES"/>
         </w:rPr>
@@ -504,6 +552,7 @@
           <w:color w:val="EF596F"/>
           <w:sz w:val="18"/>
           <w:szCs w:val="18"/>
+          <w:u w:val="none"/>
           <w:lang w:val="es-ES"/>
         </w:rPr>
         <w:t xml:space="preserve">     </w:t>
@@ -514,6 +563,7 @@
           <w:color w:val="EF596F"/>
           <w:sz w:val="18"/>
           <w:szCs w:val="18"/>
+          <w:u w:val="none"/>
           <w:lang w:val="es-ES"/>
         </w:rPr>
         <w:t xml:space="preserve">   </w:t>
@@ -524,26 +574,40 @@
           <w:color w:val="auto"/>
           <w:sz w:val="18"/>
           <w:szCs w:val="18"/>
+          <w:u w:val="none"/>
           <w:lang w:val="es-ES"/>
         </w:rPr>
-        <w:t xml:space="preserve"> {fecha_</w:t>
+        <w:t xml:space="preserve"> </w:t>
       </w:r>
       <w:r>
         <w:rPr>
-          <w:rFonts w:ascii="Courier New" w:hAnsi="Courier New" w:eastAsia="Courier New" w:cs="Courier New"/>
+          <w:rFonts w:ascii="Arial" w:hAnsi="Arial" w:eastAsia="Arial" w:cs="Arial"/>
           <w:color w:val="auto"/>
           <w:sz w:val="18"/>
           <w:szCs w:val="18"/>
+          <w:u w:val="none"/>
+          <w:lang w:val="es-ES"/>
+        </w:rPr>
+        <w:t xml:space="preserve">{fecha_</w:t>
+      </w:r>
+      <w:r>
+        <w:rPr>
+          <w:rFonts w:ascii="Arial" w:hAnsi="Arial" w:eastAsia="Arial" w:cs="Arial"/>
+          <w:color w:val="auto"/>
+          <w:sz w:val="18"/>
+          <w:szCs w:val="18"/>
+          <w:u w:val="none"/>
           <w:lang w:val="es-ES"/>
         </w:rPr>
         <w:t>solicitud</w:t>
       </w:r>
       <w:r>
         <w:rPr>
-          <w:rFonts w:ascii="Courier New" w:hAnsi="Courier New" w:eastAsia="Courier New" w:cs="Courier New"/>
+          <w:rFonts w:ascii="Arial" w:hAnsi="Arial" w:eastAsia="Arial" w:cs="Arial"/>
           <w:color w:val="auto"/>
           <w:sz w:val="18"/>
           <w:szCs w:val="18"/>
+          <w:u w:val="none"/>
           <w:lang w:val="es-ES"/>
         </w:rPr>
         <w:t>}</w:t>
@@ -578,15 +642,6 @@
         <w:gridCol w:w="1849"/>
         <w:gridCol w:w="4205"/>
         <w:gridCol w:w="2355"/>
-        <w:tblGridChange w:id="994415162">
-          <w:tblGrid>
-            <w:gridCol w:w="1242"/>
-            <w:gridCol w:w="1841"/>
-            <w:gridCol w:w="1575"/>
-            <w:gridCol w:w="4214"/>
-            <w:gridCol w:w="1508"/>
-          </w:tblGrid>
-        </w:tblGridChange>
       </w:tblGrid>
       <w:tr xmlns:wp14="http://schemas.microsoft.com/office/word/2010/wordml" wp14:textId="77777777">
         <w:trPr>
@@ -1049,18 +1104,17 @@
             <w:tcW w:w="2355" w:type="dxa"/>
             <w:tcMar/>
           </w:tcPr>
-          <w:p wp14:textId="2782E584">
+          <w:p wp14:textId="2E61FD0C">
             <w:pPr>
               <w:pStyle w:val="Normal"/>
               <w:spacing w:after="0" w:line="240" w:lineRule="auto"/>
               <w:jc w:val="center"/>
               <w:rPr>
                 <w:rFonts w:ascii="Arial" w:hAnsi="Arial" w:eastAsia="Arial" w:cs="Arial"/>
-                <w:b w:val="0"/>
-                <w:bCs w:val="0"/>
-                <w:sz w:val="18"/>
-                <w:szCs w:val="18"/>
-                <w:vertAlign w:val="baseline"/>
+                <w:b w:val="1"/>
+                <w:bCs w:val="1"/>
+                <w:sz w:val="18"/>
+                <w:szCs w:val="18"/>
                 <w:lang w:val="es-ES"/>
               </w:rPr>
             </w:pPr>
@@ -1086,9 +1140,8 @@
             </w:r>
             <w:r>
               <w:rPr>
-                <w:rFonts w:ascii="Arial" w:hAnsi="Arial" w:eastAsia="Arial" w:cs="Arial"/>
-                <w:b w:val="1"/>
-                <w:bCs w:val="1"/>
+                <w:rFonts w:ascii="Courier New" w:hAnsi="Courier New" w:eastAsia="Courier New" w:cs="Courier New"/>
+                <w:color w:val="ef596f"/>
                 <w:sz w:val="18"/>
                 <w:szCs w:val="18"/>
                 <w:lang w:val="es-ES"/>
@@ -1294,7 +1347,7 @@
             <w:tcW w:w="2355" w:type="dxa"/>
             <w:tcMar/>
           </w:tcPr>
-          <w:p wp14:textId="47702B17">
+          <w:p wp14:textId="55A0358B">
             <w:pPr>
               <w:pStyle w:val="Normal"/>
               <w:spacing w:after="0" w:line="240" w:lineRule="auto"/>
@@ -1308,7 +1361,8 @@
             </w:pPr>
             <w:r>
               <w:rPr>
-                <w:rFonts w:ascii="Arial" w:hAnsi="Arial" w:eastAsia="Arial" w:cs="Arial"/>
+                <w:rFonts w:ascii="Courier New" w:hAnsi="Courier New" w:eastAsia="Courier New" w:cs="Courier New"/>
+                <w:color w:val="ef596f"/>
                 <w:sz w:val="18"/>
                 <w:szCs w:val="18"/>
                 <w:lang w:val="es-ES"/>
@@ -3698,7 +3752,7 @@
 </file>
 
 <file path=word/footer2.xml><?xml version="1.0" encoding="utf-8"?>
-<w:ftr xmlns:w14="http://schemas.microsoft.com/office/word/2010/wordml" xmlns:w="http://schemas.openxmlformats.org/wordprocessingml/2006/main">
+<w:ftr xmlns:wp14="http://schemas.microsoft.com/office/word/2010/wordprocessingDrawing" xmlns:w14="http://schemas.microsoft.com/office/word/2010/wordml" xmlns:w="http://schemas.openxmlformats.org/wordprocessingml/2006/main" xmlns:mc="http://schemas.openxmlformats.org/markup-compatibility/2006" mc:Ignorable="wp14">
   <w:tbl>
     <w:tblPr>
       <w:tblStyle w:val="TableNormal"/>
@@ -3711,7 +3765,7 @@
       <w:gridCol w:w="3540"/>
       <w:gridCol w:w="3540"/>
     </w:tblGrid>
-    <w:tr>
+    <w:tr xmlns:wp14="http://schemas.microsoft.com/office/word/2010/wordml" wp14:textId="77777777">
       <w:trPr>
         <w:trHeight w:val="300"/>
       </w:trPr>
@@ -3768,7 +3822,7 @@
 </file>
 
 <file path=word/header2.xml><?xml version="1.0" encoding="utf-8"?>
-<w:hdr xmlns:w14="http://schemas.microsoft.com/office/word/2010/wordml" xmlns:w="http://schemas.openxmlformats.org/wordprocessingml/2006/main">
+<w:hdr xmlns:wp14="http://schemas.microsoft.com/office/word/2010/wordprocessingDrawing" xmlns:w14="http://schemas.microsoft.com/office/word/2010/wordml" xmlns:w="http://schemas.openxmlformats.org/wordprocessingml/2006/main" xmlns:mc="http://schemas.openxmlformats.org/markup-compatibility/2006" mc:Ignorable="wp14">
   <w:p>
     <w:pPr>
       <w:pStyle w:val="Header"/>

--- a/public/plantilla_vacaciones.docx
+++ b/public/plantilla_vacaciones.docx
@@ -83,6 +83,7 @@
           <w:p>
             <w:pPr>
               <w:spacing w:after="0" w:line="240" w:lineRule="auto"/>
+              <w:jc w:val="both"/>
               <w:rPr>
                 <w:rFonts w:ascii="Arial" w:hAnsi="Arial" w:eastAsia="Arial" w:cs="Arial"/>
                 <w:b w:val="0"/>
@@ -107,8 +108,8 @@
             <w:r>
               <w:rPr>
                 <w:rFonts w:ascii="Arial" w:hAnsi="Arial" w:eastAsia="Arial" w:cs="Arial"/>
-                <w:b w:val="1"/>
-                <w:bCs w:val="1"/>
+                <w:b w:val="0"/>
+                <w:bCs w:val="0"/>
                 <w:sz w:val="14"/>
                 <w:szCs w:val="14"/>
                 <w:lang w:val="es-ES"/>
@@ -858,7 +859,7 @@
       <w:tr xmlns:wp14="http://schemas.microsoft.com/office/word/2010/wordml" wp14:textId="77777777">
         <w:trPr>
           <w:cantSplit w:val="0"/>
-          <w:trHeight w:val="405"/>
+          <w:trHeight w:val="300"/>
           <w:tblHeader w:val="0"/>
         </w:trPr>
         <w:tc>
@@ -1009,7 +1010,7 @@
       <w:tr xmlns:wp14="http://schemas.microsoft.com/office/word/2010/wordml" wp14:textId="77777777">
         <w:trPr>
           <w:cantSplit w:val="0"/>
-          <w:trHeight w:val="405"/>
+          <w:trHeight w:val="300"/>
           <w:tblHeader w:val="0"/>
         </w:trPr>
         <w:tc>
@@ -1159,7 +1160,7 @@
       <w:tr xmlns:wp14="http://schemas.microsoft.com/office/word/2010/wordml" wp14:textId="77777777">
         <w:trPr>
           <w:cantSplit w:val="0"/>
-          <w:trHeight w:val="435"/>
+          <w:trHeight w:val="300"/>
           <w:tblHeader w:val="0"/>
         </w:trPr>
         <w:tc>
@@ -1261,7 +1262,7 @@
       <w:tr xmlns:wp14="http://schemas.microsoft.com/office/word/2010/wordml" wp14:textId="77777777">
         <w:trPr>
           <w:cantSplit w:val="0"/>
-          <w:trHeight w:val="465"/>
+          <w:trHeight w:val="300"/>
           <w:tblHeader w:val="0"/>
         </w:trPr>
         <w:tc>

--- a/public/plantilla_vacaciones.docx
+++ b/public/plantilla_vacaciones.docx
@@ -88,23 +88,12 @@
                 <w:rFonts w:ascii="Arial" w:hAnsi="Arial" w:eastAsia="Arial" w:cs="Arial"/>
                 <w:b w:val="0"/>
                 <w:bCs w:val="0"/>
-                <w:sz w:val="18"/>
-                <w:szCs w:val="18"/>
+                <w:sz w:val="14"/>
+                <w:szCs w:val="14"/>
                 <w:vertAlign w:val="baseline"/>
                 <w:lang w:val="es-ES"/>
               </w:rPr>
             </w:pPr>
-            <w:r>
-              <w:rPr>
-                <w:rFonts w:ascii="Arial" w:hAnsi="Arial" w:eastAsia="Arial" w:cs="Arial"/>
-                <w:b w:val="1"/>
-                <w:bCs w:val="1"/>
-                <w:sz w:val="18"/>
-                <w:szCs w:val="18"/>
-                <w:lang w:val="es-ES"/>
-              </w:rPr>
-              <w:t>{</w:t>
-            </w:r>
             <w:r>
               <w:rPr>
                 <w:rFonts w:ascii="Arial" w:hAnsi="Arial" w:eastAsia="Arial" w:cs="Arial"/>
@@ -114,15 +103,26 @@
                 <w:szCs w:val="14"/>
                 <w:lang w:val="es-ES"/>
               </w:rPr>
+              <w:t>{</w:t>
+            </w:r>
+            <w:r>
+              <w:rPr>
+                <w:rFonts w:ascii="Arial" w:hAnsi="Arial" w:eastAsia="Arial" w:cs="Arial"/>
+                <w:b w:val="0"/>
+                <w:bCs w:val="0"/>
+                <w:sz w:val="14"/>
+                <w:szCs w:val="14"/>
+                <w:lang w:val="es-ES"/>
+              </w:rPr>
               <w:t>empresa</w:t>
             </w:r>
             <w:r>
               <w:rPr>
                 <w:rFonts w:ascii="Arial" w:hAnsi="Arial" w:eastAsia="Arial" w:cs="Arial"/>
-                <w:b w:val="1"/>
-                <w:bCs w:val="1"/>
-                <w:sz w:val="18"/>
-                <w:szCs w:val="18"/>
+                <w:b w:val="0"/>
+                <w:bCs w:val="0"/>
+                <w:sz w:val="14"/>
+                <w:szCs w:val="14"/>
                 <w:lang w:val="es-ES"/>
               </w:rPr>
               <w:t>}</w:t>
@@ -321,9 +321,12 @@
       <w:r>
         <w:rPr>
           <w:rFonts w:ascii="Arial" w:hAnsi="Arial" w:eastAsia="Arial" w:cs="Arial"/>
-          <w:sz w:val="16"/>
-          <w:szCs w:val="16"/>
-          <w:u w:val="single"/>
+          <w:b w:val="0"/>
+          <w:bCs w:val="0"/>
+          <w:color w:val="auto"/>
+          <w:sz w:val="18"/>
+          <w:szCs w:val="18"/>
+          <w:u w:val="none"/>
           <w:lang w:val="es-ES"/>
         </w:rPr>
         <w:t xml:space="preserve">{</w:t>
@@ -331,7 +334,9 @@
       <w:r>
         <w:rPr>
           <w:rFonts w:ascii="Arial" w:hAnsi="Arial" w:eastAsia="Arial" w:cs="Arial"/>
-          <w:color w:val="ef596f"/>
+          <w:b w:val="0"/>
+          <w:bCs w:val="0"/>
+          <w:color w:val="auto"/>
           <w:sz w:val="18"/>
           <w:szCs w:val="18"/>
           <w:u w:val="none"/>
@@ -342,9 +347,12 @@
       <w:r>
         <w:rPr>
           <w:rFonts w:ascii="Arial" w:hAnsi="Arial" w:eastAsia="Arial" w:cs="Arial"/>
-          <w:sz w:val="16"/>
-          <w:szCs w:val="16"/>
-          <w:u w:val="single"/>
+          <w:b w:val="0"/>
+          <w:bCs w:val="0"/>
+          <w:color w:val="auto"/>
+          <w:sz w:val="18"/>
+          <w:szCs w:val="18"/>
+          <w:u w:val="none"/>
           <w:lang w:val="es-ES"/>
         </w:rPr>
         <w:t xml:space="preserve">}</w:t>
@@ -396,9 +404,9 @@
       <w:r>
         <w:rPr>
           <w:rFonts w:ascii="Arial" w:hAnsi="Arial" w:eastAsia="Arial" w:cs="Arial"/>
-          <w:sz w:val="16"/>
-          <w:szCs w:val="16"/>
-          <w:u w:val="single"/>
+          <w:sz w:val="18"/>
+          <w:szCs w:val="18"/>
+          <w:u w:val="none"/>
           <w:lang w:val="es-ES"/>
         </w:rPr>
         <w:t xml:space="preserve">{</w:t>
@@ -416,9 +424,9 @@
       <w:r>
         <w:rPr>
           <w:rFonts w:ascii="Arial" w:hAnsi="Arial" w:eastAsia="Arial" w:cs="Arial"/>
-          <w:sz w:val="16"/>
-          <w:szCs w:val="16"/>
-          <w:u w:val="single"/>
+          <w:sz w:val="18"/>
+          <w:szCs w:val="18"/>
+          <w:u w:val="none"/>
           <w:lang w:val="es-ES"/>
         </w:rPr>
         <w:t xml:space="preserve">}</w:t>
@@ -480,8 +488,11 @@
       <w:r>
         <w:rPr>
           <w:rFonts w:ascii="Arial" w:hAnsi="Arial" w:eastAsia="Arial" w:cs="Arial"/>
-          <w:sz w:val="20"/>
-          <w:szCs w:val="20"/>
+          <w:b w:val="0"/>
+          <w:bCs w:val="0"/>
+          <w:color w:val="auto"/>
+          <w:sz w:val="18"/>
+          <w:szCs w:val="18"/>
           <w:u w:val="none"/>
           <w:lang w:val="es-ES"/>
         </w:rPr>
@@ -490,7 +501,9 @@
       <w:r>
         <w:rPr>
           <w:rFonts w:ascii="Arial" w:hAnsi="Arial" w:eastAsia="Arial" w:cs="Arial"/>
-          <w:color w:val="ef596f"/>
+          <w:b w:val="0"/>
+          <w:bCs w:val="0"/>
+          <w:color w:val="auto"/>
           <w:sz w:val="18"/>
           <w:szCs w:val="18"/>
           <w:u w:val="none"/>
@@ -501,7 +514,9 @@
       <w:r>
         <w:rPr>
           <w:rFonts w:ascii="Arial" w:hAnsi="Arial" w:eastAsia="Arial" w:cs="Arial"/>
-          <w:color w:val="ef596f"/>
+          <w:b w:val="0"/>
+          <w:bCs w:val="0"/>
+          <w:color w:val="auto"/>
           <w:sz w:val="18"/>
           <w:szCs w:val="18"/>
           <w:u w:val="none"/>
@@ -512,7 +527,22 @@
       <w:r>
         <w:rPr>
           <w:rFonts w:ascii="Arial" w:hAnsi="Arial" w:eastAsia="Arial" w:cs="Arial"/>
-          <w:color w:val="ef596f"/>
+          <w:b w:val="0"/>
+          <w:bCs w:val="0"/>
+          <w:color w:val="auto"/>
+          <w:sz w:val="18"/>
+          <w:szCs w:val="18"/>
+          <w:u w:val="none"/>
+          <w:lang w:val="es-ES"/>
+        </w:rPr>
+        <w:t xml:space="preserve"> </w:t>
+      </w:r>
+      <w:r>
+        <w:rPr>
+          <w:rFonts w:ascii="Courier New" w:hAnsi="Courier New" w:eastAsia="Courier New" w:cs="Courier New"/>
+          <w:b w:val="0"/>
+          <w:bCs w:val="0"/>
+          <w:color w:val="auto"/>
           <w:sz w:val="18"/>
           <w:szCs w:val="18"/>
           <w:u w:val="none"/>
@@ -529,7 +559,7 @@
           <w:u w:val="none"/>
           <w:lang w:val="es-ES"/>
         </w:rPr>
-        <w:t xml:space="preserve">                                </w:t>
+        <w:t xml:space="preserve">                               </w:t>
       </w:r>
       <w:r>
         <w:br/>
@@ -1114,6 +1144,7 @@
                 <w:rFonts w:ascii="Arial" w:hAnsi="Arial" w:eastAsia="Arial" w:cs="Arial"/>
                 <w:b w:val="1"/>
                 <w:bCs w:val="1"/>
+                <w:color w:val="auto"/>
                 <w:sz w:val="18"/>
                 <w:szCs w:val="18"/>
                 <w:lang w:val="es-ES"/>
@@ -1122,7 +1153,9 @@
             <w:r>
               <w:rPr>
                 <w:rFonts w:ascii="Courier New" w:hAnsi="Courier New" w:eastAsia="Courier New" w:cs="Courier New"/>
-                <w:color w:val="ef596f"/>
+                <w:b w:val="1"/>
+                <w:bCs w:val="1"/>
+                <w:color w:val="auto"/>
                 <w:sz w:val="18"/>
                 <w:szCs w:val="18"/>
                 <w:lang w:val="es-ES"/>
@@ -1132,17 +1165,33 @@
             <w:r>
               <w:rPr>
                 <w:rFonts w:ascii="Courier New" w:hAnsi="Courier New" w:eastAsia="Courier New" w:cs="Courier New"/>
-                <w:color w:val="ef596f"/>
+                <w:b w:val="1"/>
+                <w:bCs w:val="1"/>
+                <w:color w:val="auto"/>
                 <w:sz w:val="18"/>
                 <w:szCs w:val="18"/>
                 <w:lang w:val="es-ES"/>
               </w:rPr>
-              <w:t xml:space="preserve">uso_efectivo</w:t>
+              <w:t xml:space="preserve">uso_</w:t>
             </w:r>
             <w:r>
               <w:rPr>
                 <w:rFonts w:ascii="Courier New" w:hAnsi="Courier New" w:eastAsia="Courier New" w:cs="Courier New"/>
-                <w:color w:val="ef596f"/>
+                <w:b w:val="1"/>
+                <w:bCs w:val="1"/>
+                <w:color w:val="auto"/>
+                <w:sz w:val="18"/>
+                <w:szCs w:val="18"/>
+                <w:lang w:val="es-ES"/>
+              </w:rPr>
+              <w:t xml:space="preserve">efectivo</w:t>
+            </w:r>
+            <w:r>
+              <w:rPr>
+                <w:rFonts w:ascii="Courier New" w:hAnsi="Courier New" w:eastAsia="Courier New" w:cs="Courier New"/>
+                <w:b w:val="1"/>
+                <w:bCs w:val="1"/>
+                <w:color w:val="auto"/>
                 <w:sz w:val="18"/>
                 <w:szCs w:val="18"/>
                 <w:lang w:val="es-ES"/>
@@ -1355,6 +1404,7 @@
               <w:jc w:val="center"/>
               <w:rPr>
                 <w:rFonts w:ascii="Arial" w:hAnsi="Arial" w:eastAsia="Arial" w:cs="Arial"/>
+                <w:color w:val="auto"/>
                 <w:sz w:val="18"/>
                 <w:szCs w:val="18"/>
                 <w:lang w:val="es-ES"/>
@@ -1363,7 +1413,7 @@
             <w:r>
               <w:rPr>
                 <w:rFonts w:ascii="Courier New" w:hAnsi="Courier New" w:eastAsia="Courier New" w:cs="Courier New"/>
-                <w:color w:val="ef596f"/>
+                <w:color w:val="auto"/>
                 <w:sz w:val="18"/>
                 <w:szCs w:val="18"/>
                 <w:lang w:val="es-ES"/>
@@ -1373,7 +1423,9 @@
             <w:r>
               <w:rPr>
                 <w:rFonts w:ascii="Courier New" w:hAnsi="Courier New" w:eastAsia="Courier New" w:cs="Courier New"/>
-                <w:color w:val="ef596f"/>
+                <w:b w:val="1"/>
+                <w:bCs w:val="1"/>
+                <w:color w:val="auto"/>
                 <w:sz w:val="18"/>
                 <w:szCs w:val="18"/>
                 <w:lang w:val="es-ES"/>
@@ -1383,7 +1435,9 @@
             <w:r>
               <w:rPr>
                 <w:rFonts w:ascii="Courier New" w:hAnsi="Courier New" w:eastAsia="Courier New" w:cs="Courier New"/>
-                <w:color w:val="ef596f"/>
+                <w:b w:val="1"/>
+                <w:bCs w:val="1"/>
+                <w:color w:val="auto"/>
                 <w:sz w:val="18"/>
                 <w:szCs w:val="18"/>
                 <w:lang w:val="es-ES"/>

--- a/public/plantilla_vacaciones.docx
+++ b/public/plantilla_vacaciones.docx
@@ -108,13 +108,24 @@
             <w:r>
               <w:rPr>
                 <w:rFonts w:ascii="Arial" w:hAnsi="Arial" w:eastAsia="Arial" w:cs="Arial"/>
+                <w:b w:val="1"/>
+                <w:bCs w:val="1"/>
+                <w:sz w:val="14"/>
+                <w:szCs w:val="14"/>
+                <w:lang w:val="es-ES"/>
+              </w:rPr>
+              <w:t>empresa</w:t>
+            </w:r>
+            <w:r>
+              <w:rPr>
+                <w:rFonts w:ascii="Arial" w:hAnsi="Arial" w:eastAsia="Arial" w:cs="Arial"/>
                 <w:b w:val="0"/>
                 <w:bCs w:val="0"/>
                 <w:sz w:val="14"/>
                 <w:szCs w:val="14"/>
                 <w:lang w:val="es-ES"/>
               </w:rPr>
-              <w:t>empresa</w:t>
+              <w:t>}</w:t>
             </w:r>
             <w:r>
               <w:rPr>
@@ -125,7 +136,7 @@
                 <w:szCs w:val="14"/>
                 <w:lang w:val="es-ES"/>
               </w:rPr>
-              <w:t>}</w:t>
+              <w:t xml:space="preserve"> </w:t>
             </w:r>
           </w:p>
         </w:tc>
@@ -337,8 +348,8 @@
           <w:b w:val="0"/>
           <w:bCs w:val="0"/>
           <w:color w:val="auto"/>
-          <w:sz w:val="18"/>
-          <w:szCs w:val="18"/>
+          <w:sz w:val="17"/>
+          <w:szCs w:val="17"/>
           <w:u w:val="none"/>
           <w:lang w:val="es-ES"/>
         </w:rPr>
@@ -404,8 +415,8 @@
       <w:r>
         <w:rPr>
           <w:rFonts w:ascii="Arial" w:hAnsi="Arial" w:eastAsia="Arial" w:cs="Arial"/>
-          <w:sz w:val="18"/>
-          <w:szCs w:val="18"/>
+          <w:sz w:val="17"/>
+          <w:szCs w:val="17"/>
           <w:u w:val="none"/>
           <w:lang w:val="es-ES"/>
         </w:rPr>
@@ -414,8 +425,8 @@
       <w:r>
         <w:rPr>
           <w:rFonts w:ascii="Arial" w:hAnsi="Arial" w:eastAsia="Arial" w:cs="Arial"/>
-          <w:sz w:val="18"/>
-          <w:szCs w:val="18"/>
+          <w:sz w:val="17"/>
+          <w:szCs w:val="17"/>
           <w:u w:val="none"/>
           <w:lang w:val="es-ES"/>
         </w:rPr>
@@ -424,8 +435,8 @@
       <w:r>
         <w:rPr>
           <w:rFonts w:ascii="Arial" w:hAnsi="Arial" w:eastAsia="Arial" w:cs="Arial"/>
-          <w:sz w:val="18"/>
-          <w:szCs w:val="18"/>
+          <w:sz w:val="17"/>
+          <w:szCs w:val="17"/>
           <w:u w:val="none"/>
           <w:lang w:val="es-ES"/>
         </w:rPr>
@@ -437,13 +448,15 @@
         </w:rPr>
       </w:r>
     </w:p>
-    <w:p xmlns:wp14="http://schemas.microsoft.com/office/word/2010/wordml" wp14:textId="413AD0D0">
+    <w:p xmlns:wp14="http://schemas.microsoft.com/office/word/2010/wordml" wp14:textId="2594D837">
       <w:pPr>
         <w:pStyle w:val="Normal"/>
+        <w:spacing w:after="0" w:line="240" w:lineRule="auto"/>
         <w:jc w:val="both"/>
         <w:rPr>
-          <w:sz w:val="20"/>
-          <w:szCs w:val="20"/>
+          <w:rFonts w:ascii="Arial" w:hAnsi="Arial" w:eastAsia="Arial" w:cs="Arial"/>
+          <w:sz w:val="18"/>
+          <w:szCs w:val="18"/>
           <w:u w:val="none"/>
           <w:lang w:val="es-ES"/>
         </w:rPr>
@@ -491,8 +504,8 @@
           <w:b w:val="0"/>
           <w:bCs w:val="0"/>
           <w:color w:val="auto"/>
-          <w:sz w:val="18"/>
-          <w:szCs w:val="18"/>
+          <w:sz w:val="17"/>
+          <w:szCs w:val="17"/>
           <w:u w:val="none"/>
           <w:lang w:val="es-ES"/>
         </w:rPr>
@@ -504,8 +517,8 @@
           <w:b w:val="0"/>
           <w:bCs w:val="0"/>
           <w:color w:val="auto"/>
-          <w:sz w:val="18"/>
-          <w:szCs w:val="18"/>
+          <w:sz w:val="17"/>
+          <w:szCs w:val="17"/>
           <w:u w:val="none"/>
           <w:lang w:val="es-ES"/>
         </w:rPr>
@@ -517,8 +530,8 @@
           <w:b w:val="0"/>
           <w:bCs w:val="0"/>
           <w:color w:val="auto"/>
-          <w:sz w:val="18"/>
-          <w:szCs w:val="18"/>
+          <w:sz w:val="17"/>
+          <w:szCs w:val="17"/>
           <w:u w:val="none"/>
           <w:lang w:val="es-ES"/>
         </w:rPr>
@@ -530,8 +543,8 @@
           <w:b w:val="0"/>
           <w:bCs w:val="0"/>
           <w:color w:val="auto"/>
-          <w:sz w:val="18"/>
-          <w:szCs w:val="18"/>
+          <w:sz w:val="17"/>
+          <w:szCs w:val="17"/>
           <w:u w:val="none"/>
           <w:lang w:val="es-ES"/>
         </w:rPr>
@@ -551,17 +564,6 @@
         <w:t xml:space="preserve"> </w:t>
       </w:r>
       <w:r>
-        <w:rPr>
-          <w:rFonts w:ascii="Courier New" w:hAnsi="Courier New" w:eastAsia="Courier New" w:cs="Courier New"/>
-          <w:color w:val="ef596f"/>
-          <w:sz w:val="18"/>
-          <w:szCs w:val="18"/>
-          <w:u w:val="none"/>
-          <w:lang w:val="es-ES"/>
-        </w:rPr>
-        <w:t xml:space="preserve">                               </w:t>
-      </w:r>
-      <w:r>
         <w:br/>
       </w:r>
       <w:r>
@@ -578,20 +580,21 @@
         <w:t>Fecha de Solicitud:</w:t>
       </w:r>
       <w:r>
+        <w:tab/>
+      </w:r>
+      <w:r>
         <w:rPr>
-          <w:rFonts w:ascii="Courier New" w:hAnsi="Courier New" w:eastAsia="Courier New" w:cs="Courier New"/>
-          <w:color w:val="EF596F"/>
+          <w:rFonts w:ascii="Arial" w:hAnsi="Arial" w:eastAsia="Arial" w:cs="Arial"/>
           <w:sz w:val="18"/>
           <w:szCs w:val="18"/>
           <w:u w:val="none"/>
           <w:lang w:val="es-ES"/>
         </w:rPr>
-        <w:t xml:space="preserve">     </w:t>
+        <w:t xml:space="preserve">           </w:t>
       </w:r>
       <w:r>
         <w:rPr>
-          <w:rFonts w:ascii="Courier New" w:hAnsi="Courier New" w:eastAsia="Courier New" w:cs="Courier New"/>
-          <w:color w:val="EF596F"/>
+          <w:rFonts w:ascii="Arial" w:hAnsi="Arial" w:eastAsia="Arial" w:cs="Arial"/>
           <w:sz w:val="18"/>
           <w:szCs w:val="18"/>
           <w:u w:val="none"/>
@@ -601,47 +604,40 @@
       </w:r>
       <w:r>
         <w:rPr>
-          <w:rFonts w:ascii="Courier New" w:hAnsi="Courier New" w:eastAsia="Courier New" w:cs="Courier New"/>
-          <w:color w:val="auto"/>
-          <w:sz w:val="18"/>
-          <w:szCs w:val="18"/>
+          <w:rFonts w:ascii="Arial" w:hAnsi="Arial" w:eastAsia="Arial" w:cs="Arial"/>
+          <w:sz w:val="17"/>
+          <w:szCs w:val="17"/>
           <w:u w:val="none"/>
           <w:lang w:val="es-ES"/>
         </w:rPr>
-        <w:t xml:space="preserve"> </w:t>
+        <w:t>{</w:t>
       </w:r>
       <w:r>
         <w:rPr>
           <w:rFonts w:ascii="Arial" w:hAnsi="Arial" w:eastAsia="Arial" w:cs="Arial"/>
           <w:color w:val="auto"/>
-          <w:sz w:val="18"/>
-          <w:szCs w:val="18"/>
+          <w:sz w:val="17"/>
+          <w:szCs w:val="17"/>
           <w:u w:val="none"/>
           <w:lang w:val="es-ES"/>
         </w:rPr>
-        <w:t xml:space="preserve">{fecha_</w:t>
+        <w:t>fecha_solicitud</w:t>
       </w:r>
       <w:r>
         <w:rPr>
           <w:rFonts w:ascii="Arial" w:hAnsi="Arial" w:eastAsia="Arial" w:cs="Arial"/>
-          <w:color w:val="auto"/>
-          <w:sz w:val="18"/>
-          <w:szCs w:val="18"/>
-          <w:u w:val="none"/>
-          <w:lang w:val="es-ES"/>
-        </w:rPr>
-        <w:t>solicitud</w:t>
-      </w:r>
-      <w:r>
-        <w:rPr>
-          <w:rFonts w:ascii="Arial" w:hAnsi="Arial" w:eastAsia="Arial" w:cs="Arial"/>
-          <w:color w:val="auto"/>
-          <w:sz w:val="18"/>
-          <w:szCs w:val="18"/>
+          <w:sz w:val="17"/>
+          <w:szCs w:val="17"/>
           <w:u w:val="none"/>
           <w:lang w:val="es-ES"/>
         </w:rPr>
         <w:t>}</w:t>
+      </w:r>
+      <w:r>
+        <w:br/>
+      </w:r>
+      <w:r>
+        <w:br/>
       </w:r>
       <w:r>
         <w:rPr>
